--- a/docs/Esquema de Eventos - Proyecto Loco.docx
+++ b/docs/Esquema de Eventos - Proyecto Loco.docx
@@ -63,8 +63,14 @@
         <w:t xml:space="preserve">  Usuario actua
       |
       +-- input_listener.py  --&gt;  clicks, teclado, scroll, drag  (sistema)
-      +-- content.js         --&gt;  browser events, dwell time, network
+      +-- content.js         --&gt;  browser events, dwell time, hover
       +-- video_recorder.py  --&gt;  screen.mp4 + audio.wav
+                |
+                v
+         background.js  (pre-filtro de network en el browser)
+           - Solo APIs del mismo dominio raiz que la pagina activa
+           - Descarta cross-origin: tracking, ads, analytics
+           - Descarta RPC interna de Google Workspace (clients6.google.com)
                 |
                 v
          EventManager  (normaliza timestamps y fuente)
@@ -74,10 +80,13 @@
                 |
                 v
          compressor.py
-           - Filtra network noise (analytics, CDNs, polling)
-           - Agrupa rafagas de scroll  --&gt;  scroll_summary
-           - Filtra element_read de breadcrumbs
-           - Descarta reading_pause con scroll_pct &lt; 5%
+           - network       --&gt; segunda pasada: descarta paths de telemetria
+           - scroll        --&gt; agrupa rafagas en scroll_summary
+           - element_read  --&gt; filtra breadcrumbs y paginacion, deduplica
+           - hover         --&gt; solo tags semanticos con texto real (&gt;= 800ms)
+           - reading_pause --&gt; descarta si scroll_pct &lt; 5%
+           - focus/blur/keydown/time_on_page --&gt; descartados siempre
+           - page_summary con duration &lt; 500ms --&gt; descarta (redirect/bounce)
                 |
                 v
     session_compressed.json  --&gt;  IA</w:t>
@@ -7425,7 +7434,7 @@
                 <w:sz w:val="18"/>
                 <w:szCs w:val="18"/>
               </w:rPr>
-              <w:t xml:space="preserve">Tiempo que el cursor estuvo sobre el elemento (minimo 600ms)</w:t>
+              <w:t xml:space="preserve">Tiempo que el cursor estuvo sobre el elemento (minimo 600ms captura, 800ms compressor)</w:t>
             </w:r>
           </w:p>
         </w:tc>
@@ -7603,6 +7612,20 @@
         </w:tc>
       </w:tr>
     </w:tbl>
+    <w:p>
+      <w:pPr>
+        <w:spacing w:before="60"/>
+      </w:pPr>
+      <w:r>
+        <w:rPr>
+          <w:rFonts w:ascii="Courier New" w:cs="Courier New" w:eastAsia="Courier New" w:hAnsi="Courier New"/>
+          <w:color w:val="555555"/>
+          <w:sz w:val="18"/>
+          <w:szCs w:val="18"/>
+        </w:rPr>
+        <w:t xml:space="preserve">  El compressor filtra hovers sobre tags contenedor (DIV, SECTION…) y texto vacio o solo espacios.</w:t>
+      </w:r>
+    </w:p>
     <w:p>
       <w:pPr>
         <w:spacing w:after="100" w:before="300"/>
@@ -8010,7 +8033,7 @@
           <w:sz w:val="24"/>
           <w:szCs w:val="24"/>
         </w:rPr>
-        <w:t xml:space="preserve">4.10 keydown</w:t>
+        <w:t xml:space="preserve">4.10 network  (filtrado por background.js + compressor)</w:t>
       </w:r>
     </w:p>
     <w:tbl>
@@ -8159,7 +8182,7 @@
                 <w:sz w:val="18"/>
                 <w:szCs w:val="18"/>
               </w:rPr>
-              <w:t xml:space="preserve">key</w:t>
+              <w:t xml:space="preserve">url</w:t>
             </w:r>
           </w:p>
         </w:tc>
@@ -8215,7 +8238,7 @@
                 <w:sz w:val="18"/>
                 <w:szCs w:val="18"/>
               </w:rPr>
-              <w:t xml:space="preserve">Tecla especial (Enter, Escape, Tab, ArrowUp, ArrowDown)</w:t>
+              <w:t xml:space="preserve">URL del request (solo APIs del mismo dominio raiz)</w:t>
             </w:r>
           </w:p>
         </w:tc>
@@ -8245,7 +8268,7 @@
                 <w:sz w:val="18"/>
                 <w:szCs w:val="18"/>
               </w:rPr>
-              <w:t xml:space="preserve">ctrl, shift</w:t>
+              <w:t xml:space="preserve">method</w:t>
             </w:r>
           </w:p>
         </w:tc>
@@ -8273,7 +8296,7 @@
                 <w:sz w:val="18"/>
                 <w:szCs w:val="18"/>
               </w:rPr>
-              <w:t xml:space="preserve">bool</w:t>
+              <w:t xml:space="preserve">string</w:t>
             </w:r>
           </w:p>
         </w:tc>
@@ -8301,7 +8324,7 @@
                 <w:sz w:val="18"/>
                 <w:szCs w:val="18"/>
               </w:rPr>
-              <w:t xml:space="preserve">Modificadores activos</w:t>
+              <w:t xml:space="preserve">GET / POST / etc.</w:t>
             </w:r>
           </w:p>
         </w:tc>
@@ -8331,7 +8354,7 @@
                 <w:sz w:val="18"/>
                 <w:szCs w:val="18"/>
               </w:rPr>
-              <w:t xml:space="preserve">focused</w:t>
+              <w:t xml:space="preserve">status</w:t>
             </w:r>
           </w:p>
         </w:tc>
@@ -8359,7 +8382,7 @@
                 <w:sz w:val="18"/>
                 <w:szCs w:val="18"/>
               </w:rPr>
-              <w:t xml:space="preserve">object</w:t>
+              <w:t xml:space="preserve">int</w:t>
             </w:r>
           </w:p>
         </w:tc>
@@ -8387,12 +8410,139 @@
                 <w:sz w:val="18"/>
                 <w:szCs w:val="18"/>
               </w:rPr>
-              <w:t xml:space="preserve">Elemento con foco (campos base)</w:t>
+              <w:t xml:space="preserve">Codigo HTTP de respuesta</w:t>
+            </w:r>
+          </w:p>
+        </w:tc>
+      </w:tr>
+      <w:tr>
+        <w:tc>
+          <w:tcPr>
+            <w:tcW w:type="dxa" w:w="1800"/>
+            <w:tcBorders>
+              <w:top w:val="single" w:color="CCCCCC" w:sz="1"/>
+              <w:left w:val="single" w:color="CCCCCC" w:sz="1"/>
+              <w:bottom w:val="single" w:color="CCCCCC" w:sz="1"/>
+              <w:right w:val="single" w:color="CCCCCC" w:sz="1"/>
+            </w:tcBorders>
+            <w:shd w:fill="F5F5F5" w:val="clear"/>
+            <w:tcMar>
+              <w:top w:type="dxa" w:w="80"/>
+              <w:left w:type="dxa" w:w="120"/>
+              <w:bottom w:type="dxa" w:w="80"/>
+              <w:right w:type="dxa" w:w="120"/>
+            </w:tcMar>
+          </w:tcPr>
+          <w:p>
+            <w:r>
+              <w:rPr>
+                <w:rFonts w:ascii="Courier New" w:cs="Courier New" w:eastAsia="Courier New" w:hAnsi="Courier New"/>
+                <w:sz w:val="18"/>
+                <w:szCs w:val="18"/>
+              </w:rPr>
+              <w:t xml:space="preserve">tab_url</w:t>
+            </w:r>
+          </w:p>
+        </w:tc>
+        <w:tc>
+          <w:tcPr>
+            <w:tcW w:type="dxa" w:w="1400"/>
+            <w:tcBorders>
+              <w:top w:val="single" w:color="CCCCCC" w:sz="1"/>
+              <w:left w:val="single" w:color="CCCCCC" w:sz="1"/>
+              <w:bottom w:val="single" w:color="CCCCCC" w:sz="1"/>
+              <w:right w:val="single" w:color="CCCCCC" w:sz="1"/>
+            </w:tcBorders>
+            <w:shd w:fill="F5F5F5" w:val="clear"/>
+            <w:tcMar>
+              <w:top w:type="dxa" w:w="80"/>
+              <w:left w:type="dxa" w:w="120"/>
+              <w:bottom w:type="dxa" w:w="80"/>
+              <w:right w:type="dxa" w:w="120"/>
+            </w:tcMar>
+          </w:tcPr>
+          <w:p>
+            <w:r>
+              <w:rPr>
+                <w:rFonts w:ascii="Courier New" w:cs="Courier New" w:eastAsia="Courier New" w:hAnsi="Courier New"/>
+                <w:sz w:val="18"/>
+                <w:szCs w:val="18"/>
+              </w:rPr>
+              <w:t xml:space="preserve">string</w:t>
+            </w:r>
+          </w:p>
+        </w:tc>
+        <w:tc>
+          <w:tcPr>
+            <w:tcW w:type="dxa" w:w="6160"/>
+            <w:tcBorders>
+              <w:top w:val="single" w:color="CCCCCC" w:sz="1"/>
+              <w:left w:val="single" w:color="CCCCCC" w:sz="1"/>
+              <w:bottom w:val="single" w:color="CCCCCC" w:sz="1"/>
+              <w:right w:val="single" w:color="CCCCCC" w:sz="1"/>
+            </w:tcBorders>
+            <w:shd w:fill="F5F5F5" w:val="clear"/>
+            <w:tcMar>
+              <w:top w:type="dxa" w:w="80"/>
+              <w:left w:type="dxa" w:w="120"/>
+              <w:bottom w:type="dxa" w:w="80"/>
+              <w:right w:type="dxa" w:w="120"/>
+            </w:tcMar>
+          </w:tcPr>
+          <w:p>
+            <w:r>
+              <w:rPr>
+                <w:rFonts w:ascii="Courier New" w:cs="Courier New" w:eastAsia="Courier New" w:hAnsi="Courier New"/>
+                <w:sz w:val="18"/>
+                <w:szCs w:val="18"/>
+              </w:rPr>
+              <w:t xml:space="preserve">Origen de la pagina que genero el request</w:t>
             </w:r>
           </w:p>
         </w:tc>
       </w:tr>
     </w:tbl>
+    <w:p>
+      <w:pPr>
+        <w:spacing w:before="60"/>
+      </w:pPr>
+      <w:r>
+        <w:rPr>
+          <w:rFonts w:ascii="Courier New" w:cs="Courier New" w:eastAsia="Courier New" w:hAnsi="Courier New"/>
+          <w:color w:val="555555"/>
+          <w:sz w:val="18"/>
+          <w:szCs w:val="18"/>
+        </w:rPr>
+        <w:t xml:space="preserve">  Filtro en dos etapas:
+  1. background.js: solo pasan requests del mismo dominio raiz que la pagina.
+     Esto elimina automaticamente tracking, ads y analytics cross-origin.
+  2. compressor.py: segunda pasada para paths de telemetria del propio sitio.
+  Resultado: solo quedan APIs de producto reales (ej: /graphql, /p/api/deferred).</w:t>
+      </w:r>
+    </w:p>
+    <w:p>
+      <w:r>
+        <w:t xml:space="preserve"/>
+      </w:r>
+    </w:p>
+    <w:p>
+      <w:pPr>
+        <w:pStyle w:val="Heading2"/>
+      </w:pPr>
+      <w:r>
+        <w:t xml:space="preserve">5. api_response  (interceptor fetch/XHR)</w:t>
+      </w:r>
+    </w:p>
+    <w:p>
+      <w:r>
+        <w:t xml:space="preserve">Cuando content.js detecta un fetch() o XHR hacia una API de producto, captura los primeros 3KB del body de respuesta:</w:t>
+      </w:r>
+    </w:p>
+    <w:p>
+      <w:r>
+        <w:t xml:space="preserve"/>
+      </w:r>
+    </w:p>
     <w:p>
       <w:pPr>
         <w:spacing w:after="100" w:before="300"/>
@@ -8405,7 +8555,7 @@
           <w:sz w:val="24"/>
           <w:szCs w:val="24"/>
         </w:rPr>
-        <w:t xml:space="preserve">4.11 network  (filtrado por compressor)</w:t>
+        <w:t xml:space="preserve">api_response</w:t>
       </w:r>
     </w:p>
     <w:tbl>
@@ -8610,7 +8760,7 @@
                 <w:sz w:val="18"/>
                 <w:szCs w:val="18"/>
               </w:rPr>
-              <w:t xml:space="preserve">URL del request</w:t>
+              <w:t xml:space="preserve">URL de la API llamada</w:t>
             </w:r>
           </w:p>
         </w:tc>
@@ -8640,7 +8790,7 @@
                 <w:sz w:val="18"/>
                 <w:szCs w:val="18"/>
               </w:rPr>
-              <w:t xml:space="preserve">method</w:t>
+              <w:t xml:space="preserve">body</w:t>
             </w:r>
           </w:p>
         </w:tc>
@@ -8696,7 +8846,7 @@
                 <w:sz w:val="18"/>
                 <w:szCs w:val="18"/>
               </w:rPr>
-              <w:t xml:space="preserve">GET / POST / etc.</w:t>
+              <w:t xml:space="preserve">Primeros 3000 bytes del body JSON de respuesta</w:t>
             </w:r>
           </w:p>
         </w:tc>
@@ -8726,7 +8876,7 @@
                 <w:sz w:val="18"/>
                 <w:szCs w:val="18"/>
               </w:rPr>
-              <w:t xml:space="preserve">status</w:t>
+              <w:t xml:space="preserve">page_url</w:t>
             </w:r>
           </w:p>
         </w:tc>
@@ -8754,7 +8904,7 @@
                 <w:sz w:val="18"/>
                 <w:szCs w:val="18"/>
               </w:rPr>
-              <w:t xml:space="preserve">int</w:t>
+              <w:t xml:space="preserve">string</w:t>
             </w:r>
           </w:p>
         </w:tc>
@@ -8782,93 +8932,7 @@
                 <w:sz w:val="18"/>
                 <w:szCs w:val="18"/>
               </w:rPr>
-              <w:t xml:space="preserve">Codigo HTTP de respuesta</w:t>
-            </w:r>
-          </w:p>
-        </w:tc>
-      </w:tr>
-      <w:tr>
-        <w:tc>
-          <w:tcPr>
-            <w:tcW w:type="dxa" w:w="1800"/>
-            <w:tcBorders>
-              <w:top w:val="single" w:color="CCCCCC" w:sz="1"/>
-              <w:left w:val="single" w:color="CCCCCC" w:sz="1"/>
-              <w:bottom w:val="single" w:color="CCCCCC" w:sz="1"/>
-              <w:right w:val="single" w:color="CCCCCC" w:sz="1"/>
-            </w:tcBorders>
-            <w:shd w:fill="F5F5F5" w:val="clear"/>
-            <w:tcMar>
-              <w:top w:type="dxa" w:w="80"/>
-              <w:left w:type="dxa" w:w="120"/>
-              <w:bottom w:type="dxa" w:w="80"/>
-              <w:right w:type="dxa" w:w="120"/>
-            </w:tcMar>
-          </w:tcPr>
-          <w:p>
-            <w:r>
-              <w:rPr>
-                <w:rFonts w:ascii="Courier New" w:cs="Courier New" w:eastAsia="Courier New" w:hAnsi="Courier New"/>
-                <w:sz w:val="18"/>
-                <w:szCs w:val="18"/>
-              </w:rPr>
-              <w:t xml:space="preserve">type</w:t>
-            </w:r>
-          </w:p>
-        </w:tc>
-        <w:tc>
-          <w:tcPr>
-            <w:tcW w:type="dxa" w:w="1400"/>
-            <w:tcBorders>
-              <w:top w:val="single" w:color="CCCCCC" w:sz="1"/>
-              <w:left w:val="single" w:color="CCCCCC" w:sz="1"/>
-              <w:bottom w:val="single" w:color="CCCCCC" w:sz="1"/>
-              <w:right w:val="single" w:color="CCCCCC" w:sz="1"/>
-            </w:tcBorders>
-            <w:shd w:fill="F5F5F5" w:val="clear"/>
-            <w:tcMar>
-              <w:top w:type="dxa" w:w="80"/>
-              <w:left w:type="dxa" w:w="120"/>
-              <w:bottom w:type="dxa" w:w="80"/>
-              <w:right w:type="dxa" w:w="120"/>
-            </w:tcMar>
-          </w:tcPr>
-          <w:p>
-            <w:r>
-              <w:rPr>
-                <w:rFonts w:ascii="Courier New" w:cs="Courier New" w:eastAsia="Courier New" w:hAnsi="Courier New"/>
-                <w:sz w:val="18"/>
-                <w:szCs w:val="18"/>
-              </w:rPr>
-              <w:t xml:space="preserve">string</w:t>
-            </w:r>
-          </w:p>
-        </w:tc>
-        <w:tc>
-          <w:tcPr>
-            <w:tcW w:type="dxa" w:w="6160"/>
-            <w:tcBorders>
-              <w:top w:val="single" w:color="CCCCCC" w:sz="1"/>
-              <w:left w:val="single" w:color="CCCCCC" w:sz="1"/>
-              <w:bottom w:val="single" w:color="CCCCCC" w:sz="1"/>
-              <w:right w:val="single" w:color="CCCCCC" w:sz="1"/>
-            </w:tcBorders>
-            <w:shd w:fill="F5F5F5" w:val="clear"/>
-            <w:tcMar>
-              <w:top w:type="dxa" w:w="80"/>
-              <w:left w:type="dxa" w:w="120"/>
-              <w:bottom w:type="dxa" w:w="80"/>
-              <w:right w:type="dxa" w:w="120"/>
-            </w:tcMar>
-          </w:tcPr>
-          <w:p>
-            <w:r>
-              <w:rPr>
-                <w:rFonts w:ascii="Courier New" w:cs="Courier New" w:eastAsia="Courier New" w:hAnsi="Courier New"/>
-                <w:sz w:val="18"/>
-                <w:szCs w:val="18"/>
-              </w:rPr>
-              <w:t xml:space="preserve">Tipo de recurso (xhr, fetch, document...)</w:t>
+              <w:t xml:space="preserve">URL de la pagina desde donde se hizo el request</w:t>
             </w:r>
           </w:p>
         </w:tc>
@@ -8885,8 +8949,10 @@
           <w:sz w:val="18"/>
           <w:szCs w:val="18"/>
         </w:rPr>
-        <w:t xml:space="preserve">  El compressor descarta: analytics, CDNs de imagenes, polling, heartbeats,
-  y archivos estaticos (.woff2, .css, .webp, .png, etc.).</w:t>
+        <w:t xml:space="preserve">  Solo se captura si la URL coincide con patrones de API de producto
+  (/graphql, /orchestra/api, /p/api, /pdp/graphql, /product, /item, /deferred)
+  y el body contiene terminos como name, price, title, stock o product.
+  El interceptor cubre fetch() y XMLHttpRequest en el contexto principal de la pagina.</w:t>
       </w:r>
     </w:p>
     <w:p>
@@ -8899,7 +8965,550 @@
         <w:pStyle w:val="Heading2"/>
       </w:pPr>
       <w:r>
-        <w:t xml:space="preserve">5. Evento de audio (speech)</w:t>
+        <w:t xml:space="preserve">6. Eventos de video (screenshot)</w:t>
+      </w:r>
+    </w:p>
+    <w:p>
+      <w:r>
+        <w:t xml:space="preserve">El frame_extractor extrae JPEGs del video grabado en tres momentos clave y los agrega como eventos screenshot al session.json:</w:t>
+      </w:r>
+    </w:p>
+    <w:p>
+      <w:r>
+        <w:t xml:space="preserve"/>
+      </w:r>
+    </w:p>
+    <w:p>
+      <w:r>
+        <w:rPr>
+          <w:rFonts w:ascii="Courier New" w:cs="Courier New" w:eastAsia="Courier New" w:hAnsi="Courier New"/>
+          <w:sz w:val="17"/>
+          <w:szCs w:val="17"/>
+        </w:rPr>
+        <w:t xml:space="preserve">  page_load  →  frame al instante en que cargo cada pagina
+  speech     →  frame al inicio de cada frase del usuario
+  ambient    →  frame cada N segundos (default: 10s)</w:t>
+      </w:r>
+    </w:p>
+    <w:p>
+      <w:r>
+        <w:t xml:space="preserve"/>
+      </w:r>
+    </w:p>
+    <w:p>
+      <w:pPr>
+        <w:spacing w:after="100" w:before="300"/>
+      </w:pPr>
+      <w:r>
+        <w:rPr>
+          <w:b/>
+          <w:bCs/>
+          <w:color w:val="5C4033"/>
+          <w:sz w:val="24"/>
+          <w:szCs w:val="24"/>
+        </w:rPr>
+        <w:t xml:space="preserve">screenshot</w:t>
+      </w:r>
+    </w:p>
+    <w:tbl>
+      <w:tblPr>
+        <w:tblW w:type="dxa" w:w="9360"/>
+        <w:tblBorders>
+          <w:top w:val="single" w:color="auto" w:sz="4"/>
+          <w:left w:val="single" w:color="auto" w:sz="4"/>
+          <w:bottom w:val="single" w:color="auto" w:sz="4"/>
+          <w:right w:val="single" w:color="auto" w:sz="4"/>
+          <w:insideH w:val="single" w:color="auto" w:sz="4"/>
+          <w:insideV w:val="single" w:color="auto" w:sz="4"/>
+        </w:tblBorders>
+      </w:tblPr>
+      <w:tblGrid>
+        <w:gridCol w:w="1800"/>
+        <w:gridCol w:w="1400"/>
+        <w:gridCol w:w="6160"/>
+      </w:tblGrid>
+      <w:tr>
+        <w:trPr>
+          <w:tblHeader/>
+        </w:trPr>
+        <w:tc>
+          <w:tcPr>
+            <w:tcW w:type="dxa" w:w="1800"/>
+            <w:tcBorders>
+              <w:top w:val="single" w:color="CCCCCC" w:sz="1"/>
+              <w:left w:val="single" w:color="CCCCCC" w:sz="1"/>
+              <w:bottom w:val="single" w:color="CCCCCC" w:sz="1"/>
+              <w:right w:val="single" w:color="CCCCCC" w:sz="1"/>
+            </w:tcBorders>
+            <w:shd w:fill="2E4057" w:val="clear"/>
+            <w:tcMar>
+              <w:top w:type="dxa" w:w="80"/>
+              <w:left w:type="dxa" w:w="120"/>
+              <w:bottom w:type="dxa" w:w="80"/>
+              <w:right w:type="dxa" w:w="120"/>
+            </w:tcMar>
+          </w:tcPr>
+          <w:p>
+            <w:pPr>
+              <w:jc w:val="left"/>
+            </w:pPr>
+            <w:r>
+              <w:rPr>
+                <w:b/>
+                <w:bCs/>
+                <w:color w:val="FFFFFF"/>
+                <w:sz w:val="20"/>
+                <w:szCs w:val="20"/>
+              </w:rPr>
+              <w:t xml:space="preserve">Campo</w:t>
+            </w:r>
+          </w:p>
+        </w:tc>
+        <w:tc>
+          <w:tcPr>
+            <w:tcW w:type="dxa" w:w="1400"/>
+            <w:tcBorders>
+              <w:top w:val="single" w:color="CCCCCC" w:sz="1"/>
+              <w:left w:val="single" w:color="CCCCCC" w:sz="1"/>
+              <w:bottom w:val="single" w:color="CCCCCC" w:sz="1"/>
+              <w:right w:val="single" w:color="CCCCCC" w:sz="1"/>
+            </w:tcBorders>
+            <w:shd w:fill="2E4057" w:val="clear"/>
+            <w:tcMar>
+              <w:top w:type="dxa" w:w="80"/>
+              <w:left w:type="dxa" w:w="120"/>
+              <w:bottom w:type="dxa" w:w="80"/>
+              <w:right w:type="dxa" w:w="120"/>
+            </w:tcMar>
+          </w:tcPr>
+          <w:p>
+            <w:pPr>
+              <w:jc w:val="left"/>
+            </w:pPr>
+            <w:r>
+              <w:rPr>
+                <w:b/>
+                <w:bCs/>
+                <w:color w:val="FFFFFF"/>
+                <w:sz w:val="20"/>
+                <w:szCs w:val="20"/>
+              </w:rPr>
+              <w:t xml:space="preserve">Tipo</w:t>
+            </w:r>
+          </w:p>
+        </w:tc>
+        <w:tc>
+          <w:tcPr>
+            <w:tcW w:type="dxa" w:w="6160"/>
+            <w:tcBorders>
+              <w:top w:val="single" w:color="CCCCCC" w:sz="1"/>
+              <w:left w:val="single" w:color="CCCCCC" w:sz="1"/>
+              <w:bottom w:val="single" w:color="CCCCCC" w:sz="1"/>
+              <w:right w:val="single" w:color="CCCCCC" w:sz="1"/>
+            </w:tcBorders>
+            <w:shd w:fill="2E4057" w:val="clear"/>
+            <w:tcMar>
+              <w:top w:type="dxa" w:w="80"/>
+              <w:left w:type="dxa" w:w="120"/>
+              <w:bottom w:type="dxa" w:w="80"/>
+              <w:right w:type="dxa" w:w="120"/>
+            </w:tcMar>
+          </w:tcPr>
+          <w:p>
+            <w:pPr>
+              <w:jc w:val="left"/>
+            </w:pPr>
+            <w:r>
+              <w:rPr>
+                <w:b/>
+                <w:bCs/>
+                <w:color w:val="FFFFFF"/>
+                <w:sz w:val="20"/>
+                <w:szCs w:val="20"/>
+              </w:rPr>
+              <w:t xml:space="preserve">Descripcion</w:t>
+            </w:r>
+          </w:p>
+        </w:tc>
+      </w:tr>
+      <w:tr>
+        <w:tc>
+          <w:tcPr>
+            <w:tcW w:type="dxa" w:w="1800"/>
+            <w:tcBorders>
+              <w:top w:val="single" w:color="CCCCCC" w:sz="1"/>
+              <w:left w:val="single" w:color="CCCCCC" w:sz="1"/>
+              <w:bottom w:val="single" w:color="CCCCCC" w:sz="1"/>
+              <w:right w:val="single" w:color="CCCCCC" w:sz="1"/>
+            </w:tcBorders>
+            <w:shd w:fill="FFFFFF" w:val="clear"/>
+            <w:tcMar>
+              <w:top w:type="dxa" w:w="80"/>
+              <w:left w:type="dxa" w:w="120"/>
+              <w:bottom w:type="dxa" w:w="80"/>
+              <w:right w:type="dxa" w:w="120"/>
+            </w:tcMar>
+          </w:tcPr>
+          <w:p>
+            <w:r>
+              <w:rPr>
+                <w:rFonts w:ascii="Courier New" w:cs="Courier New" w:eastAsia="Courier New" w:hAnsi="Courier New"/>
+                <w:sz w:val="18"/>
+                <w:szCs w:val="18"/>
+              </w:rPr>
+              <w:t xml:space="preserve">frame</w:t>
+            </w:r>
+          </w:p>
+        </w:tc>
+        <w:tc>
+          <w:tcPr>
+            <w:tcW w:type="dxa" w:w="1400"/>
+            <w:tcBorders>
+              <w:top w:val="single" w:color="CCCCCC" w:sz="1"/>
+              <w:left w:val="single" w:color="CCCCCC" w:sz="1"/>
+              <w:bottom w:val="single" w:color="CCCCCC" w:sz="1"/>
+              <w:right w:val="single" w:color="CCCCCC" w:sz="1"/>
+            </w:tcBorders>
+            <w:shd w:fill="FFFFFF" w:val="clear"/>
+            <w:tcMar>
+              <w:top w:type="dxa" w:w="80"/>
+              <w:left w:type="dxa" w:w="120"/>
+              <w:bottom w:type="dxa" w:w="80"/>
+              <w:right w:type="dxa" w:w="120"/>
+            </w:tcMar>
+          </w:tcPr>
+          <w:p>
+            <w:r>
+              <w:rPr>
+                <w:rFonts w:ascii="Courier New" w:cs="Courier New" w:eastAsia="Courier New" w:hAnsi="Courier New"/>
+                <w:sz w:val="18"/>
+                <w:szCs w:val="18"/>
+              </w:rPr>
+              <w:t xml:space="preserve">string</w:t>
+            </w:r>
+          </w:p>
+        </w:tc>
+        <w:tc>
+          <w:tcPr>
+            <w:tcW w:type="dxa" w:w="6160"/>
+            <w:tcBorders>
+              <w:top w:val="single" w:color="CCCCCC" w:sz="1"/>
+              <w:left w:val="single" w:color="CCCCCC" w:sz="1"/>
+              <w:bottom w:val="single" w:color="CCCCCC" w:sz="1"/>
+              <w:right w:val="single" w:color="CCCCCC" w:sz="1"/>
+            </w:tcBorders>
+            <w:shd w:fill="FFFFFF" w:val="clear"/>
+            <w:tcMar>
+              <w:top w:type="dxa" w:w="80"/>
+              <w:left w:type="dxa" w:w="120"/>
+              <w:bottom w:type="dxa" w:w="80"/>
+              <w:right w:type="dxa" w:w="120"/>
+            </w:tcMar>
+          </w:tcPr>
+          <w:p>
+            <w:r>
+              <w:rPr>
+                <w:rFonts w:ascii="Courier New" w:cs="Courier New" w:eastAsia="Courier New" w:hAnsi="Courier New"/>
+                <w:sz w:val="18"/>
+                <w:szCs w:val="18"/>
+              </w:rPr>
+              <w:t xml:space="preserve">Ruta relativa al JPEG  (ej: frames/frame_13.5.jpg)</w:t>
+            </w:r>
+          </w:p>
+        </w:tc>
+      </w:tr>
+      <w:tr>
+        <w:tc>
+          <w:tcPr>
+            <w:tcW w:type="dxa" w:w="1800"/>
+            <w:tcBorders>
+              <w:top w:val="single" w:color="CCCCCC" w:sz="1"/>
+              <w:left w:val="single" w:color="CCCCCC" w:sz="1"/>
+              <w:bottom w:val="single" w:color="CCCCCC" w:sz="1"/>
+              <w:right w:val="single" w:color="CCCCCC" w:sz="1"/>
+            </w:tcBorders>
+            <w:shd w:fill="F5F5F5" w:val="clear"/>
+            <w:tcMar>
+              <w:top w:type="dxa" w:w="80"/>
+              <w:left w:type="dxa" w:w="120"/>
+              <w:bottom w:type="dxa" w:w="80"/>
+              <w:right w:type="dxa" w:w="120"/>
+            </w:tcMar>
+          </w:tcPr>
+          <w:p>
+            <w:r>
+              <w:rPr>
+                <w:rFonts w:ascii="Courier New" w:cs="Courier New" w:eastAsia="Courier New" w:hAnsi="Courier New"/>
+                <w:sz w:val="18"/>
+                <w:szCs w:val="18"/>
+              </w:rPr>
+              <w:t xml:space="preserve">trigger</w:t>
+            </w:r>
+          </w:p>
+        </w:tc>
+        <w:tc>
+          <w:tcPr>
+            <w:tcW w:type="dxa" w:w="1400"/>
+            <w:tcBorders>
+              <w:top w:val="single" w:color="CCCCCC" w:sz="1"/>
+              <w:left w:val="single" w:color="CCCCCC" w:sz="1"/>
+              <w:bottom w:val="single" w:color="CCCCCC" w:sz="1"/>
+              <w:right w:val="single" w:color="CCCCCC" w:sz="1"/>
+            </w:tcBorders>
+            <w:shd w:fill="F5F5F5" w:val="clear"/>
+            <w:tcMar>
+              <w:top w:type="dxa" w:w="80"/>
+              <w:left w:type="dxa" w:w="120"/>
+              <w:bottom w:type="dxa" w:w="80"/>
+              <w:right w:type="dxa" w:w="120"/>
+            </w:tcMar>
+          </w:tcPr>
+          <w:p>
+            <w:r>
+              <w:rPr>
+                <w:rFonts w:ascii="Courier New" w:cs="Courier New" w:eastAsia="Courier New" w:hAnsi="Courier New"/>
+                <w:sz w:val="18"/>
+                <w:szCs w:val="18"/>
+              </w:rPr>
+              <w:t xml:space="preserve">string</w:t>
+            </w:r>
+          </w:p>
+        </w:tc>
+        <w:tc>
+          <w:tcPr>
+            <w:tcW w:type="dxa" w:w="6160"/>
+            <w:tcBorders>
+              <w:top w:val="single" w:color="CCCCCC" w:sz="1"/>
+              <w:left w:val="single" w:color="CCCCCC" w:sz="1"/>
+              <w:bottom w:val="single" w:color="CCCCCC" w:sz="1"/>
+              <w:right w:val="single" w:color="CCCCCC" w:sz="1"/>
+            </w:tcBorders>
+            <w:shd w:fill="F5F5F5" w:val="clear"/>
+            <w:tcMar>
+              <w:top w:type="dxa" w:w="80"/>
+              <w:left w:type="dxa" w:w="120"/>
+              <w:bottom w:type="dxa" w:w="80"/>
+              <w:right w:type="dxa" w:w="120"/>
+            </w:tcMar>
+          </w:tcPr>
+          <w:p>
+            <w:r>
+              <w:rPr>
+                <w:rFonts w:ascii="Courier New" w:cs="Courier New" w:eastAsia="Courier New" w:hAnsi="Courier New"/>
+                <w:sz w:val="18"/>
+                <w:szCs w:val="18"/>
+              </w:rPr>
+              <w:t xml:space="preserve">Razon de captura: page_load | speech | ambient</w:t>
+            </w:r>
+          </w:p>
+        </w:tc>
+      </w:tr>
+      <w:tr>
+        <w:tc>
+          <w:tcPr>
+            <w:tcW w:type="dxa" w:w="1800"/>
+            <w:tcBorders>
+              <w:top w:val="single" w:color="CCCCCC" w:sz="1"/>
+              <w:left w:val="single" w:color="CCCCCC" w:sz="1"/>
+              <w:bottom w:val="single" w:color="CCCCCC" w:sz="1"/>
+              <w:right w:val="single" w:color="CCCCCC" w:sz="1"/>
+            </w:tcBorders>
+            <w:shd w:fill="FFFFFF" w:val="clear"/>
+            <w:tcMar>
+              <w:top w:type="dxa" w:w="80"/>
+              <w:left w:type="dxa" w:w="120"/>
+              <w:bottom w:type="dxa" w:w="80"/>
+              <w:right w:type="dxa" w:w="120"/>
+            </w:tcMar>
+          </w:tcPr>
+          <w:p>
+            <w:r>
+              <w:rPr>
+                <w:rFonts w:ascii="Courier New" w:cs="Courier New" w:eastAsia="Courier New" w:hAnsi="Courier New"/>
+                <w:sz w:val="18"/>
+                <w:szCs w:val="18"/>
+              </w:rPr>
+              <w:t xml:space="preserve">url</w:t>
+            </w:r>
+          </w:p>
+        </w:tc>
+        <w:tc>
+          <w:tcPr>
+            <w:tcW w:type="dxa" w:w="1400"/>
+            <w:tcBorders>
+              <w:top w:val="single" w:color="CCCCCC" w:sz="1"/>
+              <w:left w:val="single" w:color="CCCCCC" w:sz="1"/>
+              <w:bottom w:val="single" w:color="CCCCCC" w:sz="1"/>
+              <w:right w:val="single" w:color="CCCCCC" w:sz="1"/>
+            </w:tcBorders>
+            <w:shd w:fill="FFFFFF" w:val="clear"/>
+            <w:tcMar>
+              <w:top w:type="dxa" w:w="80"/>
+              <w:left w:type="dxa" w:w="120"/>
+              <w:bottom w:type="dxa" w:w="80"/>
+              <w:right w:type="dxa" w:w="120"/>
+            </w:tcMar>
+          </w:tcPr>
+          <w:p>
+            <w:r>
+              <w:rPr>
+                <w:rFonts w:ascii="Courier New" w:cs="Courier New" w:eastAsia="Courier New" w:hAnsi="Courier New"/>
+                <w:sz w:val="18"/>
+                <w:szCs w:val="18"/>
+              </w:rPr>
+              <w:t xml:space="preserve">string</w:t>
+            </w:r>
+          </w:p>
+        </w:tc>
+        <w:tc>
+          <w:tcPr>
+            <w:tcW w:type="dxa" w:w="6160"/>
+            <w:tcBorders>
+              <w:top w:val="single" w:color="CCCCCC" w:sz="1"/>
+              <w:left w:val="single" w:color="CCCCCC" w:sz="1"/>
+              <w:bottom w:val="single" w:color="CCCCCC" w:sz="1"/>
+              <w:right w:val="single" w:color="CCCCCC" w:sz="1"/>
+            </w:tcBorders>
+            <w:shd w:fill="FFFFFF" w:val="clear"/>
+            <w:tcMar>
+              <w:top w:type="dxa" w:w="80"/>
+              <w:left w:type="dxa" w:w="120"/>
+              <w:bottom w:type="dxa" w:w="80"/>
+              <w:right w:type="dxa" w:w="120"/>
+            </w:tcMar>
+          </w:tcPr>
+          <w:p>
+            <w:r>
+              <w:rPr>
+                <w:rFonts w:ascii="Courier New" w:cs="Courier New" w:eastAsia="Courier New" w:hAnsi="Courier New"/>
+                <w:sz w:val="18"/>
+                <w:szCs w:val="18"/>
+              </w:rPr>
+              <w:t xml:space="preserve">URL de la pagina (solo en page_load)</w:t>
+            </w:r>
+          </w:p>
+        </w:tc>
+      </w:tr>
+      <w:tr>
+        <w:tc>
+          <w:tcPr>
+            <w:tcW w:type="dxa" w:w="1800"/>
+            <w:tcBorders>
+              <w:top w:val="single" w:color="CCCCCC" w:sz="1"/>
+              <w:left w:val="single" w:color="CCCCCC" w:sz="1"/>
+              <w:bottom w:val="single" w:color="CCCCCC" w:sz="1"/>
+              <w:right w:val="single" w:color="CCCCCC" w:sz="1"/>
+            </w:tcBorders>
+            <w:shd w:fill="F5F5F5" w:val="clear"/>
+            <w:tcMar>
+              <w:top w:type="dxa" w:w="80"/>
+              <w:left w:type="dxa" w:w="120"/>
+              <w:bottom w:type="dxa" w:w="80"/>
+              <w:right w:type="dxa" w:w="120"/>
+            </w:tcMar>
+          </w:tcPr>
+          <w:p>
+            <w:r>
+              <w:rPr>
+                <w:rFonts w:ascii="Courier New" w:cs="Courier New" w:eastAsia="Courier New" w:hAnsi="Courier New"/>
+                <w:sz w:val="18"/>
+                <w:szCs w:val="18"/>
+              </w:rPr>
+              <w:t xml:space="preserve">text</w:t>
+            </w:r>
+          </w:p>
+        </w:tc>
+        <w:tc>
+          <w:tcPr>
+            <w:tcW w:type="dxa" w:w="1400"/>
+            <w:tcBorders>
+              <w:top w:val="single" w:color="CCCCCC" w:sz="1"/>
+              <w:left w:val="single" w:color="CCCCCC" w:sz="1"/>
+              <w:bottom w:val="single" w:color="CCCCCC" w:sz="1"/>
+              <w:right w:val="single" w:color="CCCCCC" w:sz="1"/>
+            </w:tcBorders>
+            <w:shd w:fill="F5F5F5" w:val="clear"/>
+            <w:tcMar>
+              <w:top w:type="dxa" w:w="80"/>
+              <w:left w:type="dxa" w:w="120"/>
+              <w:bottom w:type="dxa" w:w="80"/>
+              <w:right w:type="dxa" w:w="120"/>
+            </w:tcMar>
+          </w:tcPr>
+          <w:p>
+            <w:r>
+              <w:rPr>
+                <w:rFonts w:ascii="Courier New" w:cs="Courier New" w:eastAsia="Courier New" w:hAnsi="Courier New"/>
+                <w:sz w:val="18"/>
+                <w:szCs w:val="18"/>
+              </w:rPr>
+              <w:t xml:space="preserve">string</w:t>
+            </w:r>
+          </w:p>
+        </w:tc>
+        <w:tc>
+          <w:tcPr>
+            <w:tcW w:type="dxa" w:w="6160"/>
+            <w:tcBorders>
+              <w:top w:val="single" w:color="CCCCCC" w:sz="1"/>
+              <w:left w:val="single" w:color="CCCCCC" w:sz="1"/>
+              <w:bottom w:val="single" w:color="CCCCCC" w:sz="1"/>
+              <w:right w:val="single" w:color="CCCCCC" w:sz="1"/>
+            </w:tcBorders>
+            <w:shd w:fill="F5F5F5" w:val="clear"/>
+            <w:tcMar>
+              <w:top w:type="dxa" w:w="80"/>
+              <w:left w:type="dxa" w:w="120"/>
+              <w:bottom w:type="dxa" w:w="80"/>
+              <w:right w:type="dxa" w:w="120"/>
+            </w:tcMar>
+          </w:tcPr>
+          <w:p>
+            <w:r>
+              <w:rPr>
+                <w:rFonts w:ascii="Courier New" w:cs="Courier New" w:eastAsia="Courier New" w:hAnsi="Courier New"/>
+                <w:sz w:val="18"/>
+                <w:szCs w:val="18"/>
+              </w:rPr>
+              <w:t xml:space="preserve">Frase del usuario (solo en speech)</w:t>
+            </w:r>
+          </w:p>
+        </w:tc>
+      </w:tr>
+    </w:tbl>
+    <w:p>
+      <w:pPr>
+        <w:spacing w:before="100"/>
+      </w:pPr>
+      <w:r>
+        <w:rPr>
+          <w:rFonts w:ascii="Courier New" w:cs="Courier New" w:eastAsia="Courier New" w:hAnsi="Courier New"/>
+          <w:color w:val="555555"/>
+          <w:sz w:val="18"/>
+          <w:szCs w:val="18"/>
+        </w:rPr>
+        <w:t xml:space="preserve">  Los frames estan disponibles en session/frames/ pero la IA no esta obligada
+  a analizarlos. El session_compressed.json ya contiene suficiente informacion
+  textual para entender la tarea en la mayoria de los casos.
+  Los screenshots son un recurso adicional que la IA puede consultar
+  selectivamente cuando necesite confirmar algo visual:
+    - Verificar el contenido de una pagina
+    - Leer un precio o dato que el browser no capturo
+    - Entender el estado de una app de escritorio
+  Esto mantiene el costo de procesamiento bajo control.</w:t>
+      </w:r>
+    </w:p>
+    <w:p>
+      <w:r>
+        <w:t xml:space="preserve"/>
+      </w:r>
+    </w:p>
+    <w:p>
+      <w:pPr>
+        <w:pStyle w:val="Heading2"/>
+      </w:pPr>
+      <w:r>
+        <w:t xml:space="preserve">8. Evento de audio (speech)</w:t>
       </w:r>
     </w:p>
     <w:p>
@@ -9321,7 +9930,7 @@
         <w:pStyle w:val="Heading2"/>
       </w:pPr>
       <w:r>
-        <w:t xml:space="preserve">6. Estructura de un evento en session_compressed.json</w:t>
+        <w:t xml:space="preserve">9. Estructura de un evento en session_compressed.json</w:t>
       </w:r>
     </w:p>
     <w:p>
@@ -9355,7 +9964,7 @@
         <w:pStyle w:val="Heading2"/>
       </w:pPr>
       <w:r>
-        <w:t xml:space="preserve">7. Resumen de tipos por frecuencia tipica</w:t>
+        <w:t xml:space="preserve">9. Resumen de tipos por frecuencia tipica</w:t>
       </w:r>
     </w:p>
     <w:tbl>
@@ -10995,7 +11604,136 @@
           </w:p>
         </w:tc>
       </w:tr>
+      <w:tr>
+        <w:tc>
+          <w:tcPr>
+            <w:tcW w:type="dxa" w:w="2400"/>
+            <w:tcBorders>
+              <w:top w:val="single" w:color="CCCCCC" w:sz="1"/>
+              <w:left w:val="single" w:color="CCCCCC" w:sz="1"/>
+              <w:bottom w:val="single" w:color="CCCCCC" w:sz="1"/>
+              <w:right w:val="single" w:color="CCCCCC" w:sz="1"/>
+            </w:tcBorders>
+            <w:shd w:fill="F5F5F5" w:val="clear"/>
+            <w:tcMar>
+              <w:top w:type="dxa" w:w="80"/>
+              <w:left w:type="dxa" w:w="120"/>
+              <w:bottom w:type="dxa" w:w="80"/>
+              <w:right w:type="dxa" w:w="120"/>
+            </w:tcMar>
+          </w:tcPr>
+          <w:p>
+            <w:r>
+              <w:rPr>
+                <w:rFonts w:ascii="Courier New" w:cs="Courier New" w:eastAsia="Courier New" w:hAnsi="Courier New"/>
+                <w:sz w:val="18"/>
+                <w:szCs w:val="18"/>
+              </w:rPr>
+              <w:t xml:space="preserve">screenshot</w:t>
+            </w:r>
+          </w:p>
+        </w:tc>
+        <w:tc>
+          <w:tcPr>
+            <w:tcW w:type="dxa" w:w="2000"/>
+            <w:tcBorders>
+              <w:top w:val="single" w:color="CCCCCC" w:sz="1"/>
+              <w:left w:val="single" w:color="CCCCCC" w:sz="1"/>
+              <w:bottom w:val="single" w:color="CCCCCC" w:sz="1"/>
+              <w:right w:val="single" w:color="CCCCCC" w:sz="1"/>
+            </w:tcBorders>
+            <w:shd w:fill="F5F5F5" w:val="clear"/>
+            <w:tcMar>
+              <w:top w:type="dxa" w:w="80"/>
+              <w:left w:type="dxa" w:w="120"/>
+              <w:bottom w:type="dxa" w:w="80"/>
+              <w:right w:type="dxa" w:w="120"/>
+            </w:tcMar>
+          </w:tcPr>
+          <w:p>
+            <w:r>
+              <w:rPr>
+                <w:rFonts w:ascii="Courier New" w:cs="Courier New" w:eastAsia="Courier New" w:hAnsi="Courier New"/>
+                <w:sz w:val="18"/>
+                <w:szCs w:val="18"/>
+              </w:rPr>
+              <w:t xml:space="preserve">video</w:t>
+            </w:r>
+          </w:p>
+        </w:tc>
+        <w:tc>
+          <w:tcPr>
+            <w:tcW w:type="dxa" w:w="2000"/>
+            <w:tcBorders>
+              <w:top w:val="single" w:color="CCCCCC" w:sz="1"/>
+              <w:left w:val="single" w:color="CCCCCC" w:sz="1"/>
+              <w:bottom w:val="single" w:color="CCCCCC" w:sz="1"/>
+              <w:right w:val="single" w:color="CCCCCC" w:sz="1"/>
+            </w:tcBorders>
+            <w:shd w:fill="F5F5F5" w:val="clear"/>
+            <w:tcMar>
+              <w:top w:type="dxa" w:w="80"/>
+              <w:left w:type="dxa" w:w="120"/>
+              <w:bottom w:type="dxa" w:w="80"/>
+              <w:right w:type="dxa" w:w="120"/>
+            </w:tcMar>
+          </w:tcPr>
+          <w:p>
+            <w:r>
+              <w:rPr>
+                <w:rFonts w:ascii="Courier New" w:cs="Courier New" w:eastAsia="Courier New" w:hAnsi="Courier New"/>
+                <w:sz w:val="18"/>
+                <w:szCs w:val="18"/>
+              </w:rPr>
+              <w:t xml:space="preserve">Media</w:t>
+            </w:r>
+          </w:p>
+        </w:tc>
+        <w:tc>
+          <w:tcPr>
+            <w:tcW w:type="dxa" w:w="2960"/>
+            <w:tcBorders>
+              <w:top w:val="single" w:color="CCCCCC" w:sz="1"/>
+              <w:left w:val="single" w:color="CCCCCC" w:sz="1"/>
+              <w:bottom w:val="single" w:color="CCCCCC" w:sz="1"/>
+              <w:right w:val="single" w:color="CCCCCC" w:sz="1"/>
+            </w:tcBorders>
+            <w:shd w:fill="F5F5F5" w:val="clear"/>
+            <w:tcMar>
+              <w:top w:type="dxa" w:w="80"/>
+              <w:left w:type="dxa" w:w="120"/>
+              <w:bottom w:type="dxa" w:w="80"/>
+              <w:right w:type="dxa" w:w="120"/>
+            </w:tcMar>
+          </w:tcPr>
+          <w:p>
+            <w:r>
+              <w:rPr>
+                <w:rFonts w:ascii="Courier New" w:cs="Courier New" w:eastAsia="Courier New" w:hAnsi="Courier New"/>
+                <w:sz w:val="18"/>
+                <w:szCs w:val="18"/>
+              </w:rPr>
+              <w:t xml:space="preserve">Opcional — imagen de pantalla en momentos clave</w:t>
+            </w:r>
+          </w:p>
+        </w:tc>
+      </w:tr>
     </w:tbl>
+    <w:p>
+      <w:pPr>
+        <w:spacing w:before="100"/>
+      </w:pPr>
+      <w:r>
+        <w:rPr>
+          <w:rFonts w:ascii="Courier New" w:cs="Courier New" w:eastAsia="Courier New" w:hAnsi="Courier New"/>
+          <w:color w:val="888888"/>
+          <w:sz w:val="18"/>
+          <w:szCs w:val="18"/>
+        </w:rPr>
+        <w:t xml:space="preserve">  (*) Los screenshots no se analizan automaticamente. La IA los consulta solo cuando
+  la informacion textual no es suficiente para entender lo que ocurrio en pantalla.</w:t>
+      </w:r>
+    </w:p>
     <w:sectPr>
       <w:pgSz w:w="12240" w:h="15840" w:orient="portrait"/>
       <w:pgMar w:top="1440" w:right="1440" w:bottom="1440" w:left="1440" w:header="708" w:footer="708" w:gutter="0"/>

--- a/docs/Esquema de Eventos - Proyecto Loco.docx
+++ b/docs/Esquema de Eventos - Proyecto Loco.docx
@@ -17,7 +17,7 @@
           <w:sz w:val="22"/>
           <w:szCs w:val="22"/>
         </w:rPr>
-        <w:t xml:space="preserve">Referencia completa de todos los tipos de eventos generados por el recorder.</w:t>
+        <w:t xml:space="preserve">Referencia completa de los eventos generados por el recorder y del formato final que recibe la IA.</w:t>
       </w:r>
     </w:p>
     <w:p>
@@ -27,7 +27,7 @@
           <w:sz w:val="20"/>
           <w:szCs w:val="20"/>
         </w:rPr>
-        <w:t xml:space="preserve">Fase 1: Captura de sesiones de usuario para automatizacion con IA.</w:t>
+        <w:t xml:space="preserve">Fase 1: captura y estructuracion de sesiones de usuario.</w:t>
       </w:r>
     </w:p>
     <w:p>
@@ -45,7 +45,7 @@
     </w:p>
     <w:p>
       <w:r>
-        <w:t xml:space="preserve">El sistema combina tres fuentes de captura que convergen en un archivo JSON comprimido:</w:t>
+        <w:t xml:space="preserve">Tres fuentes convergen en session.json. Despues compressor.py filtra y reshape() reorganiza la salida en dos arrays: acciones cronologicas y paginas con contenido.</w:t>
       </w:r>
     </w:p>
     <w:p>
@@ -62,34 +62,44 @@
         </w:rPr>
         <w:t xml:space="preserve">  Usuario actua
       |
-      +-- input_listener.py  --&gt;  clicks, teclado, scroll, drag  (sistema)
-      +-- content.js         --&gt;  browser events, dwell time, hover
-      +-- video_recorder.py  --&gt;  screen.mp4 + audio.wav
+      +-- input_listener.py  --&gt;  clicks, teclado, scroll, drag         (system)
+      +-- content.js         --&gt;  clicks, inputs, dwell, navegacion     (browser)
+      +-- video_recorder.py  --&gt;  screen.mp4 + audio.wav                (video)
                 |
                 v
-         background.js  (pre-filtro de network en el browser)
+         background.js  (pre-filtro de network)
            - Solo APIs del mismo dominio raiz que la pagina activa
-           - Descarta cross-origin: tracking, ads, analytics
-           - Descarta RPC interna de Google Workspace (clients6.google.com)
+           - Descarta cross-origin: tracking, ads, analytics, recursos estaticos
+           - Descarta RPC interna de Google Workspace (clients&lt;N&gt;.google.com)
                 |
                 v
-         EventManager  (normaliza timestamps y fuente)
+         browser_server.py + EventManager
+           - Normaliza time relativo, source, type
+           - clean_event_data() filtra campos no declarados en schema.py
+                |
+                +-- transcribe.py      --&gt;  speech    (Whisper, autodetect)
+                +-- frame_extractor.py --&gt;  screenshot (page_load / speech / ambient)
                 |
                 v
-         session.json  (eventos en crudo)
+         session.json  (eventos en crudo, lista plana ordenada por time)
                 |
                 v
-         compressor.py
-           - network       --&gt; segunda pasada: descarta paths de telemetria
-           - scroll        --&gt; agrupa rafagas en scroll_summary
-           - element_read  --&gt; filtra breadcrumbs y paginacion, deduplica
-           - hover         --&gt; solo tags semanticos con texto real (&gt;= 800ms)
-           - reading_pause --&gt; descarta si scroll_pct &lt; 5%
-           - focus/blur/keydown/time_on_page --&gt; descartados siempre
-           - page_summary con duration &lt; 500ms --&gt; descarta (redirect/bounce)
+         compressor.py — PIPELINE declarativa
+           drop_noise_types         (focus/blur/keydown/time_on_page)
+           drop_redirect_pages      (page_load/summary/screenshot en google.com/url)
+           drop_short_page_summary  (duration &lt; 500ms)
+           filter_network           (tracking de mismo sitio que paso el filtro)
+           filter_element_read      (breadcrumb / paginacion / dedup global)
+           filter_hover             (&gt;=800ms, solo tags semanticos con texto)
+           filter_reading_pause     (scroll_pct &lt; 5%)
+           cap_reading_pause_elements (tope 25 elementos)
+           compress_scroll          (rafagas contiguas -&gt; scroll_summary)
                 |
                 v
-    session_compressed.json  --&gt;  IA</w:t>
+         reshape() — separa acciones de contenido
+                |
+                v
+    session_compressed.json  =  { actions: [...], pages: [...] }  --&gt;  IA</w:t>
       </w:r>
     </w:p>
     <w:p>
@@ -118,9 +128,9 @@
         </w:tblBorders>
       </w:tblPr>
       <w:tblGrid>
-        <w:gridCol w:w="2000"/>
-        <w:gridCol w:w="2500"/>
-        <w:gridCol w:w="4860"/>
+        <w:gridCol w:w="1600"/>
+        <w:gridCol w:w="2800"/>
+        <w:gridCol w:w="4960"/>
       </w:tblGrid>
       <w:tr>
         <w:trPr>
@@ -128,7 +138,7 @@
         </w:trPr>
         <w:tc>
           <w:tcPr>
-            <w:tcW w:type="dxa" w:w="2000"/>
+            <w:tcW w:type="dxa" w:w="1600"/>
             <w:tcBorders>
               <w:top w:val="single" w:color="CCCCCC" w:sz="1"/>
               <w:left w:val="single" w:color="CCCCCC" w:sz="1"/>
@@ -155,13 +165,13 @@
                 <w:sz w:val="20"/>
                 <w:szCs w:val="20"/>
               </w:rPr>
-              <w:t xml:space="preserve">Fuente</w:t>
-            </w:r>
-          </w:p>
-        </w:tc>
-        <w:tc>
-          <w:tcPr>
-            <w:tcW w:type="dxa" w:w="2500"/>
+              <w:t xml:space="preserve">source</w:t>
+            </w:r>
+          </w:p>
+        </w:tc>
+        <w:tc>
+          <w:tcPr>
+            <w:tcW w:type="dxa" w:w="2800"/>
             <w:tcBorders>
               <w:top w:val="single" w:color="CCCCCC" w:sz="1"/>
               <w:left w:val="single" w:color="CCCCCC" w:sz="1"/>
@@ -194,7 +204,7 @@
         </w:tc>
         <w:tc>
           <w:tcPr>
-            <w:tcW w:type="dxa" w:w="4860"/>
+            <w:tcW w:type="dxa" w:w="4960"/>
             <w:tcBorders>
               <w:top w:val="single" w:color="CCCCCC" w:sz="1"/>
               <w:left w:val="single" w:color="CCCCCC" w:sz="1"/>
@@ -229,7 +239,7 @@
       <w:tr>
         <w:tc>
           <w:tcPr>
-            <w:tcW w:type="dxa" w:w="2000"/>
+            <w:tcW w:type="dxa" w:w="1600"/>
             <w:tcBorders>
               <w:top w:val="single" w:color="CCCCCC" w:sz="1"/>
               <w:left w:val="single" w:color="CCCCCC" w:sz="1"/>
@@ -257,7 +267,7 @@
         </w:tc>
         <w:tc>
           <w:tcPr>
-            <w:tcW w:type="dxa" w:w="2500"/>
+            <w:tcW w:type="dxa" w:w="2800"/>
             <w:tcBorders>
               <w:top w:val="single" w:color="CCCCCC" w:sz="1"/>
               <w:left w:val="single" w:color="CCCCCC" w:sz="1"/>
@@ -285,29 +295,29 @@
         </w:tc>
         <w:tc>
           <w:tcPr>
-            <w:tcW w:type="dxa" w:w="4860"/>
-            <w:tcBorders>
-              <w:top w:val="single" w:color="CCCCCC" w:sz="1"/>
-              <w:left w:val="single" w:color="CCCCCC" w:sz="1"/>
-              <w:bottom w:val="single" w:color="CCCCCC" w:sz="1"/>
-              <w:right w:val="single" w:color="CCCCCC" w:sz="1"/>
-            </w:tcBorders>
-            <w:shd w:fill="FFFFFF" w:val="clear"/>
-            <w:tcMar>
-              <w:top w:type="dxa" w:w="80"/>
-              <w:left w:type="dxa" w:w="120"/>
-              <w:bottom w:type="dxa" w:w="80"/>
-              <w:right w:type="dxa" w:w="120"/>
-            </w:tcMar>
-          </w:tcPr>
-          <w:p>
-            <w:r>
-              <w:rPr>
-                <w:rFonts w:ascii="Courier New" w:cs="Courier New" w:eastAsia="Courier New" w:hAnsi="Courier New"/>
-                <w:sz w:val="18"/>
-                <w:szCs w:val="18"/>
-              </w:rPr>
-              <w:t xml:space="preserve">Teclado y mouse globales via pynput</w:t>
+            <w:tcW w:type="dxa" w:w="4960"/>
+            <w:tcBorders>
+              <w:top w:val="single" w:color="CCCCCC" w:sz="1"/>
+              <w:left w:val="single" w:color="CCCCCC" w:sz="1"/>
+              <w:bottom w:val="single" w:color="CCCCCC" w:sz="1"/>
+              <w:right w:val="single" w:color="CCCCCC" w:sz="1"/>
+            </w:tcBorders>
+            <w:shd w:fill="FFFFFF" w:val="clear"/>
+            <w:tcMar>
+              <w:top w:type="dxa" w:w="80"/>
+              <w:left w:type="dxa" w:w="120"/>
+              <w:bottom w:type="dxa" w:w="80"/>
+              <w:right w:type="dxa" w:w="120"/>
+            </w:tcMar>
+          </w:tcPr>
+          <w:p>
+            <w:r>
+              <w:rPr>
+                <w:rFonts w:ascii="Courier New" w:cs="Courier New" w:eastAsia="Courier New" w:hAnsi="Courier New"/>
+                <w:sz w:val="18"/>
+                <w:szCs w:val="18"/>
+              </w:rPr>
+              <w:t xml:space="preserve">Teclado y mouse globales (pynput)</w:t>
             </w:r>
           </w:p>
         </w:tc>
@@ -315,7 +325,7 @@
       <w:tr>
         <w:tc>
           <w:tcPr>
-            <w:tcW w:type="dxa" w:w="2000"/>
+            <w:tcW w:type="dxa" w:w="1600"/>
             <w:tcBorders>
               <w:top w:val="single" w:color="CCCCCC" w:sz="1"/>
               <w:left w:val="single" w:color="CCCCCC" w:sz="1"/>
@@ -343,7 +353,7 @@
         </w:tc>
         <w:tc>
           <w:tcPr>
-            <w:tcW w:type="dxa" w:w="2500"/>
+            <w:tcW w:type="dxa" w:w="2800"/>
             <w:tcBorders>
               <w:top w:val="single" w:color="CCCCCC" w:sz="1"/>
               <w:left w:val="single" w:color="CCCCCC" w:sz="1"/>
@@ -371,29 +381,29 @@
         </w:tc>
         <w:tc>
           <w:tcPr>
-            <w:tcW w:type="dxa" w:w="4860"/>
-            <w:tcBorders>
-              <w:top w:val="single" w:color="CCCCCC" w:sz="1"/>
-              <w:left w:val="single" w:color="CCCCCC" w:sz="1"/>
-              <w:bottom w:val="single" w:color="CCCCCC" w:sz="1"/>
-              <w:right w:val="single" w:color="CCCCCC" w:sz="1"/>
-            </w:tcBorders>
-            <w:shd w:fill="F5F5F5" w:val="clear"/>
-            <w:tcMar>
-              <w:top w:type="dxa" w:w="80"/>
-              <w:left w:type="dxa" w:w="120"/>
-              <w:bottom w:type="dxa" w:w="80"/>
-              <w:right w:type="dxa" w:w="120"/>
-            </w:tcMar>
-          </w:tcPr>
-          <w:p>
-            <w:r>
-              <w:rPr>
-                <w:rFonts w:ascii="Courier New" w:cs="Courier New" w:eastAsia="Courier New" w:hAnsi="Courier New"/>
-                <w:sz w:val="18"/>
-                <w:szCs w:val="18"/>
-              </w:rPr>
-              <w:t xml:space="preserve">Eventos del DOM via extension Chrome</w:t>
+            <w:tcW w:type="dxa" w:w="4960"/>
+            <w:tcBorders>
+              <w:top w:val="single" w:color="CCCCCC" w:sz="1"/>
+              <w:left w:val="single" w:color="CCCCCC" w:sz="1"/>
+              <w:bottom w:val="single" w:color="CCCCCC" w:sz="1"/>
+              <w:right w:val="single" w:color="CCCCCC" w:sz="1"/>
+            </w:tcBorders>
+            <w:shd w:fill="F5F5F5" w:val="clear"/>
+            <w:tcMar>
+              <w:top w:type="dxa" w:w="80"/>
+              <w:left w:type="dxa" w:w="120"/>
+              <w:bottom w:type="dxa" w:w="80"/>
+              <w:right w:type="dxa" w:w="120"/>
+            </w:tcMar>
+          </w:tcPr>
+          <w:p>
+            <w:r>
+              <w:rPr>
+                <w:rFonts w:ascii="Courier New" w:cs="Courier New" w:eastAsia="Courier New" w:hAnsi="Courier New"/>
+                <w:sz w:val="18"/>
+                <w:szCs w:val="18"/>
+              </w:rPr>
+              <w:t xml:space="preserve">Eventos del DOM y network via extension Chrome</w:t>
             </w:r>
           </w:p>
         </w:tc>
@@ -401,7 +411,7 @@
       <w:tr>
         <w:tc>
           <w:tcPr>
-            <w:tcW w:type="dxa" w:w="2000"/>
+            <w:tcW w:type="dxa" w:w="1600"/>
             <w:tcBorders>
               <w:top w:val="single" w:color="CCCCCC" w:sz="1"/>
               <w:left w:val="single" w:color="CCCCCC" w:sz="1"/>
@@ -429,57 +439,143 @@
         </w:tc>
         <w:tc>
           <w:tcPr>
-            <w:tcW w:type="dxa" w:w="2500"/>
-            <w:tcBorders>
-              <w:top w:val="single" w:color="CCCCCC" w:sz="1"/>
-              <w:left w:val="single" w:color="CCCCCC" w:sz="1"/>
-              <w:bottom w:val="single" w:color="CCCCCC" w:sz="1"/>
-              <w:right w:val="single" w:color="CCCCCC" w:sz="1"/>
-            </w:tcBorders>
-            <w:shd w:fill="FFFFFF" w:val="clear"/>
-            <w:tcMar>
-              <w:top w:type="dxa" w:w="80"/>
-              <w:left w:type="dxa" w:w="120"/>
-              <w:bottom w:type="dxa" w:w="80"/>
-              <w:right w:type="dxa" w:w="120"/>
-            </w:tcMar>
-          </w:tcPr>
-          <w:p>
-            <w:r>
-              <w:rPr>
-                <w:rFonts w:ascii="Courier New" w:cs="Courier New" w:eastAsia="Courier New" w:hAnsi="Courier New"/>
-                <w:sz w:val="18"/>
-                <w:szCs w:val="18"/>
-              </w:rPr>
-              <w:t xml:space="preserve">transcribe.py (Whisper small)</w:t>
-            </w:r>
-          </w:p>
-        </w:tc>
-        <w:tc>
-          <w:tcPr>
-            <w:tcW w:type="dxa" w:w="4860"/>
-            <w:tcBorders>
-              <w:top w:val="single" w:color="CCCCCC" w:sz="1"/>
-              <w:left w:val="single" w:color="CCCCCC" w:sz="1"/>
-              <w:bottom w:val="single" w:color="CCCCCC" w:sz="1"/>
-              <w:right w:val="single" w:color="CCCCCC" w:sz="1"/>
-            </w:tcBorders>
-            <w:shd w:fill="FFFFFF" w:val="clear"/>
-            <w:tcMar>
-              <w:top w:type="dxa" w:w="80"/>
-              <w:left w:type="dxa" w:w="120"/>
-              <w:bottom w:type="dxa" w:w="80"/>
-              <w:right w:type="dxa" w:w="120"/>
-            </w:tcMar>
-          </w:tcPr>
-          <w:p>
-            <w:r>
-              <w:rPr>
-                <w:rFonts w:ascii="Courier New" w:cs="Courier New" w:eastAsia="Courier New" w:hAnsi="Courier New"/>
-                <w:sz w:val="18"/>
-                <w:szCs w:val="18"/>
-              </w:rPr>
-              <w:t xml:space="preserve">Transcripcion del audio del microfono</w:t>
+            <w:tcW w:type="dxa" w:w="2800"/>
+            <w:tcBorders>
+              <w:top w:val="single" w:color="CCCCCC" w:sz="1"/>
+              <w:left w:val="single" w:color="CCCCCC" w:sz="1"/>
+              <w:bottom w:val="single" w:color="CCCCCC" w:sz="1"/>
+              <w:right w:val="single" w:color="CCCCCC" w:sz="1"/>
+            </w:tcBorders>
+            <w:shd w:fill="FFFFFF" w:val="clear"/>
+            <w:tcMar>
+              <w:top w:type="dxa" w:w="80"/>
+              <w:left w:type="dxa" w:w="120"/>
+              <w:bottom w:type="dxa" w:w="80"/>
+              <w:right w:type="dxa" w:w="120"/>
+            </w:tcMar>
+          </w:tcPr>
+          <w:p>
+            <w:r>
+              <w:rPr>
+                <w:rFonts w:ascii="Courier New" w:cs="Courier New" w:eastAsia="Courier New" w:hAnsi="Courier New"/>
+                <w:sz w:val="18"/>
+                <w:szCs w:val="18"/>
+              </w:rPr>
+              <w:t xml:space="preserve">transcribe.py (Whisper)</w:t>
+            </w:r>
+          </w:p>
+        </w:tc>
+        <w:tc>
+          <w:tcPr>
+            <w:tcW w:type="dxa" w:w="4960"/>
+            <w:tcBorders>
+              <w:top w:val="single" w:color="CCCCCC" w:sz="1"/>
+              <w:left w:val="single" w:color="CCCCCC" w:sz="1"/>
+              <w:bottom w:val="single" w:color="CCCCCC" w:sz="1"/>
+              <w:right w:val="single" w:color="CCCCCC" w:sz="1"/>
+            </w:tcBorders>
+            <w:shd w:fill="FFFFFF" w:val="clear"/>
+            <w:tcMar>
+              <w:top w:type="dxa" w:w="80"/>
+              <w:left w:type="dxa" w:w="120"/>
+              <w:bottom w:type="dxa" w:w="80"/>
+              <w:right w:type="dxa" w:w="120"/>
+            </w:tcMar>
+          </w:tcPr>
+          <w:p>
+            <w:r>
+              <w:rPr>
+                <w:rFonts w:ascii="Courier New" w:cs="Courier New" w:eastAsia="Courier New" w:hAnsi="Courier New"/>
+                <w:sz w:val="18"/>
+                <w:szCs w:val="18"/>
+              </w:rPr>
+              <w:t xml:space="preserve">Transcripcion del audio del microfono (autodetect)</w:t>
+            </w:r>
+          </w:p>
+        </w:tc>
+      </w:tr>
+      <w:tr>
+        <w:tc>
+          <w:tcPr>
+            <w:tcW w:type="dxa" w:w="1600"/>
+            <w:tcBorders>
+              <w:top w:val="single" w:color="CCCCCC" w:sz="1"/>
+              <w:left w:val="single" w:color="CCCCCC" w:sz="1"/>
+              <w:bottom w:val="single" w:color="CCCCCC" w:sz="1"/>
+              <w:right w:val="single" w:color="CCCCCC" w:sz="1"/>
+            </w:tcBorders>
+            <w:shd w:fill="F5F5F5" w:val="clear"/>
+            <w:tcMar>
+              <w:top w:type="dxa" w:w="80"/>
+              <w:left w:type="dxa" w:w="120"/>
+              <w:bottom w:type="dxa" w:w="80"/>
+              <w:right w:type="dxa" w:w="120"/>
+            </w:tcMar>
+          </w:tcPr>
+          <w:p>
+            <w:r>
+              <w:rPr>
+                <w:rFonts w:ascii="Courier New" w:cs="Courier New" w:eastAsia="Courier New" w:hAnsi="Courier New"/>
+                <w:sz w:val="18"/>
+                <w:szCs w:val="18"/>
+              </w:rPr>
+              <w:t xml:space="preserve">video</w:t>
+            </w:r>
+          </w:p>
+        </w:tc>
+        <w:tc>
+          <w:tcPr>
+            <w:tcW w:type="dxa" w:w="2800"/>
+            <w:tcBorders>
+              <w:top w:val="single" w:color="CCCCCC" w:sz="1"/>
+              <w:left w:val="single" w:color="CCCCCC" w:sz="1"/>
+              <w:bottom w:val="single" w:color="CCCCCC" w:sz="1"/>
+              <w:right w:val="single" w:color="CCCCCC" w:sz="1"/>
+            </w:tcBorders>
+            <w:shd w:fill="F5F5F5" w:val="clear"/>
+            <w:tcMar>
+              <w:top w:type="dxa" w:w="80"/>
+              <w:left w:type="dxa" w:w="120"/>
+              <w:bottom w:type="dxa" w:w="80"/>
+              <w:right w:type="dxa" w:w="120"/>
+            </w:tcMar>
+          </w:tcPr>
+          <w:p>
+            <w:r>
+              <w:rPr>
+                <w:rFonts w:ascii="Courier New" w:cs="Courier New" w:eastAsia="Courier New" w:hAnsi="Courier New"/>
+                <w:sz w:val="18"/>
+                <w:szCs w:val="18"/>
+              </w:rPr>
+              <w:t xml:space="preserve">frame_extractor.py</w:t>
+            </w:r>
+          </w:p>
+        </w:tc>
+        <w:tc>
+          <w:tcPr>
+            <w:tcW w:type="dxa" w:w="4960"/>
+            <w:tcBorders>
+              <w:top w:val="single" w:color="CCCCCC" w:sz="1"/>
+              <w:left w:val="single" w:color="CCCCCC" w:sz="1"/>
+              <w:bottom w:val="single" w:color="CCCCCC" w:sz="1"/>
+              <w:right w:val="single" w:color="CCCCCC" w:sz="1"/>
+            </w:tcBorders>
+            <w:shd w:fill="F5F5F5" w:val="clear"/>
+            <w:tcMar>
+              <w:top w:type="dxa" w:w="80"/>
+              <w:left w:type="dxa" w:w="120"/>
+              <w:bottom w:type="dxa" w:w="80"/>
+              <w:right w:type="dxa" w:w="120"/>
+            </w:tcMar>
+          </w:tcPr>
+          <w:p>
+            <w:r>
+              <w:rPr>
+                <w:rFonts w:ascii="Courier New" w:cs="Courier New" w:eastAsia="Courier New" w:hAnsi="Courier New"/>
+                <w:sz w:val="18"/>
+                <w:szCs w:val="18"/>
+              </w:rPr>
+              <w:t xml:space="preserve">Frames JPEG extraidos del screen.mp4</w:t>
             </w:r>
           </w:p>
         </w:tc>
@@ -715,7 +811,7 @@
                 <w:sz w:val="18"/>
                 <w:szCs w:val="18"/>
               </w:rPr>
-              <w:t xml:space="preserve">Texto acumulado (buffer 1.2s, backspace aplicado)</w:t>
+              <w:t xml:space="preserve">Buffer acumulado de 1.2s con backspace aplicado</w:t>
             </w:r>
           </w:p>
         </w:tc>
@@ -801,7 +897,7 @@
                 <w:sz w:val="18"/>
                 <w:szCs w:val="18"/>
               </w:rPr>
-              <w:t xml:space="preserve">Nombre del proceso activo  (ej: chrome.exe)</w:t>
+              <w:t xml:space="preserve">Proceso activo (ej: chrome.exe)</w:t>
             </w:r>
           </w:p>
         </w:tc>
@@ -905,7 +1001,7 @@
           <w:sz w:val="24"/>
           <w:szCs w:val="24"/>
         </w:rPr>
-        <w:t xml:space="preserve">3.2 shortcut — atajo de teclado</w:t>
+        <w:t xml:space="preserve">3.2 key — tecla especial suelta</w:t>
       </w:r>
     </w:p>
     <w:tbl>
@@ -1054,7 +1150,7 @@
                 <w:sz w:val="18"/>
                 <w:szCs w:val="18"/>
               </w:rPr>
-              <w:t xml:space="preserve">keys</w:t>
+              <w:t xml:space="preserve">key</w:t>
             </w:r>
           </w:p>
         </w:tc>
@@ -1110,7 +1206,7 @@
                 <w:sz w:val="18"/>
                 <w:szCs w:val="18"/>
               </w:rPr>
-              <w:t xml:space="preserve">Combinacion  (ej: Ctrl+C, Alt+Tab, Ctrl+Shift+T)</w:t>
+              <w:t xml:space="preserve">Enter / Tab / Escape / Arrow* / F1..F12 / etc.</w:t>
             </w:r>
           </w:p>
         </w:tc>
@@ -1140,7 +1236,7 @@
                 <w:sz w:val="18"/>
                 <w:szCs w:val="18"/>
               </w:rPr>
-              <w:t xml:space="preserve">app</w:t>
+              <w:t xml:space="preserve">app, window_title</w:t>
             </w:r>
           </w:p>
         </w:tc>
@@ -1196,93 +1292,7 @@
                 <w:sz w:val="18"/>
                 <w:szCs w:val="18"/>
               </w:rPr>
-              <w:t xml:space="preserve">Proceso activo</w:t>
-            </w:r>
-          </w:p>
-        </w:tc>
-      </w:tr>
-      <w:tr>
-        <w:tc>
-          <w:tcPr>
-            <w:tcW w:type="dxa" w:w="1800"/>
-            <w:tcBorders>
-              <w:top w:val="single" w:color="CCCCCC" w:sz="1"/>
-              <w:left w:val="single" w:color="CCCCCC" w:sz="1"/>
-              <w:bottom w:val="single" w:color="CCCCCC" w:sz="1"/>
-              <w:right w:val="single" w:color="CCCCCC" w:sz="1"/>
-            </w:tcBorders>
-            <w:shd w:fill="FFFFFF" w:val="clear"/>
-            <w:tcMar>
-              <w:top w:type="dxa" w:w="80"/>
-              <w:left w:type="dxa" w:w="120"/>
-              <w:bottom w:type="dxa" w:w="80"/>
-              <w:right w:type="dxa" w:w="120"/>
-            </w:tcMar>
-          </w:tcPr>
-          <w:p>
-            <w:r>
-              <w:rPr>
-                <w:rFonts w:ascii="Courier New" w:cs="Courier New" w:eastAsia="Courier New" w:hAnsi="Courier New"/>
-                <w:sz w:val="18"/>
-                <w:szCs w:val="18"/>
-              </w:rPr>
-              <w:t xml:space="preserve">window_title</w:t>
-            </w:r>
-          </w:p>
-        </w:tc>
-        <w:tc>
-          <w:tcPr>
-            <w:tcW w:type="dxa" w:w="1400"/>
-            <w:tcBorders>
-              <w:top w:val="single" w:color="CCCCCC" w:sz="1"/>
-              <w:left w:val="single" w:color="CCCCCC" w:sz="1"/>
-              <w:bottom w:val="single" w:color="CCCCCC" w:sz="1"/>
-              <w:right w:val="single" w:color="CCCCCC" w:sz="1"/>
-            </w:tcBorders>
-            <w:shd w:fill="FFFFFF" w:val="clear"/>
-            <w:tcMar>
-              <w:top w:type="dxa" w:w="80"/>
-              <w:left w:type="dxa" w:w="120"/>
-              <w:bottom w:type="dxa" w:w="80"/>
-              <w:right w:type="dxa" w:w="120"/>
-            </w:tcMar>
-          </w:tcPr>
-          <w:p>
-            <w:r>
-              <w:rPr>
-                <w:rFonts w:ascii="Courier New" w:cs="Courier New" w:eastAsia="Courier New" w:hAnsi="Courier New"/>
-                <w:sz w:val="18"/>
-                <w:szCs w:val="18"/>
-              </w:rPr>
-              <w:t xml:space="preserve">string</w:t>
-            </w:r>
-          </w:p>
-        </w:tc>
-        <w:tc>
-          <w:tcPr>
-            <w:tcW w:type="dxa" w:w="6160"/>
-            <w:tcBorders>
-              <w:top w:val="single" w:color="CCCCCC" w:sz="1"/>
-              <w:left w:val="single" w:color="CCCCCC" w:sz="1"/>
-              <w:bottom w:val="single" w:color="CCCCCC" w:sz="1"/>
-              <w:right w:val="single" w:color="CCCCCC" w:sz="1"/>
-            </w:tcBorders>
-            <w:shd w:fill="FFFFFF" w:val="clear"/>
-            <w:tcMar>
-              <w:top w:type="dxa" w:w="80"/>
-              <w:left w:type="dxa" w:w="120"/>
-              <w:bottom w:type="dxa" w:w="80"/>
-              <w:right w:type="dxa" w:w="120"/>
-            </w:tcMar>
-          </w:tcPr>
-          <w:p>
-            <w:r>
-              <w:rPr>
-                <w:rFonts w:ascii="Courier New" w:cs="Courier New" w:eastAsia="Courier New" w:hAnsi="Courier New"/>
-                <w:sz w:val="18"/>
-                <w:szCs w:val="18"/>
-              </w:rPr>
-              <w:t xml:space="preserve">Titulo de ventana</w:t>
+              <w:t xml:space="preserve">Ventana activa al momento de la pulsacion</w:t>
             </w:r>
           </w:p>
         </w:tc>
@@ -1300,7 +1310,7 @@
           <w:sz w:val="24"/>
           <w:szCs w:val="24"/>
         </w:rPr>
-        <w:t xml:space="preserve">3.3 click / double_click</w:t>
+        <w:t xml:space="preserve">3.3 shortcut — atajo con modificadores</w:t>
       </w:r>
     </w:p>
     <w:tbl>
@@ -1449,7 +1459,7 @@
                 <w:sz w:val="18"/>
                 <w:szCs w:val="18"/>
               </w:rPr>
-              <w:t xml:space="preserve">x, y</w:t>
+              <w:t xml:space="preserve">keys</w:t>
             </w:r>
           </w:p>
         </w:tc>
@@ -1477,7 +1487,7 @@
                 <w:sz w:val="18"/>
                 <w:szCs w:val="18"/>
               </w:rPr>
-              <w:t xml:space="preserve">int</w:t>
+              <w:t xml:space="preserve">string</w:t>
             </w:r>
           </w:p>
         </w:tc>
@@ -1505,7 +1515,7 @@
                 <w:sz w:val="18"/>
                 <w:szCs w:val="18"/>
               </w:rPr>
-              <w:t xml:space="preserve">Coordenadas en pantalla</w:t>
+              <w:t xml:space="preserve">Combinacion (ej: Ctrl+C, Alt+Tab, Ctrl+Shift+T)</w:t>
             </w:r>
           </w:p>
         </w:tc>
@@ -1535,7 +1545,7 @@
                 <w:sz w:val="18"/>
                 <w:szCs w:val="18"/>
               </w:rPr>
-              <w:t xml:space="preserve">button</w:t>
+              <w:t xml:space="preserve">app, window_title</w:t>
             </w:r>
           </w:p>
         </w:tc>
@@ -1591,179 +1601,7 @@
                 <w:sz w:val="18"/>
                 <w:szCs w:val="18"/>
               </w:rPr>
-              <w:t xml:space="preserve">Button.left / Button.right</w:t>
-            </w:r>
-          </w:p>
-        </w:tc>
-      </w:tr>
-      <w:tr>
-        <w:tc>
-          <w:tcPr>
-            <w:tcW w:type="dxa" w:w="1800"/>
-            <w:tcBorders>
-              <w:top w:val="single" w:color="CCCCCC" w:sz="1"/>
-              <w:left w:val="single" w:color="CCCCCC" w:sz="1"/>
-              <w:bottom w:val="single" w:color="CCCCCC" w:sz="1"/>
-              <w:right w:val="single" w:color="CCCCCC" w:sz="1"/>
-            </w:tcBorders>
-            <w:shd w:fill="FFFFFF" w:val="clear"/>
-            <w:tcMar>
-              <w:top w:type="dxa" w:w="80"/>
-              <w:left w:type="dxa" w:w="120"/>
-              <w:bottom w:type="dxa" w:w="80"/>
-              <w:right w:type="dxa" w:w="120"/>
-            </w:tcMar>
-          </w:tcPr>
-          <w:p>
-            <w:r>
-              <w:rPr>
-                <w:rFonts w:ascii="Courier New" w:cs="Courier New" w:eastAsia="Courier New" w:hAnsi="Courier New"/>
-                <w:sz w:val="18"/>
-                <w:szCs w:val="18"/>
-              </w:rPr>
-              <w:t xml:space="preserve">app</w:t>
-            </w:r>
-          </w:p>
-        </w:tc>
-        <w:tc>
-          <w:tcPr>
-            <w:tcW w:type="dxa" w:w="1400"/>
-            <w:tcBorders>
-              <w:top w:val="single" w:color="CCCCCC" w:sz="1"/>
-              <w:left w:val="single" w:color="CCCCCC" w:sz="1"/>
-              <w:bottom w:val="single" w:color="CCCCCC" w:sz="1"/>
-              <w:right w:val="single" w:color="CCCCCC" w:sz="1"/>
-            </w:tcBorders>
-            <w:shd w:fill="FFFFFF" w:val="clear"/>
-            <w:tcMar>
-              <w:top w:type="dxa" w:w="80"/>
-              <w:left w:type="dxa" w:w="120"/>
-              <w:bottom w:type="dxa" w:w="80"/>
-              <w:right w:type="dxa" w:w="120"/>
-            </w:tcMar>
-          </w:tcPr>
-          <w:p>
-            <w:r>
-              <w:rPr>
-                <w:rFonts w:ascii="Courier New" w:cs="Courier New" w:eastAsia="Courier New" w:hAnsi="Courier New"/>
-                <w:sz w:val="18"/>
-                <w:szCs w:val="18"/>
-              </w:rPr>
-              <w:t xml:space="preserve">string</w:t>
-            </w:r>
-          </w:p>
-        </w:tc>
-        <w:tc>
-          <w:tcPr>
-            <w:tcW w:type="dxa" w:w="6160"/>
-            <w:tcBorders>
-              <w:top w:val="single" w:color="CCCCCC" w:sz="1"/>
-              <w:left w:val="single" w:color="CCCCCC" w:sz="1"/>
-              <w:bottom w:val="single" w:color="CCCCCC" w:sz="1"/>
-              <w:right w:val="single" w:color="CCCCCC" w:sz="1"/>
-            </w:tcBorders>
-            <w:shd w:fill="FFFFFF" w:val="clear"/>
-            <w:tcMar>
-              <w:top w:type="dxa" w:w="80"/>
-              <w:left w:type="dxa" w:w="120"/>
-              <w:bottom w:type="dxa" w:w="80"/>
-              <w:right w:type="dxa" w:w="120"/>
-            </w:tcMar>
-          </w:tcPr>
-          <w:p>
-            <w:r>
-              <w:rPr>
-                <w:rFonts w:ascii="Courier New" w:cs="Courier New" w:eastAsia="Courier New" w:hAnsi="Courier New"/>
-                <w:sz w:val="18"/>
-                <w:szCs w:val="18"/>
-              </w:rPr>
-              <w:t xml:space="preserve">Proceso activo</w:t>
-            </w:r>
-          </w:p>
-        </w:tc>
-      </w:tr>
-      <w:tr>
-        <w:tc>
-          <w:tcPr>
-            <w:tcW w:type="dxa" w:w="1800"/>
-            <w:tcBorders>
-              <w:top w:val="single" w:color="CCCCCC" w:sz="1"/>
-              <w:left w:val="single" w:color="CCCCCC" w:sz="1"/>
-              <w:bottom w:val="single" w:color="CCCCCC" w:sz="1"/>
-              <w:right w:val="single" w:color="CCCCCC" w:sz="1"/>
-            </w:tcBorders>
-            <w:shd w:fill="F5F5F5" w:val="clear"/>
-            <w:tcMar>
-              <w:top w:type="dxa" w:w="80"/>
-              <w:left w:type="dxa" w:w="120"/>
-              <w:bottom w:type="dxa" w:w="80"/>
-              <w:right w:type="dxa" w:w="120"/>
-            </w:tcMar>
-          </w:tcPr>
-          <w:p>
-            <w:r>
-              <w:rPr>
-                <w:rFonts w:ascii="Courier New" w:cs="Courier New" w:eastAsia="Courier New" w:hAnsi="Courier New"/>
-                <w:sz w:val="18"/>
-                <w:szCs w:val="18"/>
-              </w:rPr>
-              <w:t xml:space="preserve">window_title</w:t>
-            </w:r>
-          </w:p>
-        </w:tc>
-        <w:tc>
-          <w:tcPr>
-            <w:tcW w:type="dxa" w:w="1400"/>
-            <w:tcBorders>
-              <w:top w:val="single" w:color="CCCCCC" w:sz="1"/>
-              <w:left w:val="single" w:color="CCCCCC" w:sz="1"/>
-              <w:bottom w:val="single" w:color="CCCCCC" w:sz="1"/>
-              <w:right w:val="single" w:color="CCCCCC" w:sz="1"/>
-            </w:tcBorders>
-            <w:shd w:fill="F5F5F5" w:val="clear"/>
-            <w:tcMar>
-              <w:top w:type="dxa" w:w="80"/>
-              <w:left w:type="dxa" w:w="120"/>
-              <w:bottom w:type="dxa" w:w="80"/>
-              <w:right w:type="dxa" w:w="120"/>
-            </w:tcMar>
-          </w:tcPr>
-          <w:p>
-            <w:r>
-              <w:rPr>
-                <w:rFonts w:ascii="Courier New" w:cs="Courier New" w:eastAsia="Courier New" w:hAnsi="Courier New"/>
-                <w:sz w:val="18"/>
-                <w:szCs w:val="18"/>
-              </w:rPr>
-              <w:t xml:space="preserve">string</w:t>
-            </w:r>
-          </w:p>
-        </w:tc>
-        <w:tc>
-          <w:tcPr>
-            <w:tcW w:type="dxa" w:w="6160"/>
-            <w:tcBorders>
-              <w:top w:val="single" w:color="CCCCCC" w:sz="1"/>
-              <w:left w:val="single" w:color="CCCCCC" w:sz="1"/>
-              <w:bottom w:val="single" w:color="CCCCCC" w:sz="1"/>
-              <w:right w:val="single" w:color="CCCCCC" w:sz="1"/>
-            </w:tcBorders>
-            <w:shd w:fill="F5F5F5" w:val="clear"/>
-            <w:tcMar>
-              <w:top w:type="dxa" w:w="80"/>
-              <w:left w:type="dxa" w:w="120"/>
-              <w:bottom w:type="dxa" w:w="80"/>
-              <w:right w:type="dxa" w:w="120"/>
-            </w:tcMar>
-          </w:tcPr>
-          <w:p>
-            <w:r>
-              <w:rPr>
-                <w:rFonts w:ascii="Courier New" w:cs="Courier New" w:eastAsia="Courier New" w:hAnsi="Courier New"/>
-                <w:sz w:val="18"/>
-                <w:szCs w:val="18"/>
-              </w:rPr>
-              <w:t xml:space="preserve">Titulo de ventana</w:t>
+              <w:t xml:space="preserve">Ventana activa</w:t>
             </w:r>
           </w:p>
         </w:tc>
@@ -1781,7 +1619,7 @@
           <w:sz w:val="24"/>
           <w:szCs w:val="24"/>
         </w:rPr>
-        <w:t xml:space="preserve">3.4 drag</w:t>
+        <w:t xml:space="preserve">3.4 click / double_click</w:t>
       </w:r>
     </w:p>
     <w:tbl>
@@ -1930,7 +1768,7 @@
                 <w:sz w:val="18"/>
                 <w:szCs w:val="18"/>
               </w:rPr>
-              <w:t xml:space="preserve">from_x, from_y</w:t>
+              <w:t xml:space="preserve">x, y</w:t>
             </w:r>
           </w:p>
         </w:tc>
@@ -1986,7 +1824,7 @@
                 <w:sz w:val="18"/>
                 <w:szCs w:val="18"/>
               </w:rPr>
-              <w:t xml:space="preserve">Coordenada de inicio del arrastre</w:t>
+              <w:t xml:space="preserve">Coordenadas en pantalla</w:t>
             </w:r>
           </w:p>
         </w:tc>
@@ -2016,7 +1854,7 @@
                 <w:sz w:val="18"/>
                 <w:szCs w:val="18"/>
               </w:rPr>
-              <w:t xml:space="preserve">to_x, to_y</w:t>
+              <w:t xml:space="preserve">button</w:t>
             </w:r>
           </w:p>
         </w:tc>
@@ -2044,7 +1882,7 @@
                 <w:sz w:val="18"/>
                 <w:szCs w:val="18"/>
               </w:rPr>
-              <w:t xml:space="preserve">int</w:t>
+              <w:t xml:space="preserve">string</w:t>
             </w:r>
           </w:p>
         </w:tc>
@@ -2072,7 +1910,7 @@
                 <w:sz w:val="18"/>
                 <w:szCs w:val="18"/>
               </w:rPr>
-              <w:t xml:space="preserve">Coordenada de fin</w:t>
+              <w:t xml:space="preserve">Button.left / Button.right / Button.middle</w:t>
             </w:r>
           </w:p>
         </w:tc>
@@ -2102,7 +1940,7 @@
                 <w:sz w:val="18"/>
                 <w:szCs w:val="18"/>
               </w:rPr>
-              <w:t xml:space="preserve">button</w:t>
+              <w:t xml:space="preserve">app, window_title</w:t>
             </w:r>
           </w:p>
         </w:tc>
@@ -2158,270 +1996,26 @@
                 <w:sz w:val="18"/>
                 <w:szCs w:val="18"/>
               </w:rPr>
-              <w:t xml:space="preserve">Boton del mouse</w:t>
-            </w:r>
-          </w:p>
-        </w:tc>
-      </w:tr>
-      <w:tr>
-        <w:tc>
-          <w:tcPr>
-            <w:tcW w:type="dxa" w:w="1800"/>
-            <w:tcBorders>
-              <w:top w:val="single" w:color="CCCCCC" w:sz="1"/>
-              <w:left w:val="single" w:color="CCCCCC" w:sz="1"/>
-              <w:bottom w:val="single" w:color="CCCCCC" w:sz="1"/>
-              <w:right w:val="single" w:color="CCCCCC" w:sz="1"/>
-            </w:tcBorders>
-            <w:shd w:fill="F5F5F5" w:val="clear"/>
-            <w:tcMar>
-              <w:top w:type="dxa" w:w="80"/>
-              <w:left w:type="dxa" w:w="120"/>
-              <w:bottom w:type="dxa" w:w="80"/>
-              <w:right w:type="dxa" w:w="120"/>
-            </w:tcMar>
-          </w:tcPr>
-          <w:p>
-            <w:r>
-              <w:rPr>
-                <w:rFonts w:ascii="Courier New" w:cs="Courier New" w:eastAsia="Courier New" w:hAnsi="Courier New"/>
-                <w:sz w:val="18"/>
-                <w:szCs w:val="18"/>
-              </w:rPr>
-              <w:t xml:space="preserve">duration_ms</w:t>
-            </w:r>
-          </w:p>
-        </w:tc>
-        <w:tc>
-          <w:tcPr>
-            <w:tcW w:type="dxa" w:w="1400"/>
-            <w:tcBorders>
-              <w:top w:val="single" w:color="CCCCCC" w:sz="1"/>
-              <w:left w:val="single" w:color="CCCCCC" w:sz="1"/>
-              <w:bottom w:val="single" w:color="CCCCCC" w:sz="1"/>
-              <w:right w:val="single" w:color="CCCCCC" w:sz="1"/>
-            </w:tcBorders>
-            <w:shd w:fill="F5F5F5" w:val="clear"/>
-            <w:tcMar>
-              <w:top w:type="dxa" w:w="80"/>
-              <w:left w:type="dxa" w:w="120"/>
-              <w:bottom w:type="dxa" w:w="80"/>
-              <w:right w:type="dxa" w:w="120"/>
-            </w:tcMar>
-          </w:tcPr>
-          <w:p>
-            <w:r>
-              <w:rPr>
-                <w:rFonts w:ascii="Courier New" w:cs="Courier New" w:eastAsia="Courier New" w:hAnsi="Courier New"/>
-                <w:sz w:val="18"/>
-                <w:szCs w:val="18"/>
-              </w:rPr>
-              <w:t xml:space="preserve">int</w:t>
-            </w:r>
-          </w:p>
-        </w:tc>
-        <w:tc>
-          <w:tcPr>
-            <w:tcW w:type="dxa" w:w="6160"/>
-            <w:tcBorders>
-              <w:top w:val="single" w:color="CCCCCC" w:sz="1"/>
-              <w:left w:val="single" w:color="CCCCCC" w:sz="1"/>
-              <w:bottom w:val="single" w:color="CCCCCC" w:sz="1"/>
-              <w:right w:val="single" w:color="CCCCCC" w:sz="1"/>
-            </w:tcBorders>
-            <w:shd w:fill="F5F5F5" w:val="clear"/>
-            <w:tcMar>
-              <w:top w:type="dxa" w:w="80"/>
-              <w:left w:type="dxa" w:w="120"/>
-              <w:bottom w:type="dxa" w:w="80"/>
-              <w:right w:type="dxa" w:w="120"/>
-            </w:tcMar>
-          </w:tcPr>
-          <w:p>
-            <w:r>
-              <w:rPr>
-                <w:rFonts w:ascii="Courier New" w:cs="Courier New" w:eastAsia="Courier New" w:hAnsi="Courier New"/>
-                <w:sz w:val="18"/>
-                <w:szCs w:val="18"/>
-              </w:rPr>
-              <w:t xml:space="preserve">Duracion del drag en milisegundos</w:t>
-            </w:r>
-          </w:p>
-        </w:tc>
-      </w:tr>
-      <w:tr>
-        <w:tc>
-          <w:tcPr>
-            <w:tcW w:type="dxa" w:w="1800"/>
-            <w:tcBorders>
-              <w:top w:val="single" w:color="CCCCCC" w:sz="1"/>
-              <w:left w:val="single" w:color="CCCCCC" w:sz="1"/>
-              <w:bottom w:val="single" w:color="CCCCCC" w:sz="1"/>
-              <w:right w:val="single" w:color="CCCCCC" w:sz="1"/>
-            </w:tcBorders>
-            <w:shd w:fill="FFFFFF" w:val="clear"/>
-            <w:tcMar>
-              <w:top w:type="dxa" w:w="80"/>
-              <w:left w:type="dxa" w:w="120"/>
-              <w:bottom w:type="dxa" w:w="80"/>
-              <w:right w:type="dxa" w:w="120"/>
-            </w:tcMar>
-          </w:tcPr>
-          <w:p>
-            <w:r>
-              <w:rPr>
-                <w:rFonts w:ascii="Courier New" w:cs="Courier New" w:eastAsia="Courier New" w:hAnsi="Courier New"/>
-                <w:sz w:val="18"/>
-                <w:szCs w:val="18"/>
-              </w:rPr>
-              <w:t xml:space="preserve">app</w:t>
-            </w:r>
-          </w:p>
-        </w:tc>
-        <w:tc>
-          <w:tcPr>
-            <w:tcW w:type="dxa" w:w="1400"/>
-            <w:tcBorders>
-              <w:top w:val="single" w:color="CCCCCC" w:sz="1"/>
-              <w:left w:val="single" w:color="CCCCCC" w:sz="1"/>
-              <w:bottom w:val="single" w:color="CCCCCC" w:sz="1"/>
-              <w:right w:val="single" w:color="CCCCCC" w:sz="1"/>
-            </w:tcBorders>
-            <w:shd w:fill="FFFFFF" w:val="clear"/>
-            <w:tcMar>
-              <w:top w:type="dxa" w:w="80"/>
-              <w:left w:type="dxa" w:w="120"/>
-              <w:bottom w:type="dxa" w:w="80"/>
-              <w:right w:type="dxa" w:w="120"/>
-            </w:tcMar>
-          </w:tcPr>
-          <w:p>
-            <w:r>
-              <w:rPr>
-                <w:rFonts w:ascii="Courier New" w:cs="Courier New" w:eastAsia="Courier New" w:hAnsi="Courier New"/>
-                <w:sz w:val="18"/>
-                <w:szCs w:val="18"/>
-              </w:rPr>
-              <w:t xml:space="preserve">string</w:t>
-            </w:r>
-          </w:p>
-        </w:tc>
-        <w:tc>
-          <w:tcPr>
-            <w:tcW w:type="dxa" w:w="6160"/>
-            <w:tcBorders>
-              <w:top w:val="single" w:color="CCCCCC" w:sz="1"/>
-              <w:left w:val="single" w:color="CCCCCC" w:sz="1"/>
-              <w:bottom w:val="single" w:color="CCCCCC" w:sz="1"/>
-              <w:right w:val="single" w:color="CCCCCC" w:sz="1"/>
-            </w:tcBorders>
-            <w:shd w:fill="FFFFFF" w:val="clear"/>
-            <w:tcMar>
-              <w:top w:type="dxa" w:w="80"/>
-              <w:left w:type="dxa" w:w="120"/>
-              <w:bottom w:type="dxa" w:w="80"/>
-              <w:right w:type="dxa" w:w="120"/>
-            </w:tcMar>
-          </w:tcPr>
-          <w:p>
-            <w:r>
-              <w:rPr>
-                <w:rFonts w:ascii="Courier New" w:cs="Courier New" w:eastAsia="Courier New" w:hAnsi="Courier New"/>
-                <w:sz w:val="18"/>
-                <w:szCs w:val="18"/>
-              </w:rPr>
-              <w:t xml:space="preserve">Proceso activo</w:t>
-            </w:r>
-          </w:p>
-        </w:tc>
-      </w:tr>
-      <w:tr>
-        <w:tc>
-          <w:tcPr>
-            <w:tcW w:type="dxa" w:w="1800"/>
-            <w:tcBorders>
-              <w:top w:val="single" w:color="CCCCCC" w:sz="1"/>
-              <w:left w:val="single" w:color="CCCCCC" w:sz="1"/>
-              <w:bottom w:val="single" w:color="CCCCCC" w:sz="1"/>
-              <w:right w:val="single" w:color="CCCCCC" w:sz="1"/>
-            </w:tcBorders>
-            <w:shd w:fill="F5F5F5" w:val="clear"/>
-            <w:tcMar>
-              <w:top w:type="dxa" w:w="80"/>
-              <w:left w:type="dxa" w:w="120"/>
-              <w:bottom w:type="dxa" w:w="80"/>
-              <w:right w:type="dxa" w:w="120"/>
-            </w:tcMar>
-          </w:tcPr>
-          <w:p>
-            <w:r>
-              <w:rPr>
-                <w:rFonts w:ascii="Courier New" w:cs="Courier New" w:eastAsia="Courier New" w:hAnsi="Courier New"/>
-                <w:sz w:val="18"/>
-                <w:szCs w:val="18"/>
-              </w:rPr>
-              <w:t xml:space="preserve">window_title</w:t>
-            </w:r>
-          </w:p>
-        </w:tc>
-        <w:tc>
-          <w:tcPr>
-            <w:tcW w:type="dxa" w:w="1400"/>
-            <w:tcBorders>
-              <w:top w:val="single" w:color="CCCCCC" w:sz="1"/>
-              <w:left w:val="single" w:color="CCCCCC" w:sz="1"/>
-              <w:bottom w:val="single" w:color="CCCCCC" w:sz="1"/>
-              <w:right w:val="single" w:color="CCCCCC" w:sz="1"/>
-            </w:tcBorders>
-            <w:shd w:fill="F5F5F5" w:val="clear"/>
-            <w:tcMar>
-              <w:top w:type="dxa" w:w="80"/>
-              <w:left w:type="dxa" w:w="120"/>
-              <w:bottom w:type="dxa" w:w="80"/>
-              <w:right w:type="dxa" w:w="120"/>
-            </w:tcMar>
-          </w:tcPr>
-          <w:p>
-            <w:r>
-              <w:rPr>
-                <w:rFonts w:ascii="Courier New" w:cs="Courier New" w:eastAsia="Courier New" w:hAnsi="Courier New"/>
-                <w:sz w:val="18"/>
-                <w:szCs w:val="18"/>
-              </w:rPr>
-              <w:t xml:space="preserve">string</w:t>
-            </w:r>
-          </w:p>
-        </w:tc>
-        <w:tc>
-          <w:tcPr>
-            <w:tcW w:type="dxa" w:w="6160"/>
-            <w:tcBorders>
-              <w:top w:val="single" w:color="CCCCCC" w:sz="1"/>
-              <w:left w:val="single" w:color="CCCCCC" w:sz="1"/>
-              <w:bottom w:val="single" w:color="CCCCCC" w:sz="1"/>
-              <w:right w:val="single" w:color="CCCCCC" w:sz="1"/>
-            </w:tcBorders>
-            <w:shd w:fill="F5F5F5" w:val="clear"/>
-            <w:tcMar>
-              <w:top w:type="dxa" w:w="80"/>
-              <w:left w:type="dxa" w:w="120"/>
-              <w:bottom w:type="dxa" w:w="80"/>
-              <w:right w:type="dxa" w:w="120"/>
-            </w:tcMar>
-          </w:tcPr>
-          <w:p>
-            <w:r>
-              <w:rPr>
-                <w:rFonts w:ascii="Courier New" w:cs="Courier New" w:eastAsia="Courier New" w:hAnsi="Courier New"/>
-                <w:sz w:val="18"/>
-                <w:szCs w:val="18"/>
-              </w:rPr>
-              <w:t xml:space="preserve">Titulo de ventana</w:t>
+              <w:t xml:space="preserve">Ventana activa</w:t>
             </w:r>
           </w:p>
         </w:tc>
       </w:tr>
     </w:tbl>
+    <w:p>
+      <w:pPr>
+        <w:spacing w:before="60"/>
+      </w:pPr>
+      <w:r>
+        <w:rPr>
+          <w:rFonts w:ascii="Courier New" w:cs="Courier New" w:eastAsia="Courier New" w:hAnsi="Courier New"/>
+          <w:color w:val="555555"/>
+          <w:sz w:val="18"/>
+          <w:szCs w:val="18"/>
+        </w:rPr>
+        <w:t xml:space="preserve">  click acepta tambien los campos de browser (tag, text, selectors...) cuando viene del DOM.</w:t>
+      </w:r>
+    </w:p>
     <w:p>
       <w:pPr>
         <w:spacing w:after="100" w:before="300"/>
@@ -2434,7 +2028,7 @@
           <w:sz w:val="24"/>
           <w:szCs w:val="24"/>
         </w:rPr>
-        <w:t xml:space="preserve">3.5 scroll_summary (comprimido)</w:t>
+        <w:t xml:space="preserve">3.5 drag</w:t>
       </w:r>
     </w:p>
     <w:tbl>
@@ -2583,7 +2177,7 @@
                 <w:sz w:val="18"/>
                 <w:szCs w:val="18"/>
               </w:rPr>
-              <w:t xml:space="preserve">direction</w:t>
+              <w:t xml:space="preserve">from_x, from_y</w:t>
             </w:r>
           </w:p>
         </w:tc>
@@ -2611,7 +2205,7 @@
                 <w:sz w:val="18"/>
                 <w:szCs w:val="18"/>
               </w:rPr>
-              <w:t xml:space="preserve">string</w:t>
+              <w:t xml:space="preserve">int</w:t>
             </w:r>
           </w:p>
         </w:tc>
@@ -2639,7 +2233,7 @@
                 <w:sz w:val="18"/>
                 <w:szCs w:val="18"/>
               </w:rPr>
-              <w:t xml:space="preserve">up / down / horizontal</w:t>
+              <w:t xml:space="preserve">Coordenada de inicio del arrastre</w:t>
             </w:r>
           </w:p>
         </w:tc>
@@ -2669,7 +2263,7 @@
                 <w:sz w:val="18"/>
                 <w:szCs w:val="18"/>
               </w:rPr>
-              <w:t xml:space="preserve">delta_y</w:t>
+              <w:t xml:space="preserve">to_x, to_y</w:t>
             </w:r>
           </w:p>
         </w:tc>
@@ -2697,7 +2291,7 @@
                 <w:sz w:val="18"/>
                 <w:szCs w:val="18"/>
               </w:rPr>
-              <w:t xml:space="preserve">float</w:t>
+              <w:t xml:space="preserve">int</w:t>
             </w:r>
           </w:p>
         </w:tc>
@@ -2725,7 +2319,7 @@
                 <w:sz w:val="18"/>
                 <w:szCs w:val="18"/>
               </w:rPr>
-              <w:t xml:space="preserve">Suma de desplazamiento vertical</w:t>
+              <w:t xml:space="preserve">Coordenada de fin</w:t>
             </w:r>
           </w:p>
         </w:tc>
@@ -2755,7 +2349,7 @@
                 <w:sz w:val="18"/>
                 <w:szCs w:val="18"/>
               </w:rPr>
-              <w:t xml:space="preserve">delta_x</w:t>
+              <w:t xml:space="preserve">button</w:t>
             </w:r>
           </w:p>
         </w:tc>
@@ -2783,7 +2377,7 @@
                 <w:sz w:val="18"/>
                 <w:szCs w:val="18"/>
               </w:rPr>
-              <w:t xml:space="preserve">float</w:t>
+              <w:t xml:space="preserve">string</w:t>
             </w:r>
           </w:p>
         </w:tc>
@@ -2811,7 +2405,7 @@
                 <w:sz w:val="18"/>
                 <w:szCs w:val="18"/>
               </w:rPr>
-              <w:t xml:space="preserve">Suma de desplazamiento horizontal</w:t>
+              <w:t xml:space="preserve">Boton del mouse</w:t>
             </w:r>
           </w:p>
         </w:tc>
@@ -2841,7 +2435,7 @@
                 <w:sz w:val="18"/>
                 <w:szCs w:val="18"/>
               </w:rPr>
-              <w:t xml:space="preserve">scroll_count</w:t>
+              <w:t xml:space="preserve">duration_ms</w:t>
             </w:r>
           </w:p>
         </w:tc>
@@ -2897,7 +2491,7 @@
                 <w:sz w:val="18"/>
                 <w:szCs w:val="18"/>
               </w:rPr>
-              <w:t xml:space="preserve">Cantidad de eventos de scroll agrupados</w:t>
+              <w:t xml:space="preserve">Duracion del drag (descarta &lt; 200ms)</w:t>
             </w:r>
           </w:p>
         </w:tc>
@@ -2927,7 +2521,7 @@
                 <w:sz w:val="18"/>
                 <w:szCs w:val="18"/>
               </w:rPr>
-              <w:t xml:space="preserve">duration_s</w:t>
+              <w:t xml:space="preserve">app, window_title</w:t>
             </w:r>
           </w:p>
         </w:tc>
@@ -2955,7 +2549,7 @@
                 <w:sz w:val="18"/>
                 <w:szCs w:val="18"/>
               </w:rPr>
-              <w:t xml:space="preserve">float</w:t>
+              <w:t xml:space="preserve">string</w:t>
             </w:r>
           </w:p>
         </w:tc>
@@ -2983,204 +2577,39 @@
                 <w:sz w:val="18"/>
                 <w:szCs w:val="18"/>
               </w:rPr>
-              <w:t xml:space="preserve">Duracion total del grupo en segundos</w:t>
-            </w:r>
-          </w:p>
-        </w:tc>
-      </w:tr>
-      <w:tr>
-        <w:tc>
-          <w:tcPr>
-            <w:tcW w:type="dxa" w:w="1800"/>
-            <w:tcBorders>
-              <w:top w:val="single" w:color="CCCCCC" w:sz="1"/>
-              <w:left w:val="single" w:color="CCCCCC" w:sz="1"/>
-              <w:bottom w:val="single" w:color="CCCCCC" w:sz="1"/>
-              <w:right w:val="single" w:color="CCCCCC" w:sz="1"/>
-            </w:tcBorders>
-            <w:shd w:fill="F5F5F5" w:val="clear"/>
-            <w:tcMar>
-              <w:top w:type="dxa" w:w="80"/>
-              <w:left w:type="dxa" w:w="120"/>
-              <w:bottom w:type="dxa" w:w="80"/>
-              <w:right w:type="dxa" w:w="120"/>
-            </w:tcMar>
-          </w:tcPr>
-          <w:p>
-            <w:r>
-              <w:rPr>
-                <w:rFonts w:ascii="Courier New" w:cs="Courier New" w:eastAsia="Courier New" w:hAnsi="Courier New"/>
-                <w:sz w:val="18"/>
-                <w:szCs w:val="18"/>
-              </w:rPr>
-              <w:t xml:space="preserve">app</w:t>
-            </w:r>
-          </w:p>
-        </w:tc>
-        <w:tc>
-          <w:tcPr>
-            <w:tcW w:type="dxa" w:w="1400"/>
-            <w:tcBorders>
-              <w:top w:val="single" w:color="CCCCCC" w:sz="1"/>
-              <w:left w:val="single" w:color="CCCCCC" w:sz="1"/>
-              <w:bottom w:val="single" w:color="CCCCCC" w:sz="1"/>
-              <w:right w:val="single" w:color="CCCCCC" w:sz="1"/>
-            </w:tcBorders>
-            <w:shd w:fill="F5F5F5" w:val="clear"/>
-            <w:tcMar>
-              <w:top w:type="dxa" w:w="80"/>
-              <w:left w:type="dxa" w:w="120"/>
-              <w:bottom w:type="dxa" w:w="80"/>
-              <w:right w:type="dxa" w:w="120"/>
-            </w:tcMar>
-          </w:tcPr>
-          <w:p>
-            <w:r>
-              <w:rPr>
-                <w:rFonts w:ascii="Courier New" w:cs="Courier New" w:eastAsia="Courier New" w:hAnsi="Courier New"/>
-                <w:sz w:val="18"/>
-                <w:szCs w:val="18"/>
-              </w:rPr>
-              <w:t xml:space="preserve">string</w:t>
-            </w:r>
-          </w:p>
-        </w:tc>
-        <w:tc>
-          <w:tcPr>
-            <w:tcW w:type="dxa" w:w="6160"/>
-            <w:tcBorders>
-              <w:top w:val="single" w:color="CCCCCC" w:sz="1"/>
-              <w:left w:val="single" w:color="CCCCCC" w:sz="1"/>
-              <w:bottom w:val="single" w:color="CCCCCC" w:sz="1"/>
-              <w:right w:val="single" w:color="CCCCCC" w:sz="1"/>
-            </w:tcBorders>
-            <w:shd w:fill="F5F5F5" w:val="clear"/>
-            <w:tcMar>
-              <w:top w:type="dxa" w:w="80"/>
-              <w:left w:type="dxa" w:w="120"/>
-              <w:bottom w:type="dxa" w:w="80"/>
-              <w:right w:type="dxa" w:w="120"/>
-            </w:tcMar>
-          </w:tcPr>
-          <w:p>
-            <w:r>
-              <w:rPr>
-                <w:rFonts w:ascii="Courier New" w:cs="Courier New" w:eastAsia="Courier New" w:hAnsi="Courier New"/>
-                <w:sz w:val="18"/>
-                <w:szCs w:val="18"/>
-              </w:rPr>
-              <w:t xml:space="preserve">Proceso activo</w:t>
-            </w:r>
-          </w:p>
-        </w:tc>
-      </w:tr>
-      <w:tr>
-        <w:tc>
-          <w:tcPr>
-            <w:tcW w:type="dxa" w:w="1800"/>
-            <w:tcBorders>
-              <w:top w:val="single" w:color="CCCCCC" w:sz="1"/>
-              <w:left w:val="single" w:color="CCCCCC" w:sz="1"/>
-              <w:bottom w:val="single" w:color="CCCCCC" w:sz="1"/>
-              <w:right w:val="single" w:color="CCCCCC" w:sz="1"/>
-            </w:tcBorders>
-            <w:shd w:fill="FFFFFF" w:val="clear"/>
-            <w:tcMar>
-              <w:top w:type="dxa" w:w="80"/>
-              <w:left w:type="dxa" w:w="120"/>
-              <w:bottom w:type="dxa" w:w="80"/>
-              <w:right w:type="dxa" w:w="120"/>
-            </w:tcMar>
-          </w:tcPr>
-          <w:p>
-            <w:r>
-              <w:rPr>
-                <w:rFonts w:ascii="Courier New" w:cs="Courier New" w:eastAsia="Courier New" w:hAnsi="Courier New"/>
-                <w:sz w:val="18"/>
-                <w:szCs w:val="18"/>
-              </w:rPr>
-              <w:t xml:space="preserve">window_title</w:t>
-            </w:r>
-          </w:p>
-        </w:tc>
-        <w:tc>
-          <w:tcPr>
-            <w:tcW w:type="dxa" w:w="1400"/>
-            <w:tcBorders>
-              <w:top w:val="single" w:color="CCCCCC" w:sz="1"/>
-              <w:left w:val="single" w:color="CCCCCC" w:sz="1"/>
-              <w:bottom w:val="single" w:color="CCCCCC" w:sz="1"/>
-              <w:right w:val="single" w:color="CCCCCC" w:sz="1"/>
-            </w:tcBorders>
-            <w:shd w:fill="FFFFFF" w:val="clear"/>
-            <w:tcMar>
-              <w:top w:type="dxa" w:w="80"/>
-              <w:left w:type="dxa" w:w="120"/>
-              <w:bottom w:type="dxa" w:w="80"/>
-              <w:right w:type="dxa" w:w="120"/>
-            </w:tcMar>
-          </w:tcPr>
-          <w:p>
-            <w:r>
-              <w:rPr>
-                <w:rFonts w:ascii="Courier New" w:cs="Courier New" w:eastAsia="Courier New" w:hAnsi="Courier New"/>
-                <w:sz w:val="18"/>
-                <w:szCs w:val="18"/>
-              </w:rPr>
-              <w:t xml:space="preserve">string</w:t>
-            </w:r>
-          </w:p>
-        </w:tc>
-        <w:tc>
-          <w:tcPr>
-            <w:tcW w:type="dxa" w:w="6160"/>
-            <w:tcBorders>
-              <w:top w:val="single" w:color="CCCCCC" w:sz="1"/>
-              <w:left w:val="single" w:color="CCCCCC" w:sz="1"/>
-              <w:bottom w:val="single" w:color="CCCCCC" w:sz="1"/>
-              <w:right w:val="single" w:color="CCCCCC" w:sz="1"/>
-            </w:tcBorders>
-            <w:shd w:fill="FFFFFF" w:val="clear"/>
-            <w:tcMar>
-              <w:top w:type="dxa" w:w="80"/>
-              <w:left w:type="dxa" w:w="120"/>
-              <w:bottom w:type="dxa" w:w="80"/>
-              <w:right w:type="dxa" w:w="120"/>
-            </w:tcMar>
-          </w:tcPr>
-          <w:p>
-            <w:r>
-              <w:rPr>
-                <w:rFonts w:ascii="Courier New" w:cs="Courier New" w:eastAsia="Courier New" w:hAnsi="Courier New"/>
-                <w:sz w:val="18"/>
-                <w:szCs w:val="18"/>
-              </w:rPr>
-              <w:t xml:space="preserve">Titulo de ventana</w:t>
+              <w:t xml:space="preserve">Ventana activa</w:t>
             </w:r>
           </w:p>
         </w:tc>
       </w:tr>
     </w:tbl>
     <w:p>
+      <w:pPr>
+        <w:spacing w:before="60"/>
+      </w:pPr>
       <w:r>
-        <w:t xml:space="preserve"/>
+        <w:rPr>
+          <w:rFonts w:ascii="Courier New" w:cs="Courier New" w:eastAsia="Courier New" w:hAnsi="Courier New"/>
+          <w:color w:val="555555"/>
+          <w:sz w:val="18"/>
+          <w:szCs w:val="18"/>
+        </w:rPr>
+        <w:t xml:space="preserve">  Umbral: 30 px de movimiento Y &gt;=200 ms de duracion. Filtra flicks accidentales.</w:t>
       </w:r>
     </w:p>
     <w:p>
       <w:pPr>
-        <w:pStyle w:val="Heading2"/>
+        <w:spacing w:after="100" w:before="300"/>
       </w:pPr>
-      <w:r>
-        <w:t xml:space="preserve">4. Eventos del browser</w:t>
-      </w:r>
-    </w:p>
-    <w:p>
       <w:r>
         <w:rPr>
           <w:b/>
           <w:bCs/>
+          <w:color w:val="1a6b3c"/>
+          <w:sz w:val="24"/>
+          <w:szCs w:val="24"/>
         </w:rPr>
-        <w:t xml:space="preserve">Todos los eventos del browser incluyen los campos base:</w:t>
+        <w:t xml:space="preserve">3.6 scroll_summary (comprimido)</w:t>
       </w:r>
     </w:p>
     <w:tbl>
@@ -3329,7 +2758,7 @@
                 <w:sz w:val="18"/>
                 <w:szCs w:val="18"/>
               </w:rPr>
-              <w:t xml:space="preserve">tag</w:t>
+              <w:t xml:space="preserve">direction</w:t>
             </w:r>
           </w:p>
         </w:tc>
@@ -3385,7 +2814,7 @@
                 <w:sz w:val="18"/>
                 <w:szCs w:val="18"/>
               </w:rPr>
-              <w:t xml:space="preserve">Tag HTML del elemento (H1, BUTTON, A, SPAN...)</w:t>
+              <w:t xml:space="preserve">down / up / horizontal</w:t>
             </w:r>
           </w:p>
         </w:tc>
@@ -3415,7 +2844,7 @@
                 <w:sz w:val="18"/>
                 <w:szCs w:val="18"/>
               </w:rPr>
-              <w:t xml:space="preserve">text</w:t>
+              <w:t xml:space="preserve">delta_y, delta_x</w:t>
             </w:r>
           </w:p>
         </w:tc>
@@ -3443,7 +2872,7 @@
                 <w:sz w:val="18"/>
                 <w:szCs w:val="18"/>
               </w:rPr>
-              <w:t xml:space="preserve">string</w:t>
+              <w:t xml:space="preserve">float</w:t>
             </w:r>
           </w:p>
         </w:tc>
@@ -3471,7 +2900,7 @@
                 <w:sz w:val="18"/>
                 <w:szCs w:val="18"/>
               </w:rPr>
-              <w:t xml:space="preserve">innerText del elemento (max 120 chars)</w:t>
+              <w:t xml:space="preserve">Suma de desplazamiento en el grupo</w:t>
             </w:r>
           </w:p>
         </w:tc>
@@ -3501,7 +2930,7 @@
                 <w:sz w:val="18"/>
                 <w:szCs w:val="18"/>
               </w:rPr>
-              <w:t xml:space="preserve">id</w:t>
+              <w:t xml:space="preserve">scroll_count</w:t>
             </w:r>
           </w:p>
         </w:tc>
@@ -3529,7 +2958,7 @@
                 <w:sz w:val="18"/>
                 <w:szCs w:val="18"/>
               </w:rPr>
-              <w:t xml:space="preserve">string</w:t>
+              <w:t xml:space="preserve">int</w:t>
             </w:r>
           </w:p>
         </w:tc>
@@ -3557,7 +2986,7 @@
                 <w:sz w:val="18"/>
                 <w:szCs w:val="18"/>
               </w:rPr>
-              <w:t xml:space="preserve">Atributo id del elemento</w:t>
+              <w:t xml:space="preserve">Cantidad de eventos de scroll agrupados</w:t>
             </w:r>
           </w:p>
         </w:tc>
@@ -3587,7 +3016,7 @@
                 <w:sz w:val="18"/>
                 <w:szCs w:val="18"/>
               </w:rPr>
-              <w:t xml:space="preserve">xpath</w:t>
+              <w:t xml:space="preserve">duration_s</w:t>
             </w:r>
           </w:p>
         </w:tc>
@@ -3615,7 +3044,7 @@
                 <w:sz w:val="18"/>
                 <w:szCs w:val="18"/>
               </w:rPr>
-              <w:t xml:space="preserve">string</w:t>
+              <w:t xml:space="preserve">float</w:t>
             </w:r>
           </w:p>
         </w:tc>
@@ -3643,7 +3072,7 @@
                 <w:sz w:val="18"/>
                 <w:szCs w:val="18"/>
               </w:rPr>
-              <w:t xml:space="preserve">XPath unico del elemento en el DOM</w:t>
+              <w:t xml:space="preserve">Duracion total del grupo en segundos</w:t>
             </w:r>
           </w:p>
         </w:tc>
@@ -3673,7 +3102,7 @@
                 <w:sz w:val="18"/>
                 <w:szCs w:val="18"/>
               </w:rPr>
-              <w:t xml:space="preserve">role</w:t>
+              <w:t xml:space="preserve">from_y, to_y, viewport_pct, url</w:t>
             </w:r>
           </w:p>
         </w:tc>
@@ -3701,7 +3130,7 @@
                 <w:sz w:val="18"/>
                 <w:szCs w:val="18"/>
               </w:rPr>
-              <w:t xml:space="preserve">string</w:t>
+              <w:t xml:space="preserve">—</w:t>
             </w:r>
           </w:p>
         </w:tc>
@@ -3729,7 +3158,7 @@
                 <w:sz w:val="18"/>
                 <w:szCs w:val="18"/>
               </w:rPr>
-              <w:t xml:space="preserve">Atributo role o tagName en minusculas</w:t>
+              <w:t xml:space="preserve">Solo si la rafaga es de browser</w:t>
             </w:r>
           </w:p>
         </w:tc>
@@ -3759,7 +3188,7 @@
                 <w:sz w:val="18"/>
                 <w:szCs w:val="18"/>
               </w:rPr>
-              <w:t xml:space="preserve">aria</w:t>
+              <w:t xml:space="preserve">app, window_title</w:t>
             </w:r>
           </w:p>
         </w:tc>
@@ -3815,7 +3244,165 @@
                 <w:sz w:val="18"/>
                 <w:szCs w:val="18"/>
               </w:rPr>
-              <w:t xml:space="preserve">aria-label del elemento</w:t>
+              <w:t xml:space="preserve">Solo si la rafaga es de sistema</w:t>
+            </w:r>
+          </w:p>
+        </w:tc>
+      </w:tr>
+    </w:tbl>
+    <w:p>
+      <w:pPr>
+        <w:spacing w:before="60"/>
+      </w:pPr>
+      <w:r>
+        <w:rPr>
+          <w:rFonts w:ascii="Courier New" w:cs="Courier New" w:eastAsia="Courier New" w:hAnsi="Courier New"/>
+          <w:color w:val="555555"/>
+          <w:sz w:val="18"/>
+          <w:szCs w:val="18"/>
+        </w:rPr>
+        <w:t xml:space="preserve">  compress_scroll agrupa eventos scroll contiguos (gap &lt;= 2s) y descarta sumarios sin movimiento neto.</w:t>
+      </w:r>
+    </w:p>
+    <w:p>
+      <w:r>
+        <w:t xml:space="preserve"/>
+      </w:r>
+    </w:p>
+    <w:p>
+      <w:pPr>
+        <w:pStyle w:val="Heading2"/>
+      </w:pPr>
+      <w:r>
+        <w:t xml:space="preserve">4. Eventos del browser</w:t>
+      </w:r>
+    </w:p>
+    <w:p>
+      <w:r>
+        <w:rPr>
+          <w:b/>
+          <w:bCs/>
+        </w:rPr>
+        <w:t xml:space="preserve">Casi todos los eventos del browser incluyen los siguientes campos base (extraidos por elInfo() en content.js):</w:t>
+      </w:r>
+    </w:p>
+    <w:tbl>
+      <w:tblPr>
+        <w:tblW w:type="dxa" w:w="9360"/>
+        <w:tblBorders>
+          <w:top w:val="single" w:color="auto" w:sz="4"/>
+          <w:left w:val="single" w:color="auto" w:sz="4"/>
+          <w:bottom w:val="single" w:color="auto" w:sz="4"/>
+          <w:right w:val="single" w:color="auto" w:sz="4"/>
+          <w:insideH w:val="single" w:color="auto" w:sz="4"/>
+          <w:insideV w:val="single" w:color="auto" w:sz="4"/>
+        </w:tblBorders>
+      </w:tblPr>
+      <w:tblGrid>
+        <w:gridCol w:w="1800"/>
+        <w:gridCol w:w="1400"/>
+        <w:gridCol w:w="6160"/>
+      </w:tblGrid>
+      <w:tr>
+        <w:trPr>
+          <w:tblHeader/>
+        </w:trPr>
+        <w:tc>
+          <w:tcPr>
+            <w:tcW w:type="dxa" w:w="1800"/>
+            <w:tcBorders>
+              <w:top w:val="single" w:color="CCCCCC" w:sz="1"/>
+              <w:left w:val="single" w:color="CCCCCC" w:sz="1"/>
+              <w:bottom w:val="single" w:color="CCCCCC" w:sz="1"/>
+              <w:right w:val="single" w:color="CCCCCC" w:sz="1"/>
+            </w:tcBorders>
+            <w:shd w:fill="2E4057" w:val="clear"/>
+            <w:tcMar>
+              <w:top w:type="dxa" w:w="80"/>
+              <w:left w:type="dxa" w:w="120"/>
+              <w:bottom w:type="dxa" w:w="80"/>
+              <w:right w:type="dxa" w:w="120"/>
+            </w:tcMar>
+          </w:tcPr>
+          <w:p>
+            <w:pPr>
+              <w:jc w:val="left"/>
+            </w:pPr>
+            <w:r>
+              <w:rPr>
+                <w:b/>
+                <w:bCs/>
+                <w:color w:val="FFFFFF"/>
+                <w:sz w:val="20"/>
+                <w:szCs w:val="20"/>
+              </w:rPr>
+              <w:t xml:space="preserve">Campo</w:t>
+            </w:r>
+          </w:p>
+        </w:tc>
+        <w:tc>
+          <w:tcPr>
+            <w:tcW w:type="dxa" w:w="1400"/>
+            <w:tcBorders>
+              <w:top w:val="single" w:color="CCCCCC" w:sz="1"/>
+              <w:left w:val="single" w:color="CCCCCC" w:sz="1"/>
+              <w:bottom w:val="single" w:color="CCCCCC" w:sz="1"/>
+              <w:right w:val="single" w:color="CCCCCC" w:sz="1"/>
+            </w:tcBorders>
+            <w:shd w:fill="2E4057" w:val="clear"/>
+            <w:tcMar>
+              <w:top w:type="dxa" w:w="80"/>
+              <w:left w:type="dxa" w:w="120"/>
+              <w:bottom w:type="dxa" w:w="80"/>
+              <w:right w:type="dxa" w:w="120"/>
+            </w:tcMar>
+          </w:tcPr>
+          <w:p>
+            <w:pPr>
+              <w:jc w:val="left"/>
+            </w:pPr>
+            <w:r>
+              <w:rPr>
+                <w:b/>
+                <w:bCs/>
+                <w:color w:val="FFFFFF"/>
+                <w:sz w:val="20"/>
+                <w:szCs w:val="20"/>
+              </w:rPr>
+              <w:t xml:space="preserve">Tipo</w:t>
+            </w:r>
+          </w:p>
+        </w:tc>
+        <w:tc>
+          <w:tcPr>
+            <w:tcW w:type="dxa" w:w="6160"/>
+            <w:tcBorders>
+              <w:top w:val="single" w:color="CCCCCC" w:sz="1"/>
+              <w:left w:val="single" w:color="CCCCCC" w:sz="1"/>
+              <w:bottom w:val="single" w:color="CCCCCC" w:sz="1"/>
+              <w:right w:val="single" w:color="CCCCCC" w:sz="1"/>
+            </w:tcBorders>
+            <w:shd w:fill="2E4057" w:val="clear"/>
+            <w:tcMar>
+              <w:top w:type="dxa" w:w="80"/>
+              <w:left w:type="dxa" w:w="120"/>
+              <w:bottom w:type="dxa" w:w="80"/>
+              <w:right w:type="dxa" w:w="120"/>
+            </w:tcMar>
+          </w:tcPr>
+          <w:p>
+            <w:pPr>
+              <w:jc w:val="left"/>
+            </w:pPr>
+            <w:r>
+              <w:rPr>
+                <w:b/>
+                <w:bCs/>
+                <w:color w:val="FFFFFF"/>
+                <w:sz w:val="20"/>
+                <w:szCs w:val="20"/>
+              </w:rPr>
+              <w:t xml:space="preserve">Descripcion</w:t>
             </w:r>
           </w:p>
         </w:tc>
@@ -3845,7 +3432,7 @@
                 <w:sz w:val="18"/>
                 <w:szCs w:val="18"/>
               </w:rPr>
-              <w:t xml:space="preserve">href</w:t>
+              <w:t xml:space="preserve">tag</w:t>
             </w:r>
           </w:p>
         </w:tc>
@@ -3873,7 +3460,7 @@
                 <w:sz w:val="18"/>
                 <w:szCs w:val="18"/>
               </w:rPr>
-              <w:t xml:space="preserve">string|null</w:t>
+              <w:t xml:space="preserve">string</w:t>
             </w:r>
           </w:p>
         </w:tc>
@@ -3901,7 +3488,7 @@
                 <w:sz w:val="18"/>
                 <w:szCs w:val="18"/>
               </w:rPr>
-              <w:t xml:space="preserve">URL del anchor mas cercano</w:t>
+              <w:t xml:space="preserve">Tag HTML (H1, BUTTON, A, INPUT, SPAN...)</w:t>
             </w:r>
           </w:p>
         </w:tc>
@@ -3931,6 +3518,350 @@
                 <w:sz w:val="18"/>
                 <w:szCs w:val="18"/>
               </w:rPr>
+              <w:t xml:space="preserve">text</w:t>
+            </w:r>
+          </w:p>
+        </w:tc>
+        <w:tc>
+          <w:tcPr>
+            <w:tcW w:type="dxa" w:w="1400"/>
+            <w:tcBorders>
+              <w:top w:val="single" w:color="CCCCCC" w:sz="1"/>
+              <w:left w:val="single" w:color="CCCCCC" w:sz="1"/>
+              <w:bottom w:val="single" w:color="CCCCCC" w:sz="1"/>
+              <w:right w:val="single" w:color="CCCCCC" w:sz="1"/>
+            </w:tcBorders>
+            <w:shd w:fill="F5F5F5" w:val="clear"/>
+            <w:tcMar>
+              <w:top w:type="dxa" w:w="80"/>
+              <w:left w:type="dxa" w:w="120"/>
+              <w:bottom w:type="dxa" w:w="80"/>
+              <w:right w:type="dxa" w:w="120"/>
+            </w:tcMar>
+          </w:tcPr>
+          <w:p>
+            <w:r>
+              <w:rPr>
+                <w:rFonts w:ascii="Courier New" w:cs="Courier New" w:eastAsia="Courier New" w:hAnsi="Courier New"/>
+                <w:sz w:val="18"/>
+                <w:szCs w:val="18"/>
+              </w:rPr>
+              <w:t xml:space="preserve">string</w:t>
+            </w:r>
+          </w:p>
+        </w:tc>
+        <w:tc>
+          <w:tcPr>
+            <w:tcW w:type="dxa" w:w="6160"/>
+            <w:tcBorders>
+              <w:top w:val="single" w:color="CCCCCC" w:sz="1"/>
+              <w:left w:val="single" w:color="CCCCCC" w:sz="1"/>
+              <w:bottom w:val="single" w:color="CCCCCC" w:sz="1"/>
+              <w:right w:val="single" w:color="CCCCCC" w:sz="1"/>
+            </w:tcBorders>
+            <w:shd w:fill="F5F5F5" w:val="clear"/>
+            <w:tcMar>
+              <w:top w:type="dxa" w:w="80"/>
+              <w:left w:type="dxa" w:w="120"/>
+              <w:bottom w:type="dxa" w:w="80"/>
+              <w:right w:type="dxa" w:w="120"/>
+            </w:tcMar>
+          </w:tcPr>
+          <w:p>
+            <w:r>
+              <w:rPr>
+                <w:rFonts w:ascii="Courier New" w:cs="Courier New" w:eastAsia="Courier New" w:hAnsi="Courier New"/>
+                <w:sz w:val="18"/>
+                <w:szCs w:val="18"/>
+              </w:rPr>
+              <w:t xml:space="preserve">innerText del elemento, truncado a 120 chars</w:t>
+            </w:r>
+          </w:p>
+        </w:tc>
+      </w:tr>
+      <w:tr>
+        <w:tc>
+          <w:tcPr>
+            <w:tcW w:type="dxa" w:w="1800"/>
+            <w:tcBorders>
+              <w:top w:val="single" w:color="CCCCCC" w:sz="1"/>
+              <w:left w:val="single" w:color="CCCCCC" w:sz="1"/>
+              <w:bottom w:val="single" w:color="CCCCCC" w:sz="1"/>
+              <w:right w:val="single" w:color="CCCCCC" w:sz="1"/>
+            </w:tcBorders>
+            <w:shd w:fill="FFFFFF" w:val="clear"/>
+            <w:tcMar>
+              <w:top w:type="dxa" w:w="80"/>
+              <w:left w:type="dxa" w:w="120"/>
+              <w:bottom w:type="dxa" w:w="80"/>
+              <w:right w:type="dxa" w:w="120"/>
+            </w:tcMar>
+          </w:tcPr>
+          <w:p>
+            <w:r>
+              <w:rPr>
+                <w:rFonts w:ascii="Courier New" w:cs="Courier New" w:eastAsia="Courier New" w:hAnsi="Courier New"/>
+                <w:sz w:val="18"/>
+                <w:szCs w:val="18"/>
+              </w:rPr>
+              <w:t xml:space="preserve">role</w:t>
+            </w:r>
+          </w:p>
+        </w:tc>
+        <w:tc>
+          <w:tcPr>
+            <w:tcW w:type="dxa" w:w="1400"/>
+            <w:tcBorders>
+              <w:top w:val="single" w:color="CCCCCC" w:sz="1"/>
+              <w:left w:val="single" w:color="CCCCCC" w:sz="1"/>
+              <w:bottom w:val="single" w:color="CCCCCC" w:sz="1"/>
+              <w:right w:val="single" w:color="CCCCCC" w:sz="1"/>
+            </w:tcBorders>
+            <w:shd w:fill="FFFFFF" w:val="clear"/>
+            <w:tcMar>
+              <w:top w:type="dxa" w:w="80"/>
+              <w:left w:type="dxa" w:w="120"/>
+              <w:bottom w:type="dxa" w:w="80"/>
+              <w:right w:type="dxa" w:w="120"/>
+            </w:tcMar>
+          </w:tcPr>
+          <w:p>
+            <w:r>
+              <w:rPr>
+                <w:rFonts w:ascii="Courier New" w:cs="Courier New" w:eastAsia="Courier New" w:hAnsi="Courier New"/>
+                <w:sz w:val="18"/>
+                <w:szCs w:val="18"/>
+              </w:rPr>
+              <w:t xml:space="preserve">string</w:t>
+            </w:r>
+          </w:p>
+        </w:tc>
+        <w:tc>
+          <w:tcPr>
+            <w:tcW w:type="dxa" w:w="6160"/>
+            <w:tcBorders>
+              <w:top w:val="single" w:color="CCCCCC" w:sz="1"/>
+              <w:left w:val="single" w:color="CCCCCC" w:sz="1"/>
+              <w:bottom w:val="single" w:color="CCCCCC" w:sz="1"/>
+              <w:right w:val="single" w:color="CCCCCC" w:sz="1"/>
+            </w:tcBorders>
+            <w:shd w:fill="FFFFFF" w:val="clear"/>
+            <w:tcMar>
+              <w:top w:type="dxa" w:w="80"/>
+              <w:left w:type="dxa" w:w="120"/>
+              <w:bottom w:type="dxa" w:w="80"/>
+              <w:right w:type="dxa" w:w="120"/>
+            </w:tcMar>
+          </w:tcPr>
+          <w:p>
+            <w:r>
+              <w:rPr>
+                <w:rFonts w:ascii="Courier New" w:cs="Courier New" w:eastAsia="Courier New" w:hAnsi="Courier New"/>
+                <w:sz w:val="18"/>
+                <w:szCs w:val="18"/>
+              </w:rPr>
+              <w:t xml:space="preserve">Atributo role o tagName en minusculas</w:t>
+            </w:r>
+          </w:p>
+        </w:tc>
+      </w:tr>
+      <w:tr>
+        <w:tc>
+          <w:tcPr>
+            <w:tcW w:type="dxa" w:w="1800"/>
+            <w:tcBorders>
+              <w:top w:val="single" w:color="CCCCCC" w:sz="1"/>
+              <w:left w:val="single" w:color="CCCCCC" w:sz="1"/>
+              <w:bottom w:val="single" w:color="CCCCCC" w:sz="1"/>
+              <w:right w:val="single" w:color="CCCCCC" w:sz="1"/>
+            </w:tcBorders>
+            <w:shd w:fill="F5F5F5" w:val="clear"/>
+            <w:tcMar>
+              <w:top w:type="dxa" w:w="80"/>
+              <w:left w:type="dxa" w:w="120"/>
+              <w:bottom w:type="dxa" w:w="80"/>
+              <w:right w:type="dxa" w:w="120"/>
+            </w:tcMar>
+          </w:tcPr>
+          <w:p>
+            <w:r>
+              <w:rPr>
+                <w:rFonts w:ascii="Courier New" w:cs="Courier New" w:eastAsia="Courier New" w:hAnsi="Courier New"/>
+                <w:sz w:val="18"/>
+                <w:szCs w:val="18"/>
+              </w:rPr>
+              <w:t xml:space="preserve">aria</w:t>
+            </w:r>
+          </w:p>
+        </w:tc>
+        <w:tc>
+          <w:tcPr>
+            <w:tcW w:type="dxa" w:w="1400"/>
+            <w:tcBorders>
+              <w:top w:val="single" w:color="CCCCCC" w:sz="1"/>
+              <w:left w:val="single" w:color="CCCCCC" w:sz="1"/>
+              <w:bottom w:val="single" w:color="CCCCCC" w:sz="1"/>
+              <w:right w:val="single" w:color="CCCCCC" w:sz="1"/>
+            </w:tcBorders>
+            <w:shd w:fill="F5F5F5" w:val="clear"/>
+            <w:tcMar>
+              <w:top w:type="dxa" w:w="80"/>
+              <w:left w:type="dxa" w:w="120"/>
+              <w:bottom w:type="dxa" w:w="80"/>
+              <w:right w:type="dxa" w:w="120"/>
+            </w:tcMar>
+          </w:tcPr>
+          <w:p>
+            <w:r>
+              <w:rPr>
+                <w:rFonts w:ascii="Courier New" w:cs="Courier New" w:eastAsia="Courier New" w:hAnsi="Courier New"/>
+                <w:sz w:val="18"/>
+                <w:szCs w:val="18"/>
+              </w:rPr>
+              <w:t xml:space="preserve">string</w:t>
+            </w:r>
+          </w:p>
+        </w:tc>
+        <w:tc>
+          <w:tcPr>
+            <w:tcW w:type="dxa" w:w="6160"/>
+            <w:tcBorders>
+              <w:top w:val="single" w:color="CCCCCC" w:sz="1"/>
+              <w:left w:val="single" w:color="CCCCCC" w:sz="1"/>
+              <w:bottom w:val="single" w:color="CCCCCC" w:sz="1"/>
+              <w:right w:val="single" w:color="CCCCCC" w:sz="1"/>
+            </w:tcBorders>
+            <w:shd w:fill="F5F5F5" w:val="clear"/>
+            <w:tcMar>
+              <w:top w:type="dxa" w:w="80"/>
+              <w:left w:type="dxa" w:w="120"/>
+              <w:bottom w:type="dxa" w:w="80"/>
+              <w:right w:type="dxa" w:w="120"/>
+            </w:tcMar>
+          </w:tcPr>
+          <w:p>
+            <w:r>
+              <w:rPr>
+                <w:rFonts w:ascii="Courier New" w:cs="Courier New" w:eastAsia="Courier New" w:hAnsi="Courier New"/>
+                <w:sz w:val="18"/>
+                <w:szCs w:val="18"/>
+              </w:rPr>
+              <w:t xml:space="preserve">aria-label del elemento</w:t>
+            </w:r>
+          </w:p>
+        </w:tc>
+      </w:tr>
+      <w:tr>
+        <w:tc>
+          <w:tcPr>
+            <w:tcW w:type="dxa" w:w="1800"/>
+            <w:tcBorders>
+              <w:top w:val="single" w:color="CCCCCC" w:sz="1"/>
+              <w:left w:val="single" w:color="CCCCCC" w:sz="1"/>
+              <w:bottom w:val="single" w:color="CCCCCC" w:sz="1"/>
+              <w:right w:val="single" w:color="CCCCCC" w:sz="1"/>
+            </w:tcBorders>
+            <w:shd w:fill="FFFFFF" w:val="clear"/>
+            <w:tcMar>
+              <w:top w:type="dxa" w:w="80"/>
+              <w:left w:type="dxa" w:w="120"/>
+              <w:bottom w:type="dxa" w:w="80"/>
+              <w:right w:type="dxa" w:w="120"/>
+            </w:tcMar>
+          </w:tcPr>
+          <w:p>
+            <w:r>
+              <w:rPr>
+                <w:rFonts w:ascii="Courier New" w:cs="Courier New" w:eastAsia="Courier New" w:hAnsi="Courier New"/>
+                <w:sz w:val="18"/>
+                <w:szCs w:val="18"/>
+              </w:rPr>
+              <w:t xml:space="preserve">href</w:t>
+            </w:r>
+          </w:p>
+        </w:tc>
+        <w:tc>
+          <w:tcPr>
+            <w:tcW w:type="dxa" w:w="1400"/>
+            <w:tcBorders>
+              <w:top w:val="single" w:color="CCCCCC" w:sz="1"/>
+              <w:left w:val="single" w:color="CCCCCC" w:sz="1"/>
+              <w:bottom w:val="single" w:color="CCCCCC" w:sz="1"/>
+              <w:right w:val="single" w:color="CCCCCC" w:sz="1"/>
+            </w:tcBorders>
+            <w:shd w:fill="FFFFFF" w:val="clear"/>
+            <w:tcMar>
+              <w:top w:type="dxa" w:w="80"/>
+              <w:left w:type="dxa" w:w="120"/>
+              <w:bottom w:type="dxa" w:w="80"/>
+              <w:right w:type="dxa" w:w="120"/>
+            </w:tcMar>
+          </w:tcPr>
+          <w:p>
+            <w:r>
+              <w:rPr>
+                <w:rFonts w:ascii="Courier New" w:cs="Courier New" w:eastAsia="Courier New" w:hAnsi="Courier New"/>
+                <w:sz w:val="18"/>
+                <w:szCs w:val="18"/>
+              </w:rPr>
+              <w:t xml:space="preserve">string|null</w:t>
+            </w:r>
+          </w:p>
+        </w:tc>
+        <w:tc>
+          <w:tcPr>
+            <w:tcW w:type="dxa" w:w="6160"/>
+            <w:tcBorders>
+              <w:top w:val="single" w:color="CCCCCC" w:sz="1"/>
+              <w:left w:val="single" w:color="CCCCCC" w:sz="1"/>
+              <w:bottom w:val="single" w:color="CCCCCC" w:sz="1"/>
+              <w:right w:val="single" w:color="CCCCCC" w:sz="1"/>
+            </w:tcBorders>
+            <w:shd w:fill="FFFFFF" w:val="clear"/>
+            <w:tcMar>
+              <w:top w:type="dxa" w:w="80"/>
+              <w:left w:type="dxa" w:w="120"/>
+              <w:bottom w:type="dxa" w:w="80"/>
+              <w:right w:type="dxa" w:w="120"/>
+            </w:tcMar>
+          </w:tcPr>
+          <w:p>
+            <w:r>
+              <w:rPr>
+                <w:rFonts w:ascii="Courier New" w:cs="Courier New" w:eastAsia="Courier New" w:hAnsi="Courier New"/>
+                <w:sz w:val="18"/>
+                <w:szCs w:val="18"/>
+              </w:rPr>
+              <w:t xml:space="preserve">URL del anchor mas cercano</w:t>
+            </w:r>
+          </w:p>
+        </w:tc>
+      </w:tr>
+      <w:tr>
+        <w:tc>
+          <w:tcPr>
+            <w:tcW w:type="dxa" w:w="1800"/>
+            <w:tcBorders>
+              <w:top w:val="single" w:color="CCCCCC" w:sz="1"/>
+              <w:left w:val="single" w:color="CCCCCC" w:sz="1"/>
+              <w:bottom w:val="single" w:color="CCCCCC" w:sz="1"/>
+              <w:right w:val="single" w:color="CCCCCC" w:sz="1"/>
+            </w:tcBorders>
+            <w:shd w:fill="F5F5F5" w:val="clear"/>
+            <w:tcMar>
+              <w:top w:type="dxa" w:w="80"/>
+              <w:left w:type="dxa" w:w="120"/>
+              <w:bottom w:type="dxa" w:w="80"/>
+              <w:right w:type="dxa" w:w="120"/>
+            </w:tcMar>
+          </w:tcPr>
+          <w:p>
+            <w:r>
+              <w:rPr>
+                <w:rFonts w:ascii="Courier New" w:cs="Courier New" w:eastAsia="Courier New" w:hAnsi="Courier New"/>
+                <w:sz w:val="18"/>
+                <w:szCs w:val="18"/>
+              </w:rPr>
               <w:t xml:space="preserve">url</w:t>
             </w:r>
           </w:p>
@@ -3987,12 +3918,372 @@
                 <w:sz w:val="18"/>
                 <w:szCs w:val="18"/>
               </w:rPr>
-              <w:t xml:space="preserve">URL de la pagina actual</w:t>
+              <w:t xml:space="preserve">URL de la pagina al momento del evento</w:t>
+            </w:r>
+          </w:p>
+        </w:tc>
+      </w:tr>
+      <w:tr>
+        <w:tc>
+          <w:tcPr>
+            <w:tcW w:type="dxa" w:w="1800"/>
+            <w:tcBorders>
+              <w:top w:val="single" w:color="CCCCCC" w:sz="1"/>
+              <w:left w:val="single" w:color="CCCCCC" w:sz="1"/>
+              <w:bottom w:val="single" w:color="CCCCCC" w:sz="1"/>
+              <w:right w:val="single" w:color="CCCCCC" w:sz="1"/>
+            </w:tcBorders>
+            <w:shd w:fill="FFFFFF" w:val="clear"/>
+            <w:tcMar>
+              <w:top w:type="dxa" w:w="80"/>
+              <w:left w:type="dxa" w:w="120"/>
+              <w:bottom w:type="dxa" w:w="80"/>
+              <w:right w:type="dxa" w:w="120"/>
+            </w:tcMar>
+          </w:tcPr>
+          <w:p>
+            <w:r>
+              <w:rPr>
+                <w:rFonts w:ascii="Courier New" w:cs="Courier New" w:eastAsia="Courier New" w:hAnsi="Courier New"/>
+                <w:sz w:val="18"/>
+                <w:szCs w:val="18"/>
+              </w:rPr>
+              <w:t xml:space="preserve">selectors</w:t>
+            </w:r>
+          </w:p>
+        </w:tc>
+        <w:tc>
+          <w:tcPr>
+            <w:tcW w:type="dxa" w:w="1400"/>
+            <w:tcBorders>
+              <w:top w:val="single" w:color="CCCCCC" w:sz="1"/>
+              <w:left w:val="single" w:color="CCCCCC" w:sz="1"/>
+              <w:bottom w:val="single" w:color="CCCCCC" w:sz="1"/>
+              <w:right w:val="single" w:color="CCCCCC" w:sz="1"/>
+            </w:tcBorders>
+            <w:shd w:fill="FFFFFF" w:val="clear"/>
+            <w:tcMar>
+              <w:top w:type="dxa" w:w="80"/>
+              <w:left w:type="dxa" w:w="120"/>
+              <w:bottom w:type="dxa" w:w="80"/>
+              <w:right w:type="dxa" w:w="120"/>
+            </w:tcMar>
+          </w:tcPr>
+          <w:p>
+            <w:r>
+              <w:rPr>
+                <w:rFonts w:ascii="Courier New" w:cs="Courier New" w:eastAsia="Courier New" w:hAnsi="Courier New"/>
+                <w:sz w:val="18"/>
+                <w:szCs w:val="18"/>
+              </w:rPr>
+              <w:t xml:space="preserve">object</w:t>
+            </w:r>
+          </w:p>
+        </w:tc>
+        <w:tc>
+          <w:tcPr>
+            <w:tcW w:type="dxa" w:w="6160"/>
+            <w:tcBorders>
+              <w:top w:val="single" w:color="CCCCCC" w:sz="1"/>
+              <w:left w:val="single" w:color="CCCCCC" w:sz="1"/>
+              <w:bottom w:val="single" w:color="CCCCCC" w:sz="1"/>
+              <w:right w:val="single" w:color="CCCCCC" w:sz="1"/>
+            </w:tcBorders>
+            <w:shd w:fill="FFFFFF" w:val="clear"/>
+            <w:tcMar>
+              <w:top w:type="dxa" w:w="80"/>
+              <w:left w:type="dxa" w:w="120"/>
+              <w:bottom w:type="dxa" w:w="80"/>
+              <w:right w:type="dxa" w:w="120"/>
+            </w:tcMar>
+          </w:tcPr>
+          <w:p>
+            <w:r>
+              <w:rPr>
+                <w:rFonts w:ascii="Courier New" w:cs="Courier New" w:eastAsia="Courier New" w:hAnsi="Courier New"/>
+                <w:sz w:val="18"/>
+                <w:szCs w:val="18"/>
+              </w:rPr>
+              <w:t xml:space="preserve">{ testid, id, name, css, xpath } ordenados por estabilidad</w:t>
+            </w:r>
+          </w:p>
+        </w:tc>
+      </w:tr>
+      <w:tr>
+        <w:tc>
+          <w:tcPr>
+            <w:tcW w:type="dxa" w:w="1800"/>
+            <w:tcBorders>
+              <w:top w:val="single" w:color="CCCCCC" w:sz="1"/>
+              <w:left w:val="single" w:color="CCCCCC" w:sz="1"/>
+              <w:bottom w:val="single" w:color="CCCCCC" w:sz="1"/>
+              <w:right w:val="single" w:color="CCCCCC" w:sz="1"/>
+            </w:tcBorders>
+            <w:shd w:fill="F5F5F5" w:val="clear"/>
+            <w:tcMar>
+              <w:top w:type="dxa" w:w="80"/>
+              <w:left w:type="dxa" w:w="120"/>
+              <w:bottom w:type="dxa" w:w="80"/>
+              <w:right w:type="dxa" w:w="120"/>
+            </w:tcMar>
+          </w:tcPr>
+          <w:p>
+            <w:r>
+              <w:rPr>
+                <w:rFonts w:ascii="Courier New" w:cs="Courier New" w:eastAsia="Courier New" w:hAnsi="Courier New"/>
+                <w:sz w:val="18"/>
+                <w:szCs w:val="18"/>
+              </w:rPr>
+              <w:t xml:space="preserve">id_auto</w:t>
+            </w:r>
+          </w:p>
+        </w:tc>
+        <w:tc>
+          <w:tcPr>
+            <w:tcW w:type="dxa" w:w="1400"/>
+            <w:tcBorders>
+              <w:top w:val="single" w:color="CCCCCC" w:sz="1"/>
+              <w:left w:val="single" w:color="CCCCCC" w:sz="1"/>
+              <w:bottom w:val="single" w:color="CCCCCC" w:sz="1"/>
+              <w:right w:val="single" w:color="CCCCCC" w:sz="1"/>
+            </w:tcBorders>
+            <w:shd w:fill="F5F5F5" w:val="clear"/>
+            <w:tcMar>
+              <w:top w:type="dxa" w:w="80"/>
+              <w:left w:type="dxa" w:w="120"/>
+              <w:bottom w:type="dxa" w:w="80"/>
+              <w:right w:type="dxa" w:w="120"/>
+            </w:tcMar>
+          </w:tcPr>
+          <w:p>
+            <w:r>
+              <w:rPr>
+                <w:rFonts w:ascii="Courier New" w:cs="Courier New" w:eastAsia="Courier New" w:hAnsi="Courier New"/>
+                <w:sz w:val="18"/>
+                <w:szCs w:val="18"/>
+              </w:rPr>
+              <w:t xml:space="preserve">string</w:t>
+            </w:r>
+          </w:p>
+        </w:tc>
+        <w:tc>
+          <w:tcPr>
+            <w:tcW w:type="dxa" w:w="6160"/>
+            <w:tcBorders>
+              <w:top w:val="single" w:color="CCCCCC" w:sz="1"/>
+              <w:left w:val="single" w:color="CCCCCC" w:sz="1"/>
+              <w:bottom w:val="single" w:color="CCCCCC" w:sz="1"/>
+              <w:right w:val="single" w:color="CCCCCC" w:sz="1"/>
+            </w:tcBorders>
+            <w:shd w:fill="F5F5F5" w:val="clear"/>
+            <w:tcMar>
+              <w:top w:type="dxa" w:w="80"/>
+              <w:left w:type="dxa" w:w="120"/>
+              <w:bottom w:type="dxa" w:w="80"/>
+              <w:right w:type="dxa" w:w="120"/>
+            </w:tcMar>
+          </w:tcPr>
+          <w:p>
+            <w:r>
+              <w:rPr>
+                <w:rFonts w:ascii="Courier New" w:cs="Courier New" w:eastAsia="Courier New" w:hAnsi="Courier New"/>
+                <w:sz w:val="18"/>
+                <w:szCs w:val="18"/>
+              </w:rPr>
+              <w:t xml:space="preserve">id del elemento si parece auto-generado (j_idt, view_24...)</w:t>
+            </w:r>
+          </w:p>
+        </w:tc>
+      </w:tr>
+      <w:tr>
+        <w:tc>
+          <w:tcPr>
+            <w:tcW w:type="dxa" w:w="1800"/>
+            <w:tcBorders>
+              <w:top w:val="single" w:color="CCCCCC" w:sz="1"/>
+              <w:left w:val="single" w:color="CCCCCC" w:sz="1"/>
+              <w:bottom w:val="single" w:color="CCCCCC" w:sz="1"/>
+              <w:right w:val="single" w:color="CCCCCC" w:sz="1"/>
+            </w:tcBorders>
+            <w:shd w:fill="FFFFFF" w:val="clear"/>
+            <w:tcMar>
+              <w:top w:type="dxa" w:w="80"/>
+              <w:left w:type="dxa" w:w="120"/>
+              <w:bottom w:type="dxa" w:w="80"/>
+              <w:right w:type="dxa" w:w="120"/>
+            </w:tcMar>
+          </w:tcPr>
+          <w:p>
+            <w:r>
+              <w:rPr>
+                <w:rFonts w:ascii="Courier New" w:cs="Courier New" w:eastAsia="Courier New" w:hAnsi="Courier New"/>
+                <w:sz w:val="18"/>
+                <w:szCs w:val="18"/>
+              </w:rPr>
+              <w:t xml:space="preserve">classes</w:t>
+            </w:r>
+          </w:p>
+        </w:tc>
+        <w:tc>
+          <w:tcPr>
+            <w:tcW w:type="dxa" w:w="1400"/>
+            <w:tcBorders>
+              <w:top w:val="single" w:color="CCCCCC" w:sz="1"/>
+              <w:left w:val="single" w:color="CCCCCC" w:sz="1"/>
+              <w:bottom w:val="single" w:color="CCCCCC" w:sz="1"/>
+              <w:right w:val="single" w:color="CCCCCC" w:sz="1"/>
+            </w:tcBorders>
+            <w:shd w:fill="FFFFFF" w:val="clear"/>
+            <w:tcMar>
+              <w:top w:type="dxa" w:w="80"/>
+              <w:left w:type="dxa" w:w="120"/>
+              <w:bottom w:type="dxa" w:w="80"/>
+              <w:right w:type="dxa" w:w="120"/>
+            </w:tcMar>
+          </w:tcPr>
+          <w:p>
+            <w:r>
+              <w:rPr>
+                <w:rFonts w:ascii="Courier New" w:cs="Courier New" w:eastAsia="Courier New" w:hAnsi="Courier New"/>
+                <w:sz w:val="18"/>
+                <w:szCs w:val="18"/>
+              </w:rPr>
+              <w:t xml:space="preserve">string</w:t>
+            </w:r>
+          </w:p>
+        </w:tc>
+        <w:tc>
+          <w:tcPr>
+            <w:tcW w:type="dxa" w:w="6160"/>
+            <w:tcBorders>
+              <w:top w:val="single" w:color="CCCCCC" w:sz="1"/>
+              <w:left w:val="single" w:color="CCCCCC" w:sz="1"/>
+              <w:bottom w:val="single" w:color="CCCCCC" w:sz="1"/>
+              <w:right w:val="single" w:color="CCCCCC" w:sz="1"/>
+            </w:tcBorders>
+            <w:shd w:fill="FFFFFF" w:val="clear"/>
+            <w:tcMar>
+              <w:top w:type="dxa" w:w="80"/>
+              <w:left w:type="dxa" w:w="120"/>
+              <w:bottom w:type="dxa" w:w="80"/>
+              <w:right w:type="dxa" w:w="120"/>
+            </w:tcMar>
+          </w:tcPr>
+          <w:p>
+            <w:r>
+              <w:rPr>
+                <w:rFonts w:ascii="Courier New" w:cs="Courier New" w:eastAsia="Courier New" w:hAnsi="Courier New"/>
+                <w:sz w:val="18"/>
+                <w:szCs w:val="18"/>
+              </w:rPr>
+              <w:t xml:space="preserve">className del elemento</w:t>
+            </w:r>
+          </w:p>
+        </w:tc>
+      </w:tr>
+      <w:tr>
+        <w:tc>
+          <w:tcPr>
+            <w:tcW w:type="dxa" w:w="1800"/>
+            <w:tcBorders>
+              <w:top w:val="single" w:color="CCCCCC" w:sz="1"/>
+              <w:left w:val="single" w:color="CCCCCC" w:sz="1"/>
+              <w:bottom w:val="single" w:color="CCCCCC" w:sz="1"/>
+              <w:right w:val="single" w:color="CCCCCC" w:sz="1"/>
+            </w:tcBorders>
+            <w:shd w:fill="F5F5F5" w:val="clear"/>
+            <w:tcMar>
+              <w:top w:type="dxa" w:w="80"/>
+              <w:left w:type="dxa" w:w="120"/>
+              <w:bottom w:type="dxa" w:w="80"/>
+              <w:right w:type="dxa" w:w="120"/>
+            </w:tcMar>
+          </w:tcPr>
+          <w:p>
+            <w:r>
+              <w:rPr>
+                <w:rFonts w:ascii="Courier New" w:cs="Courier New" w:eastAsia="Courier New" w:hAnsi="Courier New"/>
+                <w:sz w:val="18"/>
+                <w:szCs w:val="18"/>
+              </w:rPr>
+              <w:t xml:space="preserve">data_attrs</w:t>
+            </w:r>
+          </w:p>
+        </w:tc>
+        <w:tc>
+          <w:tcPr>
+            <w:tcW w:type="dxa" w:w="1400"/>
+            <w:tcBorders>
+              <w:top w:val="single" w:color="CCCCCC" w:sz="1"/>
+              <w:left w:val="single" w:color="CCCCCC" w:sz="1"/>
+              <w:bottom w:val="single" w:color="CCCCCC" w:sz="1"/>
+              <w:right w:val="single" w:color="CCCCCC" w:sz="1"/>
+            </w:tcBorders>
+            <w:shd w:fill="F5F5F5" w:val="clear"/>
+            <w:tcMar>
+              <w:top w:type="dxa" w:w="80"/>
+              <w:left w:type="dxa" w:w="120"/>
+              <w:bottom w:type="dxa" w:w="80"/>
+              <w:right w:type="dxa" w:w="120"/>
+            </w:tcMar>
+          </w:tcPr>
+          <w:p>
+            <w:r>
+              <w:rPr>
+                <w:rFonts w:ascii="Courier New" w:cs="Courier New" w:eastAsia="Courier New" w:hAnsi="Courier New"/>
+                <w:sz w:val="18"/>
+                <w:szCs w:val="18"/>
+              </w:rPr>
+              <w:t xml:space="preserve">object</w:t>
+            </w:r>
+          </w:p>
+        </w:tc>
+        <w:tc>
+          <w:tcPr>
+            <w:tcW w:type="dxa" w:w="6160"/>
+            <w:tcBorders>
+              <w:top w:val="single" w:color="CCCCCC" w:sz="1"/>
+              <w:left w:val="single" w:color="CCCCCC" w:sz="1"/>
+              <w:bottom w:val="single" w:color="CCCCCC" w:sz="1"/>
+              <w:right w:val="single" w:color="CCCCCC" w:sz="1"/>
+            </w:tcBorders>
+            <w:shd w:fill="F5F5F5" w:val="clear"/>
+            <w:tcMar>
+              <w:top w:type="dxa" w:w="80"/>
+              <w:left w:type="dxa" w:w="120"/>
+              <w:bottom w:type="dxa" w:w="80"/>
+              <w:right w:type="dxa" w:w="120"/>
+            </w:tcMar>
+          </w:tcPr>
+          <w:p>
+            <w:r>
+              <w:rPr>
+                <w:rFonts w:ascii="Courier New" w:cs="Courier New" w:eastAsia="Courier New" w:hAnsi="Courier New"/>
+                <w:sz w:val="18"/>
+                <w:szCs w:val="18"/>
+              </w:rPr>
+              <w:t xml:space="preserve">Todos los atributos data-* del elemento (si los hay)</w:t>
             </w:r>
           </w:p>
         </w:tc>
       </w:tr>
     </w:tbl>
+    <w:p>
+      <w:pPr>
+        <w:spacing w:before="60"/>
+      </w:pPr>
+      <w:r>
+        <w:rPr>
+          <w:rFonts w:ascii="Courier New" w:cs="Courier New" w:eastAsia="Courier New" w:hAnsi="Courier New"/>
+          <w:color w:val="555555"/>
+          <w:sz w:val="18"/>
+          <w:szCs w:val="18"/>
+        </w:rPr>
+        <w:t xml:space="preserve">  selectors.testid &gt; selectors.id &gt; selectors.name &gt; selectors.css &gt; selectors.xpath
+  La IA debe usar el primero no vacio. xpath es ultimo recurso porque rompe ante cambios de DOM.
+  getXPath() y getCssPath() saltan ids inestables (j_idt, view_24, css-xyz, ng-*, mat-*, etc.)</w:t>
+      </w:r>
+    </w:p>
     <w:p>
       <w:pPr>
         <w:spacing w:after="100" w:before="300"/>
@@ -4210,7 +4501,7 @@
                 <w:sz w:val="18"/>
                 <w:szCs w:val="18"/>
               </w:rPr>
-              <w:t xml:space="preserve">URL de la pagina cargada</w:t>
+              <w:t xml:space="preserve">URL cargada</w:t>
             </w:r>
           </w:p>
         </w:tc>
@@ -4412,7 +4703,7 @@
                 <w:sz w:val="18"/>
                 <w:szCs w:val="18"/>
               </w:rPr>
-              <w:t xml:space="preserve">description</w:t>
+              <w:t xml:space="preserve">context</w:t>
             </w:r>
           </w:p>
         </w:tc>
@@ -4440,7 +4731,7 @@
                 <w:sz w:val="18"/>
                 <w:szCs w:val="18"/>
               </w:rPr>
-              <w:t xml:space="preserve">string</w:t>
+              <w:t xml:space="preserve">object|null</w:t>
             </w:r>
           </w:p>
         </w:tc>
@@ -4468,7 +4759,7 @@
                 <w:sz w:val="18"/>
                 <w:szCs w:val="18"/>
               </w:rPr>
-              <w:t xml:space="preserve">Meta description de la pagina</w:t>
+              <w:t xml:space="preserve">Datos estructurados de la pagina — ver seccion 5</w:t>
             </w:r>
           </w:p>
         </w:tc>
@@ -4486,7 +4777,7 @@
           <w:sz w:val="24"/>
           <w:szCs w:val="24"/>
         </w:rPr>
-        <w:t xml:space="preserve">4.2 spa_navigation / hash_navigation</w:t>
+        <w:t xml:space="preserve">4.2 spa_navigation</w:t>
       </w:r>
     </w:p>
     <w:tbl>
@@ -4691,7 +4982,7 @@
                 <w:sz w:val="18"/>
                 <w:szCs w:val="18"/>
               </w:rPr>
-              <w:t xml:space="preserve">Nueva URL tras la navegacion SPA</w:t>
+              <w:t xml:space="preserve">Nueva URL tras history.pushState / popstate</w:t>
             </w:r>
           </w:p>
         </w:tc>
@@ -4782,7 +5073,107 @@
           </w:p>
         </w:tc>
       </w:tr>
+      <w:tr>
+        <w:tc>
+          <w:tcPr>
+            <w:tcW w:type="dxa" w:w="1800"/>
+            <w:tcBorders>
+              <w:top w:val="single" w:color="CCCCCC" w:sz="1"/>
+              <w:left w:val="single" w:color="CCCCCC" w:sz="1"/>
+              <w:bottom w:val="single" w:color="CCCCCC" w:sz="1"/>
+              <w:right w:val="single" w:color="CCCCCC" w:sz="1"/>
+            </w:tcBorders>
+            <w:shd w:fill="FFFFFF" w:val="clear"/>
+            <w:tcMar>
+              <w:top w:type="dxa" w:w="80"/>
+              <w:left w:type="dxa" w:w="120"/>
+              <w:bottom w:type="dxa" w:w="80"/>
+              <w:right w:type="dxa" w:w="120"/>
+            </w:tcMar>
+          </w:tcPr>
+          <w:p>
+            <w:r>
+              <w:rPr>
+                <w:rFonts w:ascii="Courier New" w:cs="Courier New" w:eastAsia="Courier New" w:hAnsi="Courier New"/>
+                <w:sz w:val="18"/>
+                <w:szCs w:val="18"/>
+              </w:rPr>
+              <w:t xml:space="preserve">context</w:t>
+            </w:r>
+          </w:p>
+        </w:tc>
+        <w:tc>
+          <w:tcPr>
+            <w:tcW w:type="dxa" w:w="1400"/>
+            <w:tcBorders>
+              <w:top w:val="single" w:color="CCCCCC" w:sz="1"/>
+              <w:left w:val="single" w:color="CCCCCC" w:sz="1"/>
+              <w:bottom w:val="single" w:color="CCCCCC" w:sz="1"/>
+              <w:right w:val="single" w:color="CCCCCC" w:sz="1"/>
+            </w:tcBorders>
+            <w:shd w:fill="FFFFFF" w:val="clear"/>
+            <w:tcMar>
+              <w:top w:type="dxa" w:w="80"/>
+              <w:left w:type="dxa" w:w="120"/>
+              <w:bottom w:type="dxa" w:w="80"/>
+              <w:right w:type="dxa" w:w="120"/>
+            </w:tcMar>
+          </w:tcPr>
+          <w:p>
+            <w:r>
+              <w:rPr>
+                <w:rFonts w:ascii="Courier New" w:cs="Courier New" w:eastAsia="Courier New" w:hAnsi="Courier New"/>
+                <w:sz w:val="18"/>
+                <w:szCs w:val="18"/>
+              </w:rPr>
+              <w:t xml:space="preserve">object|null</w:t>
+            </w:r>
+          </w:p>
+        </w:tc>
+        <w:tc>
+          <w:tcPr>
+            <w:tcW w:type="dxa" w:w="6160"/>
+            <w:tcBorders>
+              <w:top w:val="single" w:color="CCCCCC" w:sz="1"/>
+              <w:left w:val="single" w:color="CCCCCC" w:sz="1"/>
+              <w:bottom w:val="single" w:color="CCCCCC" w:sz="1"/>
+              <w:right w:val="single" w:color="CCCCCC" w:sz="1"/>
+            </w:tcBorders>
+            <w:shd w:fill="FFFFFF" w:val="clear"/>
+            <w:tcMar>
+              <w:top w:type="dxa" w:w="80"/>
+              <w:left w:type="dxa" w:w="120"/>
+              <w:bottom w:type="dxa" w:w="80"/>
+              <w:right w:type="dxa" w:w="120"/>
+            </w:tcMar>
+          </w:tcPr>
+          <w:p>
+            <w:r>
+              <w:rPr>
+                <w:rFonts w:ascii="Courier New" w:cs="Courier New" w:eastAsia="Courier New" w:hAnsi="Courier New"/>
+                <w:sz w:val="18"/>
+                <w:szCs w:val="18"/>
+              </w:rPr>
+              <w:t xml:space="preserve">Datos estructurados de la pagina — ver seccion 5</w:t>
+            </w:r>
+          </w:p>
+        </w:tc>
+      </w:tr>
     </w:tbl>
+    <w:p>
+      <w:pPr>
+        <w:spacing w:before="60"/>
+      </w:pPr>
+      <w:r>
+        <w:rPr>
+          <w:rFonts w:ascii="Courier New" w:cs="Courier New" w:eastAsia="Courier New" w:hAnsi="Courier New"/>
+          <w:color w:val="555555"/>
+          <w:sz w:val="18"/>
+          <w:szCs w:val="18"/>
+        </w:rPr>
+        <w:t xml:space="preserve">  Se dispara 300ms despues del cambio de URL para dar tiempo a que la SPA renderice el nuevo DOM.</w:t>
+      </w:r>
+    </w:p>
     <w:p>
       <w:pPr>
         <w:spacing w:after="100" w:before="300"/>
@@ -4795,7 +5186,7 @@
           <w:sz w:val="24"/>
           <w:szCs w:val="24"/>
         </w:rPr>
-        <w:t xml:space="preserve">4.3 click</w:t>
+        <w:t xml:space="preserve">4.3 hash_navigation</w:t>
       </w:r>
     </w:p>
     <w:tbl>
@@ -4944,7 +5335,7 @@
                 <w:sz w:val="18"/>
                 <w:szCs w:val="18"/>
               </w:rPr>
-              <w:t xml:space="preserve">x, y</w:t>
+              <w:t xml:space="preserve">url</w:t>
             </w:r>
           </w:p>
         </w:tc>
@@ -4972,7 +5363,7 @@
                 <w:sz w:val="18"/>
                 <w:szCs w:val="18"/>
               </w:rPr>
-              <w:t xml:space="preserve">int</w:t>
+              <w:t xml:space="preserve">string</w:t>
             </w:r>
           </w:p>
         </w:tc>
@@ -5000,7 +5391,7 @@
                 <w:sz w:val="18"/>
                 <w:szCs w:val="18"/>
               </w:rPr>
-              <w:t xml:space="preserve">Coordenadas del click en el viewport</w:t>
+              <w:t xml:space="preserve">URL con el nuevo fragment (#seccion)</w:t>
             </w:r>
           </w:p>
         </w:tc>
@@ -5030,7 +5421,7 @@
                 <w:sz w:val="18"/>
                 <w:szCs w:val="18"/>
               </w:rPr>
-              <w:t xml:space="preserve">...campos base</w:t>
+              <w:t xml:space="preserve">title</w:t>
             </w:r>
           </w:p>
         </w:tc>
@@ -5058,7 +5449,7 @@
                 <w:sz w:val="18"/>
                 <w:szCs w:val="18"/>
               </w:rPr>
-              <w:t xml:space="preserve"/>
+              <w:t xml:space="preserve">string</w:t>
             </w:r>
           </w:p>
         </w:tc>
@@ -5086,7 +5477,7 @@
                 <w:sz w:val="18"/>
                 <w:szCs w:val="18"/>
               </w:rPr>
-              <w:t xml:space="preserve">tag, text, id, xpath, role, aria, href, url</w:t>
+              <w:t xml:space="preserve">document.title</w:t>
             </w:r>
           </w:p>
         </w:tc>
@@ -5104,7 +5495,7 @@
           <w:sz w:val="24"/>
           <w:szCs w:val="24"/>
         </w:rPr>
-        <w:t xml:space="preserve">4.4 input</w:t>
+        <w:t xml:space="preserve">4.4 click</w:t>
       </w:r>
     </w:p>
     <w:tbl>
@@ -5253,7 +5644,7 @@
                 <w:sz w:val="18"/>
                 <w:szCs w:val="18"/>
               </w:rPr>
-              <w:t xml:space="preserve">value</w:t>
+              <w:t xml:space="preserve">x, y</w:t>
             </w:r>
           </w:p>
         </w:tc>
@@ -5281,7 +5672,7 @@
                 <w:sz w:val="18"/>
                 <w:szCs w:val="18"/>
               </w:rPr>
-              <w:t xml:space="preserve">string</w:t>
+              <w:t xml:space="preserve">int</w:t>
             </w:r>
           </w:p>
         </w:tc>
@@ -5309,7 +5700,7 @@
                 <w:sz w:val="18"/>
                 <w:szCs w:val="18"/>
               </w:rPr>
-              <w:t xml:space="preserve">Valor actual del campo (debounce 800ms)</w:t>
+              <w:t xml:space="preserve">Coordenadas del click en el viewport</w:t>
             </w:r>
           </w:p>
         </w:tc>
@@ -5339,7 +5730,7 @@
                 <w:sz w:val="18"/>
                 <w:szCs w:val="18"/>
               </w:rPr>
-              <w:t xml:space="preserve">input_type</w:t>
+              <w:t xml:space="preserve">button</w:t>
             </w:r>
           </w:p>
         </w:tc>
@@ -5395,7 +5786,7 @@
                 <w:sz w:val="18"/>
                 <w:szCs w:val="18"/>
               </w:rPr>
-              <w:t xml:space="preserve">Tipo del input (text, email, search...)</w:t>
+              <w:t xml:space="preserve">left / right / middle</w:t>
             </w:r>
           </w:p>
         </w:tc>
@@ -5481,7 +5872,7 @@
                 <w:sz w:val="18"/>
                 <w:szCs w:val="18"/>
               </w:rPr>
-              <w:t xml:space="preserve">tag, text, id, xpath, url</w:t>
+              <w:t xml:space="preserve">tag, text, selectors, href, etc.</w:t>
             </w:r>
           </w:p>
         </w:tc>
@@ -5499,7 +5890,7 @@
           <w:sz w:val="24"/>
           <w:szCs w:val="24"/>
         </w:rPr>
-        <w:t xml:space="preserve">4.5 element_read  (reemplaza element_visible)</w:t>
+        <w:t xml:space="preserve">4.5 input</w:t>
       </w:r>
     </w:p>
     <w:tbl>
@@ -5648,7 +6039,7 @@
                 <w:sz w:val="18"/>
                 <w:szCs w:val="18"/>
               </w:rPr>
-              <w:t xml:space="preserve">dwell_ms</w:t>
+              <w:t xml:space="preserve">value</w:t>
             </w:r>
           </w:p>
         </w:tc>
@@ -5676,7 +6067,7 @@
                 <w:sz w:val="18"/>
                 <w:szCs w:val="18"/>
               </w:rPr>
-              <w:t xml:space="preserve">int</w:t>
+              <w:t xml:space="preserve">string</w:t>
             </w:r>
           </w:p>
         </w:tc>
@@ -5704,7 +6095,7 @@
                 <w:sz w:val="18"/>
                 <w:szCs w:val="18"/>
               </w:rPr>
-              <w:t xml:space="preserve">Tiempo que el elemento estuvo visible (minimo 1500ms)</w:t>
+              <w:t xml:space="preserve">Valor actual del campo (debounce 800ms)</w:t>
             </w:r>
           </w:p>
         </w:tc>
@@ -5734,6 +6125,92 @@
                 <w:sz w:val="18"/>
                 <w:szCs w:val="18"/>
               </w:rPr>
+              <w:t xml:space="preserve">input_type</w:t>
+            </w:r>
+          </w:p>
+        </w:tc>
+        <w:tc>
+          <w:tcPr>
+            <w:tcW w:type="dxa" w:w="1400"/>
+            <w:tcBorders>
+              <w:top w:val="single" w:color="CCCCCC" w:sz="1"/>
+              <w:left w:val="single" w:color="CCCCCC" w:sz="1"/>
+              <w:bottom w:val="single" w:color="CCCCCC" w:sz="1"/>
+              <w:right w:val="single" w:color="CCCCCC" w:sz="1"/>
+            </w:tcBorders>
+            <w:shd w:fill="F5F5F5" w:val="clear"/>
+            <w:tcMar>
+              <w:top w:type="dxa" w:w="80"/>
+              <w:left w:type="dxa" w:w="120"/>
+              <w:bottom w:type="dxa" w:w="80"/>
+              <w:right w:type="dxa" w:w="120"/>
+            </w:tcMar>
+          </w:tcPr>
+          <w:p>
+            <w:r>
+              <w:rPr>
+                <w:rFonts w:ascii="Courier New" w:cs="Courier New" w:eastAsia="Courier New" w:hAnsi="Courier New"/>
+                <w:sz w:val="18"/>
+                <w:szCs w:val="18"/>
+              </w:rPr>
+              <w:t xml:space="preserve">string</w:t>
+            </w:r>
+          </w:p>
+        </w:tc>
+        <w:tc>
+          <w:tcPr>
+            <w:tcW w:type="dxa" w:w="6160"/>
+            <w:tcBorders>
+              <w:top w:val="single" w:color="CCCCCC" w:sz="1"/>
+              <w:left w:val="single" w:color="CCCCCC" w:sz="1"/>
+              <w:bottom w:val="single" w:color="CCCCCC" w:sz="1"/>
+              <w:right w:val="single" w:color="CCCCCC" w:sz="1"/>
+            </w:tcBorders>
+            <w:shd w:fill="F5F5F5" w:val="clear"/>
+            <w:tcMar>
+              <w:top w:type="dxa" w:w="80"/>
+              <w:left w:type="dxa" w:w="120"/>
+              <w:bottom w:type="dxa" w:w="80"/>
+              <w:right w:type="dxa" w:w="120"/>
+            </w:tcMar>
+          </w:tcPr>
+          <w:p>
+            <w:r>
+              <w:rPr>
+                <w:rFonts w:ascii="Courier New" w:cs="Courier New" w:eastAsia="Courier New" w:hAnsi="Courier New"/>
+                <w:sz w:val="18"/>
+                <w:szCs w:val="18"/>
+              </w:rPr>
+              <w:t xml:space="preserve">Tipo del input (text, email, search, password...)</w:t>
+            </w:r>
+          </w:p>
+        </w:tc>
+      </w:tr>
+      <w:tr>
+        <w:tc>
+          <w:tcPr>
+            <w:tcW w:type="dxa" w:w="1800"/>
+            <w:tcBorders>
+              <w:top w:val="single" w:color="CCCCCC" w:sz="1"/>
+              <w:left w:val="single" w:color="CCCCCC" w:sz="1"/>
+              <w:bottom w:val="single" w:color="CCCCCC" w:sz="1"/>
+              <w:right w:val="single" w:color="CCCCCC" w:sz="1"/>
+            </w:tcBorders>
+            <w:shd w:fill="FFFFFF" w:val="clear"/>
+            <w:tcMar>
+              <w:top w:type="dxa" w:w="80"/>
+              <w:left w:type="dxa" w:w="120"/>
+              <w:bottom w:type="dxa" w:w="80"/>
+              <w:right w:type="dxa" w:w="120"/>
+            </w:tcMar>
+          </w:tcPr>
+          <w:p>
+            <w:r>
+              <w:rPr>
+                <w:rFonts w:ascii="Courier New" w:cs="Courier New" w:eastAsia="Courier New" w:hAnsi="Courier New"/>
+                <w:sz w:val="18"/>
+                <w:szCs w:val="18"/>
+              </w:rPr>
               <w:t xml:space="preserve">...campos base</w:t>
             </w:r>
           </w:p>
@@ -5747,7 +6224,7 @@
               <w:bottom w:val="single" w:color="CCCCCC" w:sz="1"/>
               <w:right w:val="single" w:color="CCCCCC" w:sz="1"/>
             </w:tcBorders>
-            <w:shd w:fill="F5F5F5" w:val="clear"/>
+            <w:shd w:fill="FFFFFF" w:val="clear"/>
             <w:tcMar>
               <w:top w:type="dxa" w:w="80"/>
               <w:left w:type="dxa" w:w="120"/>
@@ -5775,42 +6252,27 @@
               <w:bottom w:val="single" w:color="CCCCCC" w:sz="1"/>
               <w:right w:val="single" w:color="CCCCCC" w:sz="1"/>
             </w:tcBorders>
-            <w:shd w:fill="F5F5F5" w:val="clear"/>
-            <w:tcMar>
-              <w:top w:type="dxa" w:w="80"/>
-              <w:left w:type="dxa" w:w="120"/>
-              <w:bottom w:type="dxa" w:w="80"/>
-              <w:right w:type="dxa" w:w="120"/>
-            </w:tcMar>
-          </w:tcPr>
-          <w:p>
-            <w:r>
-              <w:rPr>
-                <w:rFonts w:ascii="Courier New" w:cs="Courier New" w:eastAsia="Courier New" w:hAnsi="Courier New"/>
-                <w:sz w:val="18"/>
-                <w:szCs w:val="18"/>
-              </w:rPr>
-              <w:t xml:space="preserve">tag, text, id, xpath, role, aria, href, url</w:t>
+            <w:shd w:fill="FFFFFF" w:val="clear"/>
+            <w:tcMar>
+              <w:top w:type="dxa" w:w="80"/>
+              <w:left w:type="dxa" w:w="120"/>
+              <w:bottom w:type="dxa" w:w="80"/>
+              <w:right w:type="dxa" w:w="120"/>
+            </w:tcMar>
+          </w:tcPr>
+          <w:p>
+            <w:r>
+              <w:rPr>
+                <w:rFonts w:ascii="Courier New" w:cs="Courier New" w:eastAsia="Courier New" w:hAnsi="Courier New"/>
+                <w:sz w:val="18"/>
+                <w:szCs w:val="18"/>
+              </w:rPr>
+              <w:t xml:space="preserve">tag, selectors, etc.</w:t>
             </w:r>
           </w:p>
         </w:tc>
       </w:tr>
     </w:tbl>
-    <w:p>
-      <w:pPr>
-        <w:spacing w:before="60"/>
-      </w:pPr>
-      <w:r>
-        <w:rPr>
-          <w:rFonts w:ascii="Courier New" w:cs="Courier New" w:eastAsia="Courier New" w:hAnsi="Courier New"/>
-          <w:color w:val="555555"/>
-          <w:sz w:val="18"/>
-          <w:szCs w:val="18"/>
-        </w:rPr>
-        <w:t xml:space="preserve">  Solo se emite cuando el usuario tuvo el elemento visible al menos 1500ms (dwell time).
-  Filtrado adicional en compressor: se descartan links de breadcrumb (solo minusculas, sin precio).</w:t>
-      </w:r>
-    </w:p>
     <w:p>
       <w:pPr>
         <w:spacing w:after="100" w:before="300"/>
@@ -5823,7 +6285,7 @@
           <w:sz w:val="24"/>
           <w:szCs w:val="24"/>
         </w:rPr>
-        <w:t xml:space="preserve">4.6 reading_pause</w:t>
+        <w:t xml:space="preserve">4.6 hover</w:t>
       </w:r>
     </w:p>
     <w:tbl>
@@ -5972,7 +6434,7 @@
                 <w:sz w:val="18"/>
                 <w:szCs w:val="18"/>
               </w:rPr>
-              <w:t xml:space="preserve">scroll_pct</w:t>
+              <w:t xml:space="preserve">duration_ms</w:t>
             </w:r>
           </w:p>
         </w:tc>
@@ -6028,7 +6490,7 @@
                 <w:sz w:val="18"/>
                 <w:szCs w:val="18"/>
               </w:rPr>
-              <w:t xml:space="preserve">Posicion de scroll en porcentaje (0-100)</w:t>
+              <w:t xml:space="preserve">Tiempo del cursor sobre el elemento (capture y compressor: &gt;=800ms)</w:t>
             </w:r>
           </w:p>
         </w:tc>
@@ -6058,7 +6520,7 @@
                 <w:sz w:val="18"/>
                 <w:szCs w:val="18"/>
               </w:rPr>
-              <w:t xml:space="preserve">elements</w:t>
+              <w:t xml:space="preserve">x, y</w:t>
             </w:r>
           </w:p>
         </w:tc>
@@ -6086,7 +6548,7 @@
                 <w:sz w:val="18"/>
                 <w:szCs w:val="18"/>
               </w:rPr>
-              <w:t xml:space="preserve">array</w:t>
+              <w:t xml:space="preserve">int</w:t>
             </w:r>
           </w:p>
         </w:tc>
@@ -6114,7 +6576,7 @@
                 <w:sz w:val="18"/>
                 <w:szCs w:val="18"/>
               </w:rPr>
-              <w:t xml:space="preserve">Lista de elementos visibles en pantalla al pausar el scroll</w:t>
+              <w:t xml:space="preserve">Coordenadas del cursor al salir del elemento</w:t>
             </w:r>
           </w:p>
         </w:tc>
@@ -6144,7 +6606,7 @@
                 <w:sz w:val="18"/>
                 <w:szCs w:val="18"/>
               </w:rPr>
-              <w:t xml:space="preserve">elements[].tag</w:t>
+              <w:t xml:space="preserve">...campos base</w:t>
             </w:r>
           </w:p>
         </w:tc>
@@ -6172,7 +6634,7 @@
                 <w:sz w:val="18"/>
                 <w:szCs w:val="18"/>
               </w:rPr>
-              <w:t xml:space="preserve">string</w:t>
+              <w:t xml:space="preserve"/>
             </w:r>
           </w:p>
         </w:tc>
@@ -6200,265 +6662,7 @@
                 <w:sz w:val="18"/>
                 <w:szCs w:val="18"/>
               </w:rPr>
-              <w:t xml:space="preserve">Tag del elemento</w:t>
-            </w:r>
-          </w:p>
-        </w:tc>
-      </w:tr>
-      <w:tr>
-        <w:tc>
-          <w:tcPr>
-            <w:tcW w:type="dxa" w:w="1800"/>
-            <w:tcBorders>
-              <w:top w:val="single" w:color="CCCCCC" w:sz="1"/>
-              <w:left w:val="single" w:color="CCCCCC" w:sz="1"/>
-              <w:bottom w:val="single" w:color="CCCCCC" w:sz="1"/>
-              <w:right w:val="single" w:color="CCCCCC" w:sz="1"/>
-            </w:tcBorders>
-            <w:shd w:fill="F5F5F5" w:val="clear"/>
-            <w:tcMar>
-              <w:top w:type="dxa" w:w="80"/>
-              <w:left w:type="dxa" w:w="120"/>
-              <w:bottom w:type="dxa" w:w="80"/>
-              <w:right w:type="dxa" w:w="120"/>
-            </w:tcMar>
-          </w:tcPr>
-          <w:p>
-            <w:r>
-              <w:rPr>
-                <w:rFonts w:ascii="Courier New" w:cs="Courier New" w:eastAsia="Courier New" w:hAnsi="Courier New"/>
-                <w:sz w:val="18"/>
-                <w:szCs w:val="18"/>
-              </w:rPr>
-              <w:t xml:space="preserve">elements[].text</w:t>
-            </w:r>
-          </w:p>
-        </w:tc>
-        <w:tc>
-          <w:tcPr>
-            <w:tcW w:type="dxa" w:w="1400"/>
-            <w:tcBorders>
-              <w:top w:val="single" w:color="CCCCCC" w:sz="1"/>
-              <w:left w:val="single" w:color="CCCCCC" w:sz="1"/>
-              <w:bottom w:val="single" w:color="CCCCCC" w:sz="1"/>
-              <w:right w:val="single" w:color="CCCCCC" w:sz="1"/>
-            </w:tcBorders>
-            <w:shd w:fill="F5F5F5" w:val="clear"/>
-            <w:tcMar>
-              <w:top w:type="dxa" w:w="80"/>
-              <w:left w:type="dxa" w:w="120"/>
-              <w:bottom w:type="dxa" w:w="80"/>
-              <w:right w:type="dxa" w:w="120"/>
-            </w:tcMar>
-          </w:tcPr>
-          <w:p>
-            <w:r>
-              <w:rPr>
-                <w:rFonts w:ascii="Courier New" w:cs="Courier New" w:eastAsia="Courier New" w:hAnsi="Courier New"/>
-                <w:sz w:val="18"/>
-                <w:szCs w:val="18"/>
-              </w:rPr>
-              <w:t xml:space="preserve">string</w:t>
-            </w:r>
-          </w:p>
-        </w:tc>
-        <w:tc>
-          <w:tcPr>
-            <w:tcW w:type="dxa" w:w="6160"/>
-            <w:tcBorders>
-              <w:top w:val="single" w:color="CCCCCC" w:sz="1"/>
-              <w:left w:val="single" w:color="CCCCCC" w:sz="1"/>
-              <w:bottom w:val="single" w:color="CCCCCC" w:sz="1"/>
-              <w:right w:val="single" w:color="CCCCCC" w:sz="1"/>
-            </w:tcBorders>
-            <w:shd w:fill="F5F5F5" w:val="clear"/>
-            <w:tcMar>
-              <w:top w:type="dxa" w:w="80"/>
-              <w:left w:type="dxa" w:w="120"/>
-              <w:bottom w:type="dxa" w:w="80"/>
-              <w:right w:type="dxa" w:w="120"/>
-            </w:tcMar>
-          </w:tcPr>
-          <w:p>
-            <w:r>
-              <w:rPr>
-                <w:rFonts w:ascii="Courier New" w:cs="Courier New" w:eastAsia="Courier New" w:hAnsi="Courier New"/>
-                <w:sz w:val="18"/>
-                <w:szCs w:val="18"/>
-              </w:rPr>
-              <w:t xml:space="preserve">Texto visible (max 120 chars)</w:t>
-            </w:r>
-          </w:p>
-        </w:tc>
-      </w:tr>
-      <w:tr>
-        <w:tc>
-          <w:tcPr>
-            <w:tcW w:type="dxa" w:w="1800"/>
-            <w:tcBorders>
-              <w:top w:val="single" w:color="CCCCCC" w:sz="1"/>
-              <w:left w:val="single" w:color="CCCCCC" w:sz="1"/>
-              <w:bottom w:val="single" w:color="CCCCCC" w:sz="1"/>
-              <w:right w:val="single" w:color="CCCCCC" w:sz="1"/>
-            </w:tcBorders>
-            <w:shd w:fill="FFFFFF" w:val="clear"/>
-            <w:tcMar>
-              <w:top w:type="dxa" w:w="80"/>
-              <w:left w:type="dxa" w:w="120"/>
-              <w:bottom w:type="dxa" w:w="80"/>
-              <w:right w:type="dxa" w:w="120"/>
-            </w:tcMar>
-          </w:tcPr>
-          <w:p>
-            <w:r>
-              <w:rPr>
-                <w:rFonts w:ascii="Courier New" w:cs="Courier New" w:eastAsia="Courier New" w:hAnsi="Courier New"/>
-                <w:sz w:val="18"/>
-                <w:szCs w:val="18"/>
-              </w:rPr>
-              <w:t xml:space="preserve">elements[].aria</w:t>
-            </w:r>
-          </w:p>
-        </w:tc>
-        <w:tc>
-          <w:tcPr>
-            <w:tcW w:type="dxa" w:w="1400"/>
-            <w:tcBorders>
-              <w:top w:val="single" w:color="CCCCCC" w:sz="1"/>
-              <w:left w:val="single" w:color="CCCCCC" w:sz="1"/>
-              <w:bottom w:val="single" w:color="CCCCCC" w:sz="1"/>
-              <w:right w:val="single" w:color="CCCCCC" w:sz="1"/>
-            </w:tcBorders>
-            <w:shd w:fill="FFFFFF" w:val="clear"/>
-            <w:tcMar>
-              <w:top w:type="dxa" w:w="80"/>
-              <w:left w:type="dxa" w:w="120"/>
-              <w:bottom w:type="dxa" w:w="80"/>
-              <w:right w:type="dxa" w:w="120"/>
-            </w:tcMar>
-          </w:tcPr>
-          <w:p>
-            <w:r>
-              <w:rPr>
-                <w:rFonts w:ascii="Courier New" w:cs="Courier New" w:eastAsia="Courier New" w:hAnsi="Courier New"/>
-                <w:sz w:val="18"/>
-                <w:szCs w:val="18"/>
-              </w:rPr>
-              <w:t xml:space="preserve">string</w:t>
-            </w:r>
-          </w:p>
-        </w:tc>
-        <w:tc>
-          <w:tcPr>
-            <w:tcW w:type="dxa" w:w="6160"/>
-            <w:tcBorders>
-              <w:top w:val="single" w:color="CCCCCC" w:sz="1"/>
-              <w:left w:val="single" w:color="CCCCCC" w:sz="1"/>
-              <w:bottom w:val="single" w:color="CCCCCC" w:sz="1"/>
-              <w:right w:val="single" w:color="CCCCCC" w:sz="1"/>
-            </w:tcBorders>
-            <w:shd w:fill="FFFFFF" w:val="clear"/>
-            <w:tcMar>
-              <w:top w:type="dxa" w:w="80"/>
-              <w:left w:type="dxa" w:w="120"/>
-              <w:bottom w:type="dxa" w:w="80"/>
-              <w:right w:type="dxa" w:w="120"/>
-            </w:tcMar>
-          </w:tcPr>
-          <w:p>
-            <w:r>
-              <w:rPr>
-                <w:rFonts w:ascii="Courier New" w:cs="Courier New" w:eastAsia="Courier New" w:hAnsi="Courier New"/>
-                <w:sz w:val="18"/>
-                <w:szCs w:val="18"/>
-              </w:rPr>
-              <w:t xml:space="preserve">aria-label</w:t>
-            </w:r>
-          </w:p>
-        </w:tc>
-      </w:tr>
-      <w:tr>
-        <w:tc>
-          <w:tcPr>
-            <w:tcW w:type="dxa" w:w="1800"/>
-            <w:tcBorders>
-              <w:top w:val="single" w:color="CCCCCC" w:sz="1"/>
-              <w:left w:val="single" w:color="CCCCCC" w:sz="1"/>
-              <w:bottom w:val="single" w:color="CCCCCC" w:sz="1"/>
-              <w:right w:val="single" w:color="CCCCCC" w:sz="1"/>
-            </w:tcBorders>
-            <w:shd w:fill="F5F5F5" w:val="clear"/>
-            <w:tcMar>
-              <w:top w:type="dxa" w:w="80"/>
-              <w:left w:type="dxa" w:w="120"/>
-              <w:bottom w:type="dxa" w:w="80"/>
-              <w:right w:type="dxa" w:w="120"/>
-            </w:tcMar>
-          </w:tcPr>
-          <w:p>
-            <w:r>
-              <w:rPr>
-                <w:rFonts w:ascii="Courier New" w:cs="Courier New" w:eastAsia="Courier New" w:hAnsi="Courier New"/>
-                <w:sz w:val="18"/>
-                <w:szCs w:val="18"/>
-              </w:rPr>
-              <w:t xml:space="preserve">url</w:t>
-            </w:r>
-          </w:p>
-        </w:tc>
-        <w:tc>
-          <w:tcPr>
-            <w:tcW w:type="dxa" w:w="1400"/>
-            <w:tcBorders>
-              <w:top w:val="single" w:color="CCCCCC" w:sz="1"/>
-              <w:left w:val="single" w:color="CCCCCC" w:sz="1"/>
-              <w:bottom w:val="single" w:color="CCCCCC" w:sz="1"/>
-              <w:right w:val="single" w:color="CCCCCC" w:sz="1"/>
-            </w:tcBorders>
-            <w:shd w:fill="F5F5F5" w:val="clear"/>
-            <w:tcMar>
-              <w:top w:type="dxa" w:w="80"/>
-              <w:left w:type="dxa" w:w="120"/>
-              <w:bottom w:type="dxa" w:w="80"/>
-              <w:right w:type="dxa" w:w="120"/>
-            </w:tcMar>
-          </w:tcPr>
-          <w:p>
-            <w:r>
-              <w:rPr>
-                <w:rFonts w:ascii="Courier New" w:cs="Courier New" w:eastAsia="Courier New" w:hAnsi="Courier New"/>
-                <w:sz w:val="18"/>
-                <w:szCs w:val="18"/>
-              </w:rPr>
-              <w:t xml:space="preserve">string</w:t>
-            </w:r>
-          </w:p>
-        </w:tc>
-        <w:tc>
-          <w:tcPr>
-            <w:tcW w:type="dxa" w:w="6160"/>
-            <w:tcBorders>
-              <w:top w:val="single" w:color="CCCCCC" w:sz="1"/>
-              <w:left w:val="single" w:color="CCCCCC" w:sz="1"/>
-              <w:bottom w:val="single" w:color="CCCCCC" w:sz="1"/>
-              <w:right w:val="single" w:color="CCCCCC" w:sz="1"/>
-            </w:tcBorders>
-            <w:shd w:fill="F5F5F5" w:val="clear"/>
-            <w:tcMar>
-              <w:top w:type="dxa" w:w="80"/>
-              <w:left w:type="dxa" w:w="120"/>
-              <w:bottom w:type="dxa" w:w="80"/>
-              <w:right w:type="dxa" w:w="120"/>
-            </w:tcMar>
-          </w:tcPr>
-          <w:p>
-            <w:r>
-              <w:rPr>
-                <w:rFonts w:ascii="Courier New" w:cs="Courier New" w:eastAsia="Courier New" w:hAnsi="Courier New"/>
-                <w:sz w:val="18"/>
-                <w:szCs w:val="18"/>
-              </w:rPr>
-              <w:t xml:space="preserve">URL de la pagina</w:t>
+              <w:t xml:space="preserve">tag, text, selectors...</w:t>
             </w:r>
           </w:p>
         </w:tc>
@@ -6475,7 +6679,7 @@
           <w:sz w:val="18"/>
           <w:szCs w:val="18"/>
         </w:rPr>
-        <w:t xml:space="preserve">  Se emite cuando el scroll se detiene 1500ms. Filtrado en compressor: se descarta si scroll_pct &lt; 5%.</w:t>
+        <w:t xml:space="preserve">  El compressor descarta hovers sobre tags no semanticos y los sin texto/aria.</w:t>
       </w:r>
     </w:p>
     <w:p>
@@ -6490,7 +6694,7 @@
           <w:sz w:val="24"/>
           <w:szCs w:val="24"/>
         </w:rPr>
-        <w:t xml:space="preserve">4.7 page_summary  (al salir de la pagina)</w:t>
+        <w:t xml:space="preserve">4.7 element_read (dwell time)</w:t>
       </w:r>
     </w:p>
     <w:tbl>
@@ -6639,7 +6843,7 @@
                 <w:sz w:val="18"/>
                 <w:szCs w:val="18"/>
               </w:rPr>
-              <w:t xml:space="preserve">url</w:t>
+              <w:t xml:space="preserve">dwell_ms</w:t>
             </w:r>
           </w:p>
         </w:tc>
@@ -6667,7 +6871,7 @@
                 <w:sz w:val="18"/>
                 <w:szCs w:val="18"/>
               </w:rPr>
-              <w:t xml:space="preserve">string</w:t>
+              <w:t xml:space="preserve">int</w:t>
             </w:r>
           </w:p>
         </w:tc>
@@ -6695,7 +6899,7 @@
                 <w:sz w:val="18"/>
                 <w:szCs w:val="18"/>
               </w:rPr>
-              <w:t xml:space="preserve">URL de la pagina</w:t>
+              <w:t xml:space="preserve">Tiempo visible en viewport (&gt;=1500ms, cap 5000ms)</w:t>
             </w:r>
           </w:p>
         </w:tc>
@@ -6725,7 +6929,7 @@
                 <w:sz w:val="18"/>
                 <w:szCs w:val="18"/>
               </w:rPr>
-              <w:t xml:space="preserve">title</w:t>
+              <w:t xml:space="preserve">...campos base</w:t>
             </w:r>
           </w:p>
         </w:tc>
@@ -6753,7 +6957,7 @@
                 <w:sz w:val="18"/>
                 <w:szCs w:val="18"/>
               </w:rPr>
-              <w:t xml:space="preserve">string</w:t>
+              <w:t xml:space="preserve"/>
             </w:r>
           </w:p>
         </w:tc>
@@ -6781,442 +6985,28 @@
                 <w:sz w:val="18"/>
                 <w:szCs w:val="18"/>
               </w:rPr>
-              <w:t xml:space="preserve">Titulo de la pagina</w:t>
-            </w:r>
-          </w:p>
-        </w:tc>
-      </w:tr>
-      <w:tr>
-        <w:tc>
-          <w:tcPr>
-            <w:tcW w:type="dxa" w:w="1800"/>
-            <w:tcBorders>
-              <w:top w:val="single" w:color="CCCCCC" w:sz="1"/>
-              <w:left w:val="single" w:color="CCCCCC" w:sz="1"/>
-              <w:bottom w:val="single" w:color="CCCCCC" w:sz="1"/>
-              <w:right w:val="single" w:color="CCCCCC" w:sz="1"/>
-            </w:tcBorders>
-            <w:shd w:fill="FFFFFF" w:val="clear"/>
-            <w:tcMar>
-              <w:top w:type="dxa" w:w="80"/>
-              <w:left w:type="dxa" w:w="120"/>
-              <w:bottom w:type="dxa" w:w="80"/>
-              <w:right w:type="dxa" w:w="120"/>
-            </w:tcMar>
-          </w:tcPr>
-          <w:p>
-            <w:r>
-              <w:rPr>
-                <w:rFonts w:ascii="Courier New" w:cs="Courier New" w:eastAsia="Courier New" w:hAnsi="Courier New"/>
-                <w:sz w:val="18"/>
-                <w:szCs w:val="18"/>
-              </w:rPr>
-              <w:t xml:space="preserve">duration_ms</w:t>
-            </w:r>
-          </w:p>
-        </w:tc>
-        <w:tc>
-          <w:tcPr>
-            <w:tcW w:type="dxa" w:w="1400"/>
-            <w:tcBorders>
-              <w:top w:val="single" w:color="CCCCCC" w:sz="1"/>
-              <w:left w:val="single" w:color="CCCCCC" w:sz="1"/>
-              <w:bottom w:val="single" w:color="CCCCCC" w:sz="1"/>
-              <w:right w:val="single" w:color="CCCCCC" w:sz="1"/>
-            </w:tcBorders>
-            <w:shd w:fill="FFFFFF" w:val="clear"/>
-            <w:tcMar>
-              <w:top w:type="dxa" w:w="80"/>
-              <w:left w:type="dxa" w:w="120"/>
-              <w:bottom w:type="dxa" w:w="80"/>
-              <w:right w:type="dxa" w:w="120"/>
-            </w:tcMar>
-          </w:tcPr>
-          <w:p>
-            <w:r>
-              <w:rPr>
-                <w:rFonts w:ascii="Courier New" w:cs="Courier New" w:eastAsia="Courier New" w:hAnsi="Courier New"/>
-                <w:sz w:val="18"/>
-                <w:szCs w:val="18"/>
-              </w:rPr>
-              <w:t xml:space="preserve">int</w:t>
-            </w:r>
-          </w:p>
-        </w:tc>
-        <w:tc>
-          <w:tcPr>
-            <w:tcW w:type="dxa" w:w="6160"/>
-            <w:tcBorders>
-              <w:top w:val="single" w:color="CCCCCC" w:sz="1"/>
-              <w:left w:val="single" w:color="CCCCCC" w:sz="1"/>
-              <w:bottom w:val="single" w:color="CCCCCC" w:sz="1"/>
-              <w:right w:val="single" w:color="CCCCCC" w:sz="1"/>
-            </w:tcBorders>
-            <w:shd w:fill="FFFFFF" w:val="clear"/>
-            <w:tcMar>
-              <w:top w:type="dxa" w:w="80"/>
-              <w:left w:type="dxa" w:w="120"/>
-              <w:bottom w:type="dxa" w:w="80"/>
-              <w:right w:type="dxa" w:w="120"/>
-            </w:tcMar>
-          </w:tcPr>
-          <w:p>
-            <w:r>
-              <w:rPr>
-                <w:rFonts w:ascii="Courier New" w:cs="Courier New" w:eastAsia="Courier New" w:hAnsi="Courier New"/>
-                <w:sz w:val="18"/>
-                <w:szCs w:val="18"/>
-              </w:rPr>
-              <w:t xml:space="preserve">Tiempo total en la pagina en ms</w:t>
-            </w:r>
-          </w:p>
-        </w:tc>
-      </w:tr>
-      <w:tr>
-        <w:tc>
-          <w:tcPr>
-            <w:tcW w:type="dxa" w:w="1800"/>
-            <w:tcBorders>
-              <w:top w:val="single" w:color="CCCCCC" w:sz="1"/>
-              <w:left w:val="single" w:color="CCCCCC" w:sz="1"/>
-              <w:bottom w:val="single" w:color="CCCCCC" w:sz="1"/>
-              <w:right w:val="single" w:color="CCCCCC" w:sz="1"/>
-            </w:tcBorders>
-            <w:shd w:fill="F5F5F5" w:val="clear"/>
-            <w:tcMar>
-              <w:top w:type="dxa" w:w="80"/>
-              <w:left w:type="dxa" w:w="120"/>
-              <w:bottom w:type="dxa" w:w="80"/>
-              <w:right w:type="dxa" w:w="120"/>
-            </w:tcMar>
-          </w:tcPr>
-          <w:p>
-            <w:r>
-              <w:rPr>
-                <w:rFonts w:ascii="Courier New" w:cs="Courier New" w:eastAsia="Courier New" w:hAnsi="Courier New"/>
-                <w:sz w:val="18"/>
-                <w:szCs w:val="18"/>
-              </w:rPr>
-              <w:t xml:space="preserve">h1</w:t>
-            </w:r>
-          </w:p>
-        </w:tc>
-        <w:tc>
-          <w:tcPr>
-            <w:tcW w:type="dxa" w:w="1400"/>
-            <w:tcBorders>
-              <w:top w:val="single" w:color="CCCCCC" w:sz="1"/>
-              <w:left w:val="single" w:color="CCCCCC" w:sz="1"/>
-              <w:bottom w:val="single" w:color="CCCCCC" w:sz="1"/>
-              <w:right w:val="single" w:color="CCCCCC" w:sz="1"/>
-            </w:tcBorders>
-            <w:shd w:fill="F5F5F5" w:val="clear"/>
-            <w:tcMar>
-              <w:top w:type="dxa" w:w="80"/>
-              <w:left w:type="dxa" w:w="120"/>
-              <w:bottom w:type="dxa" w:w="80"/>
-              <w:right w:type="dxa" w:w="120"/>
-            </w:tcMar>
-          </w:tcPr>
-          <w:p>
-            <w:r>
-              <w:rPr>
-                <w:rFonts w:ascii="Courier New" w:cs="Courier New" w:eastAsia="Courier New" w:hAnsi="Courier New"/>
-                <w:sz w:val="18"/>
-                <w:szCs w:val="18"/>
-              </w:rPr>
-              <w:t xml:space="preserve">string</w:t>
-            </w:r>
-          </w:p>
-        </w:tc>
-        <w:tc>
-          <w:tcPr>
-            <w:tcW w:type="dxa" w:w="6160"/>
-            <w:tcBorders>
-              <w:top w:val="single" w:color="CCCCCC" w:sz="1"/>
-              <w:left w:val="single" w:color="CCCCCC" w:sz="1"/>
-              <w:bottom w:val="single" w:color="CCCCCC" w:sz="1"/>
-              <w:right w:val="single" w:color="CCCCCC" w:sz="1"/>
-            </w:tcBorders>
-            <w:shd w:fill="F5F5F5" w:val="clear"/>
-            <w:tcMar>
-              <w:top w:type="dxa" w:w="80"/>
-              <w:left w:type="dxa" w:w="120"/>
-              <w:bottom w:type="dxa" w:w="80"/>
-              <w:right w:type="dxa" w:w="120"/>
-            </w:tcMar>
-          </w:tcPr>
-          <w:p>
-            <w:r>
-              <w:rPr>
-                <w:rFonts w:ascii="Courier New" w:cs="Courier New" w:eastAsia="Courier New" w:hAnsi="Courier New"/>
-                <w:sz w:val="18"/>
-                <w:szCs w:val="18"/>
-              </w:rPr>
-              <w:t xml:space="preserve">Texto del heading principal (max 200 chars)</w:t>
-            </w:r>
-          </w:p>
-        </w:tc>
-      </w:tr>
-      <w:tr>
-        <w:tc>
-          <w:tcPr>
-            <w:tcW w:type="dxa" w:w="1800"/>
-            <w:tcBorders>
-              <w:top w:val="single" w:color="CCCCCC" w:sz="1"/>
-              <w:left w:val="single" w:color="CCCCCC" w:sz="1"/>
-              <w:bottom w:val="single" w:color="CCCCCC" w:sz="1"/>
-              <w:right w:val="single" w:color="CCCCCC" w:sz="1"/>
-            </w:tcBorders>
-            <w:shd w:fill="FFFFFF" w:val="clear"/>
-            <w:tcMar>
-              <w:top w:type="dxa" w:w="80"/>
-              <w:left w:type="dxa" w:w="120"/>
-              <w:bottom w:type="dxa" w:w="80"/>
-              <w:right w:type="dxa" w:w="120"/>
-            </w:tcMar>
-          </w:tcPr>
-          <w:p>
-            <w:r>
-              <w:rPr>
-                <w:rFonts w:ascii="Courier New" w:cs="Courier New" w:eastAsia="Courier New" w:hAnsi="Courier New"/>
-                <w:sz w:val="18"/>
-                <w:szCs w:val="18"/>
-              </w:rPr>
-              <w:t xml:space="preserve">price</w:t>
-            </w:r>
-          </w:p>
-        </w:tc>
-        <w:tc>
-          <w:tcPr>
-            <w:tcW w:type="dxa" w:w="1400"/>
-            <w:tcBorders>
-              <w:top w:val="single" w:color="CCCCCC" w:sz="1"/>
-              <w:left w:val="single" w:color="CCCCCC" w:sz="1"/>
-              <w:bottom w:val="single" w:color="CCCCCC" w:sz="1"/>
-              <w:right w:val="single" w:color="CCCCCC" w:sz="1"/>
-            </w:tcBorders>
-            <w:shd w:fill="FFFFFF" w:val="clear"/>
-            <w:tcMar>
-              <w:top w:type="dxa" w:w="80"/>
-              <w:left w:type="dxa" w:w="120"/>
-              <w:bottom w:type="dxa" w:w="80"/>
-              <w:right w:type="dxa" w:w="120"/>
-            </w:tcMar>
-          </w:tcPr>
-          <w:p>
-            <w:r>
-              <w:rPr>
-                <w:rFonts w:ascii="Courier New" w:cs="Courier New" w:eastAsia="Courier New" w:hAnsi="Courier New"/>
-                <w:sz w:val="18"/>
-                <w:szCs w:val="18"/>
-              </w:rPr>
-              <w:t xml:space="preserve">string</w:t>
-            </w:r>
-          </w:p>
-        </w:tc>
-        <w:tc>
-          <w:tcPr>
-            <w:tcW w:type="dxa" w:w="6160"/>
-            <w:tcBorders>
-              <w:top w:val="single" w:color="CCCCCC" w:sz="1"/>
-              <w:left w:val="single" w:color="CCCCCC" w:sz="1"/>
-              <w:bottom w:val="single" w:color="CCCCCC" w:sz="1"/>
-              <w:right w:val="single" w:color="CCCCCC" w:sz="1"/>
-            </w:tcBorders>
-            <w:shd w:fill="FFFFFF" w:val="clear"/>
-            <w:tcMar>
-              <w:top w:type="dxa" w:w="80"/>
-              <w:left w:type="dxa" w:w="120"/>
-              <w:bottom w:type="dxa" w:w="80"/>
-              <w:right w:type="dxa" w:w="120"/>
-            </w:tcMar>
-          </w:tcPr>
-          <w:p>
-            <w:r>
-              <w:rPr>
-                <w:rFonts w:ascii="Courier New" w:cs="Courier New" w:eastAsia="Courier New" w:hAnsi="Courier New"/>
-                <w:sz w:val="18"/>
-                <w:szCs w:val="18"/>
-              </w:rPr>
-              <w:t xml:space="preserve">Precio detectado por clase CSS (max 50 chars)</w:t>
-            </w:r>
-          </w:p>
-        </w:tc>
-      </w:tr>
-      <w:tr>
-        <w:tc>
-          <w:tcPr>
-            <w:tcW w:type="dxa" w:w="1800"/>
-            <w:tcBorders>
-              <w:top w:val="single" w:color="CCCCCC" w:sz="1"/>
-              <w:left w:val="single" w:color="CCCCCC" w:sz="1"/>
-              <w:bottom w:val="single" w:color="CCCCCC" w:sz="1"/>
-              <w:right w:val="single" w:color="CCCCCC" w:sz="1"/>
-            </w:tcBorders>
-            <w:shd w:fill="F5F5F5" w:val="clear"/>
-            <w:tcMar>
-              <w:top w:type="dxa" w:w="80"/>
-              <w:left w:type="dxa" w:w="120"/>
-              <w:bottom w:type="dxa" w:w="80"/>
-              <w:right w:type="dxa" w:w="120"/>
-            </w:tcMar>
-          </w:tcPr>
-          <w:p>
-            <w:r>
-              <w:rPr>
-                <w:rFonts w:ascii="Courier New" w:cs="Courier New" w:eastAsia="Courier New" w:hAnsi="Courier New"/>
-                <w:sz w:val="18"/>
-                <w:szCs w:val="18"/>
-              </w:rPr>
-              <w:t xml:space="preserve">buttons</w:t>
-            </w:r>
-          </w:p>
-        </w:tc>
-        <w:tc>
-          <w:tcPr>
-            <w:tcW w:type="dxa" w:w="1400"/>
-            <w:tcBorders>
-              <w:top w:val="single" w:color="CCCCCC" w:sz="1"/>
-              <w:left w:val="single" w:color="CCCCCC" w:sz="1"/>
-              <w:bottom w:val="single" w:color="CCCCCC" w:sz="1"/>
-              <w:right w:val="single" w:color="CCCCCC" w:sz="1"/>
-            </w:tcBorders>
-            <w:shd w:fill="F5F5F5" w:val="clear"/>
-            <w:tcMar>
-              <w:top w:type="dxa" w:w="80"/>
-              <w:left w:type="dxa" w:w="120"/>
-              <w:bottom w:type="dxa" w:w="80"/>
-              <w:right w:type="dxa" w:w="120"/>
-            </w:tcMar>
-          </w:tcPr>
-          <w:p>
-            <w:r>
-              <w:rPr>
-                <w:rFonts w:ascii="Courier New" w:cs="Courier New" w:eastAsia="Courier New" w:hAnsi="Courier New"/>
-                <w:sz w:val="18"/>
-                <w:szCs w:val="18"/>
-              </w:rPr>
-              <w:t xml:space="preserve">string[]</w:t>
-            </w:r>
-          </w:p>
-        </w:tc>
-        <w:tc>
-          <w:tcPr>
-            <w:tcW w:type="dxa" w:w="6160"/>
-            <w:tcBorders>
-              <w:top w:val="single" w:color="CCCCCC" w:sz="1"/>
-              <w:left w:val="single" w:color="CCCCCC" w:sz="1"/>
-              <w:bottom w:val="single" w:color="CCCCCC" w:sz="1"/>
-              <w:right w:val="single" w:color="CCCCCC" w:sz="1"/>
-            </w:tcBorders>
-            <w:shd w:fill="F5F5F5" w:val="clear"/>
-            <w:tcMar>
-              <w:top w:type="dxa" w:w="80"/>
-              <w:left w:type="dxa" w:w="120"/>
-              <w:bottom w:type="dxa" w:w="80"/>
-              <w:right w:type="dxa" w:w="120"/>
-            </w:tcMar>
-          </w:tcPr>
-          <w:p>
-            <w:r>
-              <w:rPr>
-                <w:rFonts w:ascii="Courier New" w:cs="Courier New" w:eastAsia="Courier New" w:hAnsi="Courier New"/>
-                <w:sz w:val="18"/>
-                <w:szCs w:val="18"/>
-              </w:rPr>
-              <w:t xml:space="preserve">Textos de los primeros 6 botones visibles</w:t>
-            </w:r>
-          </w:p>
-        </w:tc>
-      </w:tr>
-      <w:tr>
-        <w:tc>
-          <w:tcPr>
-            <w:tcW w:type="dxa" w:w="1800"/>
-            <w:tcBorders>
-              <w:top w:val="single" w:color="CCCCCC" w:sz="1"/>
-              <w:left w:val="single" w:color="CCCCCC" w:sz="1"/>
-              <w:bottom w:val="single" w:color="CCCCCC" w:sz="1"/>
-              <w:right w:val="single" w:color="CCCCCC" w:sz="1"/>
-            </w:tcBorders>
-            <w:shd w:fill="FFFFFF" w:val="clear"/>
-            <w:tcMar>
-              <w:top w:type="dxa" w:w="80"/>
-              <w:left w:type="dxa" w:w="120"/>
-              <w:bottom w:type="dxa" w:w="80"/>
-              <w:right w:type="dxa" w:w="120"/>
-            </w:tcMar>
-          </w:tcPr>
-          <w:p>
-            <w:r>
-              <w:rPr>
-                <w:rFonts w:ascii="Courier New" w:cs="Courier New" w:eastAsia="Courier New" w:hAnsi="Courier New"/>
-                <w:sz w:val="18"/>
-                <w:szCs w:val="18"/>
-              </w:rPr>
-              <w:t xml:space="preserve">sections</w:t>
-            </w:r>
-          </w:p>
-        </w:tc>
-        <w:tc>
-          <w:tcPr>
-            <w:tcW w:type="dxa" w:w="1400"/>
-            <w:tcBorders>
-              <w:top w:val="single" w:color="CCCCCC" w:sz="1"/>
-              <w:left w:val="single" w:color="CCCCCC" w:sz="1"/>
-              <w:bottom w:val="single" w:color="CCCCCC" w:sz="1"/>
-              <w:right w:val="single" w:color="CCCCCC" w:sz="1"/>
-            </w:tcBorders>
-            <w:shd w:fill="FFFFFF" w:val="clear"/>
-            <w:tcMar>
-              <w:top w:type="dxa" w:w="80"/>
-              <w:left w:type="dxa" w:w="120"/>
-              <w:bottom w:type="dxa" w:w="80"/>
-              <w:right w:type="dxa" w:w="120"/>
-            </w:tcMar>
-          </w:tcPr>
-          <w:p>
-            <w:r>
-              <w:rPr>
-                <w:rFonts w:ascii="Courier New" w:cs="Courier New" w:eastAsia="Courier New" w:hAnsi="Courier New"/>
-                <w:sz w:val="18"/>
-                <w:szCs w:val="18"/>
-              </w:rPr>
-              <w:t xml:space="preserve">string[]</w:t>
-            </w:r>
-          </w:p>
-        </w:tc>
-        <w:tc>
-          <w:tcPr>
-            <w:tcW w:type="dxa" w:w="6160"/>
-            <w:tcBorders>
-              <w:top w:val="single" w:color="CCCCCC" w:sz="1"/>
-              <w:left w:val="single" w:color="CCCCCC" w:sz="1"/>
-              <w:bottom w:val="single" w:color="CCCCCC" w:sz="1"/>
-              <w:right w:val="single" w:color="CCCCCC" w:sz="1"/>
-            </w:tcBorders>
-            <w:shd w:fill="FFFFFF" w:val="clear"/>
-            <w:tcMar>
-              <w:top w:type="dxa" w:w="80"/>
-              <w:left w:type="dxa" w:w="120"/>
-              <w:bottom w:type="dxa" w:w="80"/>
-              <w:right w:type="dxa" w:w="120"/>
-            </w:tcMar>
-          </w:tcPr>
-          <w:p>
-            <w:r>
-              <w:rPr>
-                <w:rFonts w:ascii="Courier New" w:cs="Courier New" w:eastAsia="Courier New" w:hAnsi="Courier New"/>
-                <w:sz w:val="18"/>
-                <w:szCs w:val="18"/>
-              </w:rPr>
-              <w:t xml:space="preserve">Textos de los primeros 8 headings h2/h3</w:t>
+              <w:t xml:space="preserve">tag, text, selectors, etc.</w:t>
             </w:r>
           </w:p>
         </w:tc>
       </w:tr>
     </w:tbl>
+    <w:p>
+      <w:pPr>
+        <w:spacing w:before="60"/>
+      </w:pPr>
+      <w:r>
+        <w:rPr>
+          <w:rFonts w:ascii="Courier New" w:cs="Courier New" w:eastAsia="Courier New" w:hAnsi="Courier New"/>
+          <w:color w:val="555555"/>
+          <w:sz w:val="18"/>
+          <w:szCs w:val="18"/>
+        </w:rPr>
+        <w:t xml:space="preserve">  Se emite cuando el elemento estuvo visible &gt;=1500ms (threshold 50% del bbox).
+  Se descartan elementos dentro de nav/header/footer (chrome del sitio, ruido).
+  El compressor dedup por (xpath, url) y descarta breadcrumbs/paginacion.</w:t>
+      </w:r>
+    </w:p>
     <w:p>
       <w:pPr>
         <w:spacing w:after="100" w:before="300"/>
@@ -7229,7 +7019,7 @@
           <w:sz w:val="24"/>
           <w:szCs w:val="24"/>
         </w:rPr>
-        <w:t xml:space="preserve">4.8 hover</w:t>
+        <w:t xml:space="preserve">4.8 reading_pause</w:t>
       </w:r>
     </w:p>
     <w:tbl>
@@ -7378,7 +7168,7 @@
                 <w:sz w:val="18"/>
                 <w:szCs w:val="18"/>
               </w:rPr>
-              <w:t xml:space="preserve">duration_ms</w:t>
+              <w:t xml:space="preserve">scroll_pct</w:t>
             </w:r>
           </w:p>
         </w:tc>
@@ -7434,7 +7224,7 @@
                 <w:sz w:val="18"/>
                 <w:szCs w:val="18"/>
               </w:rPr>
-              <w:t xml:space="preserve">Tiempo que el cursor estuvo sobre el elemento (minimo 600ms captura, 800ms compressor)</w:t>
+              <w:t xml:space="preserve">Posicion de scroll en porcentaje (0-100)</w:t>
             </w:r>
           </w:p>
         </w:tc>
@@ -7464,7 +7254,7 @@
                 <w:sz w:val="18"/>
                 <w:szCs w:val="18"/>
               </w:rPr>
-              <w:t xml:space="preserve">x, y</w:t>
+              <w:t xml:space="preserve">elements</w:t>
             </w:r>
           </w:p>
         </w:tc>
@@ -7492,7 +7282,7 @@
                 <w:sz w:val="18"/>
                 <w:szCs w:val="18"/>
               </w:rPr>
-              <w:t xml:space="preserve">int</w:t>
+              <w:t xml:space="preserve">array</w:t>
             </w:r>
           </w:p>
         </w:tc>
@@ -7520,7 +7310,7 @@
                 <w:sz w:val="18"/>
                 <w:szCs w:val="18"/>
               </w:rPr>
-              <w:t xml:space="preserve">Coordenadas del cursor al salir del elemento</w:t>
+              <w:t xml:space="preserve">Hasta 25 elementos visibles {tag, text, aria}</w:t>
             </w:r>
           </w:p>
         </w:tc>
@@ -7550,7 +7340,7 @@
                 <w:sz w:val="18"/>
                 <w:szCs w:val="18"/>
               </w:rPr>
-              <w:t xml:space="preserve">...campos base</w:t>
+              <w:t xml:space="preserve">url</w:t>
             </w:r>
           </w:p>
         </w:tc>
@@ -7578,7 +7368,7 @@
                 <w:sz w:val="18"/>
                 <w:szCs w:val="18"/>
               </w:rPr>
-              <w:t xml:space="preserve"/>
+              <w:t xml:space="preserve">string</w:t>
             </w:r>
           </w:p>
         </w:tc>
@@ -7606,7 +7396,7 @@
                 <w:sz w:val="18"/>
                 <w:szCs w:val="18"/>
               </w:rPr>
-              <w:t xml:space="preserve">tag, text, id, xpath, role, aria, href, url</w:t>
+              <w:t xml:space="preserve">URL de la pagina</w:t>
             </w:r>
           </w:p>
         </w:tc>
@@ -7623,7 +7413,9 @@
           <w:sz w:val="18"/>
           <w:szCs w:val="18"/>
         </w:rPr>
-        <w:t xml:space="preserve">  El compressor filtra hovers sobre tags contenedor (DIV, SECTION…) y texto vacio o solo espacios.</w:t>
+        <w:t xml:space="preserve">  Snapshot al detenerse el scroll 1500ms. Filtra elementos diminutos (&lt; 800 px2)
+  y dedup por (tag, text). isReallyVisible() chequea display/visibility/opacity/bbox.
+  El compressor descarta pausas con scroll_pct &lt; 5% (cerca del tope = navegacion).</w:t>
       </w:r>
     </w:p>
     <w:p>
@@ -7638,7 +7430,7 @@
           <w:sz w:val="24"/>
           <w:szCs w:val="24"/>
         </w:rPr>
-        <w:t xml:space="preserve">4.9 text_select / copy / paste</w:t>
+        <w:t xml:space="preserve">4.9 page_summary (al salir de la pagina)</w:t>
       </w:r>
     </w:p>
     <w:tbl>
@@ -7787,7 +7579,7 @@
                 <w:sz w:val="18"/>
                 <w:szCs w:val="18"/>
               </w:rPr>
-              <w:t xml:space="preserve">selected_text / text</w:t>
+              <w:t xml:space="preserve">url</w:t>
             </w:r>
           </w:p>
         </w:tc>
@@ -7843,7 +7635,7 @@
                 <w:sz w:val="18"/>
                 <w:szCs w:val="18"/>
               </w:rPr>
-              <w:t xml:space="preserve">Texto seleccionado o en clipboard (max 300 chars)</w:t>
+              <w:t xml:space="preserve">URL de la pagina</w:t>
             </w:r>
           </w:p>
         </w:tc>
@@ -7873,7 +7665,7 @@
                 <w:sz w:val="18"/>
                 <w:szCs w:val="18"/>
               </w:rPr>
-              <w:t xml:space="preserve">url</w:t>
+              <w:t xml:space="preserve">title</w:t>
             </w:r>
           </w:p>
         </w:tc>
@@ -7929,7 +7721,7 @@
                 <w:sz w:val="18"/>
                 <w:szCs w:val="18"/>
               </w:rPr>
-              <w:t xml:space="preserve">URL de la pagina (text_select y copy)</w:t>
+              <w:t xml:space="preserve">Titulo</w:t>
             </w:r>
           </w:p>
         </w:tc>
@@ -7959,7 +7751,7 @@
                 <w:sz w:val="18"/>
                 <w:szCs w:val="18"/>
               </w:rPr>
-              <w:t xml:space="preserve">...campos base</w:t>
+              <w:t xml:space="preserve">duration_ms</w:t>
             </w:r>
           </w:p>
         </w:tc>
@@ -7987,7 +7779,7 @@
                 <w:sz w:val="18"/>
                 <w:szCs w:val="18"/>
               </w:rPr>
-              <w:t xml:space="preserve"/>
+              <w:t xml:space="preserve">int</w:t>
             </w:r>
           </w:p>
         </w:tc>
@@ -8015,7 +7807,437 @@
                 <w:sz w:val="18"/>
                 <w:szCs w:val="18"/>
               </w:rPr>
-              <w:t xml:space="preserve">Campos del elemento destino (solo paste)</w:t>
+              <w:t xml:space="preserve">Tiempo total en la pagina</w:t>
+            </w:r>
+          </w:p>
+        </w:tc>
+      </w:tr>
+      <w:tr>
+        <w:tc>
+          <w:tcPr>
+            <w:tcW w:type="dxa" w:w="1800"/>
+            <w:tcBorders>
+              <w:top w:val="single" w:color="CCCCCC" w:sz="1"/>
+              <w:left w:val="single" w:color="CCCCCC" w:sz="1"/>
+              <w:bottom w:val="single" w:color="CCCCCC" w:sz="1"/>
+              <w:right w:val="single" w:color="CCCCCC" w:sz="1"/>
+            </w:tcBorders>
+            <w:shd w:fill="F5F5F5" w:val="clear"/>
+            <w:tcMar>
+              <w:top w:type="dxa" w:w="80"/>
+              <w:left w:type="dxa" w:w="120"/>
+              <w:bottom w:type="dxa" w:w="80"/>
+              <w:right w:type="dxa" w:w="120"/>
+            </w:tcMar>
+          </w:tcPr>
+          <w:p>
+            <w:r>
+              <w:rPr>
+                <w:rFonts w:ascii="Courier New" w:cs="Courier New" w:eastAsia="Courier New" w:hAnsi="Courier New"/>
+                <w:sz w:val="18"/>
+                <w:szCs w:val="18"/>
+              </w:rPr>
+              <w:t xml:space="preserve">h1</w:t>
+            </w:r>
+          </w:p>
+        </w:tc>
+        <w:tc>
+          <w:tcPr>
+            <w:tcW w:type="dxa" w:w="1400"/>
+            <w:tcBorders>
+              <w:top w:val="single" w:color="CCCCCC" w:sz="1"/>
+              <w:left w:val="single" w:color="CCCCCC" w:sz="1"/>
+              <w:bottom w:val="single" w:color="CCCCCC" w:sz="1"/>
+              <w:right w:val="single" w:color="CCCCCC" w:sz="1"/>
+            </w:tcBorders>
+            <w:shd w:fill="F5F5F5" w:val="clear"/>
+            <w:tcMar>
+              <w:top w:type="dxa" w:w="80"/>
+              <w:left w:type="dxa" w:w="120"/>
+              <w:bottom w:type="dxa" w:w="80"/>
+              <w:right w:type="dxa" w:w="120"/>
+            </w:tcMar>
+          </w:tcPr>
+          <w:p>
+            <w:r>
+              <w:rPr>
+                <w:rFonts w:ascii="Courier New" w:cs="Courier New" w:eastAsia="Courier New" w:hAnsi="Courier New"/>
+                <w:sz w:val="18"/>
+                <w:szCs w:val="18"/>
+              </w:rPr>
+              <w:t xml:space="preserve">string</w:t>
+            </w:r>
+          </w:p>
+        </w:tc>
+        <w:tc>
+          <w:tcPr>
+            <w:tcW w:type="dxa" w:w="6160"/>
+            <w:tcBorders>
+              <w:top w:val="single" w:color="CCCCCC" w:sz="1"/>
+              <w:left w:val="single" w:color="CCCCCC" w:sz="1"/>
+              <w:bottom w:val="single" w:color="CCCCCC" w:sz="1"/>
+              <w:right w:val="single" w:color="CCCCCC" w:sz="1"/>
+            </w:tcBorders>
+            <w:shd w:fill="F5F5F5" w:val="clear"/>
+            <w:tcMar>
+              <w:top w:type="dxa" w:w="80"/>
+              <w:left w:type="dxa" w:w="120"/>
+              <w:bottom w:type="dxa" w:w="80"/>
+              <w:right w:type="dxa" w:w="120"/>
+            </w:tcMar>
+          </w:tcPr>
+          <w:p>
+            <w:r>
+              <w:rPr>
+                <w:rFonts w:ascii="Courier New" w:cs="Courier New" w:eastAsia="Courier New" w:hAnsi="Courier New"/>
+                <w:sz w:val="18"/>
+                <w:szCs w:val="18"/>
+              </w:rPr>
+              <w:t xml:space="preserve">Texto del heading principal (whitespace colapsado, max 200)</w:t>
+            </w:r>
+          </w:p>
+        </w:tc>
+      </w:tr>
+      <w:tr>
+        <w:tc>
+          <w:tcPr>
+            <w:tcW w:type="dxa" w:w="1800"/>
+            <w:tcBorders>
+              <w:top w:val="single" w:color="CCCCCC" w:sz="1"/>
+              <w:left w:val="single" w:color="CCCCCC" w:sz="1"/>
+              <w:bottom w:val="single" w:color="CCCCCC" w:sz="1"/>
+              <w:right w:val="single" w:color="CCCCCC" w:sz="1"/>
+            </w:tcBorders>
+            <w:shd w:fill="FFFFFF" w:val="clear"/>
+            <w:tcMar>
+              <w:top w:type="dxa" w:w="80"/>
+              <w:left w:type="dxa" w:w="120"/>
+              <w:bottom w:type="dxa" w:w="80"/>
+              <w:right w:type="dxa" w:w="120"/>
+            </w:tcMar>
+          </w:tcPr>
+          <w:p>
+            <w:r>
+              <w:rPr>
+                <w:rFonts w:ascii="Courier New" w:cs="Courier New" w:eastAsia="Courier New" w:hAnsi="Courier New"/>
+                <w:sz w:val="18"/>
+                <w:szCs w:val="18"/>
+              </w:rPr>
+              <w:t xml:space="preserve">price</w:t>
+            </w:r>
+          </w:p>
+        </w:tc>
+        <w:tc>
+          <w:tcPr>
+            <w:tcW w:type="dxa" w:w="1400"/>
+            <w:tcBorders>
+              <w:top w:val="single" w:color="CCCCCC" w:sz="1"/>
+              <w:left w:val="single" w:color="CCCCCC" w:sz="1"/>
+              <w:bottom w:val="single" w:color="CCCCCC" w:sz="1"/>
+              <w:right w:val="single" w:color="CCCCCC" w:sz="1"/>
+            </w:tcBorders>
+            <w:shd w:fill="FFFFFF" w:val="clear"/>
+            <w:tcMar>
+              <w:top w:type="dxa" w:w="80"/>
+              <w:left w:type="dxa" w:w="120"/>
+              <w:bottom w:type="dxa" w:w="80"/>
+              <w:right w:type="dxa" w:w="120"/>
+            </w:tcMar>
+          </w:tcPr>
+          <w:p>
+            <w:r>
+              <w:rPr>
+                <w:rFonts w:ascii="Courier New" w:cs="Courier New" w:eastAsia="Courier New" w:hAnsi="Courier New"/>
+                <w:sz w:val="18"/>
+                <w:szCs w:val="18"/>
+              </w:rPr>
+              <w:t xml:space="preserve">string</w:t>
+            </w:r>
+          </w:p>
+        </w:tc>
+        <w:tc>
+          <w:tcPr>
+            <w:tcW w:type="dxa" w:w="6160"/>
+            <w:tcBorders>
+              <w:top w:val="single" w:color="CCCCCC" w:sz="1"/>
+              <w:left w:val="single" w:color="CCCCCC" w:sz="1"/>
+              <w:bottom w:val="single" w:color="CCCCCC" w:sz="1"/>
+              <w:right w:val="single" w:color="CCCCCC" w:sz="1"/>
+            </w:tcBorders>
+            <w:shd w:fill="FFFFFF" w:val="clear"/>
+            <w:tcMar>
+              <w:top w:type="dxa" w:w="80"/>
+              <w:left w:type="dxa" w:w="120"/>
+              <w:bottom w:type="dxa" w:w="80"/>
+              <w:right w:type="dxa" w:w="120"/>
+            </w:tcMar>
+          </w:tcPr>
+          <w:p>
+            <w:r>
+              <w:rPr>
+                <w:rFonts w:ascii="Courier New" w:cs="Courier New" w:eastAsia="Courier New" w:hAnsi="Courier New"/>
+                <w:sz w:val="18"/>
+                <w:szCs w:val="18"/>
+              </w:rPr>
+              <w:t xml:space="preserve">Precio detectado (regex sobre clases CSS de precio)</w:t>
+            </w:r>
+          </w:p>
+        </w:tc>
+      </w:tr>
+      <w:tr>
+        <w:tc>
+          <w:tcPr>
+            <w:tcW w:type="dxa" w:w="1800"/>
+            <w:tcBorders>
+              <w:top w:val="single" w:color="CCCCCC" w:sz="1"/>
+              <w:left w:val="single" w:color="CCCCCC" w:sz="1"/>
+              <w:bottom w:val="single" w:color="CCCCCC" w:sz="1"/>
+              <w:right w:val="single" w:color="CCCCCC" w:sz="1"/>
+            </w:tcBorders>
+            <w:shd w:fill="F5F5F5" w:val="clear"/>
+            <w:tcMar>
+              <w:top w:type="dxa" w:w="80"/>
+              <w:left w:type="dxa" w:w="120"/>
+              <w:bottom w:type="dxa" w:w="80"/>
+              <w:right w:type="dxa" w:w="120"/>
+            </w:tcMar>
+          </w:tcPr>
+          <w:p>
+            <w:r>
+              <w:rPr>
+                <w:rFonts w:ascii="Courier New" w:cs="Courier New" w:eastAsia="Courier New" w:hAnsi="Courier New"/>
+                <w:sz w:val="18"/>
+                <w:szCs w:val="18"/>
+              </w:rPr>
+              <w:t xml:space="preserve">availability</w:t>
+            </w:r>
+          </w:p>
+        </w:tc>
+        <w:tc>
+          <w:tcPr>
+            <w:tcW w:type="dxa" w:w="1400"/>
+            <w:tcBorders>
+              <w:top w:val="single" w:color="CCCCCC" w:sz="1"/>
+              <w:left w:val="single" w:color="CCCCCC" w:sz="1"/>
+              <w:bottom w:val="single" w:color="CCCCCC" w:sz="1"/>
+              <w:right w:val="single" w:color="CCCCCC" w:sz="1"/>
+            </w:tcBorders>
+            <w:shd w:fill="F5F5F5" w:val="clear"/>
+            <w:tcMar>
+              <w:top w:type="dxa" w:w="80"/>
+              <w:left w:type="dxa" w:w="120"/>
+              <w:bottom w:type="dxa" w:w="80"/>
+              <w:right w:type="dxa" w:w="120"/>
+            </w:tcMar>
+          </w:tcPr>
+          <w:p>
+            <w:r>
+              <w:rPr>
+                <w:rFonts w:ascii="Courier New" w:cs="Courier New" w:eastAsia="Courier New" w:hAnsi="Courier New"/>
+                <w:sz w:val="18"/>
+                <w:szCs w:val="18"/>
+              </w:rPr>
+              <w:t xml:space="preserve">string</w:t>
+            </w:r>
+          </w:p>
+        </w:tc>
+        <w:tc>
+          <w:tcPr>
+            <w:tcW w:type="dxa" w:w="6160"/>
+            <w:tcBorders>
+              <w:top w:val="single" w:color="CCCCCC" w:sz="1"/>
+              <w:left w:val="single" w:color="CCCCCC" w:sz="1"/>
+              <w:bottom w:val="single" w:color="CCCCCC" w:sz="1"/>
+              <w:right w:val="single" w:color="CCCCCC" w:sz="1"/>
+            </w:tcBorders>
+            <w:shd w:fill="F5F5F5" w:val="clear"/>
+            <w:tcMar>
+              <w:top w:type="dxa" w:w="80"/>
+              <w:left w:type="dxa" w:w="120"/>
+              <w:bottom w:type="dxa" w:w="80"/>
+              <w:right w:type="dxa" w:w="120"/>
+            </w:tcMar>
+          </w:tcPr>
+          <w:p>
+            <w:r>
+              <w:rPr>
+                <w:rFonts w:ascii="Courier New" w:cs="Courier New" w:eastAsia="Courier New" w:hAnsi="Courier New"/>
+                <w:sz w:val="18"/>
+                <w:szCs w:val="18"/>
+              </w:rPr>
+              <w:t xml:space="preserve">Disponibilidad / stock detectado</w:t>
+            </w:r>
+          </w:p>
+        </w:tc>
+      </w:tr>
+      <w:tr>
+        <w:tc>
+          <w:tcPr>
+            <w:tcW w:type="dxa" w:w="1800"/>
+            <w:tcBorders>
+              <w:top w:val="single" w:color="CCCCCC" w:sz="1"/>
+              <w:left w:val="single" w:color="CCCCCC" w:sz="1"/>
+              <w:bottom w:val="single" w:color="CCCCCC" w:sz="1"/>
+              <w:right w:val="single" w:color="CCCCCC" w:sz="1"/>
+            </w:tcBorders>
+            <w:shd w:fill="FFFFFF" w:val="clear"/>
+            <w:tcMar>
+              <w:top w:type="dxa" w:w="80"/>
+              <w:left w:type="dxa" w:w="120"/>
+              <w:bottom w:type="dxa" w:w="80"/>
+              <w:right w:type="dxa" w:w="120"/>
+            </w:tcMar>
+          </w:tcPr>
+          <w:p>
+            <w:r>
+              <w:rPr>
+                <w:rFonts w:ascii="Courier New" w:cs="Courier New" w:eastAsia="Courier New" w:hAnsi="Courier New"/>
+                <w:sz w:val="18"/>
+                <w:szCs w:val="18"/>
+              </w:rPr>
+              <w:t xml:space="preserve">buttons</w:t>
+            </w:r>
+          </w:p>
+        </w:tc>
+        <w:tc>
+          <w:tcPr>
+            <w:tcW w:type="dxa" w:w="1400"/>
+            <w:tcBorders>
+              <w:top w:val="single" w:color="CCCCCC" w:sz="1"/>
+              <w:left w:val="single" w:color="CCCCCC" w:sz="1"/>
+              <w:bottom w:val="single" w:color="CCCCCC" w:sz="1"/>
+              <w:right w:val="single" w:color="CCCCCC" w:sz="1"/>
+            </w:tcBorders>
+            <w:shd w:fill="FFFFFF" w:val="clear"/>
+            <w:tcMar>
+              <w:top w:type="dxa" w:w="80"/>
+              <w:left w:type="dxa" w:w="120"/>
+              <w:bottom w:type="dxa" w:w="80"/>
+              <w:right w:type="dxa" w:w="120"/>
+            </w:tcMar>
+          </w:tcPr>
+          <w:p>
+            <w:r>
+              <w:rPr>
+                <w:rFonts w:ascii="Courier New" w:cs="Courier New" w:eastAsia="Courier New" w:hAnsi="Courier New"/>
+                <w:sz w:val="18"/>
+                <w:szCs w:val="18"/>
+              </w:rPr>
+              <w:t xml:space="preserve">string[]</w:t>
+            </w:r>
+          </w:p>
+        </w:tc>
+        <w:tc>
+          <w:tcPr>
+            <w:tcW w:type="dxa" w:w="6160"/>
+            <w:tcBorders>
+              <w:top w:val="single" w:color="CCCCCC" w:sz="1"/>
+              <w:left w:val="single" w:color="CCCCCC" w:sz="1"/>
+              <w:bottom w:val="single" w:color="CCCCCC" w:sz="1"/>
+              <w:right w:val="single" w:color="CCCCCC" w:sz="1"/>
+            </w:tcBorders>
+            <w:shd w:fill="FFFFFF" w:val="clear"/>
+            <w:tcMar>
+              <w:top w:type="dxa" w:w="80"/>
+              <w:left w:type="dxa" w:w="120"/>
+              <w:bottom w:type="dxa" w:w="80"/>
+              <w:right w:type="dxa" w:w="120"/>
+            </w:tcMar>
+          </w:tcPr>
+          <w:p>
+            <w:r>
+              <w:rPr>
+                <w:rFonts w:ascii="Courier New" w:cs="Courier New" w:eastAsia="Courier New" w:hAnsi="Courier New"/>
+                <w:sz w:val="18"/>
+                <w:szCs w:val="18"/>
+              </w:rPr>
+              <w:t xml:space="preserve">Hasta 6 CTAs reales (no atajos de teclado, fuera de site chrome)</w:t>
+            </w:r>
+          </w:p>
+        </w:tc>
+      </w:tr>
+      <w:tr>
+        <w:tc>
+          <w:tcPr>
+            <w:tcW w:type="dxa" w:w="1800"/>
+            <w:tcBorders>
+              <w:top w:val="single" w:color="CCCCCC" w:sz="1"/>
+              <w:left w:val="single" w:color="CCCCCC" w:sz="1"/>
+              <w:bottom w:val="single" w:color="CCCCCC" w:sz="1"/>
+              <w:right w:val="single" w:color="CCCCCC" w:sz="1"/>
+            </w:tcBorders>
+            <w:shd w:fill="F5F5F5" w:val="clear"/>
+            <w:tcMar>
+              <w:top w:type="dxa" w:w="80"/>
+              <w:left w:type="dxa" w:w="120"/>
+              <w:bottom w:type="dxa" w:w="80"/>
+              <w:right w:type="dxa" w:w="120"/>
+            </w:tcMar>
+          </w:tcPr>
+          <w:p>
+            <w:r>
+              <w:rPr>
+                <w:rFonts w:ascii="Courier New" w:cs="Courier New" w:eastAsia="Courier New" w:hAnsi="Courier New"/>
+                <w:sz w:val="18"/>
+                <w:szCs w:val="18"/>
+              </w:rPr>
+              <w:t xml:space="preserve">sections</w:t>
+            </w:r>
+          </w:p>
+        </w:tc>
+        <w:tc>
+          <w:tcPr>
+            <w:tcW w:type="dxa" w:w="1400"/>
+            <w:tcBorders>
+              <w:top w:val="single" w:color="CCCCCC" w:sz="1"/>
+              <w:left w:val="single" w:color="CCCCCC" w:sz="1"/>
+              <w:bottom w:val="single" w:color="CCCCCC" w:sz="1"/>
+              <w:right w:val="single" w:color="CCCCCC" w:sz="1"/>
+            </w:tcBorders>
+            <w:shd w:fill="F5F5F5" w:val="clear"/>
+            <w:tcMar>
+              <w:top w:type="dxa" w:w="80"/>
+              <w:left w:type="dxa" w:w="120"/>
+              <w:bottom w:type="dxa" w:w="80"/>
+              <w:right w:type="dxa" w:w="120"/>
+            </w:tcMar>
+          </w:tcPr>
+          <w:p>
+            <w:r>
+              <w:rPr>
+                <w:rFonts w:ascii="Courier New" w:cs="Courier New" w:eastAsia="Courier New" w:hAnsi="Courier New"/>
+                <w:sz w:val="18"/>
+                <w:szCs w:val="18"/>
+              </w:rPr>
+              <w:t xml:space="preserve">string[]</w:t>
+            </w:r>
+          </w:p>
+        </w:tc>
+        <w:tc>
+          <w:tcPr>
+            <w:tcW w:type="dxa" w:w="6160"/>
+            <w:tcBorders>
+              <w:top w:val="single" w:color="CCCCCC" w:sz="1"/>
+              <w:left w:val="single" w:color="CCCCCC" w:sz="1"/>
+              <w:bottom w:val="single" w:color="CCCCCC" w:sz="1"/>
+              <w:right w:val="single" w:color="CCCCCC" w:sz="1"/>
+            </w:tcBorders>
+            <w:shd w:fill="F5F5F5" w:val="clear"/>
+            <w:tcMar>
+              <w:top w:type="dxa" w:w="80"/>
+              <w:left w:type="dxa" w:w="120"/>
+              <w:bottom w:type="dxa" w:w="80"/>
+              <w:right w:type="dxa" w:w="120"/>
+            </w:tcMar>
+          </w:tcPr>
+          <w:p>
+            <w:r>
+              <w:rPr>
+                <w:rFonts w:ascii="Courier New" w:cs="Courier New" w:eastAsia="Courier New" w:hAnsi="Courier New"/>
+                <w:sz w:val="18"/>
+                <w:szCs w:val="18"/>
+              </w:rPr>
+              <w:t xml:space="preserve">Hasta 8 textos de h2/h3 fuera de site chrome</w:t>
             </w:r>
           </w:p>
         </w:tc>
@@ -8033,7 +8255,7 @@
           <w:sz w:val="24"/>
           <w:szCs w:val="24"/>
         </w:rPr>
-        <w:t xml:space="preserve">4.10 network  (filtrado por background.js + compressor)</w:t>
+        <w:t xml:space="preserve">4.10 text_select</w:t>
       </w:r>
     </w:p>
     <w:tbl>
@@ -8182,7 +8404,7 @@
                 <w:sz w:val="18"/>
                 <w:szCs w:val="18"/>
               </w:rPr>
-              <w:t xml:space="preserve">url</w:t>
+              <w:t xml:space="preserve">selected_text</w:t>
             </w:r>
           </w:p>
         </w:tc>
@@ -8238,7 +8460,7 @@
                 <w:sz w:val="18"/>
                 <w:szCs w:val="18"/>
               </w:rPr>
-              <w:t xml:space="preserve">URL del request (solo APIs del mismo dominio raiz)</w:t>
+              <w:t xml:space="preserve">Texto seleccionado con el mouse (max 300)</w:t>
             </w:r>
           </w:p>
         </w:tc>
@@ -8268,7 +8490,7 @@
                 <w:sz w:val="18"/>
                 <w:szCs w:val="18"/>
               </w:rPr>
-              <w:t xml:space="preserve">method</w:t>
+              <w:t xml:space="preserve">url</w:t>
             </w:r>
           </w:p>
         </w:tc>
@@ -8324,225 +8546,12 @@
                 <w:sz w:val="18"/>
                 <w:szCs w:val="18"/>
               </w:rPr>
-              <w:t xml:space="preserve">GET / POST / etc.</w:t>
-            </w:r>
-          </w:p>
-        </w:tc>
-      </w:tr>
-      <w:tr>
-        <w:tc>
-          <w:tcPr>
-            <w:tcW w:type="dxa" w:w="1800"/>
-            <w:tcBorders>
-              <w:top w:val="single" w:color="CCCCCC" w:sz="1"/>
-              <w:left w:val="single" w:color="CCCCCC" w:sz="1"/>
-              <w:bottom w:val="single" w:color="CCCCCC" w:sz="1"/>
-              <w:right w:val="single" w:color="CCCCCC" w:sz="1"/>
-            </w:tcBorders>
-            <w:shd w:fill="FFFFFF" w:val="clear"/>
-            <w:tcMar>
-              <w:top w:type="dxa" w:w="80"/>
-              <w:left w:type="dxa" w:w="120"/>
-              <w:bottom w:type="dxa" w:w="80"/>
-              <w:right w:type="dxa" w:w="120"/>
-            </w:tcMar>
-          </w:tcPr>
-          <w:p>
-            <w:r>
-              <w:rPr>
-                <w:rFonts w:ascii="Courier New" w:cs="Courier New" w:eastAsia="Courier New" w:hAnsi="Courier New"/>
-                <w:sz w:val="18"/>
-                <w:szCs w:val="18"/>
-              </w:rPr>
-              <w:t xml:space="preserve">status</w:t>
-            </w:r>
-          </w:p>
-        </w:tc>
-        <w:tc>
-          <w:tcPr>
-            <w:tcW w:type="dxa" w:w="1400"/>
-            <w:tcBorders>
-              <w:top w:val="single" w:color="CCCCCC" w:sz="1"/>
-              <w:left w:val="single" w:color="CCCCCC" w:sz="1"/>
-              <w:bottom w:val="single" w:color="CCCCCC" w:sz="1"/>
-              <w:right w:val="single" w:color="CCCCCC" w:sz="1"/>
-            </w:tcBorders>
-            <w:shd w:fill="FFFFFF" w:val="clear"/>
-            <w:tcMar>
-              <w:top w:type="dxa" w:w="80"/>
-              <w:left w:type="dxa" w:w="120"/>
-              <w:bottom w:type="dxa" w:w="80"/>
-              <w:right w:type="dxa" w:w="120"/>
-            </w:tcMar>
-          </w:tcPr>
-          <w:p>
-            <w:r>
-              <w:rPr>
-                <w:rFonts w:ascii="Courier New" w:cs="Courier New" w:eastAsia="Courier New" w:hAnsi="Courier New"/>
-                <w:sz w:val="18"/>
-                <w:szCs w:val="18"/>
-              </w:rPr>
-              <w:t xml:space="preserve">int</w:t>
-            </w:r>
-          </w:p>
-        </w:tc>
-        <w:tc>
-          <w:tcPr>
-            <w:tcW w:type="dxa" w:w="6160"/>
-            <w:tcBorders>
-              <w:top w:val="single" w:color="CCCCCC" w:sz="1"/>
-              <w:left w:val="single" w:color="CCCCCC" w:sz="1"/>
-              <w:bottom w:val="single" w:color="CCCCCC" w:sz="1"/>
-              <w:right w:val="single" w:color="CCCCCC" w:sz="1"/>
-            </w:tcBorders>
-            <w:shd w:fill="FFFFFF" w:val="clear"/>
-            <w:tcMar>
-              <w:top w:type="dxa" w:w="80"/>
-              <w:left w:type="dxa" w:w="120"/>
-              <w:bottom w:type="dxa" w:w="80"/>
-              <w:right w:type="dxa" w:w="120"/>
-            </w:tcMar>
-          </w:tcPr>
-          <w:p>
-            <w:r>
-              <w:rPr>
-                <w:rFonts w:ascii="Courier New" w:cs="Courier New" w:eastAsia="Courier New" w:hAnsi="Courier New"/>
-                <w:sz w:val="18"/>
-                <w:szCs w:val="18"/>
-              </w:rPr>
-              <w:t xml:space="preserve">Codigo HTTP de respuesta</w:t>
-            </w:r>
-          </w:p>
-        </w:tc>
-      </w:tr>
-      <w:tr>
-        <w:tc>
-          <w:tcPr>
-            <w:tcW w:type="dxa" w:w="1800"/>
-            <w:tcBorders>
-              <w:top w:val="single" w:color="CCCCCC" w:sz="1"/>
-              <w:left w:val="single" w:color="CCCCCC" w:sz="1"/>
-              <w:bottom w:val="single" w:color="CCCCCC" w:sz="1"/>
-              <w:right w:val="single" w:color="CCCCCC" w:sz="1"/>
-            </w:tcBorders>
-            <w:shd w:fill="F5F5F5" w:val="clear"/>
-            <w:tcMar>
-              <w:top w:type="dxa" w:w="80"/>
-              <w:left w:type="dxa" w:w="120"/>
-              <w:bottom w:type="dxa" w:w="80"/>
-              <w:right w:type="dxa" w:w="120"/>
-            </w:tcMar>
-          </w:tcPr>
-          <w:p>
-            <w:r>
-              <w:rPr>
-                <w:rFonts w:ascii="Courier New" w:cs="Courier New" w:eastAsia="Courier New" w:hAnsi="Courier New"/>
-                <w:sz w:val="18"/>
-                <w:szCs w:val="18"/>
-              </w:rPr>
-              <w:t xml:space="preserve">tab_url</w:t>
-            </w:r>
-          </w:p>
-        </w:tc>
-        <w:tc>
-          <w:tcPr>
-            <w:tcW w:type="dxa" w:w="1400"/>
-            <w:tcBorders>
-              <w:top w:val="single" w:color="CCCCCC" w:sz="1"/>
-              <w:left w:val="single" w:color="CCCCCC" w:sz="1"/>
-              <w:bottom w:val="single" w:color="CCCCCC" w:sz="1"/>
-              <w:right w:val="single" w:color="CCCCCC" w:sz="1"/>
-            </w:tcBorders>
-            <w:shd w:fill="F5F5F5" w:val="clear"/>
-            <w:tcMar>
-              <w:top w:type="dxa" w:w="80"/>
-              <w:left w:type="dxa" w:w="120"/>
-              <w:bottom w:type="dxa" w:w="80"/>
-              <w:right w:type="dxa" w:w="120"/>
-            </w:tcMar>
-          </w:tcPr>
-          <w:p>
-            <w:r>
-              <w:rPr>
-                <w:rFonts w:ascii="Courier New" w:cs="Courier New" w:eastAsia="Courier New" w:hAnsi="Courier New"/>
-                <w:sz w:val="18"/>
-                <w:szCs w:val="18"/>
-              </w:rPr>
-              <w:t xml:space="preserve">string</w:t>
-            </w:r>
-          </w:p>
-        </w:tc>
-        <w:tc>
-          <w:tcPr>
-            <w:tcW w:type="dxa" w:w="6160"/>
-            <w:tcBorders>
-              <w:top w:val="single" w:color="CCCCCC" w:sz="1"/>
-              <w:left w:val="single" w:color="CCCCCC" w:sz="1"/>
-              <w:bottom w:val="single" w:color="CCCCCC" w:sz="1"/>
-              <w:right w:val="single" w:color="CCCCCC" w:sz="1"/>
-            </w:tcBorders>
-            <w:shd w:fill="F5F5F5" w:val="clear"/>
-            <w:tcMar>
-              <w:top w:type="dxa" w:w="80"/>
-              <w:left w:type="dxa" w:w="120"/>
-              <w:bottom w:type="dxa" w:w="80"/>
-              <w:right w:type="dxa" w:w="120"/>
-            </w:tcMar>
-          </w:tcPr>
-          <w:p>
-            <w:r>
-              <w:rPr>
-                <w:rFonts w:ascii="Courier New" w:cs="Courier New" w:eastAsia="Courier New" w:hAnsi="Courier New"/>
-                <w:sz w:val="18"/>
-                <w:szCs w:val="18"/>
-              </w:rPr>
-              <w:t xml:space="preserve">Origen de la pagina que genero el request</w:t>
+              <w:t xml:space="preserve">URL de la pagina</w:t>
             </w:r>
           </w:p>
         </w:tc>
       </w:tr>
     </w:tbl>
-    <w:p>
-      <w:pPr>
-        <w:spacing w:before="60"/>
-      </w:pPr>
-      <w:r>
-        <w:rPr>
-          <w:rFonts w:ascii="Courier New" w:cs="Courier New" w:eastAsia="Courier New" w:hAnsi="Courier New"/>
-          <w:color w:val="555555"/>
-          <w:sz w:val="18"/>
-          <w:szCs w:val="18"/>
-        </w:rPr>
-        <w:t xml:space="preserve">  Filtro en dos etapas:
-  1. background.js: solo pasan requests del mismo dominio raiz que la pagina.
-     Esto elimina automaticamente tracking, ads y analytics cross-origin.
-  2. compressor.py: segunda pasada para paths de telemetria del propio sitio.
-  Resultado: solo quedan APIs de producto reales (ej: /graphql, /p/api/deferred).</w:t>
-      </w:r>
-    </w:p>
-    <w:p>
-      <w:r>
-        <w:t xml:space="preserve"/>
-      </w:r>
-    </w:p>
-    <w:p>
-      <w:pPr>
-        <w:pStyle w:val="Heading2"/>
-      </w:pPr>
-      <w:r>
-        <w:t xml:space="preserve">5. api_response  (interceptor fetch/XHR)</w:t>
-      </w:r>
-    </w:p>
-    <w:p>
-      <w:r>
-        <w:t xml:space="preserve">Cuando content.js detecta un fetch() o XHR hacia una API de producto, captura los primeros 3KB del body de respuesta:</w:t>
-      </w:r>
-    </w:p>
-    <w:p>
-      <w:r>
-        <w:t xml:space="preserve"/>
-      </w:r>
-    </w:p>
     <w:p>
       <w:pPr>
         <w:spacing w:after="100" w:before="300"/>
@@ -8555,7 +8564,7 @@
           <w:sz w:val="24"/>
           <w:szCs w:val="24"/>
         </w:rPr>
-        <w:t xml:space="preserve">api_response</w:t>
+        <w:t xml:space="preserve">4.11 copy</w:t>
       </w:r>
     </w:p>
     <w:tbl>
@@ -8704,7 +8713,7 @@
                 <w:sz w:val="18"/>
                 <w:szCs w:val="18"/>
               </w:rPr>
-              <w:t xml:space="preserve">url</w:t>
+              <w:t xml:space="preserve">text</w:t>
             </w:r>
           </w:p>
         </w:tc>
@@ -8760,7 +8769,7 @@
                 <w:sz w:val="18"/>
                 <w:szCs w:val="18"/>
               </w:rPr>
-              <w:t xml:space="preserve">URL de la API llamada</w:t>
+              <w:t xml:space="preserve">Texto copiado al clipboard (max 300)</w:t>
             </w:r>
           </w:p>
         </w:tc>
@@ -8790,7 +8799,7 @@
                 <w:sz w:val="18"/>
                 <w:szCs w:val="18"/>
               </w:rPr>
-              <w:t xml:space="preserve">body</w:t>
+              <w:t xml:space="preserve">url</w:t>
             </w:r>
           </w:p>
         </w:tc>
@@ -8846,7 +8855,144 @@
                 <w:sz w:val="18"/>
                 <w:szCs w:val="18"/>
               </w:rPr>
-              <w:t xml:space="preserve">Primeros 3000 bytes del body JSON de respuesta</w:t>
+              <w:t xml:space="preserve">URL de la pagina</w:t>
+            </w:r>
+          </w:p>
+        </w:tc>
+      </w:tr>
+    </w:tbl>
+    <w:p>
+      <w:pPr>
+        <w:spacing w:after="100" w:before="300"/>
+      </w:pPr>
+      <w:r>
+        <w:rPr>
+          <w:b/>
+          <w:bCs/>
+          <w:color w:val="0066cc"/>
+          <w:sz w:val="24"/>
+          <w:szCs w:val="24"/>
+        </w:rPr>
+        <w:t xml:space="preserve">4.12 paste</w:t>
+      </w:r>
+    </w:p>
+    <w:tbl>
+      <w:tblPr>
+        <w:tblW w:type="dxa" w:w="9360"/>
+        <w:tblBorders>
+          <w:top w:val="single" w:color="auto" w:sz="4"/>
+          <w:left w:val="single" w:color="auto" w:sz="4"/>
+          <w:bottom w:val="single" w:color="auto" w:sz="4"/>
+          <w:right w:val="single" w:color="auto" w:sz="4"/>
+          <w:insideH w:val="single" w:color="auto" w:sz="4"/>
+          <w:insideV w:val="single" w:color="auto" w:sz="4"/>
+        </w:tblBorders>
+      </w:tblPr>
+      <w:tblGrid>
+        <w:gridCol w:w="1800"/>
+        <w:gridCol w:w="1400"/>
+        <w:gridCol w:w="6160"/>
+      </w:tblGrid>
+      <w:tr>
+        <w:trPr>
+          <w:tblHeader/>
+        </w:trPr>
+        <w:tc>
+          <w:tcPr>
+            <w:tcW w:type="dxa" w:w="1800"/>
+            <w:tcBorders>
+              <w:top w:val="single" w:color="CCCCCC" w:sz="1"/>
+              <w:left w:val="single" w:color="CCCCCC" w:sz="1"/>
+              <w:bottom w:val="single" w:color="CCCCCC" w:sz="1"/>
+              <w:right w:val="single" w:color="CCCCCC" w:sz="1"/>
+            </w:tcBorders>
+            <w:shd w:fill="2E4057" w:val="clear"/>
+            <w:tcMar>
+              <w:top w:type="dxa" w:w="80"/>
+              <w:left w:type="dxa" w:w="120"/>
+              <w:bottom w:type="dxa" w:w="80"/>
+              <w:right w:type="dxa" w:w="120"/>
+            </w:tcMar>
+          </w:tcPr>
+          <w:p>
+            <w:pPr>
+              <w:jc w:val="left"/>
+            </w:pPr>
+            <w:r>
+              <w:rPr>
+                <w:b/>
+                <w:bCs/>
+                <w:color w:val="FFFFFF"/>
+                <w:sz w:val="20"/>
+                <w:szCs w:val="20"/>
+              </w:rPr>
+              <w:t xml:space="preserve">Campo</w:t>
+            </w:r>
+          </w:p>
+        </w:tc>
+        <w:tc>
+          <w:tcPr>
+            <w:tcW w:type="dxa" w:w="1400"/>
+            <w:tcBorders>
+              <w:top w:val="single" w:color="CCCCCC" w:sz="1"/>
+              <w:left w:val="single" w:color="CCCCCC" w:sz="1"/>
+              <w:bottom w:val="single" w:color="CCCCCC" w:sz="1"/>
+              <w:right w:val="single" w:color="CCCCCC" w:sz="1"/>
+            </w:tcBorders>
+            <w:shd w:fill="2E4057" w:val="clear"/>
+            <w:tcMar>
+              <w:top w:type="dxa" w:w="80"/>
+              <w:left w:type="dxa" w:w="120"/>
+              <w:bottom w:type="dxa" w:w="80"/>
+              <w:right w:type="dxa" w:w="120"/>
+            </w:tcMar>
+          </w:tcPr>
+          <w:p>
+            <w:pPr>
+              <w:jc w:val="left"/>
+            </w:pPr>
+            <w:r>
+              <w:rPr>
+                <w:b/>
+                <w:bCs/>
+                <w:color w:val="FFFFFF"/>
+                <w:sz w:val="20"/>
+                <w:szCs w:val="20"/>
+              </w:rPr>
+              <w:t xml:space="preserve">Tipo</w:t>
+            </w:r>
+          </w:p>
+        </w:tc>
+        <w:tc>
+          <w:tcPr>
+            <w:tcW w:type="dxa" w:w="6160"/>
+            <w:tcBorders>
+              <w:top w:val="single" w:color="CCCCCC" w:sz="1"/>
+              <w:left w:val="single" w:color="CCCCCC" w:sz="1"/>
+              <w:bottom w:val="single" w:color="CCCCCC" w:sz="1"/>
+              <w:right w:val="single" w:color="CCCCCC" w:sz="1"/>
+            </w:tcBorders>
+            <w:shd w:fill="2E4057" w:val="clear"/>
+            <w:tcMar>
+              <w:top w:type="dxa" w:w="80"/>
+              <w:left w:type="dxa" w:w="120"/>
+              <w:bottom w:type="dxa" w:w="80"/>
+              <w:right w:type="dxa" w:w="120"/>
+            </w:tcMar>
+          </w:tcPr>
+          <w:p>
+            <w:pPr>
+              <w:jc w:val="left"/>
+            </w:pPr>
+            <w:r>
+              <w:rPr>
+                <w:b/>
+                <w:bCs/>
+                <w:color w:val="FFFFFF"/>
+                <w:sz w:val="20"/>
+                <w:szCs w:val="20"/>
+              </w:rPr>
+              <w:t xml:space="preserve">Descripcion</w:t>
             </w:r>
           </w:p>
         </w:tc>
@@ -8876,7 +9022,7 @@
                 <w:sz w:val="18"/>
                 <w:szCs w:val="18"/>
               </w:rPr>
-              <w:t xml:space="preserve">page_url</w:t>
+              <w:t xml:space="preserve">text</w:t>
             </w:r>
           </w:p>
         </w:tc>
@@ -8932,7 +9078,574 @@
                 <w:sz w:val="18"/>
                 <w:szCs w:val="18"/>
               </w:rPr>
-              <w:t xml:space="preserve">URL de la pagina desde donde se hizo el request</w:t>
+              <w:t xml:space="preserve">Texto pegado (max 300)</w:t>
+            </w:r>
+          </w:p>
+        </w:tc>
+      </w:tr>
+      <w:tr>
+        <w:tc>
+          <w:tcPr>
+            <w:tcW w:type="dxa" w:w="1800"/>
+            <w:tcBorders>
+              <w:top w:val="single" w:color="CCCCCC" w:sz="1"/>
+              <w:left w:val="single" w:color="CCCCCC" w:sz="1"/>
+              <w:bottom w:val="single" w:color="CCCCCC" w:sz="1"/>
+              <w:right w:val="single" w:color="CCCCCC" w:sz="1"/>
+            </w:tcBorders>
+            <w:shd w:fill="F5F5F5" w:val="clear"/>
+            <w:tcMar>
+              <w:top w:type="dxa" w:w="80"/>
+              <w:left w:type="dxa" w:w="120"/>
+              <w:bottom w:type="dxa" w:w="80"/>
+              <w:right w:type="dxa" w:w="120"/>
+            </w:tcMar>
+          </w:tcPr>
+          <w:p>
+            <w:r>
+              <w:rPr>
+                <w:rFonts w:ascii="Courier New" w:cs="Courier New" w:eastAsia="Courier New" w:hAnsi="Courier New"/>
+                <w:sz w:val="18"/>
+                <w:szCs w:val="18"/>
+              </w:rPr>
+              <w:t xml:space="preserve">...campos base</w:t>
+            </w:r>
+          </w:p>
+        </w:tc>
+        <w:tc>
+          <w:tcPr>
+            <w:tcW w:type="dxa" w:w="1400"/>
+            <w:tcBorders>
+              <w:top w:val="single" w:color="CCCCCC" w:sz="1"/>
+              <w:left w:val="single" w:color="CCCCCC" w:sz="1"/>
+              <w:bottom w:val="single" w:color="CCCCCC" w:sz="1"/>
+              <w:right w:val="single" w:color="CCCCCC" w:sz="1"/>
+            </w:tcBorders>
+            <w:shd w:fill="F5F5F5" w:val="clear"/>
+            <w:tcMar>
+              <w:top w:type="dxa" w:w="80"/>
+              <w:left w:type="dxa" w:w="120"/>
+              <w:bottom w:type="dxa" w:w="80"/>
+              <w:right w:type="dxa" w:w="120"/>
+            </w:tcMar>
+          </w:tcPr>
+          <w:p>
+            <w:r>
+              <w:rPr>
+                <w:rFonts w:ascii="Courier New" w:cs="Courier New" w:eastAsia="Courier New" w:hAnsi="Courier New"/>
+                <w:sz w:val="18"/>
+                <w:szCs w:val="18"/>
+              </w:rPr>
+              <w:t xml:space="preserve"/>
+            </w:r>
+          </w:p>
+        </w:tc>
+        <w:tc>
+          <w:tcPr>
+            <w:tcW w:type="dxa" w:w="6160"/>
+            <w:tcBorders>
+              <w:top w:val="single" w:color="CCCCCC" w:sz="1"/>
+              <w:left w:val="single" w:color="CCCCCC" w:sz="1"/>
+              <w:bottom w:val="single" w:color="CCCCCC" w:sz="1"/>
+              <w:right w:val="single" w:color="CCCCCC" w:sz="1"/>
+            </w:tcBorders>
+            <w:shd w:fill="F5F5F5" w:val="clear"/>
+            <w:tcMar>
+              <w:top w:type="dxa" w:w="80"/>
+              <w:left w:type="dxa" w:w="120"/>
+              <w:bottom w:type="dxa" w:w="80"/>
+              <w:right w:type="dxa" w:w="120"/>
+            </w:tcMar>
+          </w:tcPr>
+          <w:p>
+            <w:r>
+              <w:rPr>
+                <w:rFonts w:ascii="Courier New" w:cs="Courier New" w:eastAsia="Courier New" w:hAnsi="Courier New"/>
+                <w:sz w:val="18"/>
+                <w:szCs w:val="18"/>
+              </w:rPr>
+              <w:t xml:space="preserve">Campos del elemento destino del pegado</w:t>
+            </w:r>
+          </w:p>
+        </w:tc>
+      </w:tr>
+    </w:tbl>
+    <w:p>
+      <w:pPr>
+        <w:spacing w:after="100" w:before="300"/>
+      </w:pPr>
+      <w:r>
+        <w:rPr>
+          <w:b/>
+          <w:bCs/>
+          <w:color w:val="0066cc"/>
+          <w:sz w:val="24"/>
+          <w:szCs w:val="24"/>
+        </w:rPr>
+        <w:t xml:space="preserve">4.13 network (filtrado en dos etapas)</w:t>
+      </w:r>
+    </w:p>
+    <w:tbl>
+      <w:tblPr>
+        <w:tblW w:type="dxa" w:w="9360"/>
+        <w:tblBorders>
+          <w:top w:val="single" w:color="auto" w:sz="4"/>
+          <w:left w:val="single" w:color="auto" w:sz="4"/>
+          <w:bottom w:val="single" w:color="auto" w:sz="4"/>
+          <w:right w:val="single" w:color="auto" w:sz="4"/>
+          <w:insideH w:val="single" w:color="auto" w:sz="4"/>
+          <w:insideV w:val="single" w:color="auto" w:sz="4"/>
+        </w:tblBorders>
+      </w:tblPr>
+      <w:tblGrid>
+        <w:gridCol w:w="1800"/>
+        <w:gridCol w:w="1400"/>
+        <w:gridCol w:w="6160"/>
+      </w:tblGrid>
+      <w:tr>
+        <w:trPr>
+          <w:tblHeader/>
+        </w:trPr>
+        <w:tc>
+          <w:tcPr>
+            <w:tcW w:type="dxa" w:w="1800"/>
+            <w:tcBorders>
+              <w:top w:val="single" w:color="CCCCCC" w:sz="1"/>
+              <w:left w:val="single" w:color="CCCCCC" w:sz="1"/>
+              <w:bottom w:val="single" w:color="CCCCCC" w:sz="1"/>
+              <w:right w:val="single" w:color="CCCCCC" w:sz="1"/>
+            </w:tcBorders>
+            <w:shd w:fill="2E4057" w:val="clear"/>
+            <w:tcMar>
+              <w:top w:type="dxa" w:w="80"/>
+              <w:left w:type="dxa" w:w="120"/>
+              <w:bottom w:type="dxa" w:w="80"/>
+              <w:right w:type="dxa" w:w="120"/>
+            </w:tcMar>
+          </w:tcPr>
+          <w:p>
+            <w:pPr>
+              <w:jc w:val="left"/>
+            </w:pPr>
+            <w:r>
+              <w:rPr>
+                <w:b/>
+                <w:bCs/>
+                <w:color w:val="FFFFFF"/>
+                <w:sz w:val="20"/>
+                <w:szCs w:val="20"/>
+              </w:rPr>
+              <w:t xml:space="preserve">Campo</w:t>
+            </w:r>
+          </w:p>
+        </w:tc>
+        <w:tc>
+          <w:tcPr>
+            <w:tcW w:type="dxa" w:w="1400"/>
+            <w:tcBorders>
+              <w:top w:val="single" w:color="CCCCCC" w:sz="1"/>
+              <w:left w:val="single" w:color="CCCCCC" w:sz="1"/>
+              <w:bottom w:val="single" w:color="CCCCCC" w:sz="1"/>
+              <w:right w:val="single" w:color="CCCCCC" w:sz="1"/>
+            </w:tcBorders>
+            <w:shd w:fill="2E4057" w:val="clear"/>
+            <w:tcMar>
+              <w:top w:type="dxa" w:w="80"/>
+              <w:left w:type="dxa" w:w="120"/>
+              <w:bottom w:type="dxa" w:w="80"/>
+              <w:right w:type="dxa" w:w="120"/>
+            </w:tcMar>
+          </w:tcPr>
+          <w:p>
+            <w:pPr>
+              <w:jc w:val="left"/>
+            </w:pPr>
+            <w:r>
+              <w:rPr>
+                <w:b/>
+                <w:bCs/>
+                <w:color w:val="FFFFFF"/>
+                <w:sz w:val="20"/>
+                <w:szCs w:val="20"/>
+              </w:rPr>
+              <w:t xml:space="preserve">Tipo</w:t>
+            </w:r>
+          </w:p>
+        </w:tc>
+        <w:tc>
+          <w:tcPr>
+            <w:tcW w:type="dxa" w:w="6160"/>
+            <w:tcBorders>
+              <w:top w:val="single" w:color="CCCCCC" w:sz="1"/>
+              <w:left w:val="single" w:color="CCCCCC" w:sz="1"/>
+              <w:bottom w:val="single" w:color="CCCCCC" w:sz="1"/>
+              <w:right w:val="single" w:color="CCCCCC" w:sz="1"/>
+            </w:tcBorders>
+            <w:shd w:fill="2E4057" w:val="clear"/>
+            <w:tcMar>
+              <w:top w:type="dxa" w:w="80"/>
+              <w:left w:type="dxa" w:w="120"/>
+              <w:bottom w:type="dxa" w:w="80"/>
+              <w:right w:type="dxa" w:w="120"/>
+            </w:tcMar>
+          </w:tcPr>
+          <w:p>
+            <w:pPr>
+              <w:jc w:val="left"/>
+            </w:pPr>
+            <w:r>
+              <w:rPr>
+                <w:b/>
+                <w:bCs/>
+                <w:color w:val="FFFFFF"/>
+                <w:sz w:val="20"/>
+                <w:szCs w:val="20"/>
+              </w:rPr>
+              <w:t xml:space="preserve">Descripcion</w:t>
+            </w:r>
+          </w:p>
+        </w:tc>
+      </w:tr>
+      <w:tr>
+        <w:tc>
+          <w:tcPr>
+            <w:tcW w:type="dxa" w:w="1800"/>
+            <w:tcBorders>
+              <w:top w:val="single" w:color="CCCCCC" w:sz="1"/>
+              <w:left w:val="single" w:color="CCCCCC" w:sz="1"/>
+              <w:bottom w:val="single" w:color="CCCCCC" w:sz="1"/>
+              <w:right w:val="single" w:color="CCCCCC" w:sz="1"/>
+            </w:tcBorders>
+            <w:shd w:fill="FFFFFF" w:val="clear"/>
+            <w:tcMar>
+              <w:top w:type="dxa" w:w="80"/>
+              <w:left w:type="dxa" w:w="120"/>
+              <w:bottom w:type="dxa" w:w="80"/>
+              <w:right w:type="dxa" w:w="120"/>
+            </w:tcMar>
+          </w:tcPr>
+          <w:p>
+            <w:r>
+              <w:rPr>
+                <w:rFonts w:ascii="Courier New" w:cs="Courier New" w:eastAsia="Courier New" w:hAnsi="Courier New"/>
+                <w:sz w:val="18"/>
+                <w:szCs w:val="18"/>
+              </w:rPr>
+              <w:t xml:space="preserve">url</w:t>
+            </w:r>
+          </w:p>
+        </w:tc>
+        <w:tc>
+          <w:tcPr>
+            <w:tcW w:type="dxa" w:w="1400"/>
+            <w:tcBorders>
+              <w:top w:val="single" w:color="CCCCCC" w:sz="1"/>
+              <w:left w:val="single" w:color="CCCCCC" w:sz="1"/>
+              <w:bottom w:val="single" w:color="CCCCCC" w:sz="1"/>
+              <w:right w:val="single" w:color="CCCCCC" w:sz="1"/>
+            </w:tcBorders>
+            <w:shd w:fill="FFFFFF" w:val="clear"/>
+            <w:tcMar>
+              <w:top w:type="dxa" w:w="80"/>
+              <w:left w:type="dxa" w:w="120"/>
+              <w:bottom w:type="dxa" w:w="80"/>
+              <w:right w:type="dxa" w:w="120"/>
+            </w:tcMar>
+          </w:tcPr>
+          <w:p>
+            <w:r>
+              <w:rPr>
+                <w:rFonts w:ascii="Courier New" w:cs="Courier New" w:eastAsia="Courier New" w:hAnsi="Courier New"/>
+                <w:sz w:val="18"/>
+                <w:szCs w:val="18"/>
+              </w:rPr>
+              <w:t xml:space="preserve">string</w:t>
+            </w:r>
+          </w:p>
+        </w:tc>
+        <w:tc>
+          <w:tcPr>
+            <w:tcW w:type="dxa" w:w="6160"/>
+            <w:tcBorders>
+              <w:top w:val="single" w:color="CCCCCC" w:sz="1"/>
+              <w:left w:val="single" w:color="CCCCCC" w:sz="1"/>
+              <w:bottom w:val="single" w:color="CCCCCC" w:sz="1"/>
+              <w:right w:val="single" w:color="CCCCCC" w:sz="1"/>
+            </w:tcBorders>
+            <w:shd w:fill="FFFFFF" w:val="clear"/>
+            <w:tcMar>
+              <w:top w:type="dxa" w:w="80"/>
+              <w:left w:type="dxa" w:w="120"/>
+              <w:bottom w:type="dxa" w:w="80"/>
+              <w:right w:type="dxa" w:w="120"/>
+            </w:tcMar>
+          </w:tcPr>
+          <w:p>
+            <w:r>
+              <w:rPr>
+                <w:rFonts w:ascii="Courier New" w:cs="Courier New" w:eastAsia="Courier New" w:hAnsi="Courier New"/>
+                <w:sz w:val="18"/>
+                <w:szCs w:val="18"/>
+              </w:rPr>
+              <w:t xml:space="preserve">URL del request</w:t>
+            </w:r>
+          </w:p>
+        </w:tc>
+      </w:tr>
+      <w:tr>
+        <w:tc>
+          <w:tcPr>
+            <w:tcW w:type="dxa" w:w="1800"/>
+            <w:tcBorders>
+              <w:top w:val="single" w:color="CCCCCC" w:sz="1"/>
+              <w:left w:val="single" w:color="CCCCCC" w:sz="1"/>
+              <w:bottom w:val="single" w:color="CCCCCC" w:sz="1"/>
+              <w:right w:val="single" w:color="CCCCCC" w:sz="1"/>
+            </w:tcBorders>
+            <w:shd w:fill="F5F5F5" w:val="clear"/>
+            <w:tcMar>
+              <w:top w:type="dxa" w:w="80"/>
+              <w:left w:type="dxa" w:w="120"/>
+              <w:bottom w:type="dxa" w:w="80"/>
+              <w:right w:type="dxa" w:w="120"/>
+            </w:tcMar>
+          </w:tcPr>
+          <w:p>
+            <w:r>
+              <w:rPr>
+                <w:rFonts w:ascii="Courier New" w:cs="Courier New" w:eastAsia="Courier New" w:hAnsi="Courier New"/>
+                <w:sz w:val="18"/>
+                <w:szCs w:val="18"/>
+              </w:rPr>
+              <w:t xml:space="preserve">method</w:t>
+            </w:r>
+          </w:p>
+        </w:tc>
+        <w:tc>
+          <w:tcPr>
+            <w:tcW w:type="dxa" w:w="1400"/>
+            <w:tcBorders>
+              <w:top w:val="single" w:color="CCCCCC" w:sz="1"/>
+              <w:left w:val="single" w:color="CCCCCC" w:sz="1"/>
+              <w:bottom w:val="single" w:color="CCCCCC" w:sz="1"/>
+              <w:right w:val="single" w:color="CCCCCC" w:sz="1"/>
+            </w:tcBorders>
+            <w:shd w:fill="F5F5F5" w:val="clear"/>
+            <w:tcMar>
+              <w:top w:type="dxa" w:w="80"/>
+              <w:left w:type="dxa" w:w="120"/>
+              <w:bottom w:type="dxa" w:w="80"/>
+              <w:right w:type="dxa" w:w="120"/>
+            </w:tcMar>
+          </w:tcPr>
+          <w:p>
+            <w:r>
+              <w:rPr>
+                <w:rFonts w:ascii="Courier New" w:cs="Courier New" w:eastAsia="Courier New" w:hAnsi="Courier New"/>
+                <w:sz w:val="18"/>
+                <w:szCs w:val="18"/>
+              </w:rPr>
+              <w:t xml:space="preserve">string</w:t>
+            </w:r>
+          </w:p>
+        </w:tc>
+        <w:tc>
+          <w:tcPr>
+            <w:tcW w:type="dxa" w:w="6160"/>
+            <w:tcBorders>
+              <w:top w:val="single" w:color="CCCCCC" w:sz="1"/>
+              <w:left w:val="single" w:color="CCCCCC" w:sz="1"/>
+              <w:bottom w:val="single" w:color="CCCCCC" w:sz="1"/>
+              <w:right w:val="single" w:color="CCCCCC" w:sz="1"/>
+            </w:tcBorders>
+            <w:shd w:fill="F5F5F5" w:val="clear"/>
+            <w:tcMar>
+              <w:top w:type="dxa" w:w="80"/>
+              <w:left w:type="dxa" w:w="120"/>
+              <w:bottom w:type="dxa" w:w="80"/>
+              <w:right w:type="dxa" w:w="120"/>
+            </w:tcMar>
+          </w:tcPr>
+          <w:p>
+            <w:r>
+              <w:rPr>
+                <w:rFonts w:ascii="Courier New" w:cs="Courier New" w:eastAsia="Courier New" w:hAnsi="Courier New"/>
+                <w:sz w:val="18"/>
+                <w:szCs w:val="18"/>
+              </w:rPr>
+              <w:t xml:space="preserve">GET / POST / etc.</w:t>
+            </w:r>
+          </w:p>
+        </w:tc>
+      </w:tr>
+      <w:tr>
+        <w:tc>
+          <w:tcPr>
+            <w:tcW w:type="dxa" w:w="1800"/>
+            <w:tcBorders>
+              <w:top w:val="single" w:color="CCCCCC" w:sz="1"/>
+              <w:left w:val="single" w:color="CCCCCC" w:sz="1"/>
+              <w:bottom w:val="single" w:color="CCCCCC" w:sz="1"/>
+              <w:right w:val="single" w:color="CCCCCC" w:sz="1"/>
+            </w:tcBorders>
+            <w:shd w:fill="FFFFFF" w:val="clear"/>
+            <w:tcMar>
+              <w:top w:type="dxa" w:w="80"/>
+              <w:left w:type="dxa" w:w="120"/>
+              <w:bottom w:type="dxa" w:w="80"/>
+              <w:right w:type="dxa" w:w="120"/>
+            </w:tcMar>
+          </w:tcPr>
+          <w:p>
+            <w:r>
+              <w:rPr>
+                <w:rFonts w:ascii="Courier New" w:cs="Courier New" w:eastAsia="Courier New" w:hAnsi="Courier New"/>
+                <w:sz w:val="18"/>
+                <w:szCs w:val="18"/>
+              </w:rPr>
+              <w:t xml:space="preserve">status</w:t>
+            </w:r>
+          </w:p>
+        </w:tc>
+        <w:tc>
+          <w:tcPr>
+            <w:tcW w:type="dxa" w:w="1400"/>
+            <w:tcBorders>
+              <w:top w:val="single" w:color="CCCCCC" w:sz="1"/>
+              <w:left w:val="single" w:color="CCCCCC" w:sz="1"/>
+              <w:bottom w:val="single" w:color="CCCCCC" w:sz="1"/>
+              <w:right w:val="single" w:color="CCCCCC" w:sz="1"/>
+            </w:tcBorders>
+            <w:shd w:fill="FFFFFF" w:val="clear"/>
+            <w:tcMar>
+              <w:top w:type="dxa" w:w="80"/>
+              <w:left w:type="dxa" w:w="120"/>
+              <w:bottom w:type="dxa" w:w="80"/>
+              <w:right w:type="dxa" w:w="120"/>
+            </w:tcMar>
+          </w:tcPr>
+          <w:p>
+            <w:r>
+              <w:rPr>
+                <w:rFonts w:ascii="Courier New" w:cs="Courier New" w:eastAsia="Courier New" w:hAnsi="Courier New"/>
+                <w:sz w:val="18"/>
+                <w:szCs w:val="18"/>
+              </w:rPr>
+              <w:t xml:space="preserve">int</w:t>
+            </w:r>
+          </w:p>
+        </w:tc>
+        <w:tc>
+          <w:tcPr>
+            <w:tcW w:type="dxa" w:w="6160"/>
+            <w:tcBorders>
+              <w:top w:val="single" w:color="CCCCCC" w:sz="1"/>
+              <w:left w:val="single" w:color="CCCCCC" w:sz="1"/>
+              <w:bottom w:val="single" w:color="CCCCCC" w:sz="1"/>
+              <w:right w:val="single" w:color="CCCCCC" w:sz="1"/>
+            </w:tcBorders>
+            <w:shd w:fill="FFFFFF" w:val="clear"/>
+            <w:tcMar>
+              <w:top w:type="dxa" w:w="80"/>
+              <w:left w:type="dxa" w:w="120"/>
+              <w:bottom w:type="dxa" w:w="80"/>
+              <w:right w:type="dxa" w:w="120"/>
+            </w:tcMar>
+          </w:tcPr>
+          <w:p>
+            <w:r>
+              <w:rPr>
+                <w:rFonts w:ascii="Courier New" w:cs="Courier New" w:eastAsia="Courier New" w:hAnsi="Courier New"/>
+                <w:sz w:val="18"/>
+                <w:szCs w:val="18"/>
+              </w:rPr>
+              <w:t xml:space="preserve">Codigo HTTP</w:t>
+            </w:r>
+          </w:p>
+        </w:tc>
+      </w:tr>
+      <w:tr>
+        <w:tc>
+          <w:tcPr>
+            <w:tcW w:type="dxa" w:w="1800"/>
+            <w:tcBorders>
+              <w:top w:val="single" w:color="CCCCCC" w:sz="1"/>
+              <w:left w:val="single" w:color="CCCCCC" w:sz="1"/>
+              <w:bottom w:val="single" w:color="CCCCCC" w:sz="1"/>
+              <w:right w:val="single" w:color="CCCCCC" w:sz="1"/>
+            </w:tcBorders>
+            <w:shd w:fill="F5F5F5" w:val="clear"/>
+            <w:tcMar>
+              <w:top w:type="dxa" w:w="80"/>
+              <w:left w:type="dxa" w:w="120"/>
+              <w:bottom w:type="dxa" w:w="80"/>
+              <w:right w:type="dxa" w:w="120"/>
+            </w:tcMar>
+          </w:tcPr>
+          <w:p>
+            <w:r>
+              <w:rPr>
+                <w:rFonts w:ascii="Courier New" w:cs="Courier New" w:eastAsia="Courier New" w:hAnsi="Courier New"/>
+                <w:sz w:val="18"/>
+                <w:szCs w:val="18"/>
+              </w:rPr>
+              <w:t xml:space="preserve">tab_url</w:t>
+            </w:r>
+          </w:p>
+        </w:tc>
+        <w:tc>
+          <w:tcPr>
+            <w:tcW w:type="dxa" w:w="1400"/>
+            <w:tcBorders>
+              <w:top w:val="single" w:color="CCCCCC" w:sz="1"/>
+              <w:left w:val="single" w:color="CCCCCC" w:sz="1"/>
+              <w:bottom w:val="single" w:color="CCCCCC" w:sz="1"/>
+              <w:right w:val="single" w:color="CCCCCC" w:sz="1"/>
+            </w:tcBorders>
+            <w:shd w:fill="F5F5F5" w:val="clear"/>
+            <w:tcMar>
+              <w:top w:type="dxa" w:w="80"/>
+              <w:left w:type="dxa" w:w="120"/>
+              <w:bottom w:type="dxa" w:w="80"/>
+              <w:right w:type="dxa" w:w="120"/>
+            </w:tcMar>
+          </w:tcPr>
+          <w:p>
+            <w:r>
+              <w:rPr>
+                <w:rFonts w:ascii="Courier New" w:cs="Courier New" w:eastAsia="Courier New" w:hAnsi="Courier New"/>
+                <w:sz w:val="18"/>
+                <w:szCs w:val="18"/>
+              </w:rPr>
+              <w:t xml:space="preserve">string</w:t>
+            </w:r>
+          </w:p>
+        </w:tc>
+        <w:tc>
+          <w:tcPr>
+            <w:tcW w:type="dxa" w:w="6160"/>
+            <w:tcBorders>
+              <w:top w:val="single" w:color="CCCCCC" w:sz="1"/>
+              <w:left w:val="single" w:color="CCCCCC" w:sz="1"/>
+              <w:bottom w:val="single" w:color="CCCCCC" w:sz="1"/>
+              <w:right w:val="single" w:color="CCCCCC" w:sz="1"/>
+            </w:tcBorders>
+            <w:shd w:fill="F5F5F5" w:val="clear"/>
+            <w:tcMar>
+              <w:top w:type="dxa" w:w="80"/>
+              <w:left w:type="dxa" w:w="120"/>
+              <w:bottom w:type="dxa" w:w="80"/>
+              <w:right w:type="dxa" w:w="120"/>
+            </w:tcMar>
+          </w:tcPr>
+          <w:p>
+            <w:r>
+              <w:rPr>
+                <w:rFonts w:ascii="Courier New" w:cs="Courier New" w:eastAsia="Courier New" w:hAnsi="Courier New"/>
+                <w:sz w:val="18"/>
+                <w:szCs w:val="18"/>
+              </w:rPr>
+              <w:t xml:space="preserve">Origen del request (initiator)</w:t>
             </w:r>
           </w:p>
         </w:tc>
@@ -8949,10 +9662,924 @@
           <w:sz w:val="18"/>
           <w:szCs w:val="18"/>
         </w:rPr>
-        <w:t xml:space="preserve">  Solo se captura si la URL coincide con patrones de API de producto
-  (/graphql, /orchestra/api, /p/api, /pdp/graphql, /product, /item, /deferred)
-  y el body contiene terminos como name, price, title, stock o product.
-  El interceptor cubre fetch() y XMLHttpRequest en el contexto principal de la pagina.</w:t>
+        <w:t xml:space="preserve">  Etapa 1 (background.js): solo APIs del mismo dominio raiz que la pagina activa,
+    descarta recursos estaticos, tracking y RPC interna de Google Workspace.
+  Etapa 2 (compressor.py): segunda pasada de paths de telemetria del propio sitio.
+  Etapa 3 (reshape): descarta tambien google.com/url al asignar al array de network de la pagina.</w:t>
+      </w:r>
+    </w:p>
+    <w:p>
+      <w:pPr>
+        <w:spacing w:after="100" w:before="300"/>
+      </w:pPr>
+      <w:r>
+        <w:rPr>
+          <w:b/>
+          <w:bCs/>
+          <w:color w:val="0066cc"/>
+          <w:sz w:val="24"/>
+          <w:szCs w:val="24"/>
+        </w:rPr>
+        <w:t xml:space="preserve">4.14 api_response (interceptor fetch/XHR)</w:t>
+      </w:r>
+    </w:p>
+    <w:tbl>
+      <w:tblPr>
+        <w:tblW w:type="dxa" w:w="9360"/>
+        <w:tblBorders>
+          <w:top w:val="single" w:color="auto" w:sz="4"/>
+          <w:left w:val="single" w:color="auto" w:sz="4"/>
+          <w:bottom w:val="single" w:color="auto" w:sz="4"/>
+          <w:right w:val="single" w:color="auto" w:sz="4"/>
+          <w:insideH w:val="single" w:color="auto" w:sz="4"/>
+          <w:insideV w:val="single" w:color="auto" w:sz="4"/>
+        </w:tblBorders>
+      </w:tblPr>
+      <w:tblGrid>
+        <w:gridCol w:w="1800"/>
+        <w:gridCol w:w="1400"/>
+        <w:gridCol w:w="6160"/>
+      </w:tblGrid>
+      <w:tr>
+        <w:trPr>
+          <w:tblHeader/>
+        </w:trPr>
+        <w:tc>
+          <w:tcPr>
+            <w:tcW w:type="dxa" w:w="1800"/>
+            <w:tcBorders>
+              <w:top w:val="single" w:color="CCCCCC" w:sz="1"/>
+              <w:left w:val="single" w:color="CCCCCC" w:sz="1"/>
+              <w:bottom w:val="single" w:color="CCCCCC" w:sz="1"/>
+              <w:right w:val="single" w:color="CCCCCC" w:sz="1"/>
+            </w:tcBorders>
+            <w:shd w:fill="2E4057" w:val="clear"/>
+            <w:tcMar>
+              <w:top w:type="dxa" w:w="80"/>
+              <w:left w:type="dxa" w:w="120"/>
+              <w:bottom w:type="dxa" w:w="80"/>
+              <w:right w:type="dxa" w:w="120"/>
+            </w:tcMar>
+          </w:tcPr>
+          <w:p>
+            <w:pPr>
+              <w:jc w:val="left"/>
+            </w:pPr>
+            <w:r>
+              <w:rPr>
+                <w:b/>
+                <w:bCs/>
+                <w:color w:val="FFFFFF"/>
+                <w:sz w:val="20"/>
+                <w:szCs w:val="20"/>
+              </w:rPr>
+              <w:t xml:space="preserve">Campo</w:t>
+            </w:r>
+          </w:p>
+        </w:tc>
+        <w:tc>
+          <w:tcPr>
+            <w:tcW w:type="dxa" w:w="1400"/>
+            <w:tcBorders>
+              <w:top w:val="single" w:color="CCCCCC" w:sz="1"/>
+              <w:left w:val="single" w:color="CCCCCC" w:sz="1"/>
+              <w:bottom w:val="single" w:color="CCCCCC" w:sz="1"/>
+              <w:right w:val="single" w:color="CCCCCC" w:sz="1"/>
+            </w:tcBorders>
+            <w:shd w:fill="2E4057" w:val="clear"/>
+            <w:tcMar>
+              <w:top w:type="dxa" w:w="80"/>
+              <w:left w:type="dxa" w:w="120"/>
+              <w:bottom w:type="dxa" w:w="80"/>
+              <w:right w:type="dxa" w:w="120"/>
+            </w:tcMar>
+          </w:tcPr>
+          <w:p>
+            <w:pPr>
+              <w:jc w:val="left"/>
+            </w:pPr>
+            <w:r>
+              <w:rPr>
+                <w:b/>
+                <w:bCs/>
+                <w:color w:val="FFFFFF"/>
+                <w:sz w:val="20"/>
+                <w:szCs w:val="20"/>
+              </w:rPr>
+              <w:t xml:space="preserve">Tipo</w:t>
+            </w:r>
+          </w:p>
+        </w:tc>
+        <w:tc>
+          <w:tcPr>
+            <w:tcW w:type="dxa" w:w="6160"/>
+            <w:tcBorders>
+              <w:top w:val="single" w:color="CCCCCC" w:sz="1"/>
+              <w:left w:val="single" w:color="CCCCCC" w:sz="1"/>
+              <w:bottom w:val="single" w:color="CCCCCC" w:sz="1"/>
+              <w:right w:val="single" w:color="CCCCCC" w:sz="1"/>
+            </w:tcBorders>
+            <w:shd w:fill="2E4057" w:val="clear"/>
+            <w:tcMar>
+              <w:top w:type="dxa" w:w="80"/>
+              <w:left w:type="dxa" w:w="120"/>
+              <w:bottom w:type="dxa" w:w="80"/>
+              <w:right w:type="dxa" w:w="120"/>
+            </w:tcMar>
+          </w:tcPr>
+          <w:p>
+            <w:pPr>
+              <w:jc w:val="left"/>
+            </w:pPr>
+            <w:r>
+              <w:rPr>
+                <w:b/>
+                <w:bCs/>
+                <w:color w:val="FFFFFF"/>
+                <w:sz w:val="20"/>
+                <w:szCs w:val="20"/>
+              </w:rPr>
+              <w:t xml:space="preserve">Descripcion</w:t>
+            </w:r>
+          </w:p>
+        </w:tc>
+      </w:tr>
+      <w:tr>
+        <w:tc>
+          <w:tcPr>
+            <w:tcW w:type="dxa" w:w="1800"/>
+            <w:tcBorders>
+              <w:top w:val="single" w:color="CCCCCC" w:sz="1"/>
+              <w:left w:val="single" w:color="CCCCCC" w:sz="1"/>
+              <w:bottom w:val="single" w:color="CCCCCC" w:sz="1"/>
+              <w:right w:val="single" w:color="CCCCCC" w:sz="1"/>
+            </w:tcBorders>
+            <w:shd w:fill="FFFFFF" w:val="clear"/>
+            <w:tcMar>
+              <w:top w:type="dxa" w:w="80"/>
+              <w:left w:type="dxa" w:w="120"/>
+              <w:bottom w:type="dxa" w:w="80"/>
+              <w:right w:type="dxa" w:w="120"/>
+            </w:tcMar>
+          </w:tcPr>
+          <w:p>
+            <w:r>
+              <w:rPr>
+                <w:rFonts w:ascii="Courier New" w:cs="Courier New" w:eastAsia="Courier New" w:hAnsi="Courier New"/>
+                <w:sz w:val="18"/>
+                <w:szCs w:val="18"/>
+              </w:rPr>
+              <w:t xml:space="preserve">url</w:t>
+            </w:r>
+          </w:p>
+        </w:tc>
+        <w:tc>
+          <w:tcPr>
+            <w:tcW w:type="dxa" w:w="1400"/>
+            <w:tcBorders>
+              <w:top w:val="single" w:color="CCCCCC" w:sz="1"/>
+              <w:left w:val="single" w:color="CCCCCC" w:sz="1"/>
+              <w:bottom w:val="single" w:color="CCCCCC" w:sz="1"/>
+              <w:right w:val="single" w:color="CCCCCC" w:sz="1"/>
+            </w:tcBorders>
+            <w:shd w:fill="FFFFFF" w:val="clear"/>
+            <w:tcMar>
+              <w:top w:type="dxa" w:w="80"/>
+              <w:left w:type="dxa" w:w="120"/>
+              <w:bottom w:type="dxa" w:w="80"/>
+              <w:right w:type="dxa" w:w="120"/>
+            </w:tcMar>
+          </w:tcPr>
+          <w:p>
+            <w:r>
+              <w:rPr>
+                <w:rFonts w:ascii="Courier New" w:cs="Courier New" w:eastAsia="Courier New" w:hAnsi="Courier New"/>
+                <w:sz w:val="18"/>
+                <w:szCs w:val="18"/>
+              </w:rPr>
+              <w:t xml:space="preserve">string</w:t>
+            </w:r>
+          </w:p>
+        </w:tc>
+        <w:tc>
+          <w:tcPr>
+            <w:tcW w:type="dxa" w:w="6160"/>
+            <w:tcBorders>
+              <w:top w:val="single" w:color="CCCCCC" w:sz="1"/>
+              <w:left w:val="single" w:color="CCCCCC" w:sz="1"/>
+              <w:bottom w:val="single" w:color="CCCCCC" w:sz="1"/>
+              <w:right w:val="single" w:color="CCCCCC" w:sz="1"/>
+            </w:tcBorders>
+            <w:shd w:fill="FFFFFF" w:val="clear"/>
+            <w:tcMar>
+              <w:top w:type="dxa" w:w="80"/>
+              <w:left w:type="dxa" w:w="120"/>
+              <w:bottom w:type="dxa" w:w="80"/>
+              <w:right w:type="dxa" w:w="120"/>
+            </w:tcMar>
+          </w:tcPr>
+          <w:p>
+            <w:r>
+              <w:rPr>
+                <w:rFonts w:ascii="Courier New" w:cs="Courier New" w:eastAsia="Courier New" w:hAnsi="Courier New"/>
+                <w:sz w:val="18"/>
+                <w:szCs w:val="18"/>
+              </w:rPr>
+              <w:t xml:space="preserve">URL de la API</w:t>
+            </w:r>
+          </w:p>
+        </w:tc>
+      </w:tr>
+      <w:tr>
+        <w:tc>
+          <w:tcPr>
+            <w:tcW w:type="dxa" w:w="1800"/>
+            <w:tcBorders>
+              <w:top w:val="single" w:color="CCCCCC" w:sz="1"/>
+              <w:left w:val="single" w:color="CCCCCC" w:sz="1"/>
+              <w:bottom w:val="single" w:color="CCCCCC" w:sz="1"/>
+              <w:right w:val="single" w:color="CCCCCC" w:sz="1"/>
+            </w:tcBorders>
+            <w:shd w:fill="F5F5F5" w:val="clear"/>
+            <w:tcMar>
+              <w:top w:type="dxa" w:w="80"/>
+              <w:left w:type="dxa" w:w="120"/>
+              <w:bottom w:type="dxa" w:w="80"/>
+              <w:right w:type="dxa" w:w="120"/>
+            </w:tcMar>
+          </w:tcPr>
+          <w:p>
+            <w:r>
+              <w:rPr>
+                <w:rFonts w:ascii="Courier New" w:cs="Courier New" w:eastAsia="Courier New" w:hAnsi="Courier New"/>
+                <w:sz w:val="18"/>
+                <w:szCs w:val="18"/>
+              </w:rPr>
+              <w:t xml:space="preserve">body</w:t>
+            </w:r>
+          </w:p>
+        </w:tc>
+        <w:tc>
+          <w:tcPr>
+            <w:tcW w:type="dxa" w:w="1400"/>
+            <w:tcBorders>
+              <w:top w:val="single" w:color="CCCCCC" w:sz="1"/>
+              <w:left w:val="single" w:color="CCCCCC" w:sz="1"/>
+              <w:bottom w:val="single" w:color="CCCCCC" w:sz="1"/>
+              <w:right w:val="single" w:color="CCCCCC" w:sz="1"/>
+            </w:tcBorders>
+            <w:shd w:fill="F5F5F5" w:val="clear"/>
+            <w:tcMar>
+              <w:top w:type="dxa" w:w="80"/>
+              <w:left w:type="dxa" w:w="120"/>
+              <w:bottom w:type="dxa" w:w="80"/>
+              <w:right w:type="dxa" w:w="120"/>
+            </w:tcMar>
+          </w:tcPr>
+          <w:p>
+            <w:r>
+              <w:rPr>
+                <w:rFonts w:ascii="Courier New" w:cs="Courier New" w:eastAsia="Courier New" w:hAnsi="Courier New"/>
+                <w:sz w:val="18"/>
+                <w:szCs w:val="18"/>
+              </w:rPr>
+              <w:t xml:space="preserve">string</w:t>
+            </w:r>
+          </w:p>
+        </w:tc>
+        <w:tc>
+          <w:tcPr>
+            <w:tcW w:type="dxa" w:w="6160"/>
+            <w:tcBorders>
+              <w:top w:val="single" w:color="CCCCCC" w:sz="1"/>
+              <w:left w:val="single" w:color="CCCCCC" w:sz="1"/>
+              <w:bottom w:val="single" w:color="CCCCCC" w:sz="1"/>
+              <w:right w:val="single" w:color="CCCCCC" w:sz="1"/>
+            </w:tcBorders>
+            <w:shd w:fill="F5F5F5" w:val="clear"/>
+            <w:tcMar>
+              <w:top w:type="dxa" w:w="80"/>
+              <w:left w:type="dxa" w:w="120"/>
+              <w:bottom w:type="dxa" w:w="80"/>
+              <w:right w:type="dxa" w:w="120"/>
+            </w:tcMar>
+          </w:tcPr>
+          <w:p>
+            <w:r>
+              <w:rPr>
+                <w:rFonts w:ascii="Courier New" w:cs="Courier New" w:eastAsia="Courier New" w:hAnsi="Courier New"/>
+                <w:sz w:val="18"/>
+                <w:szCs w:val="18"/>
+              </w:rPr>
+              <w:t xml:space="preserve">Primeros 3000 bytes del JSON de respuesta</w:t>
+            </w:r>
+          </w:p>
+        </w:tc>
+      </w:tr>
+      <w:tr>
+        <w:tc>
+          <w:tcPr>
+            <w:tcW w:type="dxa" w:w="1800"/>
+            <w:tcBorders>
+              <w:top w:val="single" w:color="CCCCCC" w:sz="1"/>
+              <w:left w:val="single" w:color="CCCCCC" w:sz="1"/>
+              <w:bottom w:val="single" w:color="CCCCCC" w:sz="1"/>
+              <w:right w:val="single" w:color="CCCCCC" w:sz="1"/>
+            </w:tcBorders>
+            <w:shd w:fill="FFFFFF" w:val="clear"/>
+            <w:tcMar>
+              <w:top w:type="dxa" w:w="80"/>
+              <w:left w:type="dxa" w:w="120"/>
+              <w:bottom w:type="dxa" w:w="80"/>
+              <w:right w:type="dxa" w:w="120"/>
+            </w:tcMar>
+          </w:tcPr>
+          <w:p>
+            <w:r>
+              <w:rPr>
+                <w:rFonts w:ascii="Courier New" w:cs="Courier New" w:eastAsia="Courier New" w:hAnsi="Courier New"/>
+                <w:sz w:val="18"/>
+                <w:szCs w:val="18"/>
+              </w:rPr>
+              <w:t xml:space="preserve">page_url</w:t>
+            </w:r>
+          </w:p>
+        </w:tc>
+        <w:tc>
+          <w:tcPr>
+            <w:tcW w:type="dxa" w:w="1400"/>
+            <w:tcBorders>
+              <w:top w:val="single" w:color="CCCCCC" w:sz="1"/>
+              <w:left w:val="single" w:color="CCCCCC" w:sz="1"/>
+              <w:bottom w:val="single" w:color="CCCCCC" w:sz="1"/>
+              <w:right w:val="single" w:color="CCCCCC" w:sz="1"/>
+            </w:tcBorders>
+            <w:shd w:fill="FFFFFF" w:val="clear"/>
+            <w:tcMar>
+              <w:top w:type="dxa" w:w="80"/>
+              <w:left w:type="dxa" w:w="120"/>
+              <w:bottom w:type="dxa" w:w="80"/>
+              <w:right w:type="dxa" w:w="120"/>
+            </w:tcMar>
+          </w:tcPr>
+          <w:p>
+            <w:r>
+              <w:rPr>
+                <w:rFonts w:ascii="Courier New" w:cs="Courier New" w:eastAsia="Courier New" w:hAnsi="Courier New"/>
+                <w:sz w:val="18"/>
+                <w:szCs w:val="18"/>
+              </w:rPr>
+              <w:t xml:space="preserve">string</w:t>
+            </w:r>
+          </w:p>
+        </w:tc>
+        <w:tc>
+          <w:tcPr>
+            <w:tcW w:type="dxa" w:w="6160"/>
+            <w:tcBorders>
+              <w:top w:val="single" w:color="CCCCCC" w:sz="1"/>
+              <w:left w:val="single" w:color="CCCCCC" w:sz="1"/>
+              <w:bottom w:val="single" w:color="CCCCCC" w:sz="1"/>
+              <w:right w:val="single" w:color="CCCCCC" w:sz="1"/>
+            </w:tcBorders>
+            <w:shd w:fill="FFFFFF" w:val="clear"/>
+            <w:tcMar>
+              <w:top w:type="dxa" w:w="80"/>
+              <w:left w:type="dxa" w:w="120"/>
+              <w:bottom w:type="dxa" w:w="80"/>
+              <w:right w:type="dxa" w:w="120"/>
+            </w:tcMar>
+          </w:tcPr>
+          <w:p>
+            <w:r>
+              <w:rPr>
+                <w:rFonts w:ascii="Courier New" w:cs="Courier New" w:eastAsia="Courier New" w:hAnsi="Courier New"/>
+                <w:sz w:val="18"/>
+                <w:szCs w:val="18"/>
+              </w:rPr>
+              <w:t xml:space="preserve">URL de la pagina que disparo el request</w:t>
+            </w:r>
+          </w:p>
+        </w:tc>
+      </w:tr>
+    </w:tbl>
+    <w:p>
+      <w:pPr>
+        <w:spacing w:before="60"/>
+      </w:pPr>
+      <w:r>
+        <w:rPr>
+          <w:rFonts w:ascii="Courier New" w:cs="Courier New" w:eastAsia="Courier New" w:hAnsi="Courier New"/>
+          <w:color w:val="555555"/>
+          <w:sz w:val="18"/>
+          <w:szCs w:val="18"/>
+        </w:rPr>
+        <w:t xml:space="preserve">  Solo si la URL matchea patrones de API de producto (/graphql, /pdp, /p/api...)
+  y el body contiene name|price|title|stock|product. Intercepta fetch() y XHR.
+  Limitacion: no captura requests hechos desde service workers o respuestas SSR.</w:t>
+      </w:r>
+    </w:p>
+    <w:p>
+      <w:r>
+        <w:t xml:space="preserve"/>
+      </w:r>
+    </w:p>
+    <w:p>
+      <w:pPr>
+        <w:pStyle w:val="Heading2"/>
+      </w:pPr>
+      <w:r>
+        <w:t xml:space="preserve">5. context — extractPageContext()</w:t>
+      </w:r>
+    </w:p>
+    <w:p>
+      <w:r>
+        <w:t xml:space="preserve">Datos estructurados que ya estan en el HTML de la pagina, leidos al disparar page_load / spa_navigation. No requiere interceptar red.</w:t>
+      </w:r>
+    </w:p>
+    <w:p>
+      <w:r>
+        <w:t xml:space="preserve"/>
+      </w:r>
+    </w:p>
+    <w:tbl>
+      <w:tblPr>
+        <w:tblW w:type="dxa" w:w="9360"/>
+        <w:tblBorders>
+          <w:top w:val="single" w:color="auto" w:sz="4"/>
+          <w:left w:val="single" w:color="auto" w:sz="4"/>
+          <w:bottom w:val="single" w:color="auto" w:sz="4"/>
+          <w:right w:val="single" w:color="auto" w:sz="4"/>
+          <w:insideH w:val="single" w:color="auto" w:sz="4"/>
+          <w:insideV w:val="single" w:color="auto" w:sz="4"/>
+        </w:tblBorders>
+      </w:tblPr>
+      <w:tblGrid>
+        <w:gridCol w:w="1800"/>
+        <w:gridCol w:w="1400"/>
+        <w:gridCol w:w="6160"/>
+      </w:tblGrid>
+      <w:tr>
+        <w:trPr>
+          <w:tblHeader/>
+        </w:trPr>
+        <w:tc>
+          <w:tcPr>
+            <w:tcW w:type="dxa" w:w="1800"/>
+            <w:tcBorders>
+              <w:top w:val="single" w:color="CCCCCC" w:sz="1"/>
+              <w:left w:val="single" w:color="CCCCCC" w:sz="1"/>
+              <w:bottom w:val="single" w:color="CCCCCC" w:sz="1"/>
+              <w:right w:val="single" w:color="CCCCCC" w:sz="1"/>
+            </w:tcBorders>
+            <w:shd w:fill="2E4057" w:val="clear"/>
+            <w:tcMar>
+              <w:top w:type="dxa" w:w="80"/>
+              <w:left w:type="dxa" w:w="120"/>
+              <w:bottom w:type="dxa" w:w="80"/>
+              <w:right w:type="dxa" w:w="120"/>
+            </w:tcMar>
+          </w:tcPr>
+          <w:p>
+            <w:pPr>
+              <w:jc w:val="left"/>
+            </w:pPr>
+            <w:r>
+              <w:rPr>
+                <w:b/>
+                <w:bCs/>
+                <w:color w:val="FFFFFF"/>
+                <w:sz w:val="20"/>
+                <w:szCs w:val="20"/>
+              </w:rPr>
+              <w:t xml:space="preserve">Clave</w:t>
+            </w:r>
+          </w:p>
+        </w:tc>
+        <w:tc>
+          <w:tcPr>
+            <w:tcW w:type="dxa" w:w="1400"/>
+            <w:tcBorders>
+              <w:top w:val="single" w:color="CCCCCC" w:sz="1"/>
+              <w:left w:val="single" w:color="CCCCCC" w:sz="1"/>
+              <w:bottom w:val="single" w:color="CCCCCC" w:sz="1"/>
+              <w:right w:val="single" w:color="CCCCCC" w:sz="1"/>
+            </w:tcBorders>
+            <w:shd w:fill="2E4057" w:val="clear"/>
+            <w:tcMar>
+              <w:top w:type="dxa" w:w="80"/>
+              <w:left w:type="dxa" w:w="120"/>
+              <w:bottom w:type="dxa" w:w="80"/>
+              <w:right w:type="dxa" w:w="120"/>
+            </w:tcMar>
+          </w:tcPr>
+          <w:p>
+            <w:pPr>
+              <w:jc w:val="left"/>
+            </w:pPr>
+            <w:r>
+              <w:rPr>
+                <w:b/>
+                <w:bCs/>
+                <w:color w:val="FFFFFF"/>
+                <w:sz w:val="20"/>
+                <w:szCs w:val="20"/>
+              </w:rPr>
+              <w:t xml:space="preserve">Tipo</w:t>
+            </w:r>
+          </w:p>
+        </w:tc>
+        <w:tc>
+          <w:tcPr>
+            <w:tcW w:type="dxa" w:w="6160"/>
+            <w:tcBorders>
+              <w:top w:val="single" w:color="CCCCCC" w:sz="1"/>
+              <w:left w:val="single" w:color="CCCCCC" w:sz="1"/>
+              <w:bottom w:val="single" w:color="CCCCCC" w:sz="1"/>
+              <w:right w:val="single" w:color="CCCCCC" w:sz="1"/>
+            </w:tcBorders>
+            <w:shd w:fill="2E4057" w:val="clear"/>
+            <w:tcMar>
+              <w:top w:type="dxa" w:w="80"/>
+              <w:left w:type="dxa" w:w="120"/>
+              <w:bottom w:type="dxa" w:w="80"/>
+              <w:right w:type="dxa" w:w="120"/>
+            </w:tcMar>
+          </w:tcPr>
+          <w:p>
+            <w:pPr>
+              <w:jc w:val="left"/>
+            </w:pPr>
+            <w:r>
+              <w:rPr>
+                <w:b/>
+                <w:bCs/>
+                <w:color w:val="FFFFFF"/>
+                <w:sz w:val="20"/>
+                <w:szCs w:val="20"/>
+              </w:rPr>
+              <w:t xml:space="preserve">Descripcion</w:t>
+            </w:r>
+          </w:p>
+        </w:tc>
+      </w:tr>
+      <w:tr>
+        <w:tc>
+          <w:tcPr>
+            <w:tcW w:type="dxa" w:w="1800"/>
+            <w:tcBorders>
+              <w:top w:val="single" w:color="CCCCCC" w:sz="1"/>
+              <w:left w:val="single" w:color="CCCCCC" w:sz="1"/>
+              <w:bottom w:val="single" w:color="CCCCCC" w:sz="1"/>
+              <w:right w:val="single" w:color="CCCCCC" w:sz="1"/>
+            </w:tcBorders>
+            <w:shd w:fill="FFFFFF" w:val="clear"/>
+            <w:tcMar>
+              <w:top w:type="dxa" w:w="80"/>
+              <w:left w:type="dxa" w:w="120"/>
+              <w:bottom w:type="dxa" w:w="80"/>
+              <w:right w:type="dxa" w:w="120"/>
+            </w:tcMar>
+          </w:tcPr>
+          <w:p>
+            <w:r>
+              <w:rPr>
+                <w:rFonts w:ascii="Courier New" w:cs="Courier New" w:eastAsia="Courier New" w:hAnsi="Courier New"/>
+                <w:sz w:val="18"/>
+                <w:szCs w:val="18"/>
+              </w:rPr>
+              <w:t xml:space="preserve">product</w:t>
+            </w:r>
+          </w:p>
+        </w:tc>
+        <w:tc>
+          <w:tcPr>
+            <w:tcW w:type="dxa" w:w="1400"/>
+            <w:tcBorders>
+              <w:top w:val="single" w:color="CCCCCC" w:sz="1"/>
+              <w:left w:val="single" w:color="CCCCCC" w:sz="1"/>
+              <w:bottom w:val="single" w:color="CCCCCC" w:sz="1"/>
+              <w:right w:val="single" w:color="CCCCCC" w:sz="1"/>
+            </w:tcBorders>
+            <w:shd w:fill="FFFFFF" w:val="clear"/>
+            <w:tcMar>
+              <w:top w:type="dxa" w:w="80"/>
+              <w:left w:type="dxa" w:w="120"/>
+              <w:bottom w:type="dxa" w:w="80"/>
+              <w:right w:type="dxa" w:w="120"/>
+            </w:tcMar>
+          </w:tcPr>
+          <w:p>
+            <w:r>
+              <w:rPr>
+                <w:rFonts w:ascii="Courier New" w:cs="Courier New" w:eastAsia="Courier New" w:hAnsi="Courier New"/>
+                <w:sz w:val="18"/>
+                <w:szCs w:val="18"/>
+              </w:rPr>
+              <w:t xml:space="preserve">object</w:t>
+            </w:r>
+          </w:p>
+        </w:tc>
+        <w:tc>
+          <w:tcPr>
+            <w:tcW w:type="dxa" w:w="6160"/>
+            <w:tcBorders>
+              <w:top w:val="single" w:color="CCCCCC" w:sz="1"/>
+              <w:left w:val="single" w:color="CCCCCC" w:sz="1"/>
+              <w:bottom w:val="single" w:color="CCCCCC" w:sz="1"/>
+              <w:right w:val="single" w:color="CCCCCC" w:sz="1"/>
+            </w:tcBorders>
+            <w:shd w:fill="FFFFFF" w:val="clear"/>
+            <w:tcMar>
+              <w:top w:type="dxa" w:w="80"/>
+              <w:left w:type="dxa" w:w="120"/>
+              <w:bottom w:type="dxa" w:w="80"/>
+              <w:right w:type="dxa" w:w="120"/>
+            </w:tcMar>
+          </w:tcPr>
+          <w:p>
+            <w:r>
+              <w:rPr>
+                <w:rFonts w:ascii="Courier New" w:cs="Courier New" w:eastAsia="Courier New" w:hAnsi="Courier New"/>
+                <w:sz w:val="18"/>
+                <w:szCs w:val="18"/>
+              </w:rPr>
+              <w:t xml:space="preserve">JSON-LD schema.org/Product: name, description, sku, brand, rating, reviewCount, price, currency, availability</w:t>
+            </w:r>
+          </w:p>
+        </w:tc>
+      </w:tr>
+      <w:tr>
+        <w:tc>
+          <w:tcPr>
+            <w:tcW w:type="dxa" w:w="1800"/>
+            <w:tcBorders>
+              <w:top w:val="single" w:color="CCCCCC" w:sz="1"/>
+              <w:left w:val="single" w:color="CCCCCC" w:sz="1"/>
+              <w:bottom w:val="single" w:color="CCCCCC" w:sz="1"/>
+              <w:right w:val="single" w:color="CCCCCC" w:sz="1"/>
+            </w:tcBorders>
+            <w:shd w:fill="F5F5F5" w:val="clear"/>
+            <w:tcMar>
+              <w:top w:type="dxa" w:w="80"/>
+              <w:left w:type="dxa" w:w="120"/>
+              <w:bottom w:type="dxa" w:w="80"/>
+              <w:right w:type="dxa" w:w="120"/>
+            </w:tcMar>
+          </w:tcPr>
+          <w:p>
+            <w:r>
+              <w:rPr>
+                <w:rFonts w:ascii="Courier New" w:cs="Courier New" w:eastAsia="Courier New" w:hAnsi="Courier New"/>
+                <w:sz w:val="18"/>
+                <w:szCs w:val="18"/>
+              </w:rPr>
+              <w:t xml:space="preserve">breadcrumbs</w:t>
+            </w:r>
+          </w:p>
+        </w:tc>
+        <w:tc>
+          <w:tcPr>
+            <w:tcW w:type="dxa" w:w="1400"/>
+            <w:tcBorders>
+              <w:top w:val="single" w:color="CCCCCC" w:sz="1"/>
+              <w:left w:val="single" w:color="CCCCCC" w:sz="1"/>
+              <w:bottom w:val="single" w:color="CCCCCC" w:sz="1"/>
+              <w:right w:val="single" w:color="CCCCCC" w:sz="1"/>
+            </w:tcBorders>
+            <w:shd w:fill="F5F5F5" w:val="clear"/>
+            <w:tcMar>
+              <w:top w:type="dxa" w:w="80"/>
+              <w:left w:type="dxa" w:w="120"/>
+              <w:bottom w:type="dxa" w:w="80"/>
+              <w:right w:type="dxa" w:w="120"/>
+            </w:tcMar>
+          </w:tcPr>
+          <w:p>
+            <w:r>
+              <w:rPr>
+                <w:rFonts w:ascii="Courier New" w:cs="Courier New" w:eastAsia="Courier New" w:hAnsi="Courier New"/>
+                <w:sz w:val="18"/>
+                <w:szCs w:val="18"/>
+              </w:rPr>
+              <w:t xml:space="preserve">string[]</w:t>
+            </w:r>
+          </w:p>
+        </w:tc>
+        <w:tc>
+          <w:tcPr>
+            <w:tcW w:type="dxa" w:w="6160"/>
+            <w:tcBorders>
+              <w:top w:val="single" w:color="CCCCCC" w:sz="1"/>
+              <w:left w:val="single" w:color="CCCCCC" w:sz="1"/>
+              <w:bottom w:val="single" w:color="CCCCCC" w:sz="1"/>
+              <w:right w:val="single" w:color="CCCCCC" w:sz="1"/>
+            </w:tcBorders>
+            <w:shd w:fill="F5F5F5" w:val="clear"/>
+            <w:tcMar>
+              <w:top w:type="dxa" w:w="80"/>
+              <w:left w:type="dxa" w:w="120"/>
+              <w:bottom w:type="dxa" w:w="80"/>
+              <w:right w:type="dxa" w:w="120"/>
+            </w:tcMar>
+          </w:tcPr>
+          <w:p>
+            <w:r>
+              <w:rPr>
+                <w:rFonts w:ascii="Courier New" w:cs="Courier New" w:eastAsia="Courier New" w:hAnsi="Courier New"/>
+                <w:sz w:val="18"/>
+                <w:szCs w:val="18"/>
+              </w:rPr>
+              <w:t xml:space="preserve">JSON-LD BreadcrumbList o fallback al DOM (.breadcrumb a, etc.)</w:t>
+            </w:r>
+          </w:p>
+        </w:tc>
+      </w:tr>
+      <w:tr>
+        <w:tc>
+          <w:tcPr>
+            <w:tcW w:type="dxa" w:w="1800"/>
+            <w:tcBorders>
+              <w:top w:val="single" w:color="CCCCCC" w:sz="1"/>
+              <w:left w:val="single" w:color="CCCCCC" w:sz="1"/>
+              <w:bottom w:val="single" w:color="CCCCCC" w:sz="1"/>
+              <w:right w:val="single" w:color="CCCCCC" w:sz="1"/>
+            </w:tcBorders>
+            <w:shd w:fill="FFFFFF" w:val="clear"/>
+            <w:tcMar>
+              <w:top w:type="dxa" w:w="80"/>
+              <w:left w:type="dxa" w:w="120"/>
+              <w:bottom w:type="dxa" w:w="80"/>
+              <w:right w:type="dxa" w:w="120"/>
+            </w:tcMar>
+          </w:tcPr>
+          <w:p>
+            <w:r>
+              <w:rPr>
+                <w:rFonts w:ascii="Courier New" w:cs="Courier New" w:eastAsia="Courier New" w:hAnsi="Courier New"/>
+                <w:sz w:val="18"/>
+                <w:szCs w:val="18"/>
+              </w:rPr>
+              <w:t xml:space="preserve">meta</w:t>
+            </w:r>
+          </w:p>
+        </w:tc>
+        <w:tc>
+          <w:tcPr>
+            <w:tcW w:type="dxa" w:w="1400"/>
+            <w:tcBorders>
+              <w:top w:val="single" w:color="CCCCCC" w:sz="1"/>
+              <w:left w:val="single" w:color="CCCCCC" w:sz="1"/>
+              <w:bottom w:val="single" w:color="CCCCCC" w:sz="1"/>
+              <w:right w:val="single" w:color="CCCCCC" w:sz="1"/>
+            </w:tcBorders>
+            <w:shd w:fill="FFFFFF" w:val="clear"/>
+            <w:tcMar>
+              <w:top w:type="dxa" w:w="80"/>
+              <w:left w:type="dxa" w:w="120"/>
+              <w:bottom w:type="dxa" w:w="80"/>
+              <w:right w:type="dxa" w:w="120"/>
+            </w:tcMar>
+          </w:tcPr>
+          <w:p>
+            <w:r>
+              <w:rPr>
+                <w:rFonts w:ascii="Courier New" w:cs="Courier New" w:eastAsia="Courier New" w:hAnsi="Courier New"/>
+                <w:sz w:val="18"/>
+                <w:szCs w:val="18"/>
+              </w:rPr>
+              <w:t xml:space="preserve">object</w:t>
+            </w:r>
+          </w:p>
+        </w:tc>
+        <w:tc>
+          <w:tcPr>
+            <w:tcW w:type="dxa" w:w="6160"/>
+            <w:tcBorders>
+              <w:top w:val="single" w:color="CCCCCC" w:sz="1"/>
+              <w:left w:val="single" w:color="CCCCCC" w:sz="1"/>
+              <w:bottom w:val="single" w:color="CCCCCC" w:sz="1"/>
+              <w:right w:val="single" w:color="CCCCCC" w:sz="1"/>
+            </w:tcBorders>
+            <w:shd w:fill="FFFFFF" w:val="clear"/>
+            <w:tcMar>
+              <w:top w:type="dxa" w:w="80"/>
+              <w:left w:type="dxa" w:w="120"/>
+              <w:bottom w:type="dxa" w:w="80"/>
+              <w:right w:type="dxa" w:w="120"/>
+            </w:tcMar>
+          </w:tcPr>
+          <w:p>
+            <w:r>
+              <w:rPr>
+                <w:rFonts w:ascii="Courier New" w:cs="Courier New" w:eastAsia="Courier New" w:hAnsi="Courier New"/>
+                <w:sz w:val="18"/>
+                <w:szCs w:val="18"/>
+              </w:rPr>
+              <w:t xml:space="preserve">Open Graph: og:description, product:price:amount, product:price:currency</w:t>
+            </w:r>
+          </w:p>
+        </w:tc>
+      </w:tr>
+      <w:tr>
+        <w:tc>
+          <w:tcPr>
+            <w:tcW w:type="dxa" w:w="1800"/>
+            <w:tcBorders>
+              <w:top w:val="single" w:color="CCCCCC" w:sz="1"/>
+              <w:left w:val="single" w:color="CCCCCC" w:sz="1"/>
+              <w:bottom w:val="single" w:color="CCCCCC" w:sz="1"/>
+              <w:right w:val="single" w:color="CCCCCC" w:sz="1"/>
+            </w:tcBorders>
+            <w:shd w:fill="F5F5F5" w:val="clear"/>
+            <w:tcMar>
+              <w:top w:type="dxa" w:w="80"/>
+              <w:left w:type="dxa" w:w="120"/>
+              <w:bottom w:type="dxa" w:w="80"/>
+              <w:right w:type="dxa" w:w="120"/>
+            </w:tcMar>
+          </w:tcPr>
+          <w:p>
+            <w:r>
+              <w:rPr>
+                <w:rFonts w:ascii="Courier New" w:cs="Courier New" w:eastAsia="Courier New" w:hAnsi="Courier New"/>
+                <w:sz w:val="18"/>
+                <w:szCs w:val="18"/>
+              </w:rPr>
+              <w:t xml:space="preserve">headings</w:t>
+            </w:r>
+          </w:p>
+        </w:tc>
+        <w:tc>
+          <w:tcPr>
+            <w:tcW w:type="dxa" w:w="1400"/>
+            <w:tcBorders>
+              <w:top w:val="single" w:color="CCCCCC" w:sz="1"/>
+              <w:left w:val="single" w:color="CCCCCC" w:sz="1"/>
+              <w:bottom w:val="single" w:color="CCCCCC" w:sz="1"/>
+              <w:right w:val="single" w:color="CCCCCC" w:sz="1"/>
+            </w:tcBorders>
+            <w:shd w:fill="F5F5F5" w:val="clear"/>
+            <w:tcMar>
+              <w:top w:type="dxa" w:w="80"/>
+              <w:left w:type="dxa" w:w="120"/>
+              <w:bottom w:type="dxa" w:w="80"/>
+              <w:right w:type="dxa" w:w="120"/>
+            </w:tcMar>
+          </w:tcPr>
+          <w:p>
+            <w:r>
+              <w:rPr>
+                <w:rFonts w:ascii="Courier New" w:cs="Courier New" w:eastAsia="Courier New" w:hAnsi="Courier New"/>
+                <w:sz w:val="18"/>
+                <w:szCs w:val="18"/>
+              </w:rPr>
+              <w:t xml:space="preserve">array</w:t>
+            </w:r>
+          </w:p>
+        </w:tc>
+        <w:tc>
+          <w:tcPr>
+            <w:tcW w:type="dxa" w:w="6160"/>
+            <w:tcBorders>
+              <w:top w:val="single" w:color="CCCCCC" w:sz="1"/>
+              <w:left w:val="single" w:color="CCCCCC" w:sz="1"/>
+              <w:bottom w:val="single" w:color="CCCCCC" w:sz="1"/>
+              <w:right w:val="single" w:color="CCCCCC" w:sz="1"/>
+            </w:tcBorders>
+            <w:shd w:fill="F5F5F5" w:val="clear"/>
+            <w:tcMar>
+              <w:top w:type="dxa" w:w="80"/>
+              <w:left w:type="dxa" w:w="120"/>
+              <w:bottom w:type="dxa" w:w="80"/>
+              <w:right w:type="dxa" w:w="120"/>
+            </w:tcMar>
+          </w:tcPr>
+          <w:p>
+            <w:r>
+              <w:rPr>
+                <w:rFonts w:ascii="Courier New" w:cs="Courier New" w:eastAsia="Courier New" w:hAnsi="Courier New"/>
+                <w:sz w:val="18"/>
+                <w:szCs w:val="18"/>
+              </w:rPr>
+              <w:t xml:space="preserve">Hasta 15 headings {level, text} (h1/h2/h3)</w:t>
+            </w:r>
+          </w:p>
+        </w:tc>
+      </w:tr>
+    </w:tbl>
+    <w:p>
+      <w:pPr>
+        <w:spacing w:before="60"/>
+      </w:pPr>
+      <w:r>
+        <w:rPr>
+          <w:rFonts w:ascii="Courier New" w:cs="Courier New" w:eastAsia="Courier New" w:hAnsi="Courier New"/>
+          <w:color w:val="555555"/>
+          <w:sz w:val="18"/>
+          <w:szCs w:val="18"/>
+        </w:rPr>
+        <w:t xml:space="preserve">  context puede ser null si la pagina no tiene ninguno de estos datos.</w:t>
       </w:r>
     </w:p>
     <w:p>
@@ -8970,7 +10597,7 @@
     </w:p>
     <w:p>
       <w:r>
-        <w:t xml:space="preserve">El frame_extractor extrae JPEGs del video grabado en tres momentos clave y los agrega como eventos screenshot al session.json:</w:t>
+        <w:t xml:space="preserve">frame_extractor.py extrae JPEGs del video en tres momentos clave y los agrega como eventos screenshot.</w:t>
       </w:r>
     </w:p>
     <w:p>
@@ -8985,9 +10612,9 @@
           <w:sz w:val="17"/>
           <w:szCs w:val="17"/>
         </w:rPr>
-        <w:t xml:space="preserve">  page_load  →  frame al instante en que cargo cada pagina
-  speech     →  frame al inicio de cada frase del usuario
-  ambient    →  frame cada N segundos (default: 10s)</w:t>
+        <w:t xml:space="preserve">  page_load  -&gt;  frame al instante en que cargo cada pagina
+  speech     -&gt;  frame al inicio de cada frase del usuario
+  ambient    -&gt;  frame cada N segundos (default: 10s)</w:t>
       </w:r>
     </w:p>
     <w:p>
@@ -9212,7 +10839,7 @@
                 <w:sz w:val="18"/>
                 <w:szCs w:val="18"/>
               </w:rPr>
-              <w:t xml:space="preserve">Ruta relativa al JPEG  (ej: frames/frame_13.5.jpg)</w:t>
+              <w:t xml:space="preserve">Ruta relativa al JPEG (ej: frames/frame_13.5.jpg)</w:t>
             </w:r>
           </w:p>
         </w:tc>
@@ -9298,7 +10925,7 @@
                 <w:sz w:val="18"/>
                 <w:szCs w:val="18"/>
               </w:rPr>
-              <w:t xml:space="preserve">Razon de captura: page_load | speech | ambient</w:t>
+              <w:t xml:space="preserve">page_load | speech | ambient</w:t>
             </w:r>
           </w:p>
         </w:tc>
@@ -9478,7 +11105,7 @@
     </w:tbl>
     <w:p>
       <w:pPr>
-        <w:spacing w:before="100"/>
+        <w:spacing w:before="60"/>
       </w:pPr>
       <w:r>
         <w:rPr>
@@ -9488,14 +11115,10 @@
           <w:szCs w:val="18"/>
         </w:rPr>
         <w:t xml:space="preserve">  Los frames estan disponibles en session/frames/ pero la IA no esta obligada
-  a analizarlos. El session_compressed.json ya contiene suficiente informacion
-  textual para entender la tarea en la mayoria de los casos.
-  Los screenshots son un recurso adicional que la IA puede consultar
-  selectivamente cuando necesite confirmar algo visual:
-    - Verificar el contenido de una pagina
-    - Leer un precio o dato que el browser no capturo
-    - Entender el estado de una app de escritorio
-  Esto mantiene el costo de procesamiento bajo control.</w:t>
+  a analizarlos. El session_compressed.json ya tiene suficiente informacion textual
+  para la mayoria de los casos. Los screenshots son un recurso adicional para
+  consultas selectivas (verificar contenido visual, leer un precio que el browser
+  no capturo, entender el estado de una app de escritorio).</w:t>
       </w:r>
     </w:p>
     <w:p>
@@ -9508,7 +11131,7 @@
         <w:pStyle w:val="Heading2"/>
       </w:pPr>
       <w:r>
-        <w:t xml:space="preserve">8. Evento de audio (speech)</w:t>
+        <w:t xml:space="preserve">7. Evento de audio (speech)</w:t>
       </w:r>
     </w:p>
     <w:p>
@@ -9523,7 +11146,7 @@
           <w:sz w:val="24"/>
           <w:szCs w:val="24"/>
         </w:rPr>
-        <w:t xml:space="preserve">speech — transcripcion de Whisper</w:t>
+        <w:t xml:space="preserve">speech — transcripcion Whisper</w:t>
       </w:r>
     </w:p>
     <w:tbl>
@@ -9728,7 +11351,7 @@
                 <w:sz w:val="18"/>
                 <w:szCs w:val="18"/>
               </w:rPr>
-              <w:t xml:space="preserve">Texto transcripto del segmento de audio</w:t>
+              <w:t xml:space="preserve">Texto transcripto del segmento</w:t>
             </w:r>
           </w:p>
         </w:tc>
@@ -9758,7 +11381,7 @@
                 <w:sz w:val="18"/>
                 <w:szCs w:val="18"/>
               </w:rPr>
-              <w:t xml:space="preserve">start</w:t>
+              <w:t xml:space="preserve">end</w:t>
             </w:r>
           </w:p>
         </w:tc>
@@ -9814,93 +11437,7 @@
                 <w:sz w:val="18"/>
                 <w:szCs w:val="18"/>
               </w:rPr>
-              <w:t xml:space="preserve">Segundo de inicio del segmento en el audio</w:t>
-            </w:r>
-          </w:p>
-        </w:tc>
-      </w:tr>
-      <w:tr>
-        <w:tc>
-          <w:tcPr>
-            <w:tcW w:type="dxa" w:w="1800"/>
-            <w:tcBorders>
-              <w:top w:val="single" w:color="CCCCCC" w:sz="1"/>
-              <w:left w:val="single" w:color="CCCCCC" w:sz="1"/>
-              <w:bottom w:val="single" w:color="CCCCCC" w:sz="1"/>
-              <w:right w:val="single" w:color="CCCCCC" w:sz="1"/>
-            </w:tcBorders>
-            <w:shd w:fill="FFFFFF" w:val="clear"/>
-            <w:tcMar>
-              <w:top w:type="dxa" w:w="80"/>
-              <w:left w:type="dxa" w:w="120"/>
-              <w:bottom w:type="dxa" w:w="80"/>
-              <w:right w:type="dxa" w:w="120"/>
-            </w:tcMar>
-          </w:tcPr>
-          <w:p>
-            <w:r>
-              <w:rPr>
-                <w:rFonts w:ascii="Courier New" w:cs="Courier New" w:eastAsia="Courier New" w:hAnsi="Courier New"/>
-                <w:sz w:val="18"/>
-                <w:szCs w:val="18"/>
-              </w:rPr>
-              <w:t xml:space="preserve">end</w:t>
-            </w:r>
-          </w:p>
-        </w:tc>
-        <w:tc>
-          <w:tcPr>
-            <w:tcW w:type="dxa" w:w="1400"/>
-            <w:tcBorders>
-              <w:top w:val="single" w:color="CCCCCC" w:sz="1"/>
-              <w:left w:val="single" w:color="CCCCCC" w:sz="1"/>
-              <w:bottom w:val="single" w:color="CCCCCC" w:sz="1"/>
-              <w:right w:val="single" w:color="CCCCCC" w:sz="1"/>
-            </w:tcBorders>
-            <w:shd w:fill="FFFFFF" w:val="clear"/>
-            <w:tcMar>
-              <w:top w:type="dxa" w:w="80"/>
-              <w:left w:type="dxa" w:w="120"/>
-              <w:bottom w:type="dxa" w:w="80"/>
-              <w:right w:type="dxa" w:w="120"/>
-            </w:tcMar>
-          </w:tcPr>
-          <w:p>
-            <w:r>
-              <w:rPr>
-                <w:rFonts w:ascii="Courier New" w:cs="Courier New" w:eastAsia="Courier New" w:hAnsi="Courier New"/>
-                <w:sz w:val="18"/>
-                <w:szCs w:val="18"/>
-              </w:rPr>
-              <w:t xml:space="preserve">float</w:t>
-            </w:r>
-          </w:p>
-        </w:tc>
-        <w:tc>
-          <w:tcPr>
-            <w:tcW w:type="dxa" w:w="6160"/>
-            <w:tcBorders>
-              <w:top w:val="single" w:color="CCCCCC" w:sz="1"/>
-              <w:left w:val="single" w:color="CCCCCC" w:sz="1"/>
-              <w:bottom w:val="single" w:color="CCCCCC" w:sz="1"/>
-              <w:right w:val="single" w:color="CCCCCC" w:sz="1"/>
-            </w:tcBorders>
-            <w:shd w:fill="FFFFFF" w:val="clear"/>
-            <w:tcMar>
-              <w:top w:type="dxa" w:w="80"/>
-              <w:left w:type="dxa" w:w="120"/>
-              <w:bottom w:type="dxa" w:w="80"/>
-              <w:right w:type="dxa" w:w="120"/>
-            </w:tcMar>
-          </w:tcPr>
-          <w:p>
-            <w:r>
-              <w:rPr>
-                <w:rFonts w:ascii="Courier New" w:cs="Courier New" w:eastAsia="Courier New" w:hAnsi="Courier New"/>
-                <w:sz w:val="18"/>
-                <w:szCs w:val="18"/>
-              </w:rPr>
-              <w:t xml:space="preserve">Segundo de fin del segmento</w:t>
+              <w:t xml:space="preserve">Segundo de fin del segmento (start = event.time)</w:t>
             </w:r>
           </w:p>
         </w:tc>
@@ -9917,7 +11454,7 @@
           <w:sz w:val="18"/>
           <w:szCs w:val="18"/>
         </w:rPr>
-        <w:t xml:space="preserve">  Modelo: Whisper small. El tiempo del evento se alinea con el inicio de la grabacion.</w:t>
+        <w:t xml:space="preserve">  Modelo: Whisper small con autodeteccion de idioma (language=None).</w:t>
       </w:r>
     </w:p>
     <w:p>
@@ -9930,7 +11467,17 @@
         <w:pStyle w:val="Heading2"/>
       </w:pPr>
       <w:r>
-        <w:t xml:space="preserve">9. Estructura de un evento en session_compressed.json</w:t>
+        <w:t xml:space="preserve">8. Estructura del session_compressed.json</w:t>
+      </w:r>
+    </w:p>
+    <w:p>
+      <w:r>
+        <w:t xml:space="preserve">Despues de compress() + reshape(), la salida es un objeto con dos arrays:</w:t>
+      </w:r>
+    </w:p>
+    <w:p>
+      <w:r>
+        <w:t xml:space="preserve"/>
       </w:r>
     </w:p>
     <w:p>
@@ -9941,16 +11488,1037 @@
           <w:szCs w:val="17"/>
         </w:rPr>
         <w:t xml:space="preserve">{
-  "time":   27.4,          // segundos desde inicio de sesion
-  "source": "browser",     // "system" | "browser" | "speech"
-  "type":   "element_read",
-  "data": {
-    "tag":      "H1",
-    "text":     "Camara de Seguridad TP-Link Tapo Smart",
-    "xpath":    "//*[@id='item-title']",
-    "url":      "https://www.mercadolibre.com.mx/...",
-    "dwell_ms": 5162
-  }
+  "actions": [ ... ],  // cronologico, lo que el usuario hizo
+  "pages":   [ ... ]   // una entrada por URL visitada con contexto
+}</w:t>
+      </w:r>
+    </w:p>
+    <w:p>
+      <w:r>
+        <w:t xml:space="preserve"/>
+      </w:r>
+    </w:p>
+    <w:p>
+      <w:r>
+        <w:rPr>
+          <w:b/>
+          <w:bCs/>
+        </w:rPr>
+        <w:t xml:space="preserve">8.1 actions</w:t>
+      </w:r>
+    </w:p>
+    <w:p>
+      <w:r>
+        <w:t xml:space="preserve">Lista cronologica de acciones del usuario. Cada item conserva el shape original del evento (time, source, type, data). Tipos incluidos:</w:t>
+      </w:r>
+    </w:p>
+    <w:p>
+      <w:r>
+        <w:rPr>
+          <w:rFonts w:ascii="Courier New" w:cs="Courier New" w:eastAsia="Courier New" w:hAnsi="Courier New"/>
+          <w:sz w:val="17"/>
+          <w:szCs w:val="17"/>
+        </w:rPr>
+        <w:t xml:space="preserve">  click, double_click, drag, typed, shortcut, key,
+  input, hover, text_select, copy, paste,
+  scroll_summary, speech, screenshot,
+  page_load, spa_navigation, hash_navigation, api_response</w:t>
+      </w:r>
+    </w:p>
+    <w:p>
+      <w:pPr>
+        <w:spacing w:before="60"/>
+      </w:pPr>
+      <w:r>
+        <w:rPr>
+          <w:rFonts w:ascii="Courier New" w:cs="Courier New" w:eastAsia="Courier New" w:hAnsi="Courier New"/>
+          <w:color w:val="555555"/>
+          <w:sz w:val="18"/>
+          <w:szCs w:val="18"/>
+        </w:rPr>
+        <w:t xml:space="preserve">  page_load y spa_navigation actuan como anclas temporales: marcan el cambio entre paginas.</w:t>
+      </w:r>
+    </w:p>
+    <w:p>
+      <w:r>
+        <w:t xml:space="preserve"/>
+      </w:r>
+    </w:p>
+    <w:p>
+      <w:r>
+        <w:rPr>
+          <w:b/>
+          <w:bCs/>
+        </w:rPr>
+        <w:t xml:space="preserve">8.2 pages</w:t>
+      </w:r>
+    </w:p>
+    <w:p>
+      <w:r>
+        <w:t xml:space="preserve">Una entrada por URL visitada. Acumula todo lo que es "contenido de pagina" en lugar de "accion del usuario":</w:t>
+      </w:r>
+    </w:p>
+    <w:tbl>
+      <w:tblPr>
+        <w:tblW w:type="dxa" w:w="9360"/>
+        <w:tblBorders>
+          <w:top w:val="single" w:color="auto" w:sz="4"/>
+          <w:left w:val="single" w:color="auto" w:sz="4"/>
+          <w:bottom w:val="single" w:color="auto" w:sz="4"/>
+          <w:right w:val="single" w:color="auto" w:sz="4"/>
+          <w:insideH w:val="single" w:color="auto" w:sz="4"/>
+          <w:insideV w:val="single" w:color="auto" w:sz="4"/>
+        </w:tblBorders>
+      </w:tblPr>
+      <w:tblGrid>
+        <w:gridCol w:w="2200"/>
+        <w:gridCol w:w="1400"/>
+        <w:gridCol w:w="5760"/>
+      </w:tblGrid>
+      <w:tr>
+        <w:trPr>
+          <w:tblHeader/>
+        </w:trPr>
+        <w:tc>
+          <w:tcPr>
+            <w:tcW w:type="dxa" w:w="2200"/>
+            <w:tcBorders>
+              <w:top w:val="single" w:color="CCCCCC" w:sz="1"/>
+              <w:left w:val="single" w:color="CCCCCC" w:sz="1"/>
+              <w:bottom w:val="single" w:color="CCCCCC" w:sz="1"/>
+              <w:right w:val="single" w:color="CCCCCC" w:sz="1"/>
+            </w:tcBorders>
+            <w:shd w:fill="2E4057" w:val="clear"/>
+            <w:tcMar>
+              <w:top w:type="dxa" w:w="80"/>
+              <w:left w:type="dxa" w:w="120"/>
+              <w:bottom w:type="dxa" w:w="80"/>
+              <w:right w:type="dxa" w:w="120"/>
+            </w:tcMar>
+          </w:tcPr>
+          <w:p>
+            <w:pPr>
+              <w:jc w:val="left"/>
+            </w:pPr>
+            <w:r>
+              <w:rPr>
+                <w:b/>
+                <w:bCs/>
+                <w:color w:val="FFFFFF"/>
+                <w:sz w:val="20"/>
+                <w:szCs w:val="20"/>
+              </w:rPr>
+              <w:t xml:space="preserve">Campo</w:t>
+            </w:r>
+          </w:p>
+        </w:tc>
+        <w:tc>
+          <w:tcPr>
+            <w:tcW w:type="dxa" w:w="1400"/>
+            <w:tcBorders>
+              <w:top w:val="single" w:color="CCCCCC" w:sz="1"/>
+              <w:left w:val="single" w:color="CCCCCC" w:sz="1"/>
+              <w:bottom w:val="single" w:color="CCCCCC" w:sz="1"/>
+              <w:right w:val="single" w:color="CCCCCC" w:sz="1"/>
+            </w:tcBorders>
+            <w:shd w:fill="2E4057" w:val="clear"/>
+            <w:tcMar>
+              <w:top w:type="dxa" w:w="80"/>
+              <w:left w:type="dxa" w:w="120"/>
+              <w:bottom w:type="dxa" w:w="80"/>
+              <w:right w:type="dxa" w:w="120"/>
+            </w:tcMar>
+          </w:tcPr>
+          <w:p>
+            <w:pPr>
+              <w:jc w:val="left"/>
+            </w:pPr>
+            <w:r>
+              <w:rPr>
+                <w:b/>
+                <w:bCs/>
+                <w:color w:val="FFFFFF"/>
+                <w:sz w:val="20"/>
+                <w:szCs w:val="20"/>
+              </w:rPr>
+              <w:t xml:space="preserve">Tipo</w:t>
+            </w:r>
+          </w:p>
+        </w:tc>
+        <w:tc>
+          <w:tcPr>
+            <w:tcW w:type="dxa" w:w="5760"/>
+            <w:tcBorders>
+              <w:top w:val="single" w:color="CCCCCC" w:sz="1"/>
+              <w:left w:val="single" w:color="CCCCCC" w:sz="1"/>
+              <w:bottom w:val="single" w:color="CCCCCC" w:sz="1"/>
+              <w:right w:val="single" w:color="CCCCCC" w:sz="1"/>
+            </w:tcBorders>
+            <w:shd w:fill="2E4057" w:val="clear"/>
+            <w:tcMar>
+              <w:top w:type="dxa" w:w="80"/>
+              <w:left w:type="dxa" w:w="120"/>
+              <w:bottom w:type="dxa" w:w="80"/>
+              <w:right w:type="dxa" w:w="120"/>
+            </w:tcMar>
+          </w:tcPr>
+          <w:p>
+            <w:pPr>
+              <w:jc w:val="left"/>
+            </w:pPr>
+            <w:r>
+              <w:rPr>
+                <w:b/>
+                <w:bCs/>
+                <w:color w:val="FFFFFF"/>
+                <w:sz w:val="20"/>
+                <w:szCs w:val="20"/>
+              </w:rPr>
+              <w:t xml:space="preserve">Descripcion</w:t>
+            </w:r>
+          </w:p>
+        </w:tc>
+      </w:tr>
+      <w:tr>
+        <w:tc>
+          <w:tcPr>
+            <w:tcW w:type="dxa" w:w="2200"/>
+            <w:tcBorders>
+              <w:top w:val="single" w:color="CCCCCC" w:sz="1"/>
+              <w:left w:val="single" w:color="CCCCCC" w:sz="1"/>
+              <w:bottom w:val="single" w:color="CCCCCC" w:sz="1"/>
+              <w:right w:val="single" w:color="CCCCCC" w:sz="1"/>
+            </w:tcBorders>
+            <w:shd w:fill="FFFFFF" w:val="clear"/>
+            <w:tcMar>
+              <w:top w:type="dxa" w:w="80"/>
+              <w:left w:type="dxa" w:w="120"/>
+              <w:bottom w:type="dxa" w:w="80"/>
+              <w:right w:type="dxa" w:w="120"/>
+            </w:tcMar>
+          </w:tcPr>
+          <w:p>
+            <w:r>
+              <w:rPr>
+                <w:rFonts w:ascii="Courier New" w:cs="Courier New" w:eastAsia="Courier New" w:hAnsi="Courier New"/>
+                <w:sz w:val="18"/>
+                <w:szCs w:val="18"/>
+              </w:rPr>
+              <w:t xml:space="preserve">url, title</w:t>
+            </w:r>
+          </w:p>
+        </w:tc>
+        <w:tc>
+          <w:tcPr>
+            <w:tcW w:type="dxa" w:w="1400"/>
+            <w:tcBorders>
+              <w:top w:val="single" w:color="CCCCCC" w:sz="1"/>
+              <w:left w:val="single" w:color="CCCCCC" w:sz="1"/>
+              <w:bottom w:val="single" w:color="CCCCCC" w:sz="1"/>
+              <w:right w:val="single" w:color="CCCCCC" w:sz="1"/>
+            </w:tcBorders>
+            <w:shd w:fill="FFFFFF" w:val="clear"/>
+            <w:tcMar>
+              <w:top w:type="dxa" w:w="80"/>
+              <w:left w:type="dxa" w:w="120"/>
+              <w:bottom w:type="dxa" w:w="80"/>
+              <w:right w:type="dxa" w:w="120"/>
+            </w:tcMar>
+          </w:tcPr>
+          <w:p>
+            <w:r>
+              <w:rPr>
+                <w:rFonts w:ascii="Courier New" w:cs="Courier New" w:eastAsia="Courier New" w:hAnsi="Courier New"/>
+                <w:sz w:val="18"/>
+                <w:szCs w:val="18"/>
+              </w:rPr>
+              <w:t xml:space="preserve">string</w:t>
+            </w:r>
+          </w:p>
+        </w:tc>
+        <w:tc>
+          <w:tcPr>
+            <w:tcW w:type="dxa" w:w="5760"/>
+            <w:tcBorders>
+              <w:top w:val="single" w:color="CCCCCC" w:sz="1"/>
+              <w:left w:val="single" w:color="CCCCCC" w:sz="1"/>
+              <w:bottom w:val="single" w:color="CCCCCC" w:sz="1"/>
+              <w:right w:val="single" w:color="CCCCCC" w:sz="1"/>
+            </w:tcBorders>
+            <w:shd w:fill="FFFFFF" w:val="clear"/>
+            <w:tcMar>
+              <w:top w:type="dxa" w:w="80"/>
+              <w:left w:type="dxa" w:w="120"/>
+              <w:bottom w:type="dxa" w:w="80"/>
+              <w:right w:type="dxa" w:w="120"/>
+            </w:tcMar>
+          </w:tcPr>
+          <w:p>
+            <w:r>
+              <w:rPr>
+                <w:rFonts w:ascii="Courier New" w:cs="Courier New" w:eastAsia="Courier New" w:hAnsi="Courier New"/>
+                <w:sz w:val="18"/>
+                <w:szCs w:val="18"/>
+              </w:rPr>
+              <w:t xml:space="preserve">URL y titulo de la pagina</w:t>
+            </w:r>
+          </w:p>
+        </w:tc>
+      </w:tr>
+      <w:tr>
+        <w:tc>
+          <w:tcPr>
+            <w:tcW w:type="dxa" w:w="2200"/>
+            <w:tcBorders>
+              <w:top w:val="single" w:color="CCCCCC" w:sz="1"/>
+              <w:left w:val="single" w:color="CCCCCC" w:sz="1"/>
+              <w:bottom w:val="single" w:color="CCCCCC" w:sz="1"/>
+              <w:right w:val="single" w:color="CCCCCC" w:sz="1"/>
+            </w:tcBorders>
+            <w:shd w:fill="F5F5F5" w:val="clear"/>
+            <w:tcMar>
+              <w:top w:type="dxa" w:w="80"/>
+              <w:left w:type="dxa" w:w="120"/>
+              <w:bottom w:type="dxa" w:w="80"/>
+              <w:right w:type="dxa" w:w="120"/>
+            </w:tcMar>
+          </w:tcPr>
+          <w:p>
+            <w:r>
+              <w:rPr>
+                <w:rFonts w:ascii="Courier New" w:cs="Courier New" w:eastAsia="Courier New" w:hAnsi="Courier New"/>
+                <w:sz w:val="18"/>
+                <w:szCs w:val="18"/>
+              </w:rPr>
+              <w:t xml:space="preserve">time_enter, time_exit</w:t>
+            </w:r>
+          </w:p>
+        </w:tc>
+        <w:tc>
+          <w:tcPr>
+            <w:tcW w:type="dxa" w:w="1400"/>
+            <w:tcBorders>
+              <w:top w:val="single" w:color="CCCCCC" w:sz="1"/>
+              <w:left w:val="single" w:color="CCCCCC" w:sz="1"/>
+              <w:bottom w:val="single" w:color="CCCCCC" w:sz="1"/>
+              <w:right w:val="single" w:color="CCCCCC" w:sz="1"/>
+            </w:tcBorders>
+            <w:shd w:fill="F5F5F5" w:val="clear"/>
+            <w:tcMar>
+              <w:top w:type="dxa" w:w="80"/>
+              <w:left w:type="dxa" w:w="120"/>
+              <w:bottom w:type="dxa" w:w="80"/>
+              <w:right w:type="dxa" w:w="120"/>
+            </w:tcMar>
+          </w:tcPr>
+          <w:p>
+            <w:r>
+              <w:rPr>
+                <w:rFonts w:ascii="Courier New" w:cs="Courier New" w:eastAsia="Courier New" w:hAnsi="Courier New"/>
+                <w:sz w:val="18"/>
+                <w:szCs w:val="18"/>
+              </w:rPr>
+              <w:t xml:space="preserve">float</w:t>
+            </w:r>
+          </w:p>
+        </w:tc>
+        <w:tc>
+          <w:tcPr>
+            <w:tcW w:type="dxa" w:w="5760"/>
+            <w:tcBorders>
+              <w:top w:val="single" w:color="CCCCCC" w:sz="1"/>
+              <w:left w:val="single" w:color="CCCCCC" w:sz="1"/>
+              <w:bottom w:val="single" w:color="CCCCCC" w:sz="1"/>
+              <w:right w:val="single" w:color="CCCCCC" w:sz="1"/>
+            </w:tcBorders>
+            <w:shd w:fill="F5F5F5" w:val="clear"/>
+            <w:tcMar>
+              <w:top w:type="dxa" w:w="80"/>
+              <w:left w:type="dxa" w:w="120"/>
+              <w:bottom w:type="dxa" w:w="80"/>
+              <w:right w:type="dxa" w:w="120"/>
+            </w:tcMar>
+          </w:tcPr>
+          <w:p>
+            <w:r>
+              <w:rPr>
+                <w:rFonts w:ascii="Courier New" w:cs="Courier New" w:eastAsia="Courier New" w:hAnsi="Courier New"/>
+                <w:sz w:val="18"/>
+                <w:szCs w:val="18"/>
+              </w:rPr>
+              <w:t xml:space="preserve">Segundos de entrada y salida</w:t>
+            </w:r>
+          </w:p>
+        </w:tc>
+      </w:tr>
+      <w:tr>
+        <w:tc>
+          <w:tcPr>
+            <w:tcW w:type="dxa" w:w="2200"/>
+            <w:tcBorders>
+              <w:top w:val="single" w:color="CCCCCC" w:sz="1"/>
+              <w:left w:val="single" w:color="CCCCCC" w:sz="1"/>
+              <w:bottom w:val="single" w:color="CCCCCC" w:sz="1"/>
+              <w:right w:val="single" w:color="CCCCCC" w:sz="1"/>
+            </w:tcBorders>
+            <w:shd w:fill="FFFFFF" w:val="clear"/>
+            <w:tcMar>
+              <w:top w:type="dxa" w:w="80"/>
+              <w:left w:type="dxa" w:w="120"/>
+              <w:bottom w:type="dxa" w:w="80"/>
+              <w:right w:type="dxa" w:w="120"/>
+            </w:tcMar>
+          </w:tcPr>
+          <w:p>
+            <w:r>
+              <w:rPr>
+                <w:rFonts w:ascii="Courier New" w:cs="Courier New" w:eastAsia="Courier New" w:hAnsi="Courier New"/>
+                <w:sz w:val="18"/>
+                <w:szCs w:val="18"/>
+              </w:rPr>
+              <w:t xml:space="preserve">duration_ms</w:t>
+            </w:r>
+          </w:p>
+        </w:tc>
+        <w:tc>
+          <w:tcPr>
+            <w:tcW w:type="dxa" w:w="1400"/>
+            <w:tcBorders>
+              <w:top w:val="single" w:color="CCCCCC" w:sz="1"/>
+              <w:left w:val="single" w:color="CCCCCC" w:sz="1"/>
+              <w:bottom w:val="single" w:color="CCCCCC" w:sz="1"/>
+              <w:right w:val="single" w:color="CCCCCC" w:sz="1"/>
+            </w:tcBorders>
+            <w:shd w:fill="FFFFFF" w:val="clear"/>
+            <w:tcMar>
+              <w:top w:type="dxa" w:w="80"/>
+              <w:left w:type="dxa" w:w="120"/>
+              <w:bottom w:type="dxa" w:w="80"/>
+              <w:right w:type="dxa" w:w="120"/>
+            </w:tcMar>
+          </w:tcPr>
+          <w:p>
+            <w:r>
+              <w:rPr>
+                <w:rFonts w:ascii="Courier New" w:cs="Courier New" w:eastAsia="Courier New" w:hAnsi="Courier New"/>
+                <w:sz w:val="18"/>
+                <w:szCs w:val="18"/>
+              </w:rPr>
+              <w:t xml:space="preserve">int</w:t>
+            </w:r>
+          </w:p>
+        </w:tc>
+        <w:tc>
+          <w:tcPr>
+            <w:tcW w:type="dxa" w:w="5760"/>
+            <w:tcBorders>
+              <w:top w:val="single" w:color="CCCCCC" w:sz="1"/>
+              <w:left w:val="single" w:color="CCCCCC" w:sz="1"/>
+              <w:bottom w:val="single" w:color="CCCCCC" w:sz="1"/>
+              <w:right w:val="single" w:color="CCCCCC" w:sz="1"/>
+            </w:tcBorders>
+            <w:shd w:fill="FFFFFF" w:val="clear"/>
+            <w:tcMar>
+              <w:top w:type="dxa" w:w="80"/>
+              <w:left w:type="dxa" w:w="120"/>
+              <w:bottom w:type="dxa" w:w="80"/>
+              <w:right w:type="dxa" w:w="120"/>
+            </w:tcMar>
+          </w:tcPr>
+          <w:p>
+            <w:r>
+              <w:rPr>
+                <w:rFonts w:ascii="Courier New" w:cs="Courier New" w:eastAsia="Courier New" w:hAnsi="Courier New"/>
+                <w:sz w:val="18"/>
+                <w:szCs w:val="18"/>
+              </w:rPr>
+              <w:t xml:space="preserve">Tiempo total (viene de page_summary)</w:t>
+            </w:r>
+          </w:p>
+        </w:tc>
+      </w:tr>
+      <w:tr>
+        <w:tc>
+          <w:tcPr>
+            <w:tcW w:type="dxa" w:w="2200"/>
+            <w:tcBorders>
+              <w:top w:val="single" w:color="CCCCCC" w:sz="1"/>
+              <w:left w:val="single" w:color="CCCCCC" w:sz="1"/>
+              <w:bottom w:val="single" w:color="CCCCCC" w:sz="1"/>
+              <w:right w:val="single" w:color="CCCCCC" w:sz="1"/>
+            </w:tcBorders>
+            <w:shd w:fill="F5F5F5" w:val="clear"/>
+            <w:tcMar>
+              <w:top w:type="dxa" w:w="80"/>
+              <w:left w:type="dxa" w:w="120"/>
+              <w:bottom w:type="dxa" w:w="80"/>
+              <w:right w:type="dxa" w:w="120"/>
+            </w:tcMar>
+          </w:tcPr>
+          <w:p>
+            <w:r>
+              <w:rPr>
+                <w:rFonts w:ascii="Courier New" w:cs="Courier New" w:eastAsia="Courier New" w:hAnsi="Courier New"/>
+                <w:sz w:val="18"/>
+                <w:szCs w:val="18"/>
+              </w:rPr>
+              <w:t xml:space="preserve">context</w:t>
+            </w:r>
+          </w:p>
+        </w:tc>
+        <w:tc>
+          <w:tcPr>
+            <w:tcW w:type="dxa" w:w="1400"/>
+            <w:tcBorders>
+              <w:top w:val="single" w:color="CCCCCC" w:sz="1"/>
+              <w:left w:val="single" w:color="CCCCCC" w:sz="1"/>
+              <w:bottom w:val="single" w:color="CCCCCC" w:sz="1"/>
+              <w:right w:val="single" w:color="CCCCCC" w:sz="1"/>
+            </w:tcBorders>
+            <w:shd w:fill="F5F5F5" w:val="clear"/>
+            <w:tcMar>
+              <w:top w:type="dxa" w:w="80"/>
+              <w:left w:type="dxa" w:w="120"/>
+              <w:bottom w:type="dxa" w:w="80"/>
+              <w:right w:type="dxa" w:w="120"/>
+            </w:tcMar>
+          </w:tcPr>
+          <w:p>
+            <w:r>
+              <w:rPr>
+                <w:rFonts w:ascii="Courier New" w:cs="Courier New" w:eastAsia="Courier New" w:hAnsi="Courier New"/>
+                <w:sz w:val="18"/>
+                <w:szCs w:val="18"/>
+              </w:rPr>
+              <w:t xml:space="preserve">object</w:t>
+            </w:r>
+          </w:p>
+        </w:tc>
+        <w:tc>
+          <w:tcPr>
+            <w:tcW w:type="dxa" w:w="5760"/>
+            <w:tcBorders>
+              <w:top w:val="single" w:color="CCCCCC" w:sz="1"/>
+              <w:left w:val="single" w:color="CCCCCC" w:sz="1"/>
+              <w:bottom w:val="single" w:color="CCCCCC" w:sz="1"/>
+              <w:right w:val="single" w:color="CCCCCC" w:sz="1"/>
+            </w:tcBorders>
+            <w:shd w:fill="F5F5F5" w:val="clear"/>
+            <w:tcMar>
+              <w:top w:type="dxa" w:w="80"/>
+              <w:left w:type="dxa" w:w="120"/>
+              <w:bottom w:type="dxa" w:w="80"/>
+              <w:right w:type="dxa" w:w="120"/>
+            </w:tcMar>
+          </w:tcPr>
+          <w:p>
+            <w:r>
+              <w:rPr>
+                <w:rFonts w:ascii="Courier New" w:cs="Courier New" w:eastAsia="Courier New" w:hAnsi="Courier New"/>
+                <w:sz w:val="18"/>
+                <w:szCs w:val="18"/>
+              </w:rPr>
+              <w:t xml:space="preserve">Datos estructurados (product, breadcrumbs, meta, headings)</w:t>
+            </w:r>
+          </w:p>
+        </w:tc>
+      </w:tr>
+      <w:tr>
+        <w:tc>
+          <w:tcPr>
+            <w:tcW w:type="dxa" w:w="2200"/>
+            <w:tcBorders>
+              <w:top w:val="single" w:color="CCCCCC" w:sz="1"/>
+              <w:left w:val="single" w:color="CCCCCC" w:sz="1"/>
+              <w:bottom w:val="single" w:color="CCCCCC" w:sz="1"/>
+              <w:right w:val="single" w:color="CCCCCC" w:sz="1"/>
+            </w:tcBorders>
+            <w:shd w:fill="FFFFFF" w:val="clear"/>
+            <w:tcMar>
+              <w:top w:type="dxa" w:w="80"/>
+              <w:left w:type="dxa" w:w="120"/>
+              <w:bottom w:type="dxa" w:w="80"/>
+              <w:right w:type="dxa" w:w="120"/>
+            </w:tcMar>
+          </w:tcPr>
+          <w:p>
+            <w:r>
+              <w:rPr>
+                <w:rFonts w:ascii="Courier New" w:cs="Courier New" w:eastAsia="Courier New" w:hAnsi="Courier New"/>
+                <w:sz w:val="18"/>
+                <w:szCs w:val="18"/>
+              </w:rPr>
+              <w:t xml:space="preserve">h1, price, availability</w:t>
+            </w:r>
+          </w:p>
+        </w:tc>
+        <w:tc>
+          <w:tcPr>
+            <w:tcW w:type="dxa" w:w="1400"/>
+            <w:tcBorders>
+              <w:top w:val="single" w:color="CCCCCC" w:sz="1"/>
+              <w:left w:val="single" w:color="CCCCCC" w:sz="1"/>
+              <w:bottom w:val="single" w:color="CCCCCC" w:sz="1"/>
+              <w:right w:val="single" w:color="CCCCCC" w:sz="1"/>
+            </w:tcBorders>
+            <w:shd w:fill="FFFFFF" w:val="clear"/>
+            <w:tcMar>
+              <w:top w:type="dxa" w:w="80"/>
+              <w:left w:type="dxa" w:w="120"/>
+              <w:bottom w:type="dxa" w:w="80"/>
+              <w:right w:type="dxa" w:w="120"/>
+            </w:tcMar>
+          </w:tcPr>
+          <w:p>
+            <w:r>
+              <w:rPr>
+                <w:rFonts w:ascii="Courier New" w:cs="Courier New" w:eastAsia="Courier New" w:hAnsi="Courier New"/>
+                <w:sz w:val="18"/>
+                <w:szCs w:val="18"/>
+              </w:rPr>
+              <w:t xml:space="preserve">string</w:t>
+            </w:r>
+          </w:p>
+        </w:tc>
+        <w:tc>
+          <w:tcPr>
+            <w:tcW w:type="dxa" w:w="5760"/>
+            <w:tcBorders>
+              <w:top w:val="single" w:color="CCCCCC" w:sz="1"/>
+              <w:left w:val="single" w:color="CCCCCC" w:sz="1"/>
+              <w:bottom w:val="single" w:color="CCCCCC" w:sz="1"/>
+              <w:right w:val="single" w:color="CCCCCC" w:sz="1"/>
+            </w:tcBorders>
+            <w:shd w:fill="FFFFFF" w:val="clear"/>
+            <w:tcMar>
+              <w:top w:type="dxa" w:w="80"/>
+              <w:left w:type="dxa" w:w="120"/>
+              <w:bottom w:type="dxa" w:w="80"/>
+              <w:right w:type="dxa" w:w="120"/>
+            </w:tcMar>
+          </w:tcPr>
+          <w:p>
+            <w:r>
+              <w:rPr>
+                <w:rFonts w:ascii="Courier New" w:cs="Courier New" w:eastAsia="Courier New" w:hAnsi="Courier New"/>
+                <w:sz w:val="18"/>
+                <w:szCs w:val="18"/>
+              </w:rPr>
+              <w:t xml:space="preserve">Resumen del DOM al salir (page_summary)</w:t>
+            </w:r>
+          </w:p>
+        </w:tc>
+      </w:tr>
+      <w:tr>
+        <w:tc>
+          <w:tcPr>
+            <w:tcW w:type="dxa" w:w="2200"/>
+            <w:tcBorders>
+              <w:top w:val="single" w:color="CCCCCC" w:sz="1"/>
+              <w:left w:val="single" w:color="CCCCCC" w:sz="1"/>
+              <w:bottom w:val="single" w:color="CCCCCC" w:sz="1"/>
+              <w:right w:val="single" w:color="CCCCCC" w:sz="1"/>
+            </w:tcBorders>
+            <w:shd w:fill="F5F5F5" w:val="clear"/>
+            <w:tcMar>
+              <w:top w:type="dxa" w:w="80"/>
+              <w:left w:type="dxa" w:w="120"/>
+              <w:bottom w:type="dxa" w:w="80"/>
+              <w:right w:type="dxa" w:w="120"/>
+            </w:tcMar>
+          </w:tcPr>
+          <w:p>
+            <w:r>
+              <w:rPr>
+                <w:rFonts w:ascii="Courier New" w:cs="Courier New" w:eastAsia="Courier New" w:hAnsi="Courier New"/>
+                <w:sz w:val="18"/>
+                <w:szCs w:val="18"/>
+              </w:rPr>
+              <w:t xml:space="preserve">buttons, sections</w:t>
+            </w:r>
+          </w:p>
+        </w:tc>
+        <w:tc>
+          <w:tcPr>
+            <w:tcW w:type="dxa" w:w="1400"/>
+            <w:tcBorders>
+              <w:top w:val="single" w:color="CCCCCC" w:sz="1"/>
+              <w:left w:val="single" w:color="CCCCCC" w:sz="1"/>
+              <w:bottom w:val="single" w:color="CCCCCC" w:sz="1"/>
+              <w:right w:val="single" w:color="CCCCCC" w:sz="1"/>
+            </w:tcBorders>
+            <w:shd w:fill="F5F5F5" w:val="clear"/>
+            <w:tcMar>
+              <w:top w:type="dxa" w:w="80"/>
+              <w:left w:type="dxa" w:w="120"/>
+              <w:bottom w:type="dxa" w:w="80"/>
+              <w:right w:type="dxa" w:w="120"/>
+            </w:tcMar>
+          </w:tcPr>
+          <w:p>
+            <w:r>
+              <w:rPr>
+                <w:rFonts w:ascii="Courier New" w:cs="Courier New" w:eastAsia="Courier New" w:hAnsi="Courier New"/>
+                <w:sz w:val="18"/>
+                <w:szCs w:val="18"/>
+              </w:rPr>
+              <w:t xml:space="preserve">string[]</w:t>
+            </w:r>
+          </w:p>
+        </w:tc>
+        <w:tc>
+          <w:tcPr>
+            <w:tcW w:type="dxa" w:w="5760"/>
+            <w:tcBorders>
+              <w:top w:val="single" w:color="CCCCCC" w:sz="1"/>
+              <w:left w:val="single" w:color="CCCCCC" w:sz="1"/>
+              <w:bottom w:val="single" w:color="CCCCCC" w:sz="1"/>
+              <w:right w:val="single" w:color="CCCCCC" w:sz="1"/>
+            </w:tcBorders>
+            <w:shd w:fill="F5F5F5" w:val="clear"/>
+            <w:tcMar>
+              <w:top w:type="dxa" w:w="80"/>
+              <w:left w:type="dxa" w:w="120"/>
+              <w:bottom w:type="dxa" w:w="80"/>
+              <w:right w:type="dxa" w:w="120"/>
+            </w:tcMar>
+          </w:tcPr>
+          <w:p>
+            <w:r>
+              <w:rPr>
+                <w:rFonts w:ascii="Courier New" w:cs="Courier New" w:eastAsia="Courier New" w:hAnsi="Courier New"/>
+                <w:sz w:val="18"/>
+                <w:szCs w:val="18"/>
+              </w:rPr>
+              <w:t xml:space="preserve">CTAs y headings detectados al salir</w:t>
+            </w:r>
+          </w:p>
+        </w:tc>
+      </w:tr>
+      <w:tr>
+        <w:tc>
+          <w:tcPr>
+            <w:tcW w:type="dxa" w:w="2200"/>
+            <w:tcBorders>
+              <w:top w:val="single" w:color="CCCCCC" w:sz="1"/>
+              <w:left w:val="single" w:color="CCCCCC" w:sz="1"/>
+              <w:bottom w:val="single" w:color="CCCCCC" w:sz="1"/>
+              <w:right w:val="single" w:color="CCCCCC" w:sz="1"/>
+            </w:tcBorders>
+            <w:shd w:fill="FFFFFF" w:val="clear"/>
+            <w:tcMar>
+              <w:top w:type="dxa" w:w="80"/>
+              <w:left w:type="dxa" w:w="120"/>
+              <w:bottom w:type="dxa" w:w="80"/>
+              <w:right w:type="dxa" w:w="120"/>
+            </w:tcMar>
+          </w:tcPr>
+          <w:p>
+            <w:r>
+              <w:rPr>
+                <w:rFonts w:ascii="Courier New" w:cs="Courier New" w:eastAsia="Courier New" w:hAnsi="Courier New"/>
+                <w:sz w:val="18"/>
+                <w:szCs w:val="18"/>
+              </w:rPr>
+              <w:t xml:space="preserve">elements_read</w:t>
+            </w:r>
+          </w:p>
+        </w:tc>
+        <w:tc>
+          <w:tcPr>
+            <w:tcW w:type="dxa" w:w="1400"/>
+            <w:tcBorders>
+              <w:top w:val="single" w:color="CCCCCC" w:sz="1"/>
+              <w:left w:val="single" w:color="CCCCCC" w:sz="1"/>
+              <w:bottom w:val="single" w:color="CCCCCC" w:sz="1"/>
+              <w:right w:val="single" w:color="CCCCCC" w:sz="1"/>
+            </w:tcBorders>
+            <w:shd w:fill="FFFFFF" w:val="clear"/>
+            <w:tcMar>
+              <w:top w:type="dxa" w:w="80"/>
+              <w:left w:type="dxa" w:w="120"/>
+              <w:bottom w:type="dxa" w:w="80"/>
+              <w:right w:type="dxa" w:w="120"/>
+            </w:tcMar>
+          </w:tcPr>
+          <w:p>
+            <w:r>
+              <w:rPr>
+                <w:rFonts w:ascii="Courier New" w:cs="Courier New" w:eastAsia="Courier New" w:hAnsi="Courier New"/>
+                <w:sz w:val="18"/>
+                <w:szCs w:val="18"/>
+              </w:rPr>
+              <w:t xml:space="preserve">array</w:t>
+            </w:r>
+          </w:p>
+        </w:tc>
+        <w:tc>
+          <w:tcPr>
+            <w:tcW w:type="dxa" w:w="5760"/>
+            <w:tcBorders>
+              <w:top w:val="single" w:color="CCCCCC" w:sz="1"/>
+              <w:left w:val="single" w:color="CCCCCC" w:sz="1"/>
+              <w:bottom w:val="single" w:color="CCCCCC" w:sz="1"/>
+              <w:right w:val="single" w:color="CCCCCC" w:sz="1"/>
+            </w:tcBorders>
+            <w:shd w:fill="FFFFFF" w:val="clear"/>
+            <w:tcMar>
+              <w:top w:type="dxa" w:w="80"/>
+              <w:left w:type="dxa" w:w="120"/>
+              <w:bottom w:type="dxa" w:w="80"/>
+              <w:right w:type="dxa" w:w="120"/>
+            </w:tcMar>
+          </w:tcPr>
+          <w:p>
+            <w:r>
+              <w:rPr>
+                <w:rFonts w:ascii="Courier New" w:cs="Courier New" w:eastAsia="Courier New" w:hAnsi="Courier New"/>
+                <w:sz w:val="18"/>
+                <w:szCs w:val="18"/>
+              </w:rPr>
+              <w:t xml:space="preserve">{tag, text, aria?, href?, dwell_ms?} dedup por xpath en la pagina</w:t>
+            </w:r>
+          </w:p>
+        </w:tc>
+      </w:tr>
+      <w:tr>
+        <w:tc>
+          <w:tcPr>
+            <w:tcW w:type="dxa" w:w="2200"/>
+            <w:tcBorders>
+              <w:top w:val="single" w:color="CCCCCC" w:sz="1"/>
+              <w:left w:val="single" w:color="CCCCCC" w:sz="1"/>
+              <w:bottom w:val="single" w:color="CCCCCC" w:sz="1"/>
+              <w:right w:val="single" w:color="CCCCCC" w:sz="1"/>
+            </w:tcBorders>
+            <w:shd w:fill="F5F5F5" w:val="clear"/>
+            <w:tcMar>
+              <w:top w:type="dxa" w:w="80"/>
+              <w:left w:type="dxa" w:w="120"/>
+              <w:bottom w:type="dxa" w:w="80"/>
+              <w:right w:type="dxa" w:w="120"/>
+            </w:tcMar>
+          </w:tcPr>
+          <w:p>
+            <w:r>
+              <w:rPr>
+                <w:rFonts w:ascii="Courier New" w:cs="Courier New" w:eastAsia="Courier New" w:hAnsi="Courier New"/>
+                <w:sz w:val="18"/>
+                <w:szCs w:val="18"/>
+              </w:rPr>
+              <w:t xml:space="preserve">reading_pauses</w:t>
+            </w:r>
+          </w:p>
+        </w:tc>
+        <w:tc>
+          <w:tcPr>
+            <w:tcW w:type="dxa" w:w="1400"/>
+            <w:tcBorders>
+              <w:top w:val="single" w:color="CCCCCC" w:sz="1"/>
+              <w:left w:val="single" w:color="CCCCCC" w:sz="1"/>
+              <w:bottom w:val="single" w:color="CCCCCC" w:sz="1"/>
+              <w:right w:val="single" w:color="CCCCCC" w:sz="1"/>
+            </w:tcBorders>
+            <w:shd w:fill="F5F5F5" w:val="clear"/>
+            <w:tcMar>
+              <w:top w:type="dxa" w:w="80"/>
+              <w:left w:type="dxa" w:w="120"/>
+              <w:bottom w:type="dxa" w:w="80"/>
+              <w:right w:type="dxa" w:w="120"/>
+            </w:tcMar>
+          </w:tcPr>
+          <w:p>
+            <w:r>
+              <w:rPr>
+                <w:rFonts w:ascii="Courier New" w:cs="Courier New" w:eastAsia="Courier New" w:hAnsi="Courier New"/>
+                <w:sz w:val="18"/>
+                <w:szCs w:val="18"/>
+              </w:rPr>
+              <w:t xml:space="preserve">array</w:t>
+            </w:r>
+          </w:p>
+        </w:tc>
+        <w:tc>
+          <w:tcPr>
+            <w:tcW w:type="dxa" w:w="5760"/>
+            <w:tcBorders>
+              <w:top w:val="single" w:color="CCCCCC" w:sz="1"/>
+              <w:left w:val="single" w:color="CCCCCC" w:sz="1"/>
+              <w:bottom w:val="single" w:color="CCCCCC" w:sz="1"/>
+              <w:right w:val="single" w:color="CCCCCC" w:sz="1"/>
+            </w:tcBorders>
+            <w:shd w:fill="F5F5F5" w:val="clear"/>
+            <w:tcMar>
+              <w:top w:type="dxa" w:w="80"/>
+              <w:left w:type="dxa" w:w="120"/>
+              <w:bottom w:type="dxa" w:w="80"/>
+              <w:right w:type="dxa" w:w="120"/>
+            </w:tcMar>
+          </w:tcPr>
+          <w:p>
+            <w:r>
+              <w:rPr>
+                <w:rFonts w:ascii="Courier New" w:cs="Courier New" w:eastAsia="Courier New" w:hAnsi="Courier New"/>
+                <w:sz w:val="18"/>
+                <w:szCs w:val="18"/>
+              </w:rPr>
+              <w:t xml:space="preserve">{time, scroll_pct, elements:[{tag, text}]}</w:t>
+            </w:r>
+          </w:p>
+        </w:tc>
+      </w:tr>
+      <w:tr>
+        <w:tc>
+          <w:tcPr>
+            <w:tcW w:type="dxa" w:w="2200"/>
+            <w:tcBorders>
+              <w:top w:val="single" w:color="CCCCCC" w:sz="1"/>
+              <w:left w:val="single" w:color="CCCCCC" w:sz="1"/>
+              <w:bottom w:val="single" w:color="CCCCCC" w:sz="1"/>
+              <w:right w:val="single" w:color="CCCCCC" w:sz="1"/>
+            </w:tcBorders>
+            <w:shd w:fill="FFFFFF" w:val="clear"/>
+            <w:tcMar>
+              <w:top w:type="dxa" w:w="80"/>
+              <w:left w:type="dxa" w:w="120"/>
+              <w:bottom w:type="dxa" w:w="80"/>
+              <w:right w:type="dxa" w:w="120"/>
+            </w:tcMar>
+          </w:tcPr>
+          <w:p>
+            <w:r>
+              <w:rPr>
+                <w:rFonts w:ascii="Courier New" w:cs="Courier New" w:eastAsia="Courier New" w:hAnsi="Courier New"/>
+                <w:sz w:val="18"/>
+                <w:szCs w:val="18"/>
+              </w:rPr>
+              <w:t xml:space="preserve">network</w:t>
+            </w:r>
+          </w:p>
+        </w:tc>
+        <w:tc>
+          <w:tcPr>
+            <w:tcW w:type="dxa" w:w="1400"/>
+            <w:tcBorders>
+              <w:top w:val="single" w:color="CCCCCC" w:sz="1"/>
+              <w:left w:val="single" w:color="CCCCCC" w:sz="1"/>
+              <w:bottom w:val="single" w:color="CCCCCC" w:sz="1"/>
+              <w:right w:val="single" w:color="CCCCCC" w:sz="1"/>
+            </w:tcBorders>
+            <w:shd w:fill="FFFFFF" w:val="clear"/>
+            <w:tcMar>
+              <w:top w:type="dxa" w:w="80"/>
+              <w:left w:type="dxa" w:w="120"/>
+              <w:bottom w:type="dxa" w:w="80"/>
+              <w:right w:type="dxa" w:w="120"/>
+            </w:tcMar>
+          </w:tcPr>
+          <w:p>
+            <w:r>
+              <w:rPr>
+                <w:rFonts w:ascii="Courier New" w:cs="Courier New" w:eastAsia="Courier New" w:hAnsi="Courier New"/>
+                <w:sz w:val="18"/>
+                <w:szCs w:val="18"/>
+              </w:rPr>
+              <w:t xml:space="preserve">array</w:t>
+            </w:r>
+          </w:p>
+        </w:tc>
+        <w:tc>
+          <w:tcPr>
+            <w:tcW w:type="dxa" w:w="5760"/>
+            <w:tcBorders>
+              <w:top w:val="single" w:color="CCCCCC" w:sz="1"/>
+              <w:left w:val="single" w:color="CCCCCC" w:sz="1"/>
+              <w:bottom w:val="single" w:color="CCCCCC" w:sz="1"/>
+              <w:right w:val="single" w:color="CCCCCC" w:sz="1"/>
+            </w:tcBorders>
+            <w:shd w:fill="FFFFFF" w:val="clear"/>
+            <w:tcMar>
+              <w:top w:type="dxa" w:w="80"/>
+              <w:left w:type="dxa" w:w="120"/>
+              <w:bottom w:type="dxa" w:w="80"/>
+              <w:right w:type="dxa" w:w="120"/>
+            </w:tcMar>
+          </w:tcPr>
+          <w:p>
+            <w:r>
+              <w:rPr>
+                <w:rFonts w:ascii="Courier New" w:cs="Courier New" w:eastAsia="Courier New" w:hAnsi="Courier New"/>
+                <w:sz w:val="18"/>
+                <w:szCs w:val="18"/>
+              </w:rPr>
+              <w:t xml:space="preserve">{time, method, url, status} de APIs reales del sitio</w:t>
+            </w:r>
+          </w:p>
+        </w:tc>
+      </w:tr>
+    </w:tbl>
+    <w:p>
+      <w:pPr>
+        <w:spacing w:before="60"/>
+      </w:pPr>
+      <w:r>
+        <w:rPr>
+          <w:rFonts w:ascii="Courier New" w:cs="Courier New" w:eastAsia="Courier New" w:hAnsi="Courier New"/>
+          <w:color w:val="555555"/>
+          <w:sz w:val="18"/>
+          <w:szCs w:val="18"/>
+        </w:rPr>
+        <w:t xml:space="preserve">  Los arrays vacios se eliminan en el output final.
+  network excluye URLs de google.com/url (redirects) al asignarse a la pagina.</w:t>
+      </w:r>
+    </w:p>
+    <w:p>
+      <w:r>
+        <w:t xml:space="preserve"/>
+      </w:r>
+    </w:p>
+    <w:p>
+      <w:r>
+        <w:rPr>
+          <w:b/>
+          <w:bCs/>
+        </w:rPr>
+        <w:t xml:space="preserve">8.3 Ejemplo de salida</w:t>
+      </w:r>
+    </w:p>
+    <w:p>
+      <w:r>
+        <w:rPr>
+          <w:rFonts w:ascii="Courier New" w:cs="Courier New" w:eastAsia="Courier New" w:hAnsi="Courier New"/>
+          <w:sz w:val="17"/>
+          <w:szCs w:val="17"/>
+        </w:rPr>
+        <w:t xml:space="preserve">{
+  "actions": [
+    { "time": 0.8, "source": "browser", "type": "page_load",
+      "data": { "url": "https://www.mercadolibre.com.mx/...", "title": "Camara TP-Link",
+                "referrer": "https://www.google.com/" } },
+    { "time": 3.1, "source": "speech",  "type": "speech",
+      "data": { "text": "Estoy buscando una camara de seguridad", "end": 5.2 } },
+    { "time": 7.4, "source": "browser", "type": "click",
+      "data": { "tag": "BUTTON", "text": "Comprar ahora",
+                "selectors": { "testid": "buy-now", "css": "button.buy-now",
+                               "xpath": "//*[@id=\"buy-now\"]" } } }
+  ],
+  "pages": [
+    { "url": "https://www.mercadolibre.com.mx/...",
+      "title": "Camara TP-Link Tapo",
+      "time_enter": 0.8, "time_exit": 42.1, "duration_ms": 41300,
+      "context": {
+        "product": { "name": "Camara TP-Link Tapo C200", "price": "899",
+                     "currency": "MXN", "availability": "InStock" },
+        "breadcrumbs": ["Electronica", "Camaras de Seguridad"]
+      },
+      "h1": "Camara TP-Link Tapo C200",
+      "price": "$ 899",
+      "buttons": ["Comprar ahora", "Agregar al carrito"],
+      "elements_read": [
+        { "tag": "H1", "text": "Camara TP-Link Tapo C200", "dwell_ms": 5162 }
+      ]
+    }
+  ]
 }</w:t>
       </w:r>
     </w:p>
@@ -9964,7 +12532,7 @@
         <w:pStyle w:val="Heading2"/>
       </w:pPr>
       <w:r>
-        <w:t xml:space="preserve">9. Resumen de tipos por frecuencia tipica</w:t>
+        <w:t xml:space="preserve">9. Resumen — valor de cada evento para la IA</w:t>
       </w:r>
     </w:p>
     <w:tbl>
@@ -9981,9 +12549,9 @@
       </w:tblPr>
       <w:tblGrid>
         <w:gridCol w:w="2400"/>
-        <w:gridCol w:w="2000"/>
-        <w:gridCol w:w="2000"/>
-        <w:gridCol w:w="2960"/>
+        <w:gridCol w:w="1600"/>
+        <w:gridCol w:w="1600"/>
+        <w:gridCol w:w="3760"/>
       </w:tblGrid>
       <w:tr>
         <w:trPr>
@@ -10024,7 +12592,7 @@
         </w:tc>
         <w:tc>
           <w:tcPr>
-            <w:tcW w:type="dxa" w:w="2000"/>
+            <w:tcW w:type="dxa" w:w="1600"/>
             <w:tcBorders>
               <w:top w:val="single" w:color="CCCCCC" w:sz="1"/>
               <w:left w:val="single" w:color="CCCCCC" w:sz="1"/>
@@ -10051,13 +12619,13 @@
                 <w:sz w:val="20"/>
                 <w:szCs w:val="20"/>
               </w:rPr>
-              <w:t xml:space="preserve">Fuente</w:t>
-            </w:r>
-          </w:p>
-        </w:tc>
-        <w:tc>
-          <w:tcPr>
-            <w:tcW w:type="dxa" w:w="2000"/>
+              <w:t xml:space="preserve">source</w:t>
+            </w:r>
+          </w:p>
+        </w:tc>
+        <w:tc>
+          <w:tcPr>
+            <w:tcW w:type="dxa" w:w="1600"/>
             <w:tcBorders>
               <w:top w:val="single" w:color="CCCCCC" w:sz="1"/>
               <w:left w:val="single" w:color="CCCCCC" w:sz="1"/>
@@ -10090,7 +12658,7 @@
         </w:tc>
         <w:tc>
           <w:tcPr>
-            <w:tcW w:type="dxa" w:w="2960"/>
+            <w:tcW w:type="dxa" w:w="3760"/>
             <w:tcBorders>
               <w:top w:val="single" w:color="CCCCCC" w:sz="1"/>
               <w:left w:val="single" w:color="CCCCCC" w:sz="1"/>
@@ -10153,7 +12721,7 @@
         </w:tc>
         <w:tc>
           <w:tcPr>
-            <w:tcW w:type="dxa" w:w="2000"/>
+            <w:tcW w:type="dxa" w:w="1600"/>
             <w:tcBorders>
               <w:top w:val="single" w:color="CCCCCC" w:sz="1"/>
               <w:left w:val="single" w:color="CCCCCC" w:sz="1"/>
@@ -10181,7 +12749,7 @@
         </w:tc>
         <w:tc>
           <w:tcPr>
-            <w:tcW w:type="dxa" w:w="2000"/>
+            <w:tcW w:type="dxa" w:w="1600"/>
             <w:tcBorders>
               <w:top w:val="single" w:color="CCCCCC" w:sz="1"/>
               <w:left w:val="single" w:color="CCCCCC" w:sz="1"/>
@@ -10209,29 +12777,29 @@
         </w:tc>
         <w:tc>
           <w:tcPr>
-            <w:tcW w:type="dxa" w:w="2960"/>
-            <w:tcBorders>
-              <w:top w:val="single" w:color="CCCCCC" w:sz="1"/>
-              <w:left w:val="single" w:color="CCCCCC" w:sz="1"/>
-              <w:bottom w:val="single" w:color="CCCCCC" w:sz="1"/>
-              <w:right w:val="single" w:color="CCCCCC" w:sz="1"/>
-            </w:tcBorders>
-            <w:shd w:fill="FFFFFF" w:val="clear"/>
-            <w:tcMar>
-              <w:top w:type="dxa" w:w="80"/>
-              <w:left w:type="dxa" w:w="120"/>
-              <w:bottom w:type="dxa" w:w="80"/>
-              <w:right w:type="dxa" w:w="120"/>
-            </w:tcMar>
-          </w:tcPr>
-          <w:p>
-            <w:r>
-              <w:rPr>
-                <w:rFonts w:ascii="Courier New" w:cs="Courier New" w:eastAsia="Courier New" w:hAnsi="Courier New"/>
-                <w:sz w:val="18"/>
-                <w:szCs w:val="18"/>
-              </w:rPr>
-              <w:t xml:space="preserve">Muy alto — explica la intencion</w:t>
+            <w:tcW w:type="dxa" w:w="3760"/>
+            <w:tcBorders>
+              <w:top w:val="single" w:color="CCCCCC" w:sz="1"/>
+              <w:left w:val="single" w:color="CCCCCC" w:sz="1"/>
+              <w:bottom w:val="single" w:color="CCCCCC" w:sz="1"/>
+              <w:right w:val="single" w:color="CCCCCC" w:sz="1"/>
+            </w:tcBorders>
+            <w:shd w:fill="FFFFFF" w:val="clear"/>
+            <w:tcMar>
+              <w:top w:type="dxa" w:w="80"/>
+              <w:left w:type="dxa" w:w="120"/>
+              <w:bottom w:type="dxa" w:w="80"/>
+              <w:right w:type="dxa" w:w="120"/>
+            </w:tcMar>
+          </w:tcPr>
+          <w:p>
+            <w:r>
+              <w:rPr>
+                <w:rFonts w:ascii="Courier New" w:cs="Courier New" w:eastAsia="Courier New" w:hAnsi="Courier New"/>
+                <w:sz w:val="18"/>
+                <w:szCs w:val="18"/>
+              </w:rPr>
+              <w:t xml:space="preserve">Muy alto — explicita la intencion del usuario</w:t>
             </w:r>
           </w:p>
         </w:tc>
@@ -10261,13 +12829,13 @@
                 <w:sz w:val="18"/>
                 <w:szCs w:val="18"/>
               </w:rPr>
-              <w:t xml:space="preserve">page_summary</w:t>
-            </w:r>
-          </w:p>
-        </w:tc>
-        <w:tc>
-          <w:tcPr>
-            <w:tcW w:type="dxa" w:w="2000"/>
+              <w:t xml:space="preserve">page_load + context</w:t>
+            </w:r>
+          </w:p>
+        </w:tc>
+        <w:tc>
+          <w:tcPr>
+            <w:tcW w:type="dxa" w:w="1600"/>
             <w:tcBorders>
               <w:top w:val="single" w:color="CCCCCC" w:sz="1"/>
               <w:left w:val="single" w:color="CCCCCC" w:sz="1"/>
@@ -10295,57 +12863,57 @@
         </w:tc>
         <w:tc>
           <w:tcPr>
-            <w:tcW w:type="dxa" w:w="2000"/>
-            <w:tcBorders>
-              <w:top w:val="single" w:color="CCCCCC" w:sz="1"/>
-              <w:left w:val="single" w:color="CCCCCC" w:sz="1"/>
-              <w:bottom w:val="single" w:color="CCCCCC" w:sz="1"/>
-              <w:right w:val="single" w:color="CCCCCC" w:sz="1"/>
-            </w:tcBorders>
-            <w:shd w:fill="F5F5F5" w:val="clear"/>
-            <w:tcMar>
-              <w:top w:type="dxa" w:w="80"/>
-              <w:left w:type="dxa" w:w="120"/>
-              <w:bottom w:type="dxa" w:w="80"/>
-              <w:right w:type="dxa" w:w="120"/>
-            </w:tcMar>
-          </w:tcPr>
-          <w:p>
-            <w:r>
-              <w:rPr>
-                <w:rFonts w:ascii="Courier New" w:cs="Courier New" w:eastAsia="Courier New" w:hAnsi="Courier New"/>
-                <w:sz w:val="18"/>
-                <w:szCs w:val="18"/>
-              </w:rPr>
-              <w:t xml:space="preserve">1/pagina</w:t>
-            </w:r>
-          </w:p>
-        </w:tc>
-        <w:tc>
-          <w:tcPr>
-            <w:tcW w:type="dxa" w:w="2960"/>
-            <w:tcBorders>
-              <w:top w:val="single" w:color="CCCCCC" w:sz="1"/>
-              <w:left w:val="single" w:color="CCCCCC" w:sz="1"/>
-              <w:bottom w:val="single" w:color="CCCCCC" w:sz="1"/>
-              <w:right w:val="single" w:color="CCCCCC" w:sz="1"/>
-            </w:tcBorders>
-            <w:shd w:fill="F5F5F5" w:val="clear"/>
-            <w:tcMar>
-              <w:top w:type="dxa" w:w="80"/>
-              <w:left w:type="dxa" w:w="120"/>
-              <w:bottom w:type="dxa" w:w="80"/>
-              <w:right w:type="dxa" w:w="120"/>
-            </w:tcMar>
-          </w:tcPr>
-          <w:p>
-            <w:r>
-              <w:rPr>
-                <w:rFonts w:ascii="Courier New" w:cs="Courier New" w:eastAsia="Courier New" w:hAnsi="Courier New"/>
-                <w:sz w:val="18"/>
-                <w:szCs w:val="18"/>
-              </w:rPr>
-              <w:t xml:space="preserve">Muy alto — resumen estructurado</w:t>
+            <w:tcW w:type="dxa" w:w="1600"/>
+            <w:tcBorders>
+              <w:top w:val="single" w:color="CCCCCC" w:sz="1"/>
+              <w:left w:val="single" w:color="CCCCCC" w:sz="1"/>
+              <w:bottom w:val="single" w:color="CCCCCC" w:sz="1"/>
+              <w:right w:val="single" w:color="CCCCCC" w:sz="1"/>
+            </w:tcBorders>
+            <w:shd w:fill="F5F5F5" w:val="clear"/>
+            <w:tcMar>
+              <w:top w:type="dxa" w:w="80"/>
+              <w:left w:type="dxa" w:w="120"/>
+              <w:bottom w:type="dxa" w:w="80"/>
+              <w:right w:type="dxa" w:w="120"/>
+            </w:tcMar>
+          </w:tcPr>
+          <w:p>
+            <w:r>
+              <w:rPr>
+                <w:rFonts w:ascii="Courier New" w:cs="Courier New" w:eastAsia="Courier New" w:hAnsi="Courier New"/>
+                <w:sz w:val="18"/>
+                <w:szCs w:val="18"/>
+              </w:rPr>
+              <w:t xml:space="preserve">Baja</w:t>
+            </w:r>
+          </w:p>
+        </w:tc>
+        <w:tc>
+          <w:tcPr>
+            <w:tcW w:type="dxa" w:w="3760"/>
+            <w:tcBorders>
+              <w:top w:val="single" w:color="CCCCCC" w:sz="1"/>
+              <w:left w:val="single" w:color="CCCCCC" w:sz="1"/>
+              <w:bottom w:val="single" w:color="CCCCCC" w:sz="1"/>
+              <w:right w:val="single" w:color="CCCCCC" w:sz="1"/>
+            </w:tcBorders>
+            <w:shd w:fill="F5F5F5" w:val="clear"/>
+            <w:tcMar>
+              <w:top w:type="dxa" w:w="80"/>
+              <w:left w:type="dxa" w:w="120"/>
+              <w:bottom w:type="dxa" w:w="80"/>
+              <w:right w:type="dxa" w:w="120"/>
+            </w:tcMar>
+          </w:tcPr>
+          <w:p>
+            <w:r>
+              <w:rPr>
+                <w:rFonts w:ascii="Courier New" w:cs="Courier New" w:eastAsia="Courier New" w:hAnsi="Courier New"/>
+                <w:sz w:val="18"/>
+                <w:szCs w:val="18"/>
+              </w:rPr>
+              <w:t xml:space="preserve">Muy alto — datos estructurados de la pagina</w:t>
             </w:r>
           </w:p>
         </w:tc>
@@ -10375,13 +12943,13 @@
                 <w:sz w:val="18"/>
                 <w:szCs w:val="18"/>
               </w:rPr>
-              <w:t xml:space="preserve">page_load</w:t>
-            </w:r>
-          </w:p>
-        </w:tc>
-        <w:tc>
-          <w:tcPr>
-            <w:tcW w:type="dxa" w:w="2000"/>
+              <w:t xml:space="preserve">page_summary</w:t>
+            </w:r>
+          </w:p>
+        </w:tc>
+        <w:tc>
+          <w:tcPr>
+            <w:tcW w:type="dxa" w:w="1600"/>
             <w:tcBorders>
               <w:top w:val="single" w:color="CCCCCC" w:sz="1"/>
               <w:left w:val="single" w:color="CCCCCC" w:sz="1"/>
@@ -10409,57 +12977,57 @@
         </w:tc>
         <w:tc>
           <w:tcPr>
-            <w:tcW w:type="dxa" w:w="2000"/>
-            <w:tcBorders>
-              <w:top w:val="single" w:color="CCCCCC" w:sz="1"/>
-              <w:left w:val="single" w:color="CCCCCC" w:sz="1"/>
-              <w:bottom w:val="single" w:color="CCCCCC" w:sz="1"/>
-              <w:right w:val="single" w:color="CCCCCC" w:sz="1"/>
-            </w:tcBorders>
-            <w:shd w:fill="FFFFFF" w:val="clear"/>
-            <w:tcMar>
-              <w:top w:type="dxa" w:w="80"/>
-              <w:left w:type="dxa" w:w="120"/>
-              <w:bottom w:type="dxa" w:w="80"/>
-              <w:right w:type="dxa" w:w="120"/>
-            </w:tcMar>
-          </w:tcPr>
-          <w:p>
-            <w:r>
-              <w:rPr>
-                <w:rFonts w:ascii="Courier New" w:cs="Courier New" w:eastAsia="Courier New" w:hAnsi="Courier New"/>
-                <w:sz w:val="18"/>
-                <w:szCs w:val="18"/>
-              </w:rPr>
-              <w:t xml:space="preserve">Baja</w:t>
-            </w:r>
-          </w:p>
-        </w:tc>
-        <w:tc>
-          <w:tcPr>
-            <w:tcW w:type="dxa" w:w="2960"/>
-            <w:tcBorders>
-              <w:top w:val="single" w:color="CCCCCC" w:sz="1"/>
-              <w:left w:val="single" w:color="CCCCCC" w:sz="1"/>
-              <w:bottom w:val="single" w:color="CCCCCC" w:sz="1"/>
-              <w:right w:val="single" w:color="CCCCCC" w:sz="1"/>
-            </w:tcBorders>
-            <w:shd w:fill="FFFFFF" w:val="clear"/>
-            <w:tcMar>
-              <w:top w:type="dxa" w:w="80"/>
-              <w:left w:type="dxa" w:w="120"/>
-              <w:bottom w:type="dxa" w:w="80"/>
-              <w:right w:type="dxa" w:w="120"/>
-            </w:tcMar>
-          </w:tcPr>
-          <w:p>
-            <w:r>
-              <w:rPr>
-                <w:rFonts w:ascii="Courier New" w:cs="Courier New" w:eastAsia="Courier New" w:hAnsi="Courier New"/>
-                <w:sz w:val="18"/>
-                <w:szCs w:val="18"/>
-              </w:rPr>
-              <w:t xml:space="preserve">Alto — trackea navegacion</w:t>
+            <w:tcW w:type="dxa" w:w="1600"/>
+            <w:tcBorders>
+              <w:top w:val="single" w:color="CCCCCC" w:sz="1"/>
+              <w:left w:val="single" w:color="CCCCCC" w:sz="1"/>
+              <w:bottom w:val="single" w:color="CCCCCC" w:sz="1"/>
+              <w:right w:val="single" w:color="CCCCCC" w:sz="1"/>
+            </w:tcBorders>
+            <w:shd w:fill="FFFFFF" w:val="clear"/>
+            <w:tcMar>
+              <w:top w:type="dxa" w:w="80"/>
+              <w:left w:type="dxa" w:w="120"/>
+              <w:bottom w:type="dxa" w:w="80"/>
+              <w:right w:type="dxa" w:w="120"/>
+            </w:tcMar>
+          </w:tcPr>
+          <w:p>
+            <w:r>
+              <w:rPr>
+                <w:rFonts w:ascii="Courier New" w:cs="Courier New" w:eastAsia="Courier New" w:hAnsi="Courier New"/>
+                <w:sz w:val="18"/>
+                <w:szCs w:val="18"/>
+              </w:rPr>
+              <w:t xml:space="preserve">1/pagina</w:t>
+            </w:r>
+          </w:p>
+        </w:tc>
+        <w:tc>
+          <w:tcPr>
+            <w:tcW w:type="dxa" w:w="3760"/>
+            <w:tcBorders>
+              <w:top w:val="single" w:color="CCCCCC" w:sz="1"/>
+              <w:left w:val="single" w:color="CCCCCC" w:sz="1"/>
+              <w:bottom w:val="single" w:color="CCCCCC" w:sz="1"/>
+              <w:right w:val="single" w:color="CCCCCC" w:sz="1"/>
+            </w:tcBorders>
+            <w:shd w:fill="FFFFFF" w:val="clear"/>
+            <w:tcMar>
+              <w:top w:type="dxa" w:w="80"/>
+              <w:left w:type="dxa" w:w="120"/>
+              <w:bottom w:type="dxa" w:w="80"/>
+              <w:right w:type="dxa" w:w="120"/>
+            </w:tcMar>
+          </w:tcPr>
+          <w:p>
+            <w:r>
+              <w:rPr>
+                <w:rFonts w:ascii="Courier New" w:cs="Courier New" w:eastAsia="Courier New" w:hAnsi="Courier New"/>
+                <w:sz w:val="18"/>
+                <w:szCs w:val="18"/>
+              </w:rPr>
+              <w:t xml:space="preserve">Muy alto — h1, precio, CTAs, secciones</w:t>
             </w:r>
           </w:p>
         </w:tc>
@@ -10495,7 +13063,7 @@
         </w:tc>
         <w:tc>
           <w:tcPr>
-            <w:tcW w:type="dxa" w:w="2000"/>
+            <w:tcW w:type="dxa" w:w="1600"/>
             <w:tcBorders>
               <w:top w:val="single" w:color="CCCCCC" w:sz="1"/>
               <w:left w:val="single" w:color="CCCCCC" w:sz="1"/>
@@ -10523,7 +13091,7 @@
         </w:tc>
         <w:tc>
           <w:tcPr>
-            <w:tcW w:type="dxa" w:w="2000"/>
+            <w:tcW w:type="dxa" w:w="1600"/>
             <w:tcBorders>
               <w:top w:val="single" w:color="CCCCCC" w:sz="1"/>
               <w:left w:val="single" w:color="CCCCCC" w:sz="1"/>
@@ -10551,29 +13119,29 @@
         </w:tc>
         <w:tc>
           <w:tcPr>
-            <w:tcW w:type="dxa" w:w="2960"/>
-            <w:tcBorders>
-              <w:top w:val="single" w:color="CCCCCC" w:sz="1"/>
-              <w:left w:val="single" w:color="CCCCCC" w:sz="1"/>
-              <w:bottom w:val="single" w:color="CCCCCC" w:sz="1"/>
-              <w:right w:val="single" w:color="CCCCCC" w:sz="1"/>
-            </w:tcBorders>
-            <w:shd w:fill="F5F5F5" w:val="clear"/>
-            <w:tcMar>
-              <w:top w:type="dxa" w:w="80"/>
-              <w:left w:type="dxa" w:w="120"/>
-              <w:bottom w:type="dxa" w:w="80"/>
-              <w:right w:type="dxa" w:w="120"/>
-            </w:tcMar>
-          </w:tcPr>
-          <w:p>
-            <w:r>
-              <w:rPr>
-                <w:rFonts w:ascii="Courier New" w:cs="Courier New" w:eastAsia="Courier New" w:hAnsi="Courier New"/>
-                <w:sz w:val="18"/>
-                <w:szCs w:val="18"/>
-              </w:rPr>
-              <w:t xml:space="preserve">Alto — captura input del usuario</w:t>
+            <w:tcW w:type="dxa" w:w="3760"/>
+            <w:tcBorders>
+              <w:top w:val="single" w:color="CCCCCC" w:sz="1"/>
+              <w:left w:val="single" w:color="CCCCCC" w:sz="1"/>
+              <w:bottom w:val="single" w:color="CCCCCC" w:sz="1"/>
+              <w:right w:val="single" w:color="CCCCCC" w:sz="1"/>
+            </w:tcBorders>
+            <w:shd w:fill="F5F5F5" w:val="clear"/>
+            <w:tcMar>
+              <w:top w:type="dxa" w:w="80"/>
+              <w:left w:type="dxa" w:w="120"/>
+              <w:bottom w:type="dxa" w:w="80"/>
+              <w:right w:type="dxa" w:w="120"/>
+            </w:tcMar>
+          </w:tcPr>
+          <w:p>
+            <w:r>
+              <w:rPr>
+                <w:rFonts w:ascii="Courier New" w:cs="Courier New" w:eastAsia="Courier New" w:hAnsi="Courier New"/>
+                <w:sz w:val="18"/>
+                <w:szCs w:val="18"/>
+              </w:rPr>
+              <w:t xml:space="preserve">Alto — captura el texto que el usuario escribio</w:t>
             </w:r>
           </w:p>
         </w:tc>
@@ -10603,13 +13171,13 @@
                 <w:sz w:val="18"/>
                 <w:szCs w:val="18"/>
               </w:rPr>
-              <w:t xml:space="preserve">element_read</w:t>
-            </w:r>
-          </w:p>
-        </w:tc>
-        <w:tc>
-          <w:tcPr>
-            <w:tcW w:type="dxa" w:w="2000"/>
+              <w:t xml:space="preserve">click</w:t>
+            </w:r>
+          </w:p>
+        </w:tc>
+        <w:tc>
+          <w:tcPr>
+            <w:tcW w:type="dxa" w:w="1600"/>
             <w:tcBorders>
               <w:top w:val="single" w:color="CCCCCC" w:sz="1"/>
               <w:left w:val="single" w:color="CCCCCC" w:sz="1"/>
@@ -10637,7 +13205,7 @@
         </w:tc>
         <w:tc>
           <w:tcPr>
-            <w:tcW w:type="dxa" w:w="2000"/>
+            <w:tcW w:type="dxa" w:w="1600"/>
             <w:tcBorders>
               <w:top w:val="single" w:color="CCCCCC" w:sz="1"/>
               <w:left w:val="single" w:color="CCCCCC" w:sz="1"/>
@@ -10665,29 +13233,29 @@
         </w:tc>
         <w:tc>
           <w:tcPr>
-            <w:tcW w:type="dxa" w:w="2960"/>
-            <w:tcBorders>
-              <w:top w:val="single" w:color="CCCCCC" w:sz="1"/>
-              <w:left w:val="single" w:color="CCCCCC" w:sz="1"/>
-              <w:bottom w:val="single" w:color="CCCCCC" w:sz="1"/>
-              <w:right w:val="single" w:color="CCCCCC" w:sz="1"/>
-            </w:tcBorders>
-            <w:shd w:fill="FFFFFF" w:val="clear"/>
-            <w:tcMar>
-              <w:top w:type="dxa" w:w="80"/>
-              <w:left w:type="dxa" w:w="120"/>
-              <w:bottom w:type="dxa" w:w="80"/>
-              <w:right w:type="dxa" w:w="120"/>
-            </w:tcMar>
-          </w:tcPr>
-          <w:p>
-            <w:r>
-              <w:rPr>
-                <w:rFonts w:ascii="Courier New" w:cs="Courier New" w:eastAsia="Courier New" w:hAnsi="Courier New"/>
-                <w:sz w:val="18"/>
-                <w:szCs w:val="18"/>
-              </w:rPr>
-              <w:t xml:space="preserve">Alto — que leyo el usuario</w:t>
+            <w:tcW w:type="dxa" w:w="3760"/>
+            <w:tcBorders>
+              <w:top w:val="single" w:color="CCCCCC" w:sz="1"/>
+              <w:left w:val="single" w:color="CCCCCC" w:sz="1"/>
+              <w:bottom w:val="single" w:color="CCCCCC" w:sz="1"/>
+              <w:right w:val="single" w:color="CCCCCC" w:sz="1"/>
+            </w:tcBorders>
+            <w:shd w:fill="FFFFFF" w:val="clear"/>
+            <w:tcMar>
+              <w:top w:type="dxa" w:w="80"/>
+              <w:left w:type="dxa" w:w="120"/>
+              <w:bottom w:type="dxa" w:w="80"/>
+              <w:right w:type="dxa" w:w="120"/>
+            </w:tcMar>
+          </w:tcPr>
+          <w:p>
+            <w:r>
+              <w:rPr>
+                <w:rFonts w:ascii="Courier New" w:cs="Courier New" w:eastAsia="Courier New" w:hAnsi="Courier New"/>
+                <w:sz w:val="18"/>
+                <w:szCs w:val="18"/>
+              </w:rPr>
+              <w:t xml:space="preserve">Alto — selectors estables para Playwright</w:t>
             </w:r>
           </w:p>
         </w:tc>
@@ -10717,13 +13285,13 @@
                 <w:sz w:val="18"/>
                 <w:szCs w:val="18"/>
               </w:rPr>
-              <w:t xml:space="preserve">click</w:t>
-            </w:r>
-          </w:p>
-        </w:tc>
-        <w:tc>
-          <w:tcPr>
-            <w:tcW w:type="dxa" w:w="2000"/>
+              <w:t xml:space="preserve">element_read</w:t>
+            </w:r>
+          </w:p>
+        </w:tc>
+        <w:tc>
+          <w:tcPr>
+            <w:tcW w:type="dxa" w:w="1600"/>
             <w:tcBorders>
               <w:top w:val="single" w:color="CCCCCC" w:sz="1"/>
               <w:left w:val="single" w:color="CCCCCC" w:sz="1"/>
@@ -10751,7 +13319,7 @@
         </w:tc>
         <w:tc>
           <w:tcPr>
-            <w:tcW w:type="dxa" w:w="2000"/>
+            <w:tcW w:type="dxa" w:w="1600"/>
             <w:tcBorders>
               <w:top w:val="single" w:color="CCCCCC" w:sz="1"/>
               <w:left w:val="single" w:color="CCCCCC" w:sz="1"/>
@@ -10779,29 +13347,29 @@
         </w:tc>
         <w:tc>
           <w:tcPr>
-            <w:tcW w:type="dxa" w:w="2960"/>
-            <w:tcBorders>
-              <w:top w:val="single" w:color="CCCCCC" w:sz="1"/>
-              <w:left w:val="single" w:color="CCCCCC" w:sz="1"/>
-              <w:bottom w:val="single" w:color="CCCCCC" w:sz="1"/>
-              <w:right w:val="single" w:color="CCCCCC" w:sz="1"/>
-            </w:tcBorders>
-            <w:shd w:fill="F5F5F5" w:val="clear"/>
-            <w:tcMar>
-              <w:top w:type="dxa" w:w="80"/>
-              <w:left w:type="dxa" w:w="120"/>
-              <w:bottom w:type="dxa" w:w="80"/>
-              <w:right w:type="dxa" w:w="120"/>
-            </w:tcMar>
-          </w:tcPr>
-          <w:p>
-            <w:r>
-              <w:rPr>
-                <w:rFonts w:ascii="Courier New" w:cs="Courier New" w:eastAsia="Courier New" w:hAnsi="Courier New"/>
-                <w:sz w:val="18"/>
-                <w:szCs w:val="18"/>
-              </w:rPr>
-              <w:t xml:space="preserve">Medio — que selecciono</w:t>
+            <w:tcW w:type="dxa" w:w="3760"/>
+            <w:tcBorders>
+              <w:top w:val="single" w:color="CCCCCC" w:sz="1"/>
+              <w:left w:val="single" w:color="CCCCCC" w:sz="1"/>
+              <w:bottom w:val="single" w:color="CCCCCC" w:sz="1"/>
+              <w:right w:val="single" w:color="CCCCCC" w:sz="1"/>
+            </w:tcBorders>
+            <w:shd w:fill="F5F5F5" w:val="clear"/>
+            <w:tcMar>
+              <w:top w:type="dxa" w:w="80"/>
+              <w:left w:type="dxa" w:w="120"/>
+              <w:bottom w:type="dxa" w:w="80"/>
+              <w:right w:type="dxa" w:w="120"/>
+            </w:tcMar>
+          </w:tcPr>
+          <w:p>
+            <w:r>
+              <w:rPr>
+                <w:rFonts w:ascii="Courier New" w:cs="Courier New" w:eastAsia="Courier New" w:hAnsi="Courier New"/>
+                <w:sz w:val="18"/>
+                <w:szCs w:val="18"/>
+              </w:rPr>
+              <w:t xml:space="preserve">Alto — que leyo el usuario (dwell time)</w:t>
             </w:r>
           </w:p>
         </w:tc>
@@ -10831,13 +13399,13 @@
                 <w:sz w:val="18"/>
                 <w:szCs w:val="18"/>
               </w:rPr>
-              <w:t xml:space="preserve">reading_pause</w:t>
-            </w:r>
-          </w:p>
-        </w:tc>
-        <w:tc>
-          <w:tcPr>
-            <w:tcW w:type="dxa" w:w="2000"/>
+              <w:t xml:space="preserve">input</w:t>
+            </w:r>
+          </w:p>
+        </w:tc>
+        <w:tc>
+          <w:tcPr>
+            <w:tcW w:type="dxa" w:w="1600"/>
             <w:tcBorders>
               <w:top w:val="single" w:color="CCCCCC" w:sz="1"/>
               <w:left w:val="single" w:color="CCCCCC" w:sz="1"/>
@@ -10865,7 +13433,7 @@
         </w:tc>
         <w:tc>
           <w:tcPr>
-            <w:tcW w:type="dxa" w:w="2000"/>
+            <w:tcW w:type="dxa" w:w="1600"/>
             <w:tcBorders>
               <w:top w:val="single" w:color="CCCCCC" w:sz="1"/>
               <w:left w:val="single" w:color="CCCCCC" w:sz="1"/>
@@ -10893,29 +13461,29 @@
         </w:tc>
         <w:tc>
           <w:tcPr>
-            <w:tcW w:type="dxa" w:w="2960"/>
-            <w:tcBorders>
-              <w:top w:val="single" w:color="CCCCCC" w:sz="1"/>
-              <w:left w:val="single" w:color="CCCCCC" w:sz="1"/>
-              <w:bottom w:val="single" w:color="CCCCCC" w:sz="1"/>
-              <w:right w:val="single" w:color="CCCCCC" w:sz="1"/>
-            </w:tcBorders>
-            <w:shd w:fill="FFFFFF" w:val="clear"/>
-            <w:tcMar>
-              <w:top w:type="dxa" w:w="80"/>
-              <w:left w:type="dxa" w:w="120"/>
-              <w:bottom w:type="dxa" w:w="80"/>
-              <w:right w:type="dxa" w:w="120"/>
-            </w:tcMar>
-          </w:tcPr>
-          <w:p>
-            <w:r>
-              <w:rPr>
-                <w:rFonts w:ascii="Courier New" w:cs="Courier New" w:eastAsia="Courier New" w:hAnsi="Courier New"/>
-                <w:sz w:val="18"/>
-                <w:szCs w:val="18"/>
-              </w:rPr>
-              <w:t xml:space="preserve">Medio — contexto de pantalla</w:t>
+            <w:tcW w:type="dxa" w:w="3760"/>
+            <w:tcBorders>
+              <w:top w:val="single" w:color="CCCCCC" w:sz="1"/>
+              <w:left w:val="single" w:color="CCCCCC" w:sz="1"/>
+              <w:bottom w:val="single" w:color="CCCCCC" w:sz="1"/>
+              <w:right w:val="single" w:color="CCCCCC" w:sz="1"/>
+            </w:tcBorders>
+            <w:shd w:fill="FFFFFF" w:val="clear"/>
+            <w:tcMar>
+              <w:top w:type="dxa" w:w="80"/>
+              <w:left w:type="dxa" w:w="120"/>
+              <w:bottom w:type="dxa" w:w="80"/>
+              <w:right w:type="dxa" w:w="120"/>
+            </w:tcMar>
+          </w:tcPr>
+          <w:p>
+            <w:r>
+              <w:rPr>
+                <w:rFonts w:ascii="Courier New" w:cs="Courier New" w:eastAsia="Courier New" w:hAnsi="Courier New"/>
+                <w:sz w:val="18"/>
+                <w:szCs w:val="18"/>
+              </w:rPr>
+              <w:t xml:space="preserve">Alto — valor final de campos de formulario</w:t>
             </w:r>
           </w:p>
         </w:tc>
@@ -10945,41 +13513,41 @@
                 <w:sz w:val="18"/>
                 <w:szCs w:val="18"/>
               </w:rPr>
-              <w:t xml:space="preserve">shortcut</w:t>
-            </w:r>
-          </w:p>
-        </w:tc>
-        <w:tc>
-          <w:tcPr>
-            <w:tcW w:type="dxa" w:w="2000"/>
-            <w:tcBorders>
-              <w:top w:val="single" w:color="CCCCCC" w:sz="1"/>
-              <w:left w:val="single" w:color="CCCCCC" w:sz="1"/>
-              <w:bottom w:val="single" w:color="CCCCCC" w:sz="1"/>
-              <w:right w:val="single" w:color="CCCCCC" w:sz="1"/>
-            </w:tcBorders>
-            <w:shd w:fill="F5F5F5" w:val="clear"/>
-            <w:tcMar>
-              <w:top w:type="dxa" w:w="80"/>
-              <w:left w:type="dxa" w:w="120"/>
-              <w:bottom w:type="dxa" w:w="80"/>
-              <w:right w:type="dxa" w:w="120"/>
-            </w:tcMar>
-          </w:tcPr>
-          <w:p>
-            <w:r>
-              <w:rPr>
-                <w:rFonts w:ascii="Courier New" w:cs="Courier New" w:eastAsia="Courier New" w:hAnsi="Courier New"/>
-                <w:sz w:val="18"/>
-                <w:szCs w:val="18"/>
-              </w:rPr>
-              <w:t xml:space="preserve">system</w:t>
-            </w:r>
-          </w:p>
-        </w:tc>
-        <w:tc>
-          <w:tcPr>
-            <w:tcW w:type="dxa" w:w="2000"/>
+              <w:t xml:space="preserve">reading_pause</w:t>
+            </w:r>
+          </w:p>
+        </w:tc>
+        <w:tc>
+          <w:tcPr>
+            <w:tcW w:type="dxa" w:w="1600"/>
+            <w:tcBorders>
+              <w:top w:val="single" w:color="CCCCCC" w:sz="1"/>
+              <w:left w:val="single" w:color="CCCCCC" w:sz="1"/>
+              <w:bottom w:val="single" w:color="CCCCCC" w:sz="1"/>
+              <w:right w:val="single" w:color="CCCCCC" w:sz="1"/>
+            </w:tcBorders>
+            <w:shd w:fill="F5F5F5" w:val="clear"/>
+            <w:tcMar>
+              <w:top w:type="dxa" w:w="80"/>
+              <w:left w:type="dxa" w:w="120"/>
+              <w:bottom w:type="dxa" w:w="80"/>
+              <w:right w:type="dxa" w:w="120"/>
+            </w:tcMar>
+          </w:tcPr>
+          <w:p>
+            <w:r>
+              <w:rPr>
+                <w:rFonts w:ascii="Courier New" w:cs="Courier New" w:eastAsia="Courier New" w:hAnsi="Courier New"/>
+                <w:sz w:val="18"/>
+                <w:szCs w:val="18"/>
+              </w:rPr>
+              <w:t xml:space="preserve">browser</w:t>
+            </w:r>
+          </w:p>
+        </w:tc>
+        <w:tc>
+          <w:tcPr>
+            <w:tcW w:type="dxa" w:w="1600"/>
             <w:tcBorders>
               <w:top w:val="single" w:color="CCCCCC" w:sz="1"/>
               <w:left w:val="single" w:color="CCCCCC" w:sz="1"/>
@@ -11007,29 +13575,29 @@
         </w:tc>
         <w:tc>
           <w:tcPr>
-            <w:tcW w:type="dxa" w:w="2960"/>
-            <w:tcBorders>
-              <w:top w:val="single" w:color="CCCCCC" w:sz="1"/>
-              <w:left w:val="single" w:color="CCCCCC" w:sz="1"/>
-              <w:bottom w:val="single" w:color="CCCCCC" w:sz="1"/>
-              <w:right w:val="single" w:color="CCCCCC" w:sz="1"/>
-            </w:tcBorders>
-            <w:shd w:fill="F5F5F5" w:val="clear"/>
-            <w:tcMar>
-              <w:top w:type="dxa" w:w="80"/>
-              <w:left w:type="dxa" w:w="120"/>
-              <w:bottom w:type="dxa" w:w="80"/>
-              <w:right w:type="dxa" w:w="120"/>
-            </w:tcMar>
-          </w:tcPr>
-          <w:p>
-            <w:r>
-              <w:rPr>
-                <w:rFonts w:ascii="Courier New" w:cs="Courier New" w:eastAsia="Courier New" w:hAnsi="Courier New"/>
-                <w:sz w:val="18"/>
-                <w:szCs w:val="18"/>
-              </w:rPr>
-              <w:t xml:space="preserve">Medio — acciones rapidas</w:t>
+            <w:tcW w:type="dxa" w:w="3760"/>
+            <w:tcBorders>
+              <w:top w:val="single" w:color="CCCCCC" w:sz="1"/>
+              <w:left w:val="single" w:color="CCCCCC" w:sz="1"/>
+              <w:bottom w:val="single" w:color="CCCCCC" w:sz="1"/>
+              <w:right w:val="single" w:color="CCCCCC" w:sz="1"/>
+            </w:tcBorders>
+            <w:shd w:fill="F5F5F5" w:val="clear"/>
+            <w:tcMar>
+              <w:top w:type="dxa" w:w="80"/>
+              <w:left w:type="dxa" w:w="120"/>
+              <w:bottom w:type="dxa" w:w="80"/>
+              <w:right w:type="dxa" w:w="120"/>
+            </w:tcMar>
+          </w:tcPr>
+          <w:p>
+            <w:r>
+              <w:rPr>
+                <w:rFonts w:ascii="Courier New" w:cs="Courier New" w:eastAsia="Courier New" w:hAnsi="Courier New"/>
+                <w:sz w:val="18"/>
+                <w:szCs w:val="18"/>
+              </w:rPr>
+              <w:t xml:space="preserve">Medio — contexto visual al pausar el scroll</w:t>
             </w:r>
           </w:p>
         </w:tc>
@@ -11059,41 +13627,41 @@
                 <w:sz w:val="18"/>
                 <w:szCs w:val="18"/>
               </w:rPr>
-              <w:t xml:space="preserve">text_select</w:t>
-            </w:r>
-          </w:p>
-        </w:tc>
-        <w:tc>
-          <w:tcPr>
-            <w:tcW w:type="dxa" w:w="2000"/>
-            <w:tcBorders>
-              <w:top w:val="single" w:color="CCCCCC" w:sz="1"/>
-              <w:left w:val="single" w:color="CCCCCC" w:sz="1"/>
-              <w:bottom w:val="single" w:color="CCCCCC" w:sz="1"/>
-              <w:right w:val="single" w:color="CCCCCC" w:sz="1"/>
-            </w:tcBorders>
-            <w:shd w:fill="FFFFFF" w:val="clear"/>
-            <w:tcMar>
-              <w:top w:type="dxa" w:w="80"/>
-              <w:left w:type="dxa" w:w="120"/>
-              <w:bottom w:type="dxa" w:w="80"/>
-              <w:right w:type="dxa" w:w="120"/>
-            </w:tcMar>
-          </w:tcPr>
-          <w:p>
-            <w:r>
-              <w:rPr>
-                <w:rFonts w:ascii="Courier New" w:cs="Courier New" w:eastAsia="Courier New" w:hAnsi="Courier New"/>
-                <w:sz w:val="18"/>
-                <w:szCs w:val="18"/>
-              </w:rPr>
-              <w:t xml:space="preserve">browser</w:t>
-            </w:r>
-          </w:p>
-        </w:tc>
-        <w:tc>
-          <w:tcPr>
-            <w:tcW w:type="dxa" w:w="2000"/>
+              <w:t xml:space="preserve">shortcut</w:t>
+            </w:r>
+          </w:p>
+        </w:tc>
+        <w:tc>
+          <w:tcPr>
+            <w:tcW w:type="dxa" w:w="1600"/>
+            <w:tcBorders>
+              <w:top w:val="single" w:color="CCCCCC" w:sz="1"/>
+              <w:left w:val="single" w:color="CCCCCC" w:sz="1"/>
+              <w:bottom w:val="single" w:color="CCCCCC" w:sz="1"/>
+              <w:right w:val="single" w:color="CCCCCC" w:sz="1"/>
+            </w:tcBorders>
+            <w:shd w:fill="FFFFFF" w:val="clear"/>
+            <w:tcMar>
+              <w:top w:type="dxa" w:w="80"/>
+              <w:left w:type="dxa" w:w="120"/>
+              <w:bottom w:type="dxa" w:w="80"/>
+              <w:right w:type="dxa" w:w="120"/>
+            </w:tcMar>
+          </w:tcPr>
+          <w:p>
+            <w:r>
+              <w:rPr>
+                <w:rFonts w:ascii="Courier New" w:cs="Courier New" w:eastAsia="Courier New" w:hAnsi="Courier New"/>
+                <w:sz w:val="18"/>
+                <w:szCs w:val="18"/>
+              </w:rPr>
+              <w:t xml:space="preserve">system</w:t>
+            </w:r>
+          </w:p>
+        </w:tc>
+        <w:tc>
+          <w:tcPr>
+            <w:tcW w:type="dxa" w:w="1600"/>
             <w:tcBorders>
               <w:top w:val="single" w:color="CCCCCC" w:sz="1"/>
               <w:left w:val="single" w:color="CCCCCC" w:sz="1"/>
@@ -11121,29 +13689,29 @@
         </w:tc>
         <w:tc>
           <w:tcPr>
-            <w:tcW w:type="dxa" w:w="2960"/>
-            <w:tcBorders>
-              <w:top w:val="single" w:color="CCCCCC" w:sz="1"/>
-              <w:left w:val="single" w:color="CCCCCC" w:sz="1"/>
-              <w:bottom w:val="single" w:color="CCCCCC" w:sz="1"/>
-              <w:right w:val="single" w:color="CCCCCC" w:sz="1"/>
-            </w:tcBorders>
-            <w:shd w:fill="FFFFFF" w:val="clear"/>
-            <w:tcMar>
-              <w:top w:type="dxa" w:w="80"/>
-              <w:left w:type="dxa" w:w="120"/>
-              <w:bottom w:type="dxa" w:w="80"/>
-              <w:right w:type="dxa" w:w="120"/>
-            </w:tcMar>
-          </w:tcPr>
-          <w:p>
-            <w:r>
-              <w:rPr>
-                <w:rFonts w:ascii="Courier New" w:cs="Courier New" w:eastAsia="Courier New" w:hAnsi="Courier New"/>
-                <w:sz w:val="18"/>
-                <w:szCs w:val="18"/>
-              </w:rPr>
-              <w:t xml:space="preserve">Medio — que leyo con atencion</w:t>
+            <w:tcW w:type="dxa" w:w="3760"/>
+            <w:tcBorders>
+              <w:top w:val="single" w:color="CCCCCC" w:sz="1"/>
+              <w:left w:val="single" w:color="CCCCCC" w:sz="1"/>
+              <w:bottom w:val="single" w:color="CCCCCC" w:sz="1"/>
+              <w:right w:val="single" w:color="CCCCCC" w:sz="1"/>
+            </w:tcBorders>
+            <w:shd w:fill="FFFFFF" w:val="clear"/>
+            <w:tcMar>
+              <w:top w:type="dxa" w:w="80"/>
+              <w:left w:type="dxa" w:w="120"/>
+              <w:bottom w:type="dxa" w:w="80"/>
+              <w:right w:type="dxa" w:w="120"/>
+            </w:tcMar>
+          </w:tcPr>
+          <w:p>
+            <w:r>
+              <w:rPr>
+                <w:rFonts w:ascii="Courier New" w:cs="Courier New" w:eastAsia="Courier New" w:hAnsi="Courier New"/>
+                <w:sz w:val="18"/>
+                <w:szCs w:val="18"/>
+              </w:rPr>
+              <w:t xml:space="preserve">Medio — acciones rapidas (Ctrl+C, Alt+Tab...)</w:t>
             </w:r>
           </w:p>
         </w:tc>
@@ -11179,35 +13747,35 @@
         </w:tc>
         <w:tc>
           <w:tcPr>
-            <w:tcW w:type="dxa" w:w="2000"/>
-            <w:tcBorders>
-              <w:top w:val="single" w:color="CCCCCC" w:sz="1"/>
-              <w:left w:val="single" w:color="CCCCCC" w:sz="1"/>
-              <w:bottom w:val="single" w:color="CCCCCC" w:sz="1"/>
-              <w:right w:val="single" w:color="CCCCCC" w:sz="1"/>
-            </w:tcBorders>
-            <w:shd w:fill="F5F5F5" w:val="clear"/>
-            <w:tcMar>
-              <w:top w:type="dxa" w:w="80"/>
-              <w:left w:type="dxa" w:w="120"/>
-              <w:bottom w:type="dxa" w:w="80"/>
-              <w:right w:type="dxa" w:w="120"/>
-            </w:tcMar>
-          </w:tcPr>
-          <w:p>
-            <w:r>
-              <w:rPr>
-                <w:rFonts w:ascii="Courier New" w:cs="Courier New" w:eastAsia="Courier New" w:hAnsi="Courier New"/>
-                <w:sz w:val="18"/>
-                <w:szCs w:val="18"/>
-              </w:rPr>
-              <w:t xml:space="preserve">system</w:t>
-            </w:r>
-          </w:p>
-        </w:tc>
-        <w:tc>
-          <w:tcPr>
-            <w:tcW w:type="dxa" w:w="2000"/>
+            <w:tcW w:type="dxa" w:w="1600"/>
+            <w:tcBorders>
+              <w:top w:val="single" w:color="CCCCCC" w:sz="1"/>
+              <w:left w:val="single" w:color="CCCCCC" w:sz="1"/>
+              <w:bottom w:val="single" w:color="CCCCCC" w:sz="1"/>
+              <w:right w:val="single" w:color="CCCCCC" w:sz="1"/>
+            </w:tcBorders>
+            <w:shd w:fill="F5F5F5" w:val="clear"/>
+            <w:tcMar>
+              <w:top w:type="dxa" w:w="80"/>
+              <w:left w:type="dxa" w:w="120"/>
+              <w:bottom w:type="dxa" w:w="80"/>
+              <w:right w:type="dxa" w:w="120"/>
+            </w:tcMar>
+          </w:tcPr>
+          <w:p>
+            <w:r>
+              <w:rPr>
+                <w:rFonts w:ascii="Courier New" w:cs="Courier New" w:eastAsia="Courier New" w:hAnsi="Courier New"/>
+                <w:sz w:val="18"/>
+                <w:szCs w:val="18"/>
+              </w:rPr>
+              <w:t xml:space="preserve">ambos</w:t>
+            </w:r>
+          </w:p>
+        </w:tc>
+        <w:tc>
+          <w:tcPr>
+            <w:tcW w:type="dxa" w:w="1600"/>
             <w:tcBorders>
               <w:top w:val="single" w:color="CCCCCC" w:sz="1"/>
               <w:left w:val="single" w:color="CCCCCC" w:sz="1"/>
@@ -11235,7 +13803,7 @@
         </w:tc>
         <w:tc>
           <w:tcPr>
-            <w:tcW w:type="dxa" w:w="2960"/>
+            <w:tcW w:type="dxa" w:w="3760"/>
             <w:tcBorders>
               <w:top w:val="single" w:color="CCCCCC" w:sz="1"/>
               <w:left w:val="single" w:color="CCCCCC" w:sz="1"/>
@@ -11293,7 +13861,7 @@
         </w:tc>
         <w:tc>
           <w:tcPr>
-            <w:tcW w:type="dxa" w:w="2000"/>
+            <w:tcW w:type="dxa" w:w="1600"/>
             <w:tcBorders>
               <w:top w:val="single" w:color="CCCCCC" w:sz="1"/>
               <w:left w:val="single" w:color="CCCCCC" w:sz="1"/>
@@ -11321,57 +13889,57 @@
         </w:tc>
         <w:tc>
           <w:tcPr>
-            <w:tcW w:type="dxa" w:w="2000"/>
-            <w:tcBorders>
-              <w:top w:val="single" w:color="CCCCCC" w:sz="1"/>
-              <w:left w:val="single" w:color="CCCCCC" w:sz="1"/>
-              <w:bottom w:val="single" w:color="CCCCCC" w:sz="1"/>
-              <w:right w:val="single" w:color="CCCCCC" w:sz="1"/>
-            </w:tcBorders>
-            <w:shd w:fill="FFFFFF" w:val="clear"/>
-            <w:tcMar>
-              <w:top w:type="dxa" w:w="80"/>
-              <w:left w:type="dxa" w:w="120"/>
-              <w:bottom w:type="dxa" w:w="80"/>
-              <w:right w:type="dxa" w:w="120"/>
-            </w:tcMar>
-          </w:tcPr>
-          <w:p>
-            <w:r>
-              <w:rPr>
-                <w:rFonts w:ascii="Courier New" w:cs="Courier New" w:eastAsia="Courier New" w:hAnsi="Courier New"/>
-                <w:sz w:val="18"/>
-                <w:szCs w:val="18"/>
-              </w:rPr>
-              <w:t xml:space="preserve">Alta</w:t>
-            </w:r>
-          </w:p>
-        </w:tc>
-        <w:tc>
-          <w:tcPr>
-            <w:tcW w:type="dxa" w:w="2960"/>
-            <w:tcBorders>
-              <w:top w:val="single" w:color="CCCCCC" w:sz="1"/>
-              <w:left w:val="single" w:color="CCCCCC" w:sz="1"/>
-              <w:bottom w:val="single" w:color="CCCCCC" w:sz="1"/>
-              <w:right w:val="single" w:color="CCCCCC" w:sz="1"/>
-            </w:tcBorders>
-            <w:shd w:fill="FFFFFF" w:val="clear"/>
-            <w:tcMar>
-              <w:top w:type="dxa" w:w="80"/>
-              <w:left w:type="dxa" w:w="120"/>
-              <w:bottom w:type="dxa" w:w="80"/>
-              <w:right w:type="dxa" w:w="120"/>
-            </w:tcMar>
-          </w:tcPr>
-          <w:p>
-            <w:r>
-              <w:rPr>
-                <w:rFonts w:ascii="Courier New" w:cs="Courier New" w:eastAsia="Courier New" w:hAnsi="Courier New"/>
-                <w:sz w:val="18"/>
-                <w:szCs w:val="18"/>
-              </w:rPr>
-              <w:t xml:space="preserve">Bajo — puede ser ruido</w:t>
+            <w:tcW w:type="dxa" w:w="1600"/>
+            <w:tcBorders>
+              <w:top w:val="single" w:color="CCCCCC" w:sz="1"/>
+              <w:left w:val="single" w:color="CCCCCC" w:sz="1"/>
+              <w:bottom w:val="single" w:color="CCCCCC" w:sz="1"/>
+              <w:right w:val="single" w:color="CCCCCC" w:sz="1"/>
+            </w:tcBorders>
+            <w:shd w:fill="FFFFFF" w:val="clear"/>
+            <w:tcMar>
+              <w:top w:type="dxa" w:w="80"/>
+              <w:left w:type="dxa" w:w="120"/>
+              <w:bottom w:type="dxa" w:w="80"/>
+              <w:right w:type="dxa" w:w="120"/>
+            </w:tcMar>
+          </w:tcPr>
+          <w:p>
+            <w:r>
+              <w:rPr>
+                <w:rFonts w:ascii="Courier New" w:cs="Courier New" w:eastAsia="Courier New" w:hAnsi="Courier New"/>
+                <w:sz w:val="18"/>
+                <w:szCs w:val="18"/>
+              </w:rPr>
+              <w:t xml:space="preserve">Baja</w:t>
+            </w:r>
+          </w:p>
+        </w:tc>
+        <w:tc>
+          <w:tcPr>
+            <w:tcW w:type="dxa" w:w="3760"/>
+            <w:tcBorders>
+              <w:top w:val="single" w:color="CCCCCC" w:sz="1"/>
+              <w:left w:val="single" w:color="CCCCCC" w:sz="1"/>
+              <w:bottom w:val="single" w:color="CCCCCC" w:sz="1"/>
+              <w:right w:val="single" w:color="CCCCCC" w:sz="1"/>
+            </w:tcBorders>
+            <w:shd w:fill="FFFFFF" w:val="clear"/>
+            <w:tcMar>
+              <w:top w:type="dxa" w:w="80"/>
+              <w:left w:type="dxa" w:w="120"/>
+              <w:bottom w:type="dxa" w:w="80"/>
+              <w:right w:type="dxa" w:w="120"/>
+            </w:tcMar>
+          </w:tcPr>
+          <w:p>
+            <w:r>
+              <w:rPr>
+                <w:rFonts w:ascii="Courier New" w:cs="Courier New" w:eastAsia="Courier New" w:hAnsi="Courier New"/>
+                <w:sz w:val="18"/>
+                <w:szCs w:val="18"/>
+              </w:rPr>
+              <w:t xml:space="preserve">Bajo — solo si la IA necesita confirmar intencion</w:t>
             </w:r>
           </w:p>
         </w:tc>
@@ -11407,7 +13975,7 @@
         </w:tc>
         <w:tc>
           <w:tcPr>
-            <w:tcW w:type="dxa" w:w="2000"/>
+            <w:tcW w:type="dxa" w:w="1600"/>
             <w:tcBorders>
               <w:top w:val="single" w:color="CCCCCC" w:sz="1"/>
               <w:left w:val="single" w:color="CCCCCC" w:sz="1"/>
@@ -11435,57 +14003,57 @@
         </w:tc>
         <w:tc>
           <w:tcPr>
-            <w:tcW w:type="dxa" w:w="2000"/>
-            <w:tcBorders>
-              <w:top w:val="single" w:color="CCCCCC" w:sz="1"/>
-              <w:left w:val="single" w:color="CCCCCC" w:sz="1"/>
-              <w:bottom w:val="single" w:color="CCCCCC" w:sz="1"/>
-              <w:right w:val="single" w:color="CCCCCC" w:sz="1"/>
-            </w:tcBorders>
-            <w:shd w:fill="F5F5F5" w:val="clear"/>
-            <w:tcMar>
-              <w:top w:type="dxa" w:w="80"/>
-              <w:left w:type="dxa" w:w="120"/>
-              <w:bottom w:type="dxa" w:w="80"/>
-              <w:right w:type="dxa" w:w="120"/>
-            </w:tcMar>
-          </w:tcPr>
-          <w:p>
-            <w:r>
-              <w:rPr>
-                <w:rFonts w:ascii="Courier New" w:cs="Courier New" w:eastAsia="Courier New" w:hAnsi="Courier New"/>
-                <w:sz w:val="18"/>
-                <w:szCs w:val="18"/>
-              </w:rPr>
-              <w:t xml:space="preserve">Muy alta</w:t>
-            </w:r>
-          </w:p>
-        </w:tc>
-        <w:tc>
-          <w:tcPr>
-            <w:tcW w:type="dxa" w:w="2960"/>
-            <w:tcBorders>
-              <w:top w:val="single" w:color="CCCCCC" w:sz="1"/>
-              <w:left w:val="single" w:color="CCCCCC" w:sz="1"/>
-              <w:bottom w:val="single" w:color="CCCCCC" w:sz="1"/>
-              <w:right w:val="single" w:color="CCCCCC" w:sz="1"/>
-            </w:tcBorders>
-            <w:shd w:fill="F5F5F5" w:val="clear"/>
-            <w:tcMar>
-              <w:top w:type="dxa" w:w="80"/>
-              <w:left w:type="dxa" w:w="120"/>
-              <w:bottom w:type="dxa" w:w="80"/>
-              <w:right w:type="dxa" w:w="120"/>
-            </w:tcMar>
-          </w:tcPr>
-          <w:p>
-            <w:r>
-              <w:rPr>
-                <w:rFonts w:ascii="Courier New" w:cs="Courier New" w:eastAsia="Courier New" w:hAnsi="Courier New"/>
-                <w:sz w:val="18"/>
-                <w:szCs w:val="18"/>
-              </w:rPr>
-              <w:t xml:space="preserve">Bajo — util solo para APIs clave</w:t>
+            <w:tcW w:type="dxa" w:w="1600"/>
+            <w:tcBorders>
+              <w:top w:val="single" w:color="CCCCCC" w:sz="1"/>
+              <w:left w:val="single" w:color="CCCCCC" w:sz="1"/>
+              <w:bottom w:val="single" w:color="CCCCCC" w:sz="1"/>
+              <w:right w:val="single" w:color="CCCCCC" w:sz="1"/>
+            </w:tcBorders>
+            <w:shd w:fill="F5F5F5" w:val="clear"/>
+            <w:tcMar>
+              <w:top w:type="dxa" w:w="80"/>
+              <w:left w:type="dxa" w:w="120"/>
+              <w:bottom w:type="dxa" w:w="80"/>
+              <w:right w:type="dxa" w:w="120"/>
+            </w:tcMar>
+          </w:tcPr>
+          <w:p>
+            <w:r>
+              <w:rPr>
+                <w:rFonts w:ascii="Courier New" w:cs="Courier New" w:eastAsia="Courier New" w:hAnsi="Courier New"/>
+                <w:sz w:val="18"/>
+                <w:szCs w:val="18"/>
+              </w:rPr>
+              <w:t xml:space="preserve">Alta</w:t>
+            </w:r>
+          </w:p>
+        </w:tc>
+        <w:tc>
+          <w:tcPr>
+            <w:tcW w:type="dxa" w:w="3760"/>
+            <w:tcBorders>
+              <w:top w:val="single" w:color="CCCCCC" w:sz="1"/>
+              <w:left w:val="single" w:color="CCCCCC" w:sz="1"/>
+              <w:bottom w:val="single" w:color="CCCCCC" w:sz="1"/>
+              <w:right w:val="single" w:color="CCCCCC" w:sz="1"/>
+            </w:tcBorders>
+            <w:shd w:fill="F5F5F5" w:val="clear"/>
+            <w:tcMar>
+              <w:top w:type="dxa" w:w="80"/>
+              <w:left w:type="dxa" w:w="120"/>
+              <w:bottom w:type="dxa" w:w="80"/>
+              <w:right w:type="dxa" w:w="120"/>
+            </w:tcMar>
+          </w:tcPr>
+          <w:p>
+            <w:r>
+              <w:rPr>
+                <w:rFonts w:ascii="Courier New" w:cs="Courier New" w:eastAsia="Courier New" w:hAnsi="Courier New"/>
+                <w:sz w:val="18"/>
+                <w:szCs w:val="18"/>
+              </w:rPr>
+              <w:t xml:space="preserve">Bajo — util solo si se necesita inspeccionar APIs</w:t>
             </w:r>
           </w:p>
         </w:tc>
@@ -11515,91 +14083,91 @@
                 <w:sz w:val="18"/>
                 <w:szCs w:val="18"/>
               </w:rPr>
-              <w:t xml:space="preserve">drag</w:t>
-            </w:r>
-          </w:p>
-        </w:tc>
-        <w:tc>
-          <w:tcPr>
-            <w:tcW w:type="dxa" w:w="2000"/>
-            <w:tcBorders>
-              <w:top w:val="single" w:color="CCCCCC" w:sz="1"/>
-              <w:left w:val="single" w:color="CCCCCC" w:sz="1"/>
-              <w:bottom w:val="single" w:color="CCCCCC" w:sz="1"/>
-              <w:right w:val="single" w:color="CCCCCC" w:sz="1"/>
-            </w:tcBorders>
-            <w:shd w:fill="FFFFFF" w:val="clear"/>
-            <w:tcMar>
-              <w:top w:type="dxa" w:w="80"/>
-              <w:left w:type="dxa" w:w="120"/>
-              <w:bottom w:type="dxa" w:w="80"/>
-              <w:right w:type="dxa" w:w="120"/>
-            </w:tcMar>
-          </w:tcPr>
-          <w:p>
-            <w:r>
-              <w:rPr>
-                <w:rFonts w:ascii="Courier New" w:cs="Courier New" w:eastAsia="Courier New" w:hAnsi="Courier New"/>
-                <w:sz w:val="18"/>
-                <w:szCs w:val="18"/>
-              </w:rPr>
-              <w:t xml:space="preserve">system</w:t>
-            </w:r>
-          </w:p>
-        </w:tc>
-        <w:tc>
-          <w:tcPr>
-            <w:tcW w:type="dxa" w:w="2000"/>
-            <w:tcBorders>
-              <w:top w:val="single" w:color="CCCCCC" w:sz="1"/>
-              <w:left w:val="single" w:color="CCCCCC" w:sz="1"/>
-              <w:bottom w:val="single" w:color="CCCCCC" w:sz="1"/>
-              <w:right w:val="single" w:color="CCCCCC" w:sz="1"/>
-            </w:tcBorders>
-            <w:shd w:fill="FFFFFF" w:val="clear"/>
-            <w:tcMar>
-              <w:top w:type="dxa" w:w="80"/>
-              <w:left w:type="dxa" w:w="120"/>
-              <w:bottom w:type="dxa" w:w="80"/>
-              <w:right w:type="dxa" w:w="120"/>
-            </w:tcMar>
-          </w:tcPr>
-          <w:p>
-            <w:r>
-              <w:rPr>
-                <w:rFonts w:ascii="Courier New" w:cs="Courier New" w:eastAsia="Courier New" w:hAnsi="Courier New"/>
-                <w:sz w:val="18"/>
-                <w:szCs w:val="18"/>
-              </w:rPr>
-              <w:t xml:space="preserve">Baja</w:t>
-            </w:r>
-          </w:p>
-        </w:tc>
-        <w:tc>
-          <w:tcPr>
-            <w:tcW w:type="dxa" w:w="2960"/>
-            <w:tcBorders>
-              <w:top w:val="single" w:color="CCCCCC" w:sz="1"/>
-              <w:left w:val="single" w:color="CCCCCC" w:sz="1"/>
-              <w:bottom w:val="single" w:color="CCCCCC" w:sz="1"/>
-              <w:right w:val="single" w:color="CCCCCC" w:sz="1"/>
-            </w:tcBorders>
-            <w:shd w:fill="FFFFFF" w:val="clear"/>
-            <w:tcMar>
-              <w:top w:type="dxa" w:w="80"/>
-              <w:left w:type="dxa" w:w="120"/>
-              <w:bottom w:type="dxa" w:w="80"/>
-              <w:right w:type="dxa" w:w="120"/>
-            </w:tcMar>
-          </w:tcPr>
-          <w:p>
-            <w:r>
-              <w:rPr>
-                <w:rFonts w:ascii="Courier New" w:cs="Courier New" w:eastAsia="Courier New" w:hAnsi="Courier New"/>
-                <w:sz w:val="18"/>
-                <w:szCs w:val="18"/>
-              </w:rPr>
-              <w:t xml:space="preserve">Contextual — segun la app</w:t>
+              <w:t xml:space="preserve">api_response</w:t>
+            </w:r>
+          </w:p>
+        </w:tc>
+        <w:tc>
+          <w:tcPr>
+            <w:tcW w:type="dxa" w:w="1600"/>
+            <w:tcBorders>
+              <w:top w:val="single" w:color="CCCCCC" w:sz="1"/>
+              <w:left w:val="single" w:color="CCCCCC" w:sz="1"/>
+              <w:bottom w:val="single" w:color="CCCCCC" w:sz="1"/>
+              <w:right w:val="single" w:color="CCCCCC" w:sz="1"/>
+            </w:tcBorders>
+            <w:shd w:fill="FFFFFF" w:val="clear"/>
+            <w:tcMar>
+              <w:top w:type="dxa" w:w="80"/>
+              <w:left w:type="dxa" w:w="120"/>
+              <w:bottom w:type="dxa" w:w="80"/>
+              <w:right w:type="dxa" w:w="120"/>
+            </w:tcMar>
+          </w:tcPr>
+          <w:p>
+            <w:r>
+              <w:rPr>
+                <w:rFonts w:ascii="Courier New" w:cs="Courier New" w:eastAsia="Courier New" w:hAnsi="Courier New"/>
+                <w:sz w:val="18"/>
+                <w:szCs w:val="18"/>
+              </w:rPr>
+              <w:t xml:space="preserve">browser</w:t>
+            </w:r>
+          </w:p>
+        </w:tc>
+        <w:tc>
+          <w:tcPr>
+            <w:tcW w:type="dxa" w:w="1600"/>
+            <w:tcBorders>
+              <w:top w:val="single" w:color="CCCCCC" w:sz="1"/>
+              <w:left w:val="single" w:color="CCCCCC" w:sz="1"/>
+              <w:bottom w:val="single" w:color="CCCCCC" w:sz="1"/>
+              <w:right w:val="single" w:color="CCCCCC" w:sz="1"/>
+            </w:tcBorders>
+            <w:shd w:fill="FFFFFF" w:val="clear"/>
+            <w:tcMar>
+              <w:top w:type="dxa" w:w="80"/>
+              <w:left w:type="dxa" w:w="120"/>
+              <w:bottom w:type="dxa" w:w="80"/>
+              <w:right w:type="dxa" w:w="120"/>
+            </w:tcMar>
+          </w:tcPr>
+          <w:p>
+            <w:r>
+              <w:rPr>
+                <w:rFonts w:ascii="Courier New" w:cs="Courier New" w:eastAsia="Courier New" w:hAnsi="Courier New"/>
+                <w:sz w:val="18"/>
+                <w:szCs w:val="18"/>
+              </w:rPr>
+              <w:t xml:space="preserve">Variable</w:t>
+            </w:r>
+          </w:p>
+        </w:tc>
+        <w:tc>
+          <w:tcPr>
+            <w:tcW w:type="dxa" w:w="3760"/>
+            <w:tcBorders>
+              <w:top w:val="single" w:color="CCCCCC" w:sz="1"/>
+              <w:left w:val="single" w:color="CCCCCC" w:sz="1"/>
+              <w:bottom w:val="single" w:color="CCCCCC" w:sz="1"/>
+              <w:right w:val="single" w:color="CCCCCC" w:sz="1"/>
+            </w:tcBorders>
+            <w:shd w:fill="FFFFFF" w:val="clear"/>
+            <w:tcMar>
+              <w:top w:type="dxa" w:w="80"/>
+              <w:left w:type="dxa" w:w="120"/>
+              <w:bottom w:type="dxa" w:w="80"/>
+              <w:right w:type="dxa" w:w="120"/>
+            </w:tcMar>
+          </w:tcPr>
+          <w:p>
+            <w:r>
+              <w:rPr>
+                <w:rFonts w:ascii="Courier New" w:cs="Courier New" w:eastAsia="Courier New" w:hAnsi="Courier New"/>
+                <w:sz w:val="18"/>
+                <w:szCs w:val="18"/>
+              </w:rPr>
+              <w:t xml:space="preserve">Variable — datos crudos de APIs interceptadas</w:t>
             </w:r>
           </w:p>
         </w:tc>
@@ -11629,20 +14197,134 @@
                 <w:sz w:val="18"/>
                 <w:szCs w:val="18"/>
               </w:rPr>
+              <w:t xml:space="preserve">text_select / copy / paste</w:t>
+            </w:r>
+          </w:p>
+        </w:tc>
+        <w:tc>
+          <w:tcPr>
+            <w:tcW w:type="dxa" w:w="1600"/>
+            <w:tcBorders>
+              <w:top w:val="single" w:color="CCCCCC" w:sz="1"/>
+              <w:left w:val="single" w:color="CCCCCC" w:sz="1"/>
+              <w:bottom w:val="single" w:color="CCCCCC" w:sz="1"/>
+              <w:right w:val="single" w:color="CCCCCC" w:sz="1"/>
+            </w:tcBorders>
+            <w:shd w:fill="F5F5F5" w:val="clear"/>
+            <w:tcMar>
+              <w:top w:type="dxa" w:w="80"/>
+              <w:left w:type="dxa" w:w="120"/>
+              <w:bottom w:type="dxa" w:w="80"/>
+              <w:right w:type="dxa" w:w="120"/>
+            </w:tcMar>
+          </w:tcPr>
+          <w:p>
+            <w:r>
+              <w:rPr>
+                <w:rFonts w:ascii="Courier New" w:cs="Courier New" w:eastAsia="Courier New" w:hAnsi="Courier New"/>
+                <w:sz w:val="18"/>
+                <w:szCs w:val="18"/>
+              </w:rPr>
+              <w:t xml:space="preserve">browser</w:t>
+            </w:r>
+          </w:p>
+        </w:tc>
+        <w:tc>
+          <w:tcPr>
+            <w:tcW w:type="dxa" w:w="1600"/>
+            <w:tcBorders>
+              <w:top w:val="single" w:color="CCCCCC" w:sz="1"/>
+              <w:left w:val="single" w:color="CCCCCC" w:sz="1"/>
+              <w:bottom w:val="single" w:color="CCCCCC" w:sz="1"/>
+              <w:right w:val="single" w:color="CCCCCC" w:sz="1"/>
+            </w:tcBorders>
+            <w:shd w:fill="F5F5F5" w:val="clear"/>
+            <w:tcMar>
+              <w:top w:type="dxa" w:w="80"/>
+              <w:left w:type="dxa" w:w="120"/>
+              <w:bottom w:type="dxa" w:w="80"/>
+              <w:right w:type="dxa" w:w="120"/>
+            </w:tcMar>
+          </w:tcPr>
+          <w:p>
+            <w:r>
+              <w:rPr>
+                <w:rFonts w:ascii="Courier New" w:cs="Courier New" w:eastAsia="Courier New" w:hAnsi="Courier New"/>
+                <w:sz w:val="18"/>
+                <w:szCs w:val="18"/>
+              </w:rPr>
+              <w:t xml:space="preserve">Baja</w:t>
+            </w:r>
+          </w:p>
+        </w:tc>
+        <w:tc>
+          <w:tcPr>
+            <w:tcW w:type="dxa" w:w="3760"/>
+            <w:tcBorders>
+              <w:top w:val="single" w:color="CCCCCC" w:sz="1"/>
+              <w:left w:val="single" w:color="CCCCCC" w:sz="1"/>
+              <w:bottom w:val="single" w:color="CCCCCC" w:sz="1"/>
+              <w:right w:val="single" w:color="CCCCCC" w:sz="1"/>
+            </w:tcBorders>
+            <w:shd w:fill="F5F5F5" w:val="clear"/>
+            <w:tcMar>
+              <w:top w:type="dxa" w:w="80"/>
+              <w:left w:type="dxa" w:w="120"/>
+              <w:bottom w:type="dxa" w:w="80"/>
+              <w:right w:type="dxa" w:w="120"/>
+            </w:tcMar>
+          </w:tcPr>
+          <w:p>
+            <w:r>
+              <w:rPr>
+                <w:rFonts w:ascii="Courier New" w:cs="Courier New" w:eastAsia="Courier New" w:hAnsi="Courier New"/>
+                <w:sz w:val="18"/>
+                <w:szCs w:val="18"/>
+              </w:rPr>
+              <w:t xml:space="preserve">Medio — que leyo o transcribio el usuario</w:t>
+            </w:r>
+          </w:p>
+        </w:tc>
+      </w:tr>
+      <w:tr>
+        <w:tc>
+          <w:tcPr>
+            <w:tcW w:type="dxa" w:w="2400"/>
+            <w:tcBorders>
+              <w:top w:val="single" w:color="CCCCCC" w:sz="1"/>
+              <w:left w:val="single" w:color="CCCCCC" w:sz="1"/>
+              <w:bottom w:val="single" w:color="CCCCCC" w:sz="1"/>
+              <w:right w:val="single" w:color="CCCCCC" w:sz="1"/>
+            </w:tcBorders>
+            <w:shd w:fill="FFFFFF" w:val="clear"/>
+            <w:tcMar>
+              <w:top w:type="dxa" w:w="80"/>
+              <w:left w:type="dxa" w:w="120"/>
+              <w:bottom w:type="dxa" w:w="80"/>
+              <w:right w:type="dxa" w:w="120"/>
+            </w:tcMar>
+          </w:tcPr>
+          <w:p>
+            <w:r>
+              <w:rPr>
+                <w:rFonts w:ascii="Courier New" w:cs="Courier New" w:eastAsia="Courier New" w:hAnsi="Courier New"/>
+                <w:sz w:val="18"/>
+                <w:szCs w:val="18"/>
+              </w:rPr>
               <w:t xml:space="preserve">screenshot</w:t>
             </w:r>
           </w:p>
         </w:tc>
         <w:tc>
           <w:tcPr>
-            <w:tcW w:type="dxa" w:w="2000"/>
-            <w:tcBorders>
-              <w:top w:val="single" w:color="CCCCCC" w:sz="1"/>
-              <w:left w:val="single" w:color="CCCCCC" w:sz="1"/>
-              <w:bottom w:val="single" w:color="CCCCCC" w:sz="1"/>
-              <w:right w:val="single" w:color="CCCCCC" w:sz="1"/>
-            </w:tcBorders>
-            <w:shd w:fill="F5F5F5" w:val="clear"/>
+            <w:tcW w:type="dxa" w:w="1600"/>
+            <w:tcBorders>
+              <w:top w:val="single" w:color="CCCCCC" w:sz="1"/>
+              <w:left w:val="single" w:color="CCCCCC" w:sz="1"/>
+              <w:bottom w:val="single" w:color="CCCCCC" w:sz="1"/>
+              <w:right w:val="single" w:color="CCCCCC" w:sz="1"/>
+            </w:tcBorders>
+            <w:shd w:fill="FFFFFF" w:val="clear"/>
             <w:tcMar>
               <w:top w:type="dxa" w:w="80"/>
               <w:left w:type="dxa" w:w="120"/>
@@ -11663,14 +14345,14 @@
         </w:tc>
         <w:tc>
           <w:tcPr>
-            <w:tcW w:type="dxa" w:w="2000"/>
-            <w:tcBorders>
-              <w:top w:val="single" w:color="CCCCCC" w:sz="1"/>
-              <w:left w:val="single" w:color="CCCCCC" w:sz="1"/>
-              <w:bottom w:val="single" w:color="CCCCCC" w:sz="1"/>
-              <w:right w:val="single" w:color="CCCCCC" w:sz="1"/>
-            </w:tcBorders>
-            <w:shd w:fill="F5F5F5" w:val="clear"/>
+            <w:tcW w:type="dxa" w:w="1600"/>
+            <w:tcBorders>
+              <w:top w:val="single" w:color="CCCCCC" w:sz="1"/>
+              <w:left w:val="single" w:color="CCCCCC" w:sz="1"/>
+              <w:bottom w:val="single" w:color="CCCCCC" w:sz="1"/>
+              <w:right w:val="single" w:color="CCCCCC" w:sz="1"/>
+            </w:tcBorders>
+            <w:shd w:fill="FFFFFF" w:val="clear"/>
             <w:tcMar>
               <w:top w:type="dxa" w:w="80"/>
               <w:left w:type="dxa" w:w="120"/>
@@ -11691,49 +14373,34 @@
         </w:tc>
         <w:tc>
           <w:tcPr>
-            <w:tcW w:type="dxa" w:w="2960"/>
-            <w:tcBorders>
-              <w:top w:val="single" w:color="CCCCCC" w:sz="1"/>
-              <w:left w:val="single" w:color="CCCCCC" w:sz="1"/>
-              <w:bottom w:val="single" w:color="CCCCCC" w:sz="1"/>
-              <w:right w:val="single" w:color="CCCCCC" w:sz="1"/>
-            </w:tcBorders>
-            <w:shd w:fill="F5F5F5" w:val="clear"/>
-            <w:tcMar>
-              <w:top w:type="dxa" w:w="80"/>
-              <w:left w:type="dxa" w:w="120"/>
-              <w:bottom w:type="dxa" w:w="80"/>
-              <w:right w:type="dxa" w:w="120"/>
-            </w:tcMar>
-          </w:tcPr>
-          <w:p>
-            <w:r>
-              <w:rPr>
-                <w:rFonts w:ascii="Courier New" w:cs="Courier New" w:eastAsia="Courier New" w:hAnsi="Courier New"/>
-                <w:sz w:val="18"/>
-                <w:szCs w:val="18"/>
-              </w:rPr>
-              <w:t xml:space="preserve">Opcional — imagen de pantalla en momentos clave</w:t>
+            <w:tcW w:type="dxa" w:w="3760"/>
+            <w:tcBorders>
+              <w:top w:val="single" w:color="CCCCCC" w:sz="1"/>
+              <w:left w:val="single" w:color="CCCCCC" w:sz="1"/>
+              <w:bottom w:val="single" w:color="CCCCCC" w:sz="1"/>
+              <w:right w:val="single" w:color="CCCCCC" w:sz="1"/>
+            </w:tcBorders>
+            <w:shd w:fill="FFFFFF" w:val="clear"/>
+            <w:tcMar>
+              <w:top w:type="dxa" w:w="80"/>
+              <w:left w:type="dxa" w:w="120"/>
+              <w:bottom w:type="dxa" w:w="80"/>
+              <w:right w:type="dxa" w:w="120"/>
+            </w:tcMar>
+          </w:tcPr>
+          <w:p>
+            <w:r>
+              <w:rPr>
+                <w:rFonts w:ascii="Courier New" w:cs="Courier New" w:eastAsia="Courier New" w:hAnsi="Courier New"/>
+                <w:sz w:val="18"/>
+                <w:szCs w:val="18"/>
+              </w:rPr>
+              <w:t xml:space="preserve">Opcional — recurso visual on-demand para la IA</w:t>
             </w:r>
           </w:p>
         </w:tc>
       </w:tr>
     </w:tbl>
-    <w:p>
-      <w:pPr>
-        <w:spacing w:before="100"/>
-      </w:pPr>
-      <w:r>
-        <w:rPr>
-          <w:rFonts w:ascii="Courier New" w:cs="Courier New" w:eastAsia="Courier New" w:hAnsi="Courier New"/>
-          <w:color w:val="888888"/>
-          <w:sz w:val="18"/>
-          <w:szCs w:val="18"/>
-        </w:rPr>
-        <w:t xml:space="preserve">  (*) Los screenshots no se analizan automaticamente. La IA los consulta solo cuando
-  la informacion textual no es suficiente para entender lo que ocurrio en pantalla.</w:t>
-      </w:r>
-    </w:p>
     <w:sectPr>
       <w:pgSz w:w="12240" w:h="15840" w:orient="portrait"/>
       <w:pgMar w:top="1440" w:right="1440" w:bottom="1440" w:left="1440" w:header="708" w:footer="708" w:gutter="0"/>

--- a/docs/Esquema de Eventos - Proyecto Loco.docx
+++ b/docs/Esquema de Eventos - Proyecto Loco.docx
@@ -4267,6 +4267,436 @@
           </w:p>
         </w:tc>
       </w:tr>
+      <w:tr>
+        <w:tc>
+          <w:tcPr>
+            <w:tcW w:type="dxa" w:w="1800"/>
+            <w:tcBorders>
+              <w:top w:val="single" w:color="CCCCCC" w:sz="1"/>
+              <w:left w:val="single" w:color="CCCCCC" w:sz="1"/>
+              <w:bottom w:val="single" w:color="CCCCCC" w:sz="1"/>
+              <w:right w:val="single" w:color="CCCCCC" w:sz="1"/>
+            </w:tcBorders>
+            <w:shd w:fill="FFFFFF" w:val="clear"/>
+            <w:tcMar>
+              <w:top w:type="dxa" w:w="80"/>
+              <w:left w:type="dxa" w:w="120"/>
+              <w:bottom w:type="dxa" w:w="80"/>
+              <w:right w:type="dxa" w:w="120"/>
+            </w:tcMar>
+          </w:tcPr>
+          <w:p>
+            <w:r>
+              <w:rPr>
+                <w:rFonts w:ascii="Courier New" w:cs="Courier New" w:eastAsia="Courier New" w:hAnsi="Courier New"/>
+                <w:sz w:val="18"/>
+                <w:szCs w:val="18"/>
+              </w:rPr>
+              <w:t xml:space="preserve">label</w:t>
+            </w:r>
+          </w:p>
+        </w:tc>
+        <w:tc>
+          <w:tcPr>
+            <w:tcW w:type="dxa" w:w="1400"/>
+            <w:tcBorders>
+              <w:top w:val="single" w:color="CCCCCC" w:sz="1"/>
+              <w:left w:val="single" w:color="CCCCCC" w:sz="1"/>
+              <w:bottom w:val="single" w:color="CCCCCC" w:sz="1"/>
+              <w:right w:val="single" w:color="CCCCCC" w:sz="1"/>
+            </w:tcBorders>
+            <w:shd w:fill="FFFFFF" w:val="clear"/>
+            <w:tcMar>
+              <w:top w:type="dxa" w:w="80"/>
+              <w:left w:type="dxa" w:w="120"/>
+              <w:bottom w:type="dxa" w:w="80"/>
+              <w:right w:type="dxa" w:w="120"/>
+            </w:tcMar>
+          </w:tcPr>
+          <w:p>
+            <w:r>
+              <w:rPr>
+                <w:rFonts w:ascii="Courier New" w:cs="Courier New" w:eastAsia="Courier New" w:hAnsi="Courier New"/>
+                <w:sz w:val="18"/>
+                <w:szCs w:val="18"/>
+              </w:rPr>
+              <w:t xml:space="preserve">string</w:t>
+            </w:r>
+          </w:p>
+        </w:tc>
+        <w:tc>
+          <w:tcPr>
+            <w:tcW w:type="dxa" w:w="6160"/>
+            <w:tcBorders>
+              <w:top w:val="single" w:color="CCCCCC" w:sz="1"/>
+              <w:left w:val="single" w:color="CCCCCC" w:sz="1"/>
+              <w:bottom w:val="single" w:color="CCCCCC" w:sz="1"/>
+              <w:right w:val="single" w:color="CCCCCC" w:sz="1"/>
+            </w:tcBorders>
+            <w:shd w:fill="FFFFFF" w:val="clear"/>
+            <w:tcMar>
+              <w:top w:type="dxa" w:w="80"/>
+              <w:left w:type="dxa" w:w="120"/>
+              <w:bottom w:type="dxa" w:w="80"/>
+              <w:right w:type="dxa" w:w="120"/>
+            </w:tcMar>
+          </w:tcPr>
+          <w:p>
+            <w:r>
+              <w:rPr>
+                <w:rFonts w:ascii="Courier New" w:cs="Courier New" w:eastAsia="Courier New" w:hAnsi="Courier New"/>
+                <w:sz w:val="18"/>
+                <w:szCs w:val="18"/>
+              </w:rPr>
+              <w:t xml:space="preserve">Texto del &lt;label for&gt; / aria-labelledby / label envolvente (solo INPUT/TEXTAREA/SELECT)</w:t>
+            </w:r>
+          </w:p>
+        </w:tc>
+      </w:tr>
+      <w:tr>
+        <w:tc>
+          <w:tcPr>
+            <w:tcW w:type="dxa" w:w="1800"/>
+            <w:tcBorders>
+              <w:top w:val="single" w:color="CCCCCC" w:sz="1"/>
+              <w:left w:val="single" w:color="CCCCCC" w:sz="1"/>
+              <w:bottom w:val="single" w:color="CCCCCC" w:sz="1"/>
+              <w:right w:val="single" w:color="CCCCCC" w:sz="1"/>
+            </w:tcBorders>
+            <w:shd w:fill="F5F5F5" w:val="clear"/>
+            <w:tcMar>
+              <w:top w:type="dxa" w:w="80"/>
+              <w:left w:type="dxa" w:w="120"/>
+              <w:bottom w:type="dxa" w:w="80"/>
+              <w:right w:type="dxa" w:w="120"/>
+            </w:tcMar>
+          </w:tcPr>
+          <w:p>
+            <w:r>
+              <w:rPr>
+                <w:rFonts w:ascii="Courier New" w:cs="Courier New" w:eastAsia="Courier New" w:hAnsi="Courier New"/>
+                <w:sz w:val="18"/>
+                <w:szCs w:val="18"/>
+              </w:rPr>
+              <w:t xml:space="preserve">placeholder</w:t>
+            </w:r>
+          </w:p>
+        </w:tc>
+        <w:tc>
+          <w:tcPr>
+            <w:tcW w:type="dxa" w:w="1400"/>
+            <w:tcBorders>
+              <w:top w:val="single" w:color="CCCCCC" w:sz="1"/>
+              <w:left w:val="single" w:color="CCCCCC" w:sz="1"/>
+              <w:bottom w:val="single" w:color="CCCCCC" w:sz="1"/>
+              <w:right w:val="single" w:color="CCCCCC" w:sz="1"/>
+            </w:tcBorders>
+            <w:shd w:fill="F5F5F5" w:val="clear"/>
+            <w:tcMar>
+              <w:top w:type="dxa" w:w="80"/>
+              <w:left w:type="dxa" w:w="120"/>
+              <w:bottom w:type="dxa" w:w="80"/>
+              <w:right w:type="dxa" w:w="120"/>
+            </w:tcMar>
+          </w:tcPr>
+          <w:p>
+            <w:r>
+              <w:rPr>
+                <w:rFonts w:ascii="Courier New" w:cs="Courier New" w:eastAsia="Courier New" w:hAnsi="Courier New"/>
+                <w:sz w:val="18"/>
+                <w:szCs w:val="18"/>
+              </w:rPr>
+              <w:t xml:space="preserve">string</w:t>
+            </w:r>
+          </w:p>
+        </w:tc>
+        <w:tc>
+          <w:tcPr>
+            <w:tcW w:type="dxa" w:w="6160"/>
+            <w:tcBorders>
+              <w:top w:val="single" w:color="CCCCCC" w:sz="1"/>
+              <w:left w:val="single" w:color="CCCCCC" w:sz="1"/>
+              <w:bottom w:val="single" w:color="CCCCCC" w:sz="1"/>
+              <w:right w:val="single" w:color="CCCCCC" w:sz="1"/>
+            </w:tcBorders>
+            <w:shd w:fill="F5F5F5" w:val="clear"/>
+            <w:tcMar>
+              <w:top w:type="dxa" w:w="80"/>
+              <w:left w:type="dxa" w:w="120"/>
+              <w:bottom w:type="dxa" w:w="80"/>
+              <w:right w:type="dxa" w:w="120"/>
+            </w:tcMar>
+          </w:tcPr>
+          <w:p>
+            <w:r>
+              <w:rPr>
+                <w:rFonts w:ascii="Courier New" w:cs="Courier New" w:eastAsia="Courier New" w:hAnsi="Courier New"/>
+                <w:sz w:val="18"/>
+                <w:szCs w:val="18"/>
+              </w:rPr>
+              <w:t xml:space="preserve">Atributo placeholder del elemento (solo INPUT/TEXTAREA/SELECT)</w:t>
+            </w:r>
+          </w:p>
+        </w:tc>
+      </w:tr>
+      <w:tr>
+        <w:tc>
+          <w:tcPr>
+            <w:tcW w:type="dxa" w:w="1800"/>
+            <w:tcBorders>
+              <w:top w:val="single" w:color="CCCCCC" w:sz="1"/>
+              <w:left w:val="single" w:color="CCCCCC" w:sz="1"/>
+              <w:bottom w:val="single" w:color="CCCCCC" w:sz="1"/>
+              <w:right w:val="single" w:color="CCCCCC" w:sz="1"/>
+            </w:tcBorders>
+            <w:shd w:fill="FFFFFF" w:val="clear"/>
+            <w:tcMar>
+              <w:top w:type="dxa" w:w="80"/>
+              <w:left w:type="dxa" w:w="120"/>
+              <w:bottom w:type="dxa" w:w="80"/>
+              <w:right w:type="dxa" w:w="120"/>
+            </w:tcMar>
+          </w:tcPr>
+          <w:p>
+            <w:r>
+              <w:rPr>
+                <w:rFonts w:ascii="Courier New" w:cs="Courier New" w:eastAsia="Courier New" w:hAnsi="Courier New"/>
+                <w:sz w:val="18"/>
+                <w:szCs w:val="18"/>
+              </w:rPr>
+              <w:t xml:space="preserve">form_id</w:t>
+            </w:r>
+          </w:p>
+        </w:tc>
+        <w:tc>
+          <w:tcPr>
+            <w:tcW w:type="dxa" w:w="1400"/>
+            <w:tcBorders>
+              <w:top w:val="single" w:color="CCCCCC" w:sz="1"/>
+              <w:left w:val="single" w:color="CCCCCC" w:sz="1"/>
+              <w:bottom w:val="single" w:color="CCCCCC" w:sz="1"/>
+              <w:right w:val="single" w:color="CCCCCC" w:sz="1"/>
+            </w:tcBorders>
+            <w:shd w:fill="FFFFFF" w:val="clear"/>
+            <w:tcMar>
+              <w:top w:type="dxa" w:w="80"/>
+              <w:left w:type="dxa" w:w="120"/>
+              <w:bottom w:type="dxa" w:w="80"/>
+              <w:right w:type="dxa" w:w="120"/>
+            </w:tcMar>
+          </w:tcPr>
+          <w:p>
+            <w:r>
+              <w:rPr>
+                <w:rFonts w:ascii="Courier New" w:cs="Courier New" w:eastAsia="Courier New" w:hAnsi="Courier New"/>
+                <w:sz w:val="18"/>
+                <w:szCs w:val="18"/>
+              </w:rPr>
+              <w:t xml:space="preserve">string</w:t>
+            </w:r>
+          </w:p>
+        </w:tc>
+        <w:tc>
+          <w:tcPr>
+            <w:tcW w:type="dxa" w:w="6160"/>
+            <w:tcBorders>
+              <w:top w:val="single" w:color="CCCCCC" w:sz="1"/>
+              <w:left w:val="single" w:color="CCCCCC" w:sz="1"/>
+              <w:bottom w:val="single" w:color="CCCCCC" w:sz="1"/>
+              <w:right w:val="single" w:color="CCCCCC" w:sz="1"/>
+            </w:tcBorders>
+            <w:shd w:fill="FFFFFF" w:val="clear"/>
+            <w:tcMar>
+              <w:top w:type="dxa" w:w="80"/>
+              <w:left w:type="dxa" w:w="120"/>
+              <w:bottom w:type="dxa" w:w="80"/>
+              <w:right w:type="dxa" w:w="120"/>
+            </w:tcMar>
+          </w:tcPr>
+          <w:p>
+            <w:r>
+              <w:rPr>
+                <w:rFonts w:ascii="Courier New" w:cs="Courier New" w:eastAsia="Courier New" w:hAnsi="Courier New"/>
+                <w:sz w:val="18"/>
+                <w:szCs w:val="18"/>
+              </w:rPr>
+              <w:t xml:space="preserve">id del &lt;form&gt; ancestro (solo si el elemento esta dentro de un form)</w:t>
+            </w:r>
+          </w:p>
+        </w:tc>
+      </w:tr>
+      <w:tr>
+        <w:tc>
+          <w:tcPr>
+            <w:tcW w:type="dxa" w:w="1800"/>
+            <w:tcBorders>
+              <w:top w:val="single" w:color="CCCCCC" w:sz="1"/>
+              <w:left w:val="single" w:color="CCCCCC" w:sz="1"/>
+              <w:bottom w:val="single" w:color="CCCCCC" w:sz="1"/>
+              <w:right w:val="single" w:color="CCCCCC" w:sz="1"/>
+            </w:tcBorders>
+            <w:shd w:fill="F5F5F5" w:val="clear"/>
+            <w:tcMar>
+              <w:top w:type="dxa" w:w="80"/>
+              <w:left w:type="dxa" w:w="120"/>
+              <w:bottom w:type="dxa" w:w="80"/>
+              <w:right w:type="dxa" w:w="120"/>
+            </w:tcMar>
+          </w:tcPr>
+          <w:p>
+            <w:r>
+              <w:rPr>
+                <w:rFonts w:ascii="Courier New" w:cs="Courier New" w:eastAsia="Courier New" w:hAnsi="Courier New"/>
+                <w:sz w:val="18"/>
+                <w:szCs w:val="18"/>
+              </w:rPr>
+              <w:t xml:space="preserve">form_name</w:t>
+            </w:r>
+          </w:p>
+        </w:tc>
+        <w:tc>
+          <w:tcPr>
+            <w:tcW w:type="dxa" w:w="1400"/>
+            <w:tcBorders>
+              <w:top w:val="single" w:color="CCCCCC" w:sz="1"/>
+              <w:left w:val="single" w:color="CCCCCC" w:sz="1"/>
+              <w:bottom w:val="single" w:color="CCCCCC" w:sz="1"/>
+              <w:right w:val="single" w:color="CCCCCC" w:sz="1"/>
+            </w:tcBorders>
+            <w:shd w:fill="F5F5F5" w:val="clear"/>
+            <w:tcMar>
+              <w:top w:type="dxa" w:w="80"/>
+              <w:left w:type="dxa" w:w="120"/>
+              <w:bottom w:type="dxa" w:w="80"/>
+              <w:right w:type="dxa" w:w="120"/>
+            </w:tcMar>
+          </w:tcPr>
+          <w:p>
+            <w:r>
+              <w:rPr>
+                <w:rFonts w:ascii="Courier New" w:cs="Courier New" w:eastAsia="Courier New" w:hAnsi="Courier New"/>
+                <w:sz w:val="18"/>
+                <w:szCs w:val="18"/>
+              </w:rPr>
+              <w:t xml:space="preserve">string</w:t>
+            </w:r>
+          </w:p>
+        </w:tc>
+        <w:tc>
+          <w:tcPr>
+            <w:tcW w:type="dxa" w:w="6160"/>
+            <w:tcBorders>
+              <w:top w:val="single" w:color="CCCCCC" w:sz="1"/>
+              <w:left w:val="single" w:color="CCCCCC" w:sz="1"/>
+              <w:bottom w:val="single" w:color="CCCCCC" w:sz="1"/>
+              <w:right w:val="single" w:color="CCCCCC" w:sz="1"/>
+            </w:tcBorders>
+            <w:shd w:fill="F5F5F5" w:val="clear"/>
+            <w:tcMar>
+              <w:top w:type="dxa" w:w="80"/>
+              <w:left w:type="dxa" w:w="120"/>
+              <w:bottom w:type="dxa" w:w="80"/>
+              <w:right w:type="dxa" w:w="120"/>
+            </w:tcMar>
+          </w:tcPr>
+          <w:p>
+            <w:r>
+              <w:rPr>
+                <w:rFonts w:ascii="Courier New" w:cs="Courier New" w:eastAsia="Courier New" w:hAnsi="Courier New"/>
+                <w:sz w:val="18"/>
+                <w:szCs w:val="18"/>
+              </w:rPr>
+              <w:t xml:space="preserve">name del &lt;form&gt; ancestro</w:t>
+            </w:r>
+          </w:p>
+        </w:tc>
+      </w:tr>
+      <w:tr>
+        <w:tc>
+          <w:tcPr>
+            <w:tcW w:type="dxa" w:w="1800"/>
+            <w:tcBorders>
+              <w:top w:val="single" w:color="CCCCCC" w:sz="1"/>
+              <w:left w:val="single" w:color="CCCCCC" w:sz="1"/>
+              <w:bottom w:val="single" w:color="CCCCCC" w:sz="1"/>
+              <w:right w:val="single" w:color="CCCCCC" w:sz="1"/>
+            </w:tcBorders>
+            <w:shd w:fill="FFFFFF" w:val="clear"/>
+            <w:tcMar>
+              <w:top w:type="dxa" w:w="80"/>
+              <w:left w:type="dxa" w:w="120"/>
+              <w:bottom w:type="dxa" w:w="80"/>
+              <w:right w:type="dxa" w:w="120"/>
+            </w:tcMar>
+          </w:tcPr>
+          <w:p>
+            <w:r>
+              <w:rPr>
+                <w:rFonts w:ascii="Courier New" w:cs="Courier New" w:eastAsia="Courier New" w:hAnsi="Courier New"/>
+                <w:sz w:val="18"/>
+                <w:szCs w:val="18"/>
+              </w:rPr>
+              <w:t xml:space="preserve">form_action</w:t>
+            </w:r>
+          </w:p>
+        </w:tc>
+        <w:tc>
+          <w:tcPr>
+            <w:tcW w:type="dxa" w:w="1400"/>
+            <w:tcBorders>
+              <w:top w:val="single" w:color="CCCCCC" w:sz="1"/>
+              <w:left w:val="single" w:color="CCCCCC" w:sz="1"/>
+              <w:bottom w:val="single" w:color="CCCCCC" w:sz="1"/>
+              <w:right w:val="single" w:color="CCCCCC" w:sz="1"/>
+            </w:tcBorders>
+            <w:shd w:fill="FFFFFF" w:val="clear"/>
+            <w:tcMar>
+              <w:top w:type="dxa" w:w="80"/>
+              <w:left w:type="dxa" w:w="120"/>
+              <w:bottom w:type="dxa" w:w="80"/>
+              <w:right w:type="dxa" w:w="120"/>
+            </w:tcMar>
+          </w:tcPr>
+          <w:p>
+            <w:r>
+              <w:rPr>
+                <w:rFonts w:ascii="Courier New" w:cs="Courier New" w:eastAsia="Courier New" w:hAnsi="Courier New"/>
+                <w:sz w:val="18"/>
+                <w:szCs w:val="18"/>
+              </w:rPr>
+              <w:t xml:space="preserve">string</w:t>
+            </w:r>
+          </w:p>
+        </w:tc>
+        <w:tc>
+          <w:tcPr>
+            <w:tcW w:type="dxa" w:w="6160"/>
+            <w:tcBorders>
+              <w:top w:val="single" w:color="CCCCCC" w:sz="1"/>
+              <w:left w:val="single" w:color="CCCCCC" w:sz="1"/>
+              <w:bottom w:val="single" w:color="CCCCCC" w:sz="1"/>
+              <w:right w:val="single" w:color="CCCCCC" w:sz="1"/>
+            </w:tcBorders>
+            <w:shd w:fill="FFFFFF" w:val="clear"/>
+            <w:tcMar>
+              <w:top w:type="dxa" w:w="80"/>
+              <w:left w:type="dxa" w:w="120"/>
+              <w:bottom w:type="dxa" w:w="80"/>
+              <w:right w:type="dxa" w:w="120"/>
+            </w:tcMar>
+          </w:tcPr>
+          <w:p>
+            <w:r>
+              <w:rPr>
+                <w:rFonts w:ascii="Courier New" w:cs="Courier New" w:eastAsia="Courier New" w:hAnsi="Courier New"/>
+                <w:sz w:val="18"/>
+                <w:szCs w:val="18"/>
+              </w:rPr>
+              <w:t xml:space="preserve">action del &lt;form&gt; ancestro (endpoint del submit)</w:t>
+            </w:r>
+          </w:p>
+        </w:tc>
+      </w:tr>
     </w:tbl>
     <w:p>
       <w:pPr>
@@ -4281,7 +4711,8 @@
         </w:rPr>
         <w:t xml:space="preserve">  selectors.testid &gt; selectors.id &gt; selectors.name &gt; selectors.css &gt; selectors.xpath
   La IA debe usar el primero no vacio. xpath es ultimo recurso porque rompe ante cambios de DOM.
-  getXPath() y getCssPath() saltan ids inestables (j_idt, view_24, css-xyz, ng-*, mat-*, etc.)</w:t>
+  getXPath() y getCssPath() saltan ids inestables (j_idt, view_24, css-xyz, ng-*, mat-*, etc.)
+  form_* permiten agrupar inputs por formulario y entender que pertenece al mismo submit.</w:t>
       </w:r>
     </w:p>
     <w:p>
@@ -6095,7 +6526,7 @@
                 <w:sz w:val="18"/>
                 <w:szCs w:val="18"/>
               </w:rPr>
-              <w:t xml:space="preserve">Valor actual del campo (debounce 800ms)</w:t>
+              <w:t xml:space="preserve">Valor actual del campo (debounce 800ms). "[REDACTED]" si el campo es sensible</w:t>
             </w:r>
           </w:p>
         </w:tc>
@@ -6211,6 +6642,178 @@
                 <w:sz w:val="18"/>
                 <w:szCs w:val="18"/>
               </w:rPr>
+              <w:t xml:space="preserve">value_length</w:t>
+            </w:r>
+          </w:p>
+        </w:tc>
+        <w:tc>
+          <w:tcPr>
+            <w:tcW w:type="dxa" w:w="1400"/>
+            <w:tcBorders>
+              <w:top w:val="single" w:color="CCCCCC" w:sz="1"/>
+              <w:left w:val="single" w:color="CCCCCC" w:sz="1"/>
+              <w:bottom w:val="single" w:color="CCCCCC" w:sz="1"/>
+              <w:right w:val="single" w:color="CCCCCC" w:sz="1"/>
+            </w:tcBorders>
+            <w:shd w:fill="FFFFFF" w:val="clear"/>
+            <w:tcMar>
+              <w:top w:type="dxa" w:w="80"/>
+              <w:left w:type="dxa" w:w="120"/>
+              <w:bottom w:type="dxa" w:w="80"/>
+              <w:right w:type="dxa" w:w="120"/>
+            </w:tcMar>
+          </w:tcPr>
+          <w:p>
+            <w:r>
+              <w:rPr>
+                <w:rFonts w:ascii="Courier New" w:cs="Courier New" w:eastAsia="Courier New" w:hAnsi="Courier New"/>
+                <w:sz w:val="18"/>
+                <w:szCs w:val="18"/>
+              </w:rPr>
+              <w:t xml:space="preserve">int</w:t>
+            </w:r>
+          </w:p>
+        </w:tc>
+        <w:tc>
+          <w:tcPr>
+            <w:tcW w:type="dxa" w:w="6160"/>
+            <w:tcBorders>
+              <w:top w:val="single" w:color="CCCCCC" w:sz="1"/>
+              <w:left w:val="single" w:color="CCCCCC" w:sz="1"/>
+              <w:bottom w:val="single" w:color="CCCCCC" w:sz="1"/>
+              <w:right w:val="single" w:color="CCCCCC" w:sz="1"/>
+            </w:tcBorders>
+            <w:shd w:fill="FFFFFF" w:val="clear"/>
+            <w:tcMar>
+              <w:top w:type="dxa" w:w="80"/>
+              <w:left w:type="dxa" w:w="120"/>
+              <w:bottom w:type="dxa" w:w="80"/>
+              <w:right w:type="dxa" w:w="120"/>
+            </w:tcMar>
+          </w:tcPr>
+          <w:p>
+            <w:r>
+              <w:rPr>
+                <w:rFonts w:ascii="Courier New" w:cs="Courier New" w:eastAsia="Courier New" w:hAnsi="Courier New"/>
+                <w:sz w:val="18"/>
+                <w:szCs w:val="18"/>
+              </w:rPr>
+              <w:t xml:space="preserve">Longitud del valor original (solo si redacted=true)</w:t>
+            </w:r>
+          </w:p>
+        </w:tc>
+      </w:tr>
+      <w:tr>
+        <w:tc>
+          <w:tcPr>
+            <w:tcW w:type="dxa" w:w="1800"/>
+            <w:tcBorders>
+              <w:top w:val="single" w:color="CCCCCC" w:sz="1"/>
+              <w:left w:val="single" w:color="CCCCCC" w:sz="1"/>
+              <w:bottom w:val="single" w:color="CCCCCC" w:sz="1"/>
+              <w:right w:val="single" w:color="CCCCCC" w:sz="1"/>
+            </w:tcBorders>
+            <w:shd w:fill="F5F5F5" w:val="clear"/>
+            <w:tcMar>
+              <w:top w:type="dxa" w:w="80"/>
+              <w:left w:type="dxa" w:w="120"/>
+              <w:bottom w:type="dxa" w:w="80"/>
+              <w:right w:type="dxa" w:w="120"/>
+            </w:tcMar>
+          </w:tcPr>
+          <w:p>
+            <w:r>
+              <w:rPr>
+                <w:rFonts w:ascii="Courier New" w:cs="Courier New" w:eastAsia="Courier New" w:hAnsi="Courier New"/>
+                <w:sz w:val="18"/>
+                <w:szCs w:val="18"/>
+              </w:rPr>
+              <w:t xml:space="preserve">redacted</w:t>
+            </w:r>
+          </w:p>
+        </w:tc>
+        <w:tc>
+          <w:tcPr>
+            <w:tcW w:type="dxa" w:w="1400"/>
+            <w:tcBorders>
+              <w:top w:val="single" w:color="CCCCCC" w:sz="1"/>
+              <w:left w:val="single" w:color="CCCCCC" w:sz="1"/>
+              <w:bottom w:val="single" w:color="CCCCCC" w:sz="1"/>
+              <w:right w:val="single" w:color="CCCCCC" w:sz="1"/>
+            </w:tcBorders>
+            <w:shd w:fill="F5F5F5" w:val="clear"/>
+            <w:tcMar>
+              <w:top w:type="dxa" w:w="80"/>
+              <w:left w:type="dxa" w:w="120"/>
+              <w:bottom w:type="dxa" w:w="80"/>
+              <w:right w:type="dxa" w:w="120"/>
+            </w:tcMar>
+          </w:tcPr>
+          <w:p>
+            <w:r>
+              <w:rPr>
+                <w:rFonts w:ascii="Courier New" w:cs="Courier New" w:eastAsia="Courier New" w:hAnsi="Courier New"/>
+                <w:sz w:val="18"/>
+                <w:szCs w:val="18"/>
+              </w:rPr>
+              <w:t xml:space="preserve">bool</w:t>
+            </w:r>
+          </w:p>
+        </w:tc>
+        <w:tc>
+          <w:tcPr>
+            <w:tcW w:type="dxa" w:w="6160"/>
+            <w:tcBorders>
+              <w:top w:val="single" w:color="CCCCCC" w:sz="1"/>
+              <w:left w:val="single" w:color="CCCCCC" w:sz="1"/>
+              <w:bottom w:val="single" w:color="CCCCCC" w:sz="1"/>
+              <w:right w:val="single" w:color="CCCCCC" w:sz="1"/>
+            </w:tcBorders>
+            <w:shd w:fill="F5F5F5" w:val="clear"/>
+            <w:tcMar>
+              <w:top w:type="dxa" w:w="80"/>
+              <w:left w:type="dxa" w:w="120"/>
+              <w:bottom w:type="dxa" w:w="80"/>
+              <w:right w:type="dxa" w:w="120"/>
+            </w:tcMar>
+          </w:tcPr>
+          <w:p>
+            <w:r>
+              <w:rPr>
+                <w:rFonts w:ascii="Courier New" w:cs="Courier New" w:eastAsia="Courier New" w:hAnsi="Courier New"/>
+                <w:sz w:val="18"/>
+                <w:szCs w:val="18"/>
+              </w:rPr>
+              <w:t xml:space="preserve">true si el campo fue redactado (password, CC, CVV, etc.)</w:t>
+            </w:r>
+          </w:p>
+        </w:tc>
+      </w:tr>
+      <w:tr>
+        <w:tc>
+          <w:tcPr>
+            <w:tcW w:type="dxa" w:w="1800"/>
+            <w:tcBorders>
+              <w:top w:val="single" w:color="CCCCCC" w:sz="1"/>
+              <w:left w:val="single" w:color="CCCCCC" w:sz="1"/>
+              <w:bottom w:val="single" w:color="CCCCCC" w:sz="1"/>
+              <w:right w:val="single" w:color="CCCCCC" w:sz="1"/>
+            </w:tcBorders>
+            <w:shd w:fill="FFFFFF" w:val="clear"/>
+            <w:tcMar>
+              <w:top w:type="dxa" w:w="80"/>
+              <w:left w:type="dxa" w:w="120"/>
+              <w:bottom w:type="dxa" w:w="80"/>
+              <w:right w:type="dxa" w:w="120"/>
+            </w:tcMar>
+          </w:tcPr>
+          <w:p>
+            <w:r>
+              <w:rPr>
+                <w:rFonts w:ascii="Courier New" w:cs="Courier New" w:eastAsia="Courier New" w:hAnsi="Courier New"/>
+                <w:sz w:val="18"/>
+                <w:szCs w:val="18"/>
+              </w:rPr>
               <w:t xml:space="preserve">...campos base</w:t>
             </w:r>
           </w:p>
@@ -6267,12 +6870,31 @@
                 <w:sz w:val="18"/>
                 <w:szCs w:val="18"/>
               </w:rPr>
-              <w:t xml:space="preserve">tag, selectors, etc.</w:t>
+              <w:t xml:space="preserve">tag, selectors, label, placeholder, form_id, etc.</w:t>
             </w:r>
           </w:p>
         </w:tc>
       </w:tr>
     </w:tbl>
+    <w:p>
+      <w:pPr>
+        <w:spacing w:before="60"/>
+      </w:pPr>
+      <w:r>
+        <w:rPr>
+          <w:rFonts w:ascii="Courier New" w:cs="Courier New" w:eastAsia="Courier New" w:hAnsi="Courier New"/>
+          <w:color w:val="555555"/>
+          <w:sz w:val="18"/>
+          <w:szCs w:val="18"/>
+        </w:rPr>
+        <w:t xml:space="preserve">  Heuristicas de redaccion (content.js):
+    - type=password
+    - autocomplete=current-password|new-password|one-time-code|cc-number|cc-csc|cc-exp*
+    - name/id/aria-label/placeholder contiene: password, passwd, pwd, secret, token,
+      api_key, cvv, cvc, card-number, cardnum, expir, ssn, dni, cuit, tax-id, pin
+  Limitacion: eventos `typed` del sistema (pynput) no pasan por este filtro.</w:t>
+      </w:r>
+    </w:p>
     <w:p>
       <w:pPr>
         <w:spacing w:after="100" w:before="300"/>
@@ -9078,7 +9700,7 @@
                 <w:sz w:val="18"/>
                 <w:szCs w:val="18"/>
               </w:rPr>
-              <w:t xml:space="preserve">Texto pegado (max 300)</w:t>
+              <w:t xml:space="preserve">Texto pegado (max 300). "[REDACTED]" si el destino es sensible</w:t>
             </w:r>
           </w:p>
         </w:tc>
@@ -9108,6 +9730,178 @@
                 <w:sz w:val="18"/>
                 <w:szCs w:val="18"/>
               </w:rPr>
+              <w:t xml:space="preserve">text_length</w:t>
+            </w:r>
+          </w:p>
+        </w:tc>
+        <w:tc>
+          <w:tcPr>
+            <w:tcW w:type="dxa" w:w="1400"/>
+            <w:tcBorders>
+              <w:top w:val="single" w:color="CCCCCC" w:sz="1"/>
+              <w:left w:val="single" w:color="CCCCCC" w:sz="1"/>
+              <w:bottom w:val="single" w:color="CCCCCC" w:sz="1"/>
+              <w:right w:val="single" w:color="CCCCCC" w:sz="1"/>
+            </w:tcBorders>
+            <w:shd w:fill="F5F5F5" w:val="clear"/>
+            <w:tcMar>
+              <w:top w:type="dxa" w:w="80"/>
+              <w:left w:type="dxa" w:w="120"/>
+              <w:bottom w:type="dxa" w:w="80"/>
+              <w:right w:type="dxa" w:w="120"/>
+            </w:tcMar>
+          </w:tcPr>
+          <w:p>
+            <w:r>
+              <w:rPr>
+                <w:rFonts w:ascii="Courier New" w:cs="Courier New" w:eastAsia="Courier New" w:hAnsi="Courier New"/>
+                <w:sz w:val="18"/>
+                <w:szCs w:val="18"/>
+              </w:rPr>
+              <w:t xml:space="preserve">int</w:t>
+            </w:r>
+          </w:p>
+        </w:tc>
+        <w:tc>
+          <w:tcPr>
+            <w:tcW w:type="dxa" w:w="6160"/>
+            <w:tcBorders>
+              <w:top w:val="single" w:color="CCCCCC" w:sz="1"/>
+              <w:left w:val="single" w:color="CCCCCC" w:sz="1"/>
+              <w:bottom w:val="single" w:color="CCCCCC" w:sz="1"/>
+              <w:right w:val="single" w:color="CCCCCC" w:sz="1"/>
+            </w:tcBorders>
+            <w:shd w:fill="F5F5F5" w:val="clear"/>
+            <w:tcMar>
+              <w:top w:type="dxa" w:w="80"/>
+              <w:left w:type="dxa" w:w="120"/>
+              <w:bottom w:type="dxa" w:w="80"/>
+              <w:right w:type="dxa" w:w="120"/>
+            </w:tcMar>
+          </w:tcPr>
+          <w:p>
+            <w:r>
+              <w:rPr>
+                <w:rFonts w:ascii="Courier New" w:cs="Courier New" w:eastAsia="Courier New" w:hAnsi="Courier New"/>
+                <w:sz w:val="18"/>
+                <w:szCs w:val="18"/>
+              </w:rPr>
+              <w:t xml:space="preserve">Longitud original del texto pegado (solo si redacted=true)</w:t>
+            </w:r>
+          </w:p>
+        </w:tc>
+      </w:tr>
+      <w:tr>
+        <w:tc>
+          <w:tcPr>
+            <w:tcW w:type="dxa" w:w="1800"/>
+            <w:tcBorders>
+              <w:top w:val="single" w:color="CCCCCC" w:sz="1"/>
+              <w:left w:val="single" w:color="CCCCCC" w:sz="1"/>
+              <w:bottom w:val="single" w:color="CCCCCC" w:sz="1"/>
+              <w:right w:val="single" w:color="CCCCCC" w:sz="1"/>
+            </w:tcBorders>
+            <w:shd w:fill="FFFFFF" w:val="clear"/>
+            <w:tcMar>
+              <w:top w:type="dxa" w:w="80"/>
+              <w:left w:type="dxa" w:w="120"/>
+              <w:bottom w:type="dxa" w:w="80"/>
+              <w:right w:type="dxa" w:w="120"/>
+            </w:tcMar>
+          </w:tcPr>
+          <w:p>
+            <w:r>
+              <w:rPr>
+                <w:rFonts w:ascii="Courier New" w:cs="Courier New" w:eastAsia="Courier New" w:hAnsi="Courier New"/>
+                <w:sz w:val="18"/>
+                <w:szCs w:val="18"/>
+              </w:rPr>
+              <w:t xml:space="preserve">redacted</w:t>
+            </w:r>
+          </w:p>
+        </w:tc>
+        <w:tc>
+          <w:tcPr>
+            <w:tcW w:type="dxa" w:w="1400"/>
+            <w:tcBorders>
+              <w:top w:val="single" w:color="CCCCCC" w:sz="1"/>
+              <w:left w:val="single" w:color="CCCCCC" w:sz="1"/>
+              <w:bottom w:val="single" w:color="CCCCCC" w:sz="1"/>
+              <w:right w:val="single" w:color="CCCCCC" w:sz="1"/>
+            </w:tcBorders>
+            <w:shd w:fill="FFFFFF" w:val="clear"/>
+            <w:tcMar>
+              <w:top w:type="dxa" w:w="80"/>
+              <w:left w:type="dxa" w:w="120"/>
+              <w:bottom w:type="dxa" w:w="80"/>
+              <w:right w:type="dxa" w:w="120"/>
+            </w:tcMar>
+          </w:tcPr>
+          <w:p>
+            <w:r>
+              <w:rPr>
+                <w:rFonts w:ascii="Courier New" w:cs="Courier New" w:eastAsia="Courier New" w:hAnsi="Courier New"/>
+                <w:sz w:val="18"/>
+                <w:szCs w:val="18"/>
+              </w:rPr>
+              <w:t xml:space="preserve">bool</w:t>
+            </w:r>
+          </w:p>
+        </w:tc>
+        <w:tc>
+          <w:tcPr>
+            <w:tcW w:type="dxa" w:w="6160"/>
+            <w:tcBorders>
+              <w:top w:val="single" w:color="CCCCCC" w:sz="1"/>
+              <w:left w:val="single" w:color="CCCCCC" w:sz="1"/>
+              <w:bottom w:val="single" w:color="CCCCCC" w:sz="1"/>
+              <w:right w:val="single" w:color="CCCCCC" w:sz="1"/>
+            </w:tcBorders>
+            <w:shd w:fill="FFFFFF" w:val="clear"/>
+            <w:tcMar>
+              <w:top w:type="dxa" w:w="80"/>
+              <w:left w:type="dxa" w:w="120"/>
+              <w:bottom w:type="dxa" w:w="80"/>
+              <w:right w:type="dxa" w:w="120"/>
+            </w:tcMar>
+          </w:tcPr>
+          <w:p>
+            <w:r>
+              <w:rPr>
+                <w:rFonts w:ascii="Courier New" w:cs="Courier New" w:eastAsia="Courier New" w:hAnsi="Courier New"/>
+                <w:sz w:val="18"/>
+                <w:szCs w:val="18"/>
+              </w:rPr>
+              <w:t xml:space="preserve">true si el campo destino fue redactado</w:t>
+            </w:r>
+          </w:p>
+        </w:tc>
+      </w:tr>
+      <w:tr>
+        <w:tc>
+          <w:tcPr>
+            <w:tcW w:type="dxa" w:w="1800"/>
+            <w:tcBorders>
+              <w:top w:val="single" w:color="CCCCCC" w:sz="1"/>
+              <w:left w:val="single" w:color="CCCCCC" w:sz="1"/>
+              <w:bottom w:val="single" w:color="CCCCCC" w:sz="1"/>
+              <w:right w:val="single" w:color="CCCCCC" w:sz="1"/>
+            </w:tcBorders>
+            <w:shd w:fill="F5F5F5" w:val="clear"/>
+            <w:tcMar>
+              <w:top w:type="dxa" w:w="80"/>
+              <w:left w:type="dxa" w:w="120"/>
+              <w:bottom w:type="dxa" w:w="80"/>
+              <w:right w:type="dxa" w:w="120"/>
+            </w:tcMar>
+          </w:tcPr>
+          <w:p>
+            <w:r>
+              <w:rPr>
+                <w:rFonts w:ascii="Courier New" w:cs="Courier New" w:eastAsia="Courier New" w:hAnsi="Courier New"/>
+                <w:sz w:val="18"/>
+                <w:szCs w:val="18"/>
+              </w:rPr>
               <w:t xml:space="preserve">...campos base</w:t>
             </w:r>
           </w:p>
@@ -9164,7 +9958,7 @@
                 <w:sz w:val="18"/>
                 <w:szCs w:val="18"/>
               </w:rPr>
-              <w:t xml:space="preserve">Campos del elemento destino del pegado</w:t>
+              <w:t xml:space="preserve">Campos del elemento destino, incluido form_id si aplica</w:t>
             </w:r>
           </w:p>
         </w:tc>
